--- a/New folder/PySpark-Functions - Day_4-DE.docx
+++ b/New folder/PySpark-Functions - Day_4-DE.docx
@@ -26,27 +26,7 @@
           <w:sz w:val="20"/>
           <w:szCs w:val="20"/>
         </w:rPr>
-        <w:t xml:space="preserve">What is </w:t>
-      </w:r>
-      <w:proofErr w:type="spellStart"/>
-      <w:r>
-        <w:rPr>
-          <w:b/>
-          <w:color w:val="333333"/>
-          <w:sz w:val="20"/>
-          <w:szCs w:val="20"/>
-        </w:rPr>
-        <w:t>PySpark</w:t>
-      </w:r>
-      <w:proofErr w:type="spellEnd"/>
-      <w:r>
-        <w:rPr>
-          <w:b/>
-          <w:color w:val="333333"/>
-          <w:sz w:val="20"/>
-          <w:szCs w:val="20"/>
-        </w:rPr>
-        <w:t xml:space="preserve"> Partition?</w:t>
+        <w:t>What is PySpark Partition?</w:t>
       </w:r>
     </w:p>
     <w:p>
@@ -60,131 +40,13 @@
           <w:szCs w:val="20"/>
         </w:rPr>
       </w:pPr>
-      <w:proofErr w:type="spellStart"/>
-      <w:r>
-        <w:rPr>
-          <w:color w:val="4A4A4A"/>
-          <w:sz w:val="20"/>
-          <w:szCs w:val="20"/>
-        </w:rPr>
-        <w:t>PySpark</w:t>
-      </w:r>
-      <w:proofErr w:type="spellEnd"/>
-      <w:r>
-        <w:rPr>
-          <w:color w:val="4A4A4A"/>
-          <w:sz w:val="20"/>
-          <w:szCs w:val="20"/>
-        </w:rPr>
-        <w:t xml:space="preserve"> partition is a way to split a large dataset into smaller datasets based on one or more partition keys. When you create a </w:t>
-      </w:r>
-      <w:proofErr w:type="spellStart"/>
-      <w:r>
-        <w:rPr>
-          <w:color w:val="4A4A4A"/>
-          <w:sz w:val="20"/>
-          <w:szCs w:val="20"/>
-        </w:rPr>
-        <w:t>DataFrame</w:t>
-      </w:r>
-      <w:proofErr w:type="spellEnd"/>
-      <w:r>
-        <w:rPr>
-          <w:color w:val="4A4A4A"/>
-          <w:sz w:val="20"/>
-          <w:szCs w:val="20"/>
-        </w:rPr>
-        <w:t xml:space="preserve"> from a file/table, based on certain parameters </w:t>
-      </w:r>
-      <w:proofErr w:type="spellStart"/>
-      <w:r>
-        <w:rPr>
-          <w:color w:val="4A4A4A"/>
-          <w:sz w:val="20"/>
-          <w:szCs w:val="20"/>
-        </w:rPr>
-        <w:t>PySpark</w:t>
-      </w:r>
-      <w:proofErr w:type="spellEnd"/>
-      <w:r>
-        <w:rPr>
-          <w:color w:val="4A4A4A"/>
-          <w:sz w:val="20"/>
-          <w:szCs w:val="20"/>
-        </w:rPr>
-        <w:t xml:space="preserve"> creates the </w:t>
-      </w:r>
-      <w:proofErr w:type="spellStart"/>
-      <w:r>
-        <w:rPr>
-          <w:color w:val="4A4A4A"/>
-          <w:sz w:val="20"/>
-          <w:szCs w:val="20"/>
-        </w:rPr>
-        <w:t>DataFrame</w:t>
-      </w:r>
-      <w:proofErr w:type="spellEnd"/>
-      <w:r>
-        <w:rPr>
-          <w:color w:val="4A4A4A"/>
-          <w:sz w:val="20"/>
-          <w:szCs w:val="20"/>
-        </w:rPr>
-        <w:t xml:space="preserve"> with a certain number of partitions in memory. This is one of the main advantages of </w:t>
-      </w:r>
-      <w:proofErr w:type="spellStart"/>
-      <w:r>
-        <w:rPr>
-          <w:color w:val="4A4A4A"/>
-          <w:sz w:val="20"/>
-          <w:szCs w:val="20"/>
-        </w:rPr>
-        <w:t>PySpark</w:t>
-      </w:r>
-      <w:proofErr w:type="spellEnd"/>
-      <w:r>
-        <w:rPr>
-          <w:color w:val="4A4A4A"/>
-          <w:sz w:val="20"/>
-          <w:szCs w:val="20"/>
-        </w:rPr>
-        <w:t xml:space="preserve"> </w:t>
-      </w:r>
-      <w:proofErr w:type="spellStart"/>
-      <w:r>
-        <w:rPr>
-          <w:color w:val="4A4A4A"/>
-          <w:sz w:val="20"/>
-          <w:szCs w:val="20"/>
-        </w:rPr>
-        <w:t>DataFrame</w:t>
-      </w:r>
-      <w:proofErr w:type="spellEnd"/>
-      <w:r>
-        <w:rPr>
-          <w:color w:val="4A4A4A"/>
-          <w:sz w:val="20"/>
-          <w:szCs w:val="20"/>
-        </w:rPr>
-        <w:t xml:space="preserve"> over Pandas </w:t>
-      </w:r>
-      <w:proofErr w:type="spellStart"/>
-      <w:r>
-        <w:rPr>
-          <w:color w:val="4A4A4A"/>
-          <w:sz w:val="20"/>
-          <w:szCs w:val="20"/>
-        </w:rPr>
-        <w:t>DataFrame</w:t>
-      </w:r>
-      <w:proofErr w:type="spellEnd"/>
-      <w:r>
-        <w:rPr>
-          <w:color w:val="4A4A4A"/>
-          <w:sz w:val="20"/>
-          <w:szCs w:val="20"/>
-        </w:rPr>
-        <w:t>. Transformations on partitioned data run faster as they execute transformations parallelly for each partition.</w:t>
+      <w:r>
+        <w:rPr>
+          <w:color w:val="4A4A4A"/>
+          <w:sz w:val="20"/>
+          <w:szCs w:val="20"/>
+        </w:rPr>
+        <w:t>PySpark partition is a way to split a large dataset into smaller datasets based on one or more partition keys. When you create a DataFrame from a file/table, based on certain parameters PySpark creates the DataFrame with a certain number of partitions in memory. This is one of the main advantages of PySpark DataFrame over Pandas DataFrame. Transformations on partitioned data run faster as they execute transformations parallelly for each partition.</w:t>
       </w:r>
     </w:p>
     <w:p>
@@ -198,41 +60,13 @@
           <w:szCs w:val="20"/>
         </w:rPr>
       </w:pPr>
-      <w:proofErr w:type="spellStart"/>
-      <w:r>
-        <w:rPr>
-          <w:color w:val="4A4A4A"/>
-          <w:sz w:val="20"/>
-          <w:szCs w:val="20"/>
-        </w:rPr>
-        <w:t>PySpark</w:t>
-      </w:r>
-      <w:proofErr w:type="spellEnd"/>
-      <w:r>
-        <w:rPr>
-          <w:color w:val="4A4A4A"/>
-          <w:sz w:val="20"/>
-          <w:szCs w:val="20"/>
-        </w:rPr>
-        <w:t xml:space="preserve"> supports partition in two ways; partition in memory (</w:t>
-      </w:r>
-      <w:proofErr w:type="spellStart"/>
-      <w:r>
-        <w:rPr>
-          <w:color w:val="4A4A4A"/>
-          <w:sz w:val="20"/>
-          <w:szCs w:val="20"/>
-        </w:rPr>
-        <w:t>DataFrame</w:t>
-      </w:r>
-      <w:proofErr w:type="spellEnd"/>
-      <w:r>
-        <w:rPr>
-          <w:color w:val="4A4A4A"/>
-          <w:sz w:val="20"/>
-          <w:szCs w:val="20"/>
-        </w:rPr>
-        <w:t>) and partition on the disk (File system).</w:t>
+      <w:r>
+        <w:rPr>
+          <w:color w:val="4A4A4A"/>
+          <w:sz w:val="20"/>
+          <w:szCs w:val="20"/>
+        </w:rPr>
+        <w:t>PySpark supports partition in two ways; partition in memory (DataFrame) and partition on the disk (File system).</w:t>
       </w:r>
     </w:p>
     <w:p>
@@ -252,27 +86,8 @@
           <w:sz w:val="20"/>
           <w:szCs w:val="20"/>
         </w:rPr>
-        <w:t xml:space="preserve">Partition in memory: You can partition or repartition the </w:t>
-      </w:r>
-      <w:proofErr w:type="spellStart"/>
-      <w:r>
-        <w:rPr>
-          <w:color w:val="4A4A4A"/>
-          <w:sz w:val="20"/>
-          <w:szCs w:val="20"/>
-        </w:rPr>
-        <w:t>DataFrame</w:t>
-      </w:r>
-      <w:proofErr w:type="spellEnd"/>
-      <w:r>
-        <w:rPr>
-          <w:color w:val="4A4A4A"/>
-          <w:sz w:val="20"/>
-          <w:szCs w:val="20"/>
-        </w:rPr>
-        <w:t xml:space="preserve"> by calling </w:t>
-      </w:r>
-      <w:proofErr w:type="gramStart"/>
+        <w:t xml:space="preserve">Partition in memory: You can partition or repartition the DataFrame by calling </w:t>
+      </w:r>
       <w:r>
         <w:rPr>
           <w:rFonts w:ascii="Courier New" w:eastAsia="Courier New" w:hAnsi="Courier New" w:cs="Courier New"/>
@@ -281,9 +96,16 @@
           <w:szCs w:val="20"/>
           <w:shd w:val="clear" w:color="auto" w:fill="E3E3E4"/>
         </w:rPr>
-        <w:t>repartition(</w:t>
-      </w:r>
-      <w:proofErr w:type="gramEnd"/>
+        <w:t>repartition()</w:t>
+      </w:r>
+      <w:r>
+        <w:rPr>
+          <w:color w:val="4A4A4A"/>
+          <w:sz w:val="20"/>
+          <w:szCs w:val="20"/>
+        </w:rPr>
+        <w:t xml:space="preserve"> or </w:t>
+      </w:r>
       <w:r>
         <w:rPr>
           <w:rFonts w:ascii="Courier New" w:eastAsia="Courier New" w:hAnsi="Courier New" w:cs="Courier New"/>
@@ -292,179 +114,69 @@
           <w:szCs w:val="20"/>
           <w:shd w:val="clear" w:color="auto" w:fill="E3E3E4"/>
         </w:rPr>
-        <w:t>)</w:t>
-      </w:r>
-      <w:r>
-        <w:rPr>
-          <w:color w:val="4A4A4A"/>
-          <w:sz w:val="20"/>
-          <w:szCs w:val="20"/>
-        </w:rPr>
-        <w:t xml:space="preserve"> or </w:t>
-      </w:r>
-      <w:proofErr w:type="gramStart"/>
+        <w:t>coalesce()</w:t>
+      </w:r>
+      <w:r>
+        <w:rPr>
+          <w:color w:val="4A4A4A"/>
+          <w:sz w:val="20"/>
+          <w:szCs w:val="20"/>
+        </w:rPr>
+        <w:t xml:space="preserve"> transformations.</w:t>
+      </w:r>
+    </w:p>
+    <w:p>
+      <w:pPr>
+        <w:shd w:val="clear" w:color="auto" w:fill="FFFFFF"/>
+        <w:spacing w:after="20" w:line="240" w:lineRule="auto"/>
+        <w:jc w:val="both"/>
+        <w:rPr>
+          <w:color w:val="4A4A4A"/>
+          <w:sz w:val="20"/>
+          <w:szCs w:val="20"/>
+        </w:rPr>
+      </w:pPr>
+      <w:r>
+        <w:rPr>
+          <w:color w:val="4A4A4A"/>
+          <w:sz w:val="20"/>
+          <w:szCs w:val="20"/>
+        </w:rPr>
+        <w:t xml:space="preserve">Partition on disk: While writing the PySpark DataFrame back to disk, you can choose how to partition the data based on columns using </w:t>
+      </w:r>
       <w:r>
         <w:rPr>
           <w:rFonts w:ascii="Courier New" w:eastAsia="Courier New" w:hAnsi="Courier New" w:cs="Courier New"/>
-          <w:color w:val="4A4A4A"/>
           <w:sz w:val="20"/>
           <w:szCs w:val="20"/>
           <w:shd w:val="clear" w:color="auto" w:fill="E3E3E4"/>
         </w:rPr>
-        <w:t>coalesce(</w:t>
-      </w:r>
-      <w:proofErr w:type="gramEnd"/>
+        <w:t>partitionBy()</w:t>
+      </w:r>
+      <w:r>
+        <w:rPr>
+          <w:color w:val="4A4A4A"/>
+          <w:sz w:val="20"/>
+          <w:szCs w:val="20"/>
+        </w:rPr>
+        <w:t xml:space="preserve"> of </w:t>
+      </w:r>
       <w:r>
         <w:rPr>
           <w:rFonts w:ascii="Courier New" w:eastAsia="Courier New" w:hAnsi="Courier New" w:cs="Courier New"/>
-          <w:color w:val="4A4A4A"/>
           <w:sz w:val="20"/>
           <w:szCs w:val="20"/>
           <w:shd w:val="clear" w:color="auto" w:fill="E3E3E4"/>
         </w:rPr>
-        <w:t>)</w:t>
-      </w:r>
-      <w:r>
-        <w:rPr>
-          <w:color w:val="4A4A4A"/>
-          <w:sz w:val="20"/>
-          <w:szCs w:val="20"/>
-        </w:rPr>
-        <w:t xml:space="preserve"> transformations.</w:t>
-      </w:r>
-    </w:p>
-    <w:p>
-      <w:pPr>
-        <w:shd w:val="clear" w:color="auto" w:fill="FFFFFF"/>
-        <w:spacing w:after="20" w:line="240" w:lineRule="auto"/>
-        <w:jc w:val="both"/>
-        <w:rPr>
-          <w:color w:val="4A4A4A"/>
-          <w:sz w:val="20"/>
-          <w:szCs w:val="20"/>
-        </w:rPr>
-      </w:pPr>
-      <w:r>
-        <w:rPr>
-          <w:color w:val="4A4A4A"/>
-          <w:sz w:val="20"/>
-          <w:szCs w:val="20"/>
-        </w:rPr>
-        <w:t xml:space="preserve">Partition on disk: While writing the </w:t>
-      </w:r>
-      <w:proofErr w:type="spellStart"/>
-      <w:r>
-        <w:rPr>
-          <w:color w:val="4A4A4A"/>
-          <w:sz w:val="20"/>
-          <w:szCs w:val="20"/>
-        </w:rPr>
-        <w:t>PySpark</w:t>
-      </w:r>
-      <w:proofErr w:type="spellEnd"/>
-      <w:r>
-        <w:rPr>
-          <w:color w:val="4A4A4A"/>
-          <w:sz w:val="20"/>
-          <w:szCs w:val="20"/>
-        </w:rPr>
-        <w:t xml:space="preserve"> </w:t>
-      </w:r>
-      <w:proofErr w:type="spellStart"/>
-      <w:r>
-        <w:rPr>
-          <w:color w:val="4A4A4A"/>
-          <w:sz w:val="20"/>
-          <w:szCs w:val="20"/>
-        </w:rPr>
-        <w:t>DataFrame</w:t>
-      </w:r>
-      <w:proofErr w:type="spellEnd"/>
-      <w:r>
-        <w:rPr>
-          <w:color w:val="4A4A4A"/>
-          <w:sz w:val="20"/>
-          <w:szCs w:val="20"/>
-        </w:rPr>
-        <w:t xml:space="preserve"> back to disk, you can choose how to partition the data based on columns using </w:t>
-      </w:r>
-      <w:proofErr w:type="spellStart"/>
-      <w:proofErr w:type="gramStart"/>
-      <w:r>
-        <w:rPr>
-          <w:rFonts w:ascii="Courier New" w:eastAsia="Courier New" w:hAnsi="Courier New" w:cs="Courier New"/>
-          <w:sz w:val="20"/>
-          <w:szCs w:val="20"/>
-          <w:shd w:val="clear" w:color="auto" w:fill="E3E3E4"/>
-        </w:rPr>
-        <w:t>partitionBy</w:t>
-      </w:r>
-      <w:proofErr w:type="spellEnd"/>
-      <w:r>
-        <w:rPr>
-          <w:rFonts w:ascii="Courier New" w:eastAsia="Courier New" w:hAnsi="Courier New" w:cs="Courier New"/>
-          <w:sz w:val="20"/>
-          <w:szCs w:val="20"/>
-          <w:shd w:val="clear" w:color="auto" w:fill="E3E3E4"/>
-        </w:rPr>
-        <w:t>(</w:t>
-      </w:r>
-      <w:proofErr w:type="gramEnd"/>
-      <w:r>
-        <w:rPr>
-          <w:rFonts w:ascii="Courier New" w:eastAsia="Courier New" w:hAnsi="Courier New" w:cs="Courier New"/>
-          <w:sz w:val="20"/>
-          <w:szCs w:val="20"/>
-          <w:shd w:val="clear" w:color="auto" w:fill="E3E3E4"/>
-        </w:rPr>
-        <w:t>)</w:t>
-      </w:r>
-      <w:r>
-        <w:rPr>
-          <w:color w:val="4A4A4A"/>
-          <w:sz w:val="20"/>
-          <w:szCs w:val="20"/>
-        </w:rPr>
-        <w:t xml:space="preserve"> of </w:t>
-      </w:r>
-      <w:proofErr w:type="spellStart"/>
-      <w:proofErr w:type="gramStart"/>
-      <w:r>
-        <w:rPr>
-          <w:rFonts w:ascii="Courier New" w:eastAsia="Courier New" w:hAnsi="Courier New" w:cs="Courier New"/>
-          <w:sz w:val="20"/>
-          <w:szCs w:val="20"/>
-          <w:shd w:val="clear" w:color="auto" w:fill="E3E3E4"/>
-        </w:rPr>
         <w:t>pyspark.sql.DataFrameWriter</w:t>
       </w:r>
-      <w:proofErr w:type="spellEnd"/>
-      <w:proofErr w:type="gramEnd"/>
-      <w:r>
-        <w:rPr>
-          <w:color w:val="4A4A4A"/>
-          <w:sz w:val="20"/>
-          <w:szCs w:val="20"/>
-        </w:rPr>
-        <w:t xml:space="preserve">. This is </w:t>
-      </w:r>
-      <w:proofErr w:type="gramStart"/>
-      <w:r>
-        <w:rPr>
-          <w:color w:val="4A4A4A"/>
-          <w:sz w:val="20"/>
-          <w:szCs w:val="20"/>
-        </w:rPr>
-        <w:t>similar to</w:t>
-      </w:r>
-      <w:proofErr w:type="gramEnd"/>
-      <w:r>
-        <w:rPr>
-          <w:color w:val="4A4A4A"/>
-          <w:sz w:val="20"/>
-          <w:szCs w:val="20"/>
-        </w:rPr>
-        <w:t xml:space="preserve"> Hives partition scheme.</w:t>
+      <w:r>
+        <w:rPr>
+          <w:color w:val="4A4A4A"/>
+          <w:sz w:val="20"/>
+          <w:szCs w:val="20"/>
+        </w:rPr>
+        <w:t>. This is similar to Hives partition scheme.</w:t>
       </w:r>
     </w:p>
     <w:p>
@@ -521,43 +233,7 @@
           <w:sz w:val="20"/>
           <w:szCs w:val="20"/>
         </w:rPr>
-        <w:t xml:space="preserve">As you are aware </w:t>
-      </w:r>
-      <w:proofErr w:type="spellStart"/>
-      <w:r>
-        <w:rPr>
-          <w:color w:val="4A4A4A"/>
-          <w:sz w:val="20"/>
-          <w:szCs w:val="20"/>
-        </w:rPr>
-        <w:t>PySpark</w:t>
-      </w:r>
-      <w:proofErr w:type="spellEnd"/>
-      <w:r>
-        <w:rPr>
-          <w:color w:val="4A4A4A"/>
-          <w:sz w:val="20"/>
-          <w:szCs w:val="20"/>
-        </w:rPr>
-        <w:t xml:space="preserve"> is designed to process large datasets 100x faster than the traditional processing, this wouldn’t have been possible without partition. Below are some of the advantages of using </w:t>
-      </w:r>
-      <w:proofErr w:type="spellStart"/>
-      <w:r>
-        <w:rPr>
-          <w:color w:val="4A4A4A"/>
-          <w:sz w:val="20"/>
-          <w:szCs w:val="20"/>
-        </w:rPr>
-        <w:t>PySpark</w:t>
-      </w:r>
-      <w:proofErr w:type="spellEnd"/>
-      <w:r>
-        <w:rPr>
-          <w:color w:val="4A4A4A"/>
-          <w:sz w:val="20"/>
-          <w:szCs w:val="20"/>
-        </w:rPr>
-        <w:t xml:space="preserve"> partitions on memory or on disk.</w:t>
+        <w:t>As you are aware PySpark is designed to process large datasets 100x faster than the traditional processing, this wouldn’t have been possible without partition. Below are some of the advantages of using PySpark partitions on memory or on disk.</w:t>
       </w:r>
     </w:p>
     <w:p>
@@ -711,40 +387,13 @@
                 <w:szCs w:val="20"/>
               </w:rPr>
             </w:pPr>
-            <w:proofErr w:type="spellStart"/>
-            <w:proofErr w:type="gramStart"/>
-            <w:r>
-              <w:rPr>
-                <w:sz w:val="20"/>
-                <w:szCs w:val="20"/>
-              </w:rPr>
-              <w:t>RecordNumber,Country</w:t>
-            </w:r>
-            <w:proofErr w:type="gramEnd"/>
-            <w:r>
-              <w:rPr>
-                <w:sz w:val="20"/>
-                <w:szCs w:val="20"/>
-              </w:rPr>
-              <w:t>,</w:t>
-            </w:r>
-            <w:proofErr w:type="gramStart"/>
-            <w:r>
-              <w:rPr>
-                <w:sz w:val="20"/>
-                <w:szCs w:val="20"/>
-              </w:rPr>
-              <w:t>City,Zipcode</w:t>
-            </w:r>
-            <w:proofErr w:type="gramEnd"/>
-            <w:r>
-              <w:rPr>
-                <w:sz w:val="20"/>
-                <w:szCs w:val="20"/>
-              </w:rPr>
-              <w:t>,State</w:t>
-            </w:r>
-            <w:proofErr w:type="spellEnd"/>
+            <w:r>
+              <w:rPr>
+                <w:sz w:val="20"/>
+                <w:szCs w:val="20"/>
+              </w:rPr>
+              <w:t>RecordNumber,Country,City,Zipcode,State</w:t>
+            </w:r>
           </w:p>
           <w:p>
             <w:pPr>
@@ -763,31 +412,13 @@
                 <w:szCs w:val="20"/>
               </w:rPr>
             </w:pPr>
-            <w:proofErr w:type="gramStart"/>
-            <w:r>
-              <w:rPr>
-                <w:sz w:val="20"/>
-                <w:szCs w:val="20"/>
-              </w:rPr>
-              <w:t>1,US</w:t>
-            </w:r>
-            <w:proofErr w:type="gramEnd"/>
-            <w:r>
-              <w:rPr>
-                <w:sz w:val="20"/>
-                <w:szCs w:val="20"/>
-              </w:rPr>
-              <w:t>,PARC PARQUE,</w:t>
-            </w:r>
-            <w:proofErr w:type="gramStart"/>
-            <w:r>
-              <w:rPr>
-                <w:sz w:val="20"/>
-                <w:szCs w:val="20"/>
-              </w:rPr>
-              <w:t>704,PR</w:t>
-            </w:r>
-            <w:proofErr w:type="gramEnd"/>
+            <w:r>
+              <w:rPr>
+                <w:sz w:val="20"/>
+                <w:szCs w:val="20"/>
+              </w:rPr>
+              <w:t>1,US,PARC PARQUE,704,PR</w:t>
+            </w:r>
           </w:p>
           <w:p>
             <w:pPr>
@@ -806,31 +437,13 @@
                 <w:szCs w:val="20"/>
               </w:rPr>
             </w:pPr>
-            <w:proofErr w:type="gramStart"/>
-            <w:r>
-              <w:rPr>
-                <w:sz w:val="20"/>
-                <w:szCs w:val="20"/>
-              </w:rPr>
-              <w:t>2,US</w:t>
-            </w:r>
-            <w:proofErr w:type="gramEnd"/>
-            <w:r>
-              <w:rPr>
-                <w:sz w:val="20"/>
-                <w:szCs w:val="20"/>
-              </w:rPr>
-              <w:t>,PASEO COSTA DEL SUR,</w:t>
-            </w:r>
-            <w:proofErr w:type="gramStart"/>
-            <w:r>
-              <w:rPr>
-                <w:sz w:val="20"/>
-                <w:szCs w:val="20"/>
-              </w:rPr>
-              <w:t>704,PR</w:t>
-            </w:r>
-            <w:proofErr w:type="gramEnd"/>
+            <w:r>
+              <w:rPr>
+                <w:sz w:val="20"/>
+                <w:szCs w:val="20"/>
+              </w:rPr>
+              <w:t>2,US,PASEO COSTA DEL SUR,704,PR</w:t>
+            </w:r>
           </w:p>
           <w:p>
             <w:pPr>
@@ -849,31 +462,13 @@
                 <w:szCs w:val="20"/>
               </w:rPr>
             </w:pPr>
-            <w:proofErr w:type="gramStart"/>
-            <w:r>
-              <w:rPr>
-                <w:sz w:val="20"/>
-                <w:szCs w:val="20"/>
-              </w:rPr>
-              <w:t>10,US</w:t>
-            </w:r>
-            <w:proofErr w:type="gramEnd"/>
-            <w:r>
-              <w:rPr>
-                <w:sz w:val="20"/>
-                <w:szCs w:val="20"/>
-              </w:rPr>
-              <w:t>,BDA SAN LUIS,</w:t>
-            </w:r>
-            <w:proofErr w:type="gramStart"/>
-            <w:r>
-              <w:rPr>
-                <w:sz w:val="20"/>
-                <w:szCs w:val="20"/>
-              </w:rPr>
-              <w:t>709,PR</w:t>
-            </w:r>
-            <w:proofErr w:type="gramEnd"/>
+            <w:r>
+              <w:rPr>
+                <w:sz w:val="20"/>
+                <w:szCs w:val="20"/>
+              </w:rPr>
+              <w:t>10,US,BDA SAN LUIS,709,PR</w:t>
+            </w:r>
           </w:p>
           <w:p>
             <w:pPr>
@@ -892,31 +487,13 @@
                 <w:szCs w:val="20"/>
               </w:rPr>
             </w:pPr>
-            <w:proofErr w:type="gramStart"/>
-            <w:r>
-              <w:rPr>
-                <w:sz w:val="20"/>
-                <w:szCs w:val="20"/>
-              </w:rPr>
-              <w:t>49347,US</w:t>
-            </w:r>
-            <w:proofErr w:type="gramEnd"/>
-            <w:r>
-              <w:rPr>
-                <w:sz w:val="20"/>
-                <w:szCs w:val="20"/>
-              </w:rPr>
-              <w:t>,HOLT,</w:t>
-            </w:r>
-            <w:proofErr w:type="gramStart"/>
-            <w:r>
-              <w:rPr>
-                <w:sz w:val="20"/>
-                <w:szCs w:val="20"/>
-              </w:rPr>
-              <w:t>32564,FL</w:t>
-            </w:r>
-            <w:proofErr w:type="gramEnd"/>
+            <w:r>
+              <w:rPr>
+                <w:sz w:val="20"/>
+                <w:szCs w:val="20"/>
+              </w:rPr>
+              <w:t>49347,US,HOLT,32564,FL</w:t>
+            </w:r>
           </w:p>
           <w:p>
             <w:pPr>
@@ -935,31 +512,13 @@
                 <w:szCs w:val="20"/>
               </w:rPr>
             </w:pPr>
-            <w:proofErr w:type="gramStart"/>
-            <w:r>
-              <w:rPr>
-                <w:sz w:val="20"/>
-                <w:szCs w:val="20"/>
-              </w:rPr>
-              <w:t>49348,US</w:t>
-            </w:r>
-            <w:proofErr w:type="gramEnd"/>
-            <w:r>
-              <w:rPr>
-                <w:sz w:val="20"/>
-                <w:szCs w:val="20"/>
-              </w:rPr>
-              <w:t>,HOMOSASSA,</w:t>
-            </w:r>
-            <w:proofErr w:type="gramStart"/>
-            <w:r>
-              <w:rPr>
-                <w:sz w:val="20"/>
-                <w:szCs w:val="20"/>
-              </w:rPr>
-              <w:t>34487,FL</w:t>
-            </w:r>
-            <w:proofErr w:type="gramEnd"/>
+            <w:r>
+              <w:rPr>
+                <w:sz w:val="20"/>
+                <w:szCs w:val="20"/>
+              </w:rPr>
+              <w:t>49348,US,HOMOSASSA,34487,FL</w:t>
+            </w:r>
           </w:p>
           <w:p>
             <w:pPr>
@@ -978,31 +537,13 @@
                 <w:szCs w:val="20"/>
               </w:rPr>
             </w:pPr>
-            <w:proofErr w:type="gramStart"/>
-            <w:r>
-              <w:rPr>
-                <w:sz w:val="20"/>
-                <w:szCs w:val="20"/>
-              </w:rPr>
-              <w:t>61391,US</w:t>
-            </w:r>
-            <w:proofErr w:type="gramEnd"/>
-            <w:r>
-              <w:rPr>
-                <w:sz w:val="20"/>
-                <w:szCs w:val="20"/>
-              </w:rPr>
-              <w:t>,CINGULAR WIRELESS,</w:t>
-            </w:r>
-            <w:proofErr w:type="gramStart"/>
-            <w:r>
-              <w:rPr>
-                <w:sz w:val="20"/>
-                <w:szCs w:val="20"/>
-              </w:rPr>
-              <w:t>76166,TX</w:t>
-            </w:r>
-            <w:proofErr w:type="gramEnd"/>
+            <w:r>
+              <w:rPr>
+                <w:sz w:val="20"/>
+                <w:szCs w:val="20"/>
+              </w:rPr>
+              <w:t>61391,US,CINGULAR WIRELESS,76166,TX</w:t>
+            </w:r>
           </w:p>
           <w:p>
             <w:pPr>
@@ -1021,31 +562,13 @@
                 <w:szCs w:val="20"/>
               </w:rPr>
             </w:pPr>
-            <w:proofErr w:type="gramStart"/>
-            <w:r>
-              <w:rPr>
-                <w:sz w:val="20"/>
-                <w:szCs w:val="20"/>
-              </w:rPr>
-              <w:t>61392,US</w:t>
-            </w:r>
-            <w:proofErr w:type="gramEnd"/>
-            <w:r>
-              <w:rPr>
-                <w:sz w:val="20"/>
-                <w:szCs w:val="20"/>
-              </w:rPr>
-              <w:t>,FORT WORTH,</w:t>
-            </w:r>
-            <w:proofErr w:type="gramStart"/>
-            <w:r>
-              <w:rPr>
-                <w:sz w:val="20"/>
-                <w:szCs w:val="20"/>
-              </w:rPr>
-              <w:t>76177,TX</w:t>
-            </w:r>
-            <w:proofErr w:type="gramEnd"/>
+            <w:r>
+              <w:rPr>
+                <w:sz w:val="20"/>
+                <w:szCs w:val="20"/>
+              </w:rPr>
+              <w:t>61392,US,FORT WORTH,76177,TX</w:t>
+            </w:r>
           </w:p>
           <w:p>
             <w:pPr>
@@ -1064,31 +587,13 @@
                 <w:szCs w:val="20"/>
               </w:rPr>
             </w:pPr>
-            <w:proofErr w:type="gramStart"/>
-            <w:r>
-              <w:rPr>
-                <w:sz w:val="20"/>
-                <w:szCs w:val="20"/>
-              </w:rPr>
-              <w:t>61393,US</w:t>
-            </w:r>
-            <w:proofErr w:type="gramEnd"/>
-            <w:r>
-              <w:rPr>
-                <w:sz w:val="20"/>
-                <w:szCs w:val="20"/>
-              </w:rPr>
-              <w:t>,FT WORTH,</w:t>
-            </w:r>
-            <w:proofErr w:type="gramStart"/>
-            <w:r>
-              <w:rPr>
-                <w:sz w:val="20"/>
-                <w:szCs w:val="20"/>
-              </w:rPr>
-              <w:t>76177,TX</w:t>
-            </w:r>
-            <w:proofErr w:type="gramEnd"/>
+            <w:r>
+              <w:rPr>
+                <w:sz w:val="20"/>
+                <w:szCs w:val="20"/>
+              </w:rPr>
+              <w:t>61393,US,FT WORTH,76177,TX</w:t>
+            </w:r>
           </w:p>
           <w:p>
             <w:pPr>
@@ -1107,31 +612,13 @@
                 <w:szCs w:val="20"/>
               </w:rPr>
             </w:pPr>
-            <w:proofErr w:type="gramStart"/>
-            <w:r>
-              <w:rPr>
-                <w:sz w:val="20"/>
-                <w:szCs w:val="20"/>
-              </w:rPr>
-              <w:t>54356,US</w:t>
-            </w:r>
-            <w:proofErr w:type="gramEnd"/>
-            <w:r>
-              <w:rPr>
-                <w:sz w:val="20"/>
-                <w:szCs w:val="20"/>
-              </w:rPr>
-              <w:t>,SPRUCE PINE,</w:t>
-            </w:r>
-            <w:proofErr w:type="gramStart"/>
-            <w:r>
-              <w:rPr>
-                <w:sz w:val="20"/>
-                <w:szCs w:val="20"/>
-              </w:rPr>
-              <w:t>35585,AL</w:t>
-            </w:r>
-            <w:proofErr w:type="gramEnd"/>
+            <w:r>
+              <w:rPr>
+                <w:sz w:val="20"/>
+                <w:szCs w:val="20"/>
+              </w:rPr>
+              <w:t>54356,US,SPRUCE PINE,35585,AL</w:t>
+            </w:r>
           </w:p>
           <w:p>
             <w:pPr>
@@ -1150,31 +637,13 @@
                 <w:szCs w:val="20"/>
               </w:rPr>
             </w:pPr>
-            <w:proofErr w:type="gramStart"/>
-            <w:r>
-              <w:rPr>
-                <w:sz w:val="20"/>
-                <w:szCs w:val="20"/>
-              </w:rPr>
-              <w:t>76511,US</w:t>
-            </w:r>
-            <w:proofErr w:type="gramEnd"/>
-            <w:r>
-              <w:rPr>
-                <w:sz w:val="20"/>
-                <w:szCs w:val="20"/>
-              </w:rPr>
-              <w:t>,ASH HILL,</w:t>
-            </w:r>
-            <w:proofErr w:type="gramStart"/>
-            <w:r>
-              <w:rPr>
-                <w:sz w:val="20"/>
-                <w:szCs w:val="20"/>
-              </w:rPr>
-              <w:t>27007,NC</w:t>
-            </w:r>
-            <w:proofErr w:type="gramEnd"/>
+            <w:r>
+              <w:rPr>
+                <w:sz w:val="20"/>
+                <w:szCs w:val="20"/>
+              </w:rPr>
+              <w:t>76511,US,ASH HILL,27007,NC</w:t>
+            </w:r>
           </w:p>
           <w:p>
             <w:pPr>
@@ -1193,31 +662,13 @@
                 <w:szCs w:val="20"/>
               </w:rPr>
             </w:pPr>
-            <w:proofErr w:type="gramStart"/>
-            <w:r>
-              <w:rPr>
-                <w:sz w:val="20"/>
-                <w:szCs w:val="20"/>
-              </w:rPr>
-              <w:t>4,US</w:t>
-            </w:r>
-            <w:proofErr w:type="gramEnd"/>
-            <w:r>
-              <w:rPr>
-                <w:sz w:val="20"/>
-                <w:szCs w:val="20"/>
-              </w:rPr>
-              <w:t>,URB EUGENE RICE,</w:t>
-            </w:r>
-            <w:proofErr w:type="gramStart"/>
-            <w:r>
-              <w:rPr>
-                <w:sz w:val="20"/>
-                <w:szCs w:val="20"/>
-              </w:rPr>
-              <w:t>704,PR</w:t>
-            </w:r>
-            <w:proofErr w:type="gramEnd"/>
+            <w:r>
+              <w:rPr>
+                <w:sz w:val="20"/>
+                <w:szCs w:val="20"/>
+              </w:rPr>
+              <w:t>4,US,URB EUGENE RICE,704,PR</w:t>
+            </w:r>
           </w:p>
           <w:p>
             <w:pPr>
@@ -1236,31 +687,13 @@
                 <w:szCs w:val="20"/>
               </w:rPr>
             </w:pPr>
-            <w:proofErr w:type="gramStart"/>
-            <w:r>
-              <w:rPr>
-                <w:sz w:val="20"/>
-                <w:szCs w:val="20"/>
-              </w:rPr>
-              <w:t>39827,US</w:t>
-            </w:r>
-            <w:proofErr w:type="gramEnd"/>
-            <w:r>
-              <w:rPr>
-                <w:sz w:val="20"/>
-                <w:szCs w:val="20"/>
-              </w:rPr>
-              <w:t>,MESA,</w:t>
-            </w:r>
-            <w:proofErr w:type="gramStart"/>
-            <w:r>
-              <w:rPr>
-                <w:sz w:val="20"/>
-                <w:szCs w:val="20"/>
-              </w:rPr>
-              <w:t>85209,AZ</w:t>
-            </w:r>
-            <w:proofErr w:type="gramEnd"/>
+            <w:r>
+              <w:rPr>
+                <w:sz w:val="20"/>
+                <w:szCs w:val="20"/>
+              </w:rPr>
+              <w:t>39827,US,MESA,85209,AZ</w:t>
+            </w:r>
           </w:p>
           <w:p>
             <w:pPr>
@@ -1279,31 +712,13 @@
                 <w:szCs w:val="20"/>
               </w:rPr>
             </w:pPr>
-            <w:proofErr w:type="gramStart"/>
-            <w:r>
-              <w:rPr>
-                <w:sz w:val="20"/>
-                <w:szCs w:val="20"/>
-              </w:rPr>
-              <w:t>39828,US</w:t>
-            </w:r>
-            <w:proofErr w:type="gramEnd"/>
-            <w:r>
-              <w:rPr>
-                <w:sz w:val="20"/>
-                <w:szCs w:val="20"/>
-              </w:rPr>
-              <w:t>,MESA,</w:t>
-            </w:r>
-            <w:proofErr w:type="gramStart"/>
-            <w:r>
-              <w:rPr>
-                <w:sz w:val="20"/>
-                <w:szCs w:val="20"/>
-              </w:rPr>
-              <w:t>85210,AZ</w:t>
-            </w:r>
-            <w:proofErr w:type="gramEnd"/>
+            <w:r>
+              <w:rPr>
+                <w:sz w:val="20"/>
+                <w:szCs w:val="20"/>
+              </w:rPr>
+              <w:t>39828,US,MESA,85210,AZ</w:t>
+            </w:r>
           </w:p>
           <w:p>
             <w:pPr>
@@ -1322,31 +737,13 @@
                 <w:szCs w:val="20"/>
               </w:rPr>
             </w:pPr>
-            <w:proofErr w:type="gramStart"/>
-            <w:r>
-              <w:rPr>
-                <w:sz w:val="20"/>
-                <w:szCs w:val="20"/>
-              </w:rPr>
-              <w:t>49345,US</w:t>
-            </w:r>
-            <w:proofErr w:type="gramEnd"/>
-            <w:r>
-              <w:rPr>
-                <w:sz w:val="20"/>
-                <w:szCs w:val="20"/>
-              </w:rPr>
-              <w:t>,HILLIARD,</w:t>
-            </w:r>
-            <w:proofErr w:type="gramStart"/>
-            <w:r>
-              <w:rPr>
-                <w:sz w:val="20"/>
-                <w:szCs w:val="20"/>
-              </w:rPr>
-              <w:t>32046,FL</w:t>
-            </w:r>
-            <w:proofErr w:type="gramEnd"/>
+            <w:r>
+              <w:rPr>
+                <w:sz w:val="20"/>
+                <w:szCs w:val="20"/>
+              </w:rPr>
+              <w:t>49345,US,HILLIARD,32046,FL</w:t>
+            </w:r>
           </w:p>
           <w:p>
             <w:pPr>
@@ -1365,31 +762,13 @@
                 <w:szCs w:val="20"/>
               </w:rPr>
             </w:pPr>
-            <w:proofErr w:type="gramStart"/>
-            <w:r>
-              <w:rPr>
-                <w:sz w:val="20"/>
-                <w:szCs w:val="20"/>
-              </w:rPr>
-              <w:t>49346,US</w:t>
-            </w:r>
-            <w:proofErr w:type="gramEnd"/>
-            <w:r>
-              <w:rPr>
-                <w:sz w:val="20"/>
-                <w:szCs w:val="20"/>
-              </w:rPr>
-              <w:t>,HOLDER,</w:t>
-            </w:r>
-            <w:proofErr w:type="gramStart"/>
-            <w:r>
-              <w:rPr>
-                <w:sz w:val="20"/>
-                <w:szCs w:val="20"/>
-              </w:rPr>
-              <w:t>34445,FL</w:t>
-            </w:r>
-            <w:proofErr w:type="gramEnd"/>
+            <w:r>
+              <w:rPr>
+                <w:sz w:val="20"/>
+                <w:szCs w:val="20"/>
+              </w:rPr>
+              <w:t>49346,US,HOLDER,34445,FL</w:t>
+            </w:r>
           </w:p>
           <w:p>
             <w:pPr>
@@ -1408,31 +787,13 @@
                 <w:szCs w:val="20"/>
               </w:rPr>
             </w:pPr>
-            <w:proofErr w:type="gramStart"/>
-            <w:r>
-              <w:rPr>
-                <w:sz w:val="20"/>
-                <w:szCs w:val="20"/>
-              </w:rPr>
-              <w:t>3,US</w:t>
-            </w:r>
-            <w:proofErr w:type="gramEnd"/>
-            <w:r>
-              <w:rPr>
-                <w:sz w:val="20"/>
-                <w:szCs w:val="20"/>
-              </w:rPr>
-              <w:t>,SECT LANAUSSE,</w:t>
-            </w:r>
-            <w:proofErr w:type="gramStart"/>
-            <w:r>
-              <w:rPr>
-                <w:sz w:val="20"/>
-                <w:szCs w:val="20"/>
-              </w:rPr>
-              <w:t>704,PR</w:t>
-            </w:r>
-            <w:proofErr w:type="gramEnd"/>
+            <w:r>
+              <w:rPr>
+                <w:sz w:val="20"/>
+                <w:szCs w:val="20"/>
+              </w:rPr>
+              <w:t>3,US,SECT LANAUSSE,704,PR</w:t>
+            </w:r>
           </w:p>
           <w:p>
             <w:pPr>
@@ -1451,31 +812,13 @@
                 <w:szCs w:val="20"/>
               </w:rPr>
             </w:pPr>
-            <w:proofErr w:type="gramStart"/>
-            <w:r>
-              <w:rPr>
-                <w:sz w:val="20"/>
-                <w:szCs w:val="20"/>
-              </w:rPr>
-              <w:t>54354,US</w:t>
-            </w:r>
-            <w:proofErr w:type="gramEnd"/>
-            <w:r>
-              <w:rPr>
-                <w:sz w:val="20"/>
-                <w:szCs w:val="20"/>
-              </w:rPr>
-              <w:t>,SPRING GARDEN,</w:t>
-            </w:r>
-            <w:proofErr w:type="gramStart"/>
-            <w:r>
-              <w:rPr>
-                <w:sz w:val="20"/>
-                <w:szCs w:val="20"/>
-              </w:rPr>
-              <w:t>36275,AL</w:t>
-            </w:r>
-            <w:proofErr w:type="gramEnd"/>
+            <w:r>
+              <w:rPr>
+                <w:sz w:val="20"/>
+                <w:szCs w:val="20"/>
+              </w:rPr>
+              <w:t>54354,US,SPRING GARDEN,36275,AL</w:t>
+            </w:r>
           </w:p>
           <w:p>
             <w:pPr>
@@ -1494,31 +837,13 @@
                 <w:szCs w:val="20"/>
               </w:rPr>
             </w:pPr>
-            <w:proofErr w:type="gramStart"/>
-            <w:r>
-              <w:rPr>
-                <w:sz w:val="20"/>
-                <w:szCs w:val="20"/>
-              </w:rPr>
-              <w:t>54355,US</w:t>
-            </w:r>
-            <w:proofErr w:type="gramEnd"/>
-            <w:r>
-              <w:rPr>
-                <w:sz w:val="20"/>
-                <w:szCs w:val="20"/>
-              </w:rPr>
-              <w:t>,SPRINGVILLE,</w:t>
-            </w:r>
-            <w:proofErr w:type="gramStart"/>
-            <w:r>
-              <w:rPr>
-                <w:sz w:val="20"/>
-                <w:szCs w:val="20"/>
-              </w:rPr>
-              <w:t>35146,AL</w:t>
-            </w:r>
-            <w:proofErr w:type="gramEnd"/>
+            <w:r>
+              <w:rPr>
+                <w:sz w:val="20"/>
+                <w:szCs w:val="20"/>
+              </w:rPr>
+              <w:t>54355,US,SPRINGVILLE,35146,AL</w:t>
+            </w:r>
           </w:p>
           <w:p>
             <w:pPr>
@@ -1537,31 +862,13 @@
                 <w:szCs w:val="20"/>
               </w:rPr>
             </w:pPr>
-            <w:proofErr w:type="gramStart"/>
-            <w:r>
-              <w:rPr>
-                <w:sz w:val="20"/>
-                <w:szCs w:val="20"/>
-              </w:rPr>
-              <w:t>76512,US</w:t>
-            </w:r>
-            <w:proofErr w:type="gramEnd"/>
-            <w:r>
-              <w:rPr>
-                <w:sz w:val="20"/>
-                <w:szCs w:val="20"/>
-              </w:rPr>
-              <w:t>,ASHEBORO,</w:t>
-            </w:r>
-            <w:proofErr w:type="gramStart"/>
-            <w:r>
-              <w:rPr>
-                <w:sz w:val="20"/>
-                <w:szCs w:val="20"/>
-              </w:rPr>
-              <w:t>27203,NC</w:t>
-            </w:r>
-            <w:proofErr w:type="gramEnd"/>
+            <w:r>
+              <w:rPr>
+                <w:sz w:val="20"/>
+                <w:szCs w:val="20"/>
+              </w:rPr>
+              <w:t>76512,US,ASHEBORO,27203,NC</w:t>
+            </w:r>
           </w:p>
           <w:p>
             <w:pPr>
@@ -1580,31 +887,13 @@
                 <w:szCs w:val="20"/>
               </w:rPr>
             </w:pPr>
-            <w:proofErr w:type="gramStart"/>
-            <w:r>
-              <w:rPr>
-                <w:sz w:val="20"/>
-                <w:szCs w:val="20"/>
-              </w:rPr>
-              <w:t>76513,US</w:t>
-            </w:r>
-            <w:proofErr w:type="gramEnd"/>
-            <w:r>
-              <w:rPr>
-                <w:sz w:val="20"/>
-                <w:szCs w:val="20"/>
-              </w:rPr>
-              <w:t>,ASHEBORO,</w:t>
-            </w:r>
-            <w:proofErr w:type="gramStart"/>
-            <w:r>
-              <w:rPr>
-                <w:sz w:val="20"/>
-                <w:szCs w:val="20"/>
-              </w:rPr>
-              <w:t>27204,NC</w:t>
-            </w:r>
-            <w:proofErr w:type="gramEnd"/>
+            <w:r>
+              <w:rPr>
+                <w:sz w:val="20"/>
+                <w:szCs w:val="20"/>
+              </w:rPr>
+              <w:t>76513,US,ASHEBORO,27204,NC</w:t>
+            </w:r>
           </w:p>
           <w:p>
             <w:pPr>
@@ -1711,71 +1000,12 @@
                 <w:szCs w:val="20"/>
               </w:rPr>
             </w:pPr>
-            <w:proofErr w:type="spellStart"/>
-            <w:r>
-              <w:rPr>
-                <w:sz w:val="20"/>
-                <w:szCs w:val="20"/>
-              </w:rPr>
-              <w:t>df</w:t>
-            </w:r>
-            <w:proofErr w:type="spellEnd"/>
-            <w:r>
-              <w:rPr>
-                <w:sz w:val="20"/>
-                <w:szCs w:val="20"/>
-              </w:rPr>
-              <w:t>=</w:t>
-            </w:r>
-            <w:proofErr w:type="spellStart"/>
-            <w:proofErr w:type="gramStart"/>
-            <w:r>
-              <w:rPr>
-                <w:sz w:val="20"/>
-                <w:szCs w:val="20"/>
-              </w:rPr>
-              <w:t>spark.read</w:t>
-            </w:r>
-            <w:proofErr w:type="gramEnd"/>
-            <w:r>
-              <w:rPr>
-                <w:sz w:val="20"/>
-                <w:szCs w:val="20"/>
-              </w:rPr>
-              <w:t>.option</w:t>
-            </w:r>
-            <w:proofErr w:type="spellEnd"/>
-            <w:r>
-              <w:rPr>
-                <w:sz w:val="20"/>
-                <w:szCs w:val="20"/>
-              </w:rPr>
-              <w:t>("</w:t>
-            </w:r>
-            <w:proofErr w:type="spellStart"/>
-            <w:r>
-              <w:rPr>
-                <w:sz w:val="20"/>
-                <w:szCs w:val="20"/>
-              </w:rPr>
-              <w:t>header</w:t>
-            </w:r>
-            <w:proofErr w:type="gramStart"/>
-            <w:r>
-              <w:rPr>
-                <w:sz w:val="20"/>
-                <w:szCs w:val="20"/>
-              </w:rPr>
-              <w:t>",True</w:t>
-            </w:r>
-            <w:proofErr w:type="spellEnd"/>
-            <w:proofErr w:type="gramEnd"/>
-            <w:r>
-              <w:rPr>
-                <w:sz w:val="20"/>
-                <w:szCs w:val="20"/>
-              </w:rPr>
-              <w:t>) \</w:t>
+            <w:r>
+              <w:rPr>
+                <w:sz w:val="20"/>
+                <w:szCs w:val="20"/>
+              </w:rPr>
+              <w:t>df=spark.read.option("header",True) \</w:t>
             </w:r>
           </w:p>
           <w:p>
@@ -1820,23 +1050,12 @@
                 <w:szCs w:val="20"/>
               </w:rPr>
             </w:pPr>
-            <w:proofErr w:type="spellStart"/>
-            <w:proofErr w:type="gramStart"/>
-            <w:r>
-              <w:rPr>
-                <w:sz w:val="20"/>
-                <w:szCs w:val="20"/>
-              </w:rPr>
-              <w:t>df.printSchema</w:t>
-            </w:r>
-            <w:proofErr w:type="spellEnd"/>
-            <w:proofErr w:type="gramEnd"/>
-            <w:r>
-              <w:rPr>
-                <w:sz w:val="20"/>
-                <w:szCs w:val="20"/>
-              </w:rPr>
-              <w:t>()</w:t>
+            <w:r>
+              <w:rPr>
+                <w:sz w:val="20"/>
+                <w:szCs w:val="20"/>
+              </w:rPr>
+              <w:t>df.printSchema()</w:t>
             </w:r>
           </w:p>
           <w:p>
@@ -1906,50 +1125,8 @@
           <w:szCs w:val="20"/>
           <w:highlight w:val="white"/>
         </w:rPr>
-        <w:t xml:space="preserve">When you write </w:t>
-      </w:r>
-      <w:proofErr w:type="spellStart"/>
-      <w:r>
-        <w:rPr>
-          <w:color w:val="4A4A4A"/>
-          <w:sz w:val="20"/>
-          <w:szCs w:val="20"/>
-          <w:highlight w:val="white"/>
-        </w:rPr>
-        <w:t>PySpark</w:t>
-      </w:r>
-      <w:proofErr w:type="spellEnd"/>
-      <w:r>
-        <w:rPr>
-          <w:color w:val="4A4A4A"/>
-          <w:sz w:val="20"/>
-          <w:szCs w:val="20"/>
-          <w:highlight w:val="white"/>
-        </w:rPr>
-        <w:t xml:space="preserve"> </w:t>
-      </w:r>
-      <w:proofErr w:type="spellStart"/>
-      <w:r>
-        <w:rPr>
-          <w:color w:val="4A4A4A"/>
-          <w:sz w:val="20"/>
-          <w:szCs w:val="20"/>
-          <w:highlight w:val="white"/>
-        </w:rPr>
-        <w:t>DataFrame</w:t>
-      </w:r>
-      <w:proofErr w:type="spellEnd"/>
-      <w:r>
-        <w:rPr>
-          <w:color w:val="4A4A4A"/>
-          <w:sz w:val="20"/>
-          <w:szCs w:val="20"/>
-          <w:highlight w:val="white"/>
-        </w:rPr>
-        <w:t xml:space="preserve"> to disk by calling </w:t>
-      </w:r>
-      <w:proofErr w:type="spellStart"/>
-      <w:proofErr w:type="gramStart"/>
+        <w:t xml:space="preserve">When you write PySpark DataFrame to disk by calling </w:t>
+      </w:r>
       <w:r>
         <w:rPr>
           <w:rFonts w:ascii="Courier New" w:eastAsia="Courier New" w:hAnsi="Courier New" w:cs="Courier New"/>
@@ -1957,56 +1134,16 @@
           <w:szCs w:val="20"/>
           <w:shd w:val="clear" w:color="auto" w:fill="E3E3E4"/>
         </w:rPr>
-        <w:t>partitionBy</w:t>
-      </w:r>
-      <w:proofErr w:type="spellEnd"/>
-      <w:r>
-        <w:rPr>
-          <w:rFonts w:ascii="Courier New" w:eastAsia="Courier New" w:hAnsi="Courier New" w:cs="Courier New"/>
-          <w:sz w:val="20"/>
-          <w:szCs w:val="20"/>
-          <w:shd w:val="clear" w:color="auto" w:fill="E3E3E4"/>
-        </w:rPr>
-        <w:t>(</w:t>
-      </w:r>
-      <w:proofErr w:type="gramEnd"/>
-      <w:r>
-        <w:rPr>
-          <w:rFonts w:ascii="Courier New" w:eastAsia="Courier New" w:hAnsi="Courier New" w:cs="Courier New"/>
-          <w:sz w:val="20"/>
-          <w:szCs w:val="20"/>
-          <w:shd w:val="clear" w:color="auto" w:fill="E3E3E4"/>
-        </w:rPr>
-        <w:t>)</w:t>
-      </w:r>
-      <w:r>
-        <w:rPr>
-          <w:color w:val="4A4A4A"/>
-          <w:sz w:val="20"/>
-          <w:szCs w:val="20"/>
-          <w:highlight w:val="white"/>
-        </w:rPr>
-        <w:t xml:space="preserve">, </w:t>
-      </w:r>
-      <w:proofErr w:type="spellStart"/>
-      <w:r>
-        <w:rPr>
-          <w:color w:val="4A4A4A"/>
-          <w:sz w:val="20"/>
-          <w:szCs w:val="20"/>
-          <w:highlight w:val="white"/>
-        </w:rPr>
-        <w:t>PySpark</w:t>
-      </w:r>
-      <w:proofErr w:type="spellEnd"/>
-      <w:r>
-        <w:rPr>
-          <w:color w:val="4A4A4A"/>
-          <w:sz w:val="20"/>
-          <w:szCs w:val="20"/>
-          <w:highlight w:val="white"/>
-        </w:rPr>
-        <w:t xml:space="preserve"> splits the records based on the partition column and stores each partition data into a sub-directory.</w:t>
+        <w:t>partitionBy()</w:t>
+      </w:r>
+      <w:r>
+        <w:rPr>
+          <w:color w:val="4A4A4A"/>
+          <w:sz w:val="20"/>
+          <w:szCs w:val="20"/>
+          <w:highlight w:val="white"/>
+        </w:rPr>
+        <w:t>, PySpark splits the records based on the partition column and stores each partition data into a sub-directory.</w:t>
       </w:r>
     </w:p>
     <w:p>
@@ -2108,27 +1245,7 @@
                 <w:szCs w:val="20"/>
                 <w:highlight w:val="white"/>
               </w:rPr>
-              <w:t>#</w:t>
-            </w:r>
-            <w:proofErr w:type="gramStart"/>
-            <w:r>
-              <w:rPr>
-                <w:color w:val="4A4A4A"/>
-                <w:sz w:val="20"/>
-                <w:szCs w:val="20"/>
-                <w:highlight w:val="white"/>
-              </w:rPr>
-              <w:t>partitionBy(</w:t>
-            </w:r>
-            <w:proofErr w:type="gramEnd"/>
-            <w:r>
-              <w:rPr>
-                <w:color w:val="4A4A4A"/>
-                <w:sz w:val="20"/>
-                <w:szCs w:val="20"/>
-                <w:highlight w:val="white"/>
-              </w:rPr>
-              <w:t>)</w:t>
+              <w:t>#partitionBy()</w:t>
             </w:r>
           </w:p>
           <w:p>
@@ -2150,67 +1267,14 @@
                 <w:highlight w:val="white"/>
               </w:rPr>
             </w:pPr>
-            <w:proofErr w:type="spellStart"/>
-            <w:proofErr w:type="gramStart"/>
-            <w:r>
-              <w:rPr>
-                <w:color w:val="4A4A4A"/>
-                <w:sz w:val="20"/>
-                <w:szCs w:val="20"/>
-                <w:highlight w:val="white"/>
-              </w:rPr>
-              <w:t>df.write</w:t>
-            </w:r>
-            <w:proofErr w:type="gramEnd"/>
-            <w:r>
-              <w:rPr>
-                <w:color w:val="4A4A4A"/>
-                <w:sz w:val="20"/>
-                <w:szCs w:val="20"/>
-                <w:highlight w:val="white"/>
-              </w:rPr>
-              <w:t>.option</w:t>
-            </w:r>
-            <w:proofErr w:type="spellEnd"/>
-            <w:r>
-              <w:rPr>
-                <w:color w:val="4A4A4A"/>
-                <w:sz w:val="20"/>
-                <w:szCs w:val="20"/>
-                <w:highlight w:val="white"/>
-              </w:rPr>
-              <w:t>("</w:t>
-            </w:r>
-            <w:proofErr w:type="spellStart"/>
-            <w:r>
-              <w:rPr>
-                <w:color w:val="4A4A4A"/>
-                <w:sz w:val="20"/>
-                <w:szCs w:val="20"/>
-                <w:highlight w:val="white"/>
-              </w:rPr>
-              <w:t>header</w:t>
-            </w:r>
-            <w:proofErr w:type="gramStart"/>
-            <w:r>
-              <w:rPr>
-                <w:color w:val="4A4A4A"/>
-                <w:sz w:val="20"/>
-                <w:szCs w:val="20"/>
-                <w:highlight w:val="white"/>
-              </w:rPr>
-              <w:t>",True</w:t>
-            </w:r>
-            <w:proofErr w:type="spellEnd"/>
-            <w:proofErr w:type="gramEnd"/>
-            <w:r>
-              <w:rPr>
-                <w:color w:val="4A4A4A"/>
-                <w:sz w:val="20"/>
-                <w:szCs w:val="20"/>
-                <w:highlight w:val="white"/>
-              </w:rPr>
-              <w:t>) \</w:t>
+            <w:r>
+              <w:rPr>
+                <w:color w:val="4A4A4A"/>
+                <w:sz w:val="20"/>
+                <w:szCs w:val="20"/>
+                <w:highlight w:val="white"/>
+              </w:rPr>
+              <w:t>df.write.option("header",True) \</w:t>
             </w:r>
           </w:p>
           <w:p>
@@ -2239,38 +1303,7 @@
                 <w:szCs w:val="20"/>
                 <w:highlight w:val="white"/>
               </w:rPr>
-              <w:t xml:space="preserve">        </w:t>
-            </w:r>
-            <w:proofErr w:type="gramStart"/>
-            <w:r>
-              <w:rPr>
-                <w:color w:val="4A4A4A"/>
-                <w:sz w:val="20"/>
-                <w:szCs w:val="20"/>
-                <w:highlight w:val="white"/>
-              </w:rPr>
-              <w:t>.</w:t>
-            </w:r>
-            <w:proofErr w:type="spellStart"/>
-            <w:r>
-              <w:rPr>
-                <w:color w:val="4A4A4A"/>
-                <w:sz w:val="20"/>
-                <w:szCs w:val="20"/>
-                <w:highlight w:val="white"/>
-              </w:rPr>
-              <w:t>partitionBy</w:t>
-            </w:r>
-            <w:proofErr w:type="spellEnd"/>
-            <w:proofErr w:type="gramEnd"/>
-            <w:r>
-              <w:rPr>
-                <w:color w:val="4A4A4A"/>
-                <w:sz w:val="20"/>
-                <w:szCs w:val="20"/>
-                <w:highlight w:val="white"/>
-              </w:rPr>
-              <w:t>("state") \</w:t>
+              <w:t xml:space="preserve">        .partitionBy("state") \</w:t>
             </w:r>
           </w:p>
           <w:p>
@@ -2299,27 +1332,7 @@
                 <w:szCs w:val="20"/>
                 <w:highlight w:val="white"/>
               </w:rPr>
-              <w:t xml:space="preserve">        </w:t>
-            </w:r>
-            <w:proofErr w:type="gramStart"/>
-            <w:r>
-              <w:rPr>
-                <w:color w:val="4A4A4A"/>
-                <w:sz w:val="20"/>
-                <w:szCs w:val="20"/>
-                <w:highlight w:val="white"/>
-              </w:rPr>
-              <w:t>.mode</w:t>
-            </w:r>
-            <w:proofErr w:type="gramEnd"/>
-            <w:r>
-              <w:rPr>
-                <w:color w:val="4A4A4A"/>
-                <w:sz w:val="20"/>
-                <w:szCs w:val="20"/>
-                <w:highlight w:val="white"/>
-              </w:rPr>
-              <w:t>("overwrite") \</w:t>
+              <w:t xml:space="preserve">        .mode("overwrite") \</w:t>
             </w:r>
           </w:p>
           <w:p>
@@ -2412,27 +1425,7 @@
           <w:szCs w:val="20"/>
           <w:highlight w:val="white"/>
         </w:rPr>
-        <w:t xml:space="preserve">On our </w:t>
-      </w:r>
-      <w:proofErr w:type="spellStart"/>
-      <w:r>
-        <w:rPr>
-          <w:color w:val="4A4A4A"/>
-          <w:sz w:val="20"/>
-          <w:szCs w:val="20"/>
-          <w:highlight w:val="white"/>
-        </w:rPr>
-        <w:t>DataFrame</w:t>
-      </w:r>
-      <w:proofErr w:type="spellEnd"/>
-      <w:r>
-        <w:rPr>
-          <w:color w:val="4A4A4A"/>
-          <w:sz w:val="20"/>
-          <w:szCs w:val="20"/>
-          <w:highlight w:val="white"/>
-        </w:rPr>
-        <w:t>, we have a total of 6 different states hence, it creates 6 directories as shown below. The name of the sub-directory would be the partition column and its value (partition column=value).</w:t>
+        <w:t>On our DataFrame, we have a total of 6 different states hence, it creates 6 directories as shown below. The name of the sub-directory would be the partition column and its value (partition column=value).</w:t>
       </w:r>
     </w:p>
     <w:p>
@@ -2465,8 +1458,6 @@
       </w:pPr>
       <w:bookmarkStart w:id="2" w:name="_4g9tht8591g0" w:colFirst="0" w:colLast="0"/>
       <w:bookmarkEnd w:id="2"/>
-      <w:proofErr w:type="spellStart"/>
-      <w:proofErr w:type="gramStart"/>
       <w:r>
         <w:rPr>
           <w:b/>
@@ -2475,29 +1466,7 @@
           <w:szCs w:val="20"/>
           <w:highlight w:val="white"/>
         </w:rPr>
-        <w:t>partitionBy</w:t>
-      </w:r>
-      <w:proofErr w:type="spellEnd"/>
-      <w:r>
-        <w:rPr>
-          <w:b/>
-          <w:color w:val="333333"/>
-          <w:sz w:val="20"/>
-          <w:szCs w:val="20"/>
-          <w:highlight w:val="white"/>
-        </w:rPr>
-        <w:t>(</w:t>
-      </w:r>
-      <w:proofErr w:type="gramEnd"/>
-      <w:r>
-        <w:rPr>
-          <w:b/>
-          <w:color w:val="333333"/>
-          <w:sz w:val="20"/>
-          <w:szCs w:val="20"/>
-          <w:highlight w:val="white"/>
-        </w:rPr>
-        <w:t>) Multiple Columns</w:t>
+        <w:t>partitionBy() Multiple Columns</w:t>
       </w:r>
     </w:p>
     <w:p>
@@ -2587,27 +1556,7 @@
                 <w:szCs w:val="20"/>
                 <w:highlight w:val="white"/>
               </w:rPr>
-              <w:t>#</w:t>
-            </w:r>
-            <w:proofErr w:type="gramStart"/>
-            <w:r>
-              <w:rPr>
-                <w:color w:val="4A4A4A"/>
-                <w:sz w:val="20"/>
-                <w:szCs w:val="20"/>
-                <w:highlight w:val="white"/>
-              </w:rPr>
-              <w:t>partitionBy(</w:t>
-            </w:r>
-            <w:proofErr w:type="gramEnd"/>
-            <w:r>
-              <w:rPr>
-                <w:color w:val="4A4A4A"/>
-                <w:sz w:val="20"/>
-                <w:szCs w:val="20"/>
-                <w:highlight w:val="white"/>
-              </w:rPr>
-              <w:t>) multiple columns</w:t>
+              <w:t>#partitionBy() multiple columns</w:t>
             </w:r>
           </w:p>
           <w:p>
@@ -2629,67 +1578,14 @@
                 <w:highlight w:val="white"/>
               </w:rPr>
             </w:pPr>
-            <w:proofErr w:type="spellStart"/>
-            <w:proofErr w:type="gramStart"/>
-            <w:r>
-              <w:rPr>
-                <w:color w:val="4A4A4A"/>
-                <w:sz w:val="20"/>
-                <w:szCs w:val="20"/>
-                <w:highlight w:val="white"/>
-              </w:rPr>
-              <w:t>df.write</w:t>
-            </w:r>
-            <w:proofErr w:type="gramEnd"/>
-            <w:r>
-              <w:rPr>
-                <w:color w:val="4A4A4A"/>
-                <w:sz w:val="20"/>
-                <w:szCs w:val="20"/>
-                <w:highlight w:val="white"/>
-              </w:rPr>
-              <w:t>.option</w:t>
-            </w:r>
-            <w:proofErr w:type="spellEnd"/>
-            <w:r>
-              <w:rPr>
-                <w:color w:val="4A4A4A"/>
-                <w:sz w:val="20"/>
-                <w:szCs w:val="20"/>
-                <w:highlight w:val="white"/>
-              </w:rPr>
-              <w:t>("</w:t>
-            </w:r>
-            <w:proofErr w:type="spellStart"/>
-            <w:r>
-              <w:rPr>
-                <w:color w:val="4A4A4A"/>
-                <w:sz w:val="20"/>
-                <w:szCs w:val="20"/>
-                <w:highlight w:val="white"/>
-              </w:rPr>
-              <w:t>header</w:t>
-            </w:r>
-            <w:proofErr w:type="gramStart"/>
-            <w:r>
-              <w:rPr>
-                <w:color w:val="4A4A4A"/>
-                <w:sz w:val="20"/>
-                <w:szCs w:val="20"/>
-                <w:highlight w:val="white"/>
-              </w:rPr>
-              <w:t>",True</w:t>
-            </w:r>
-            <w:proofErr w:type="spellEnd"/>
-            <w:proofErr w:type="gramEnd"/>
-            <w:r>
-              <w:rPr>
-                <w:color w:val="4A4A4A"/>
-                <w:sz w:val="20"/>
-                <w:szCs w:val="20"/>
-                <w:highlight w:val="white"/>
-              </w:rPr>
-              <w:t>) \</w:t>
+            <w:r>
+              <w:rPr>
+                <w:color w:val="4A4A4A"/>
+                <w:sz w:val="20"/>
+                <w:szCs w:val="20"/>
+                <w:highlight w:val="white"/>
+              </w:rPr>
+              <w:t>df.write.option("header",True) \</w:t>
             </w:r>
           </w:p>
           <w:p>
@@ -2718,58 +1614,7 @@
                 <w:szCs w:val="20"/>
                 <w:highlight w:val="white"/>
               </w:rPr>
-              <w:t xml:space="preserve">        </w:t>
-            </w:r>
-            <w:proofErr w:type="gramStart"/>
-            <w:r>
-              <w:rPr>
-                <w:color w:val="4A4A4A"/>
-                <w:sz w:val="20"/>
-                <w:szCs w:val="20"/>
-                <w:highlight w:val="white"/>
-              </w:rPr>
-              <w:t>.</w:t>
-            </w:r>
-            <w:proofErr w:type="spellStart"/>
-            <w:r>
-              <w:rPr>
-                <w:color w:val="4A4A4A"/>
-                <w:sz w:val="20"/>
-                <w:szCs w:val="20"/>
-                <w:highlight w:val="white"/>
-              </w:rPr>
-              <w:t>partitionBy</w:t>
-            </w:r>
-            <w:proofErr w:type="spellEnd"/>
-            <w:proofErr w:type="gramEnd"/>
-            <w:r>
-              <w:rPr>
-                <w:color w:val="4A4A4A"/>
-                <w:sz w:val="20"/>
-                <w:szCs w:val="20"/>
-                <w:highlight w:val="white"/>
-              </w:rPr>
-              <w:t>("</w:t>
-            </w:r>
-            <w:proofErr w:type="spellStart"/>
-            <w:r>
-              <w:rPr>
-                <w:color w:val="4A4A4A"/>
-                <w:sz w:val="20"/>
-                <w:szCs w:val="20"/>
-                <w:highlight w:val="white"/>
-              </w:rPr>
-              <w:t>state","city</w:t>
-            </w:r>
-            <w:proofErr w:type="spellEnd"/>
-            <w:r>
-              <w:rPr>
-                <w:color w:val="4A4A4A"/>
-                <w:sz w:val="20"/>
-                <w:szCs w:val="20"/>
-                <w:highlight w:val="white"/>
-              </w:rPr>
-              <w:t>") \</w:t>
+              <w:t xml:space="preserve">        .partitionBy("state","city") \</w:t>
             </w:r>
           </w:p>
           <w:p>
@@ -2798,27 +1643,7 @@
                 <w:szCs w:val="20"/>
                 <w:highlight w:val="white"/>
               </w:rPr>
-              <w:t xml:space="preserve">        </w:t>
-            </w:r>
-            <w:proofErr w:type="gramStart"/>
-            <w:r>
-              <w:rPr>
-                <w:color w:val="4A4A4A"/>
-                <w:sz w:val="20"/>
-                <w:szCs w:val="20"/>
-                <w:highlight w:val="white"/>
-              </w:rPr>
-              <w:t>.mode</w:t>
-            </w:r>
-            <w:proofErr w:type="gramEnd"/>
-            <w:r>
-              <w:rPr>
-                <w:color w:val="4A4A4A"/>
-                <w:sz w:val="20"/>
-                <w:szCs w:val="20"/>
-                <w:highlight w:val="white"/>
-              </w:rPr>
-              <w:t>("overwrite") \</w:t>
+              <w:t xml:space="preserve">        .mode("overwrite") \</w:t>
             </w:r>
           </w:p>
           <w:p>
@@ -2931,218 +1756,105 @@
           <w:szCs w:val="20"/>
           <w:highlight w:val="white"/>
         </w:rPr>
-        <w:t xml:space="preserve">Using </w:t>
-      </w:r>
-      <w:proofErr w:type="gramStart"/>
-      <w:r>
-        <w:rPr>
-          <w:b/>
-          <w:color w:val="333333"/>
-          <w:sz w:val="20"/>
-          <w:szCs w:val="20"/>
-          <w:highlight w:val="white"/>
-        </w:rPr>
-        <w:t>repartition(</w:t>
-      </w:r>
-      <w:proofErr w:type="gramEnd"/>
-      <w:r>
-        <w:rPr>
-          <w:b/>
-          <w:color w:val="333333"/>
-          <w:sz w:val="20"/>
-          <w:szCs w:val="20"/>
-          <w:highlight w:val="white"/>
-        </w:rPr>
-        <w:t xml:space="preserve">) and </w:t>
-      </w:r>
-      <w:proofErr w:type="spellStart"/>
-      <w:proofErr w:type="gramStart"/>
-      <w:r>
-        <w:rPr>
-          <w:b/>
-          <w:color w:val="333333"/>
-          <w:sz w:val="20"/>
-          <w:szCs w:val="20"/>
-          <w:highlight w:val="white"/>
+        <w:t>Using repartition() and partitionBy() together</w:t>
+      </w:r>
+    </w:p>
+    <w:p>
+      <w:pPr>
+        <w:shd w:val="clear" w:color="auto" w:fill="FFFFFF"/>
+        <w:spacing w:after="20" w:line="240" w:lineRule="auto"/>
+        <w:jc w:val="both"/>
+        <w:rPr>
+          <w:color w:val="4A4A4A"/>
+          <w:sz w:val="20"/>
+          <w:szCs w:val="20"/>
+          <w:highlight w:val="white"/>
+        </w:rPr>
+      </w:pPr>
+      <w:r>
+        <w:rPr>
+          <w:color w:val="4A4A4A"/>
+          <w:sz w:val="20"/>
+          <w:szCs w:val="20"/>
+          <w:highlight w:val="white"/>
+        </w:rPr>
+        <w:t xml:space="preserve">For each partition column, if you wanted to further divide into several partitions, use </w:t>
+      </w:r>
+      <w:r>
+        <w:rPr>
+          <w:rFonts w:ascii="Courier New" w:eastAsia="Courier New" w:hAnsi="Courier New" w:cs="Courier New"/>
+          <w:sz w:val="20"/>
+          <w:szCs w:val="20"/>
+          <w:shd w:val="clear" w:color="auto" w:fill="E3E3E4"/>
+        </w:rPr>
+        <w:t>repartition()</w:t>
+      </w:r>
+      <w:r>
+        <w:rPr>
+          <w:color w:val="4A4A4A"/>
+          <w:sz w:val="20"/>
+          <w:szCs w:val="20"/>
+          <w:highlight w:val="white"/>
+        </w:rPr>
+        <w:t xml:space="preserve"> and </w:t>
+      </w:r>
+      <w:r>
+        <w:rPr>
+          <w:rFonts w:ascii="Courier New" w:eastAsia="Courier New" w:hAnsi="Courier New" w:cs="Courier New"/>
+          <w:sz w:val="20"/>
+          <w:szCs w:val="20"/>
+          <w:shd w:val="clear" w:color="auto" w:fill="E3E3E4"/>
+        </w:rPr>
+        <w:t>partitionBy()</w:t>
+      </w:r>
+      <w:r>
+        <w:rPr>
+          <w:color w:val="4A4A4A"/>
+          <w:sz w:val="20"/>
+          <w:szCs w:val="20"/>
+          <w:highlight w:val="white"/>
+        </w:rPr>
+        <w:t xml:space="preserve"> together as explained in the below example.</w:t>
+      </w:r>
+    </w:p>
+    <w:p>
+      <w:pPr>
+        <w:shd w:val="clear" w:color="auto" w:fill="FFFFFF"/>
+        <w:spacing w:after="20" w:line="240" w:lineRule="auto"/>
+        <w:jc w:val="both"/>
+        <w:rPr>
+          <w:color w:val="4A4A4A"/>
+          <w:sz w:val="20"/>
+          <w:szCs w:val="20"/>
+          <w:highlight w:val="white"/>
+        </w:rPr>
+      </w:pPr>
+      <w:r>
+        <w:rPr>
+          <w:color w:val="4A4A4A"/>
+          <w:sz w:val="20"/>
+          <w:szCs w:val="20"/>
+          <w:highlight w:val="white"/>
+        </w:rPr>
+        <w:t xml:space="preserve">repartition() creates a specified number of partitions in memory. The </w:t>
+      </w:r>
+      <w:r>
+        <w:rPr>
+          <w:rFonts w:ascii="Courier New" w:eastAsia="Courier New" w:hAnsi="Courier New" w:cs="Courier New"/>
+          <w:sz w:val="20"/>
+          <w:szCs w:val="20"/>
+          <w:shd w:val="clear" w:color="auto" w:fill="E3E3E4"/>
         </w:rPr>
         <w:t>partitionBy</w:t>
       </w:r>
-      <w:proofErr w:type="spellEnd"/>
-      <w:r>
-        <w:rPr>
-          <w:b/>
-          <w:color w:val="333333"/>
-          <w:sz w:val="20"/>
-          <w:szCs w:val="20"/>
-          <w:highlight w:val="white"/>
-        </w:rPr>
-        <w:t>(</w:t>
-      </w:r>
-      <w:proofErr w:type="gramEnd"/>
-      <w:r>
-        <w:rPr>
-          <w:b/>
-          <w:color w:val="333333"/>
-          <w:sz w:val="20"/>
-          <w:szCs w:val="20"/>
-          <w:highlight w:val="white"/>
-        </w:rPr>
-        <w:t>) together</w:t>
-      </w:r>
-    </w:p>
-    <w:p>
-      <w:pPr>
-        <w:shd w:val="clear" w:color="auto" w:fill="FFFFFF"/>
-        <w:spacing w:after="20" w:line="240" w:lineRule="auto"/>
-        <w:jc w:val="both"/>
-        <w:rPr>
-          <w:color w:val="4A4A4A"/>
-          <w:sz w:val="20"/>
-          <w:szCs w:val="20"/>
-          <w:highlight w:val="white"/>
-        </w:rPr>
-      </w:pPr>
-      <w:r>
-        <w:rPr>
-          <w:color w:val="4A4A4A"/>
-          <w:sz w:val="20"/>
-          <w:szCs w:val="20"/>
-          <w:highlight w:val="white"/>
-        </w:rPr>
-        <w:t xml:space="preserve">For each partition column, if you wanted to further divide into several partitions, use </w:t>
-      </w:r>
-      <w:proofErr w:type="gramStart"/>
-      <w:r>
-        <w:rPr>
-          <w:rFonts w:ascii="Courier New" w:eastAsia="Courier New" w:hAnsi="Courier New" w:cs="Courier New"/>
-          <w:sz w:val="20"/>
-          <w:szCs w:val="20"/>
-          <w:shd w:val="clear" w:color="auto" w:fill="E3E3E4"/>
-        </w:rPr>
-        <w:t>repartition(</w:t>
-      </w:r>
-      <w:proofErr w:type="gramEnd"/>
-      <w:r>
-        <w:rPr>
-          <w:rFonts w:ascii="Courier New" w:eastAsia="Courier New" w:hAnsi="Courier New" w:cs="Courier New"/>
-          <w:sz w:val="20"/>
-          <w:szCs w:val="20"/>
-          <w:shd w:val="clear" w:color="auto" w:fill="E3E3E4"/>
-        </w:rPr>
-        <w:t>)</w:t>
-      </w:r>
-      <w:r>
-        <w:rPr>
-          <w:color w:val="4A4A4A"/>
-          <w:sz w:val="20"/>
-          <w:szCs w:val="20"/>
-          <w:highlight w:val="white"/>
-        </w:rPr>
-        <w:t xml:space="preserve"> and </w:t>
-      </w:r>
-      <w:proofErr w:type="spellStart"/>
-      <w:proofErr w:type="gramStart"/>
-      <w:r>
-        <w:rPr>
-          <w:rFonts w:ascii="Courier New" w:eastAsia="Courier New" w:hAnsi="Courier New" w:cs="Courier New"/>
-          <w:sz w:val="20"/>
-          <w:szCs w:val="20"/>
-          <w:shd w:val="clear" w:color="auto" w:fill="E3E3E4"/>
-        </w:rPr>
-        <w:t>partitionBy</w:t>
-      </w:r>
-      <w:proofErr w:type="spellEnd"/>
-      <w:r>
-        <w:rPr>
-          <w:rFonts w:ascii="Courier New" w:eastAsia="Courier New" w:hAnsi="Courier New" w:cs="Courier New"/>
-          <w:sz w:val="20"/>
-          <w:szCs w:val="20"/>
-          <w:shd w:val="clear" w:color="auto" w:fill="E3E3E4"/>
-        </w:rPr>
-        <w:t>(</w:t>
-      </w:r>
-      <w:proofErr w:type="gramEnd"/>
-      <w:r>
-        <w:rPr>
-          <w:rFonts w:ascii="Courier New" w:eastAsia="Courier New" w:hAnsi="Courier New" w:cs="Courier New"/>
-          <w:sz w:val="20"/>
-          <w:szCs w:val="20"/>
-          <w:shd w:val="clear" w:color="auto" w:fill="E3E3E4"/>
-        </w:rPr>
-        <w:t>)</w:t>
-      </w:r>
-      <w:r>
-        <w:rPr>
-          <w:color w:val="4A4A4A"/>
-          <w:sz w:val="20"/>
-          <w:szCs w:val="20"/>
-          <w:highlight w:val="white"/>
-        </w:rPr>
-        <w:t xml:space="preserve"> together as explained in the below example.</w:t>
-      </w:r>
-    </w:p>
-    <w:p>
-      <w:pPr>
-        <w:shd w:val="clear" w:color="auto" w:fill="FFFFFF"/>
-        <w:spacing w:after="20" w:line="240" w:lineRule="auto"/>
-        <w:jc w:val="both"/>
-        <w:rPr>
-          <w:color w:val="4A4A4A"/>
-          <w:sz w:val="20"/>
-          <w:szCs w:val="20"/>
-          <w:highlight w:val="white"/>
-        </w:rPr>
-      </w:pPr>
-      <w:proofErr w:type="gramStart"/>
-      <w:r>
-        <w:rPr>
-          <w:color w:val="4A4A4A"/>
-          <w:sz w:val="20"/>
-          <w:szCs w:val="20"/>
-          <w:highlight w:val="white"/>
-        </w:rPr>
-        <w:t>repartition(</w:t>
-      </w:r>
-      <w:proofErr w:type="gramEnd"/>
-      <w:r>
-        <w:rPr>
-          <w:color w:val="4A4A4A"/>
-          <w:sz w:val="20"/>
-          <w:szCs w:val="20"/>
-          <w:highlight w:val="white"/>
-        </w:rPr>
-        <w:t xml:space="preserve">) creates a specified number of partitions in memory. The </w:t>
-      </w:r>
-      <w:proofErr w:type="spellStart"/>
-      <w:proofErr w:type="gramStart"/>
-      <w:r>
-        <w:rPr>
-          <w:rFonts w:ascii="Courier New" w:eastAsia="Courier New" w:hAnsi="Courier New" w:cs="Courier New"/>
-          <w:sz w:val="20"/>
-          <w:szCs w:val="20"/>
-          <w:shd w:val="clear" w:color="auto" w:fill="E3E3E4"/>
-        </w:rPr>
-        <w:t>partitionBy</w:t>
-      </w:r>
-      <w:proofErr w:type="spellEnd"/>
-      <w:r>
-        <w:rPr>
-          <w:color w:val="4A4A4A"/>
-          <w:sz w:val="20"/>
-          <w:szCs w:val="20"/>
-          <w:highlight w:val="white"/>
-        </w:rPr>
-        <w:t>()  will</w:t>
-      </w:r>
-      <w:proofErr w:type="gramEnd"/>
-      <w:r>
-        <w:rPr>
-          <w:color w:val="4A4A4A"/>
-          <w:sz w:val="20"/>
-          <w:szCs w:val="20"/>
-          <w:highlight w:val="white"/>
-        </w:rPr>
-        <w:t xml:space="preserve"> write files to disk for each memory partition and partition column. </w:t>
+      <w:r>
+        <w:rPr>
+          <w:color w:val="4A4A4A"/>
+          <w:sz w:val="20"/>
+          <w:szCs w:val="20"/>
+          <w:highlight w:val="white"/>
+        </w:rPr>
+        <w:t xml:space="preserve">()  will write files to disk for each memory partition and partition column. </w:t>
       </w:r>
     </w:p>
     <w:p>
@@ -3232,58 +1944,7 @@
                 <w:szCs w:val="20"/>
                 <w:highlight w:val="white"/>
               </w:rPr>
-              <w:t xml:space="preserve">#Use </w:t>
-            </w:r>
-            <w:proofErr w:type="gramStart"/>
-            <w:r>
-              <w:rPr>
-                <w:color w:val="4A4A4A"/>
-                <w:sz w:val="20"/>
-                <w:szCs w:val="20"/>
-                <w:highlight w:val="white"/>
-              </w:rPr>
-              <w:t>repartition(</w:t>
-            </w:r>
-            <w:proofErr w:type="gramEnd"/>
-            <w:r>
-              <w:rPr>
-                <w:color w:val="4A4A4A"/>
-                <w:sz w:val="20"/>
-                <w:szCs w:val="20"/>
-                <w:highlight w:val="white"/>
-              </w:rPr>
-              <w:t xml:space="preserve">) and </w:t>
-            </w:r>
-            <w:proofErr w:type="spellStart"/>
-            <w:proofErr w:type="gramStart"/>
-            <w:r>
-              <w:rPr>
-                <w:color w:val="4A4A4A"/>
-                <w:sz w:val="20"/>
-                <w:szCs w:val="20"/>
-                <w:highlight w:val="white"/>
-              </w:rPr>
-              <w:t>partitionBy</w:t>
-            </w:r>
-            <w:proofErr w:type="spellEnd"/>
-            <w:r>
-              <w:rPr>
-                <w:color w:val="4A4A4A"/>
-                <w:sz w:val="20"/>
-                <w:szCs w:val="20"/>
-                <w:highlight w:val="white"/>
-              </w:rPr>
-              <w:t>(</w:t>
-            </w:r>
-            <w:proofErr w:type="gramEnd"/>
-            <w:r>
-              <w:rPr>
-                <w:color w:val="4A4A4A"/>
-                <w:sz w:val="20"/>
-                <w:szCs w:val="20"/>
-                <w:highlight w:val="white"/>
-              </w:rPr>
-              <w:t>) together</w:t>
+              <w:t>#Use repartition() and partitionBy() together</w:t>
             </w:r>
           </w:p>
           <w:p>
@@ -3305,85 +1966,14 @@
                 <w:highlight w:val="white"/>
               </w:rPr>
             </w:pPr>
-            <w:proofErr w:type="gramStart"/>
-            <w:r>
-              <w:rPr>
-                <w:color w:val="4A4A4A"/>
-                <w:sz w:val="20"/>
-                <w:szCs w:val="20"/>
-                <w:highlight w:val="white"/>
-              </w:rPr>
-              <w:t>df.repartition</w:t>
-            </w:r>
-            <w:proofErr w:type="gramEnd"/>
-            <w:r>
-              <w:rPr>
-                <w:color w:val="4A4A4A"/>
-                <w:sz w:val="20"/>
-                <w:szCs w:val="20"/>
-                <w:highlight w:val="white"/>
-              </w:rPr>
-              <w:t>(2</w:t>
-            </w:r>
-            <w:proofErr w:type="gramStart"/>
-            <w:r>
-              <w:rPr>
-                <w:color w:val="4A4A4A"/>
-                <w:sz w:val="20"/>
-                <w:szCs w:val="20"/>
-                <w:highlight w:val="white"/>
-              </w:rPr>
-              <w:t>).write</w:t>
-            </w:r>
-            <w:proofErr w:type="gramEnd"/>
-            <w:r>
-              <w:rPr>
-                <w:color w:val="4A4A4A"/>
-                <w:sz w:val="20"/>
-                <w:szCs w:val="20"/>
-                <w:highlight w:val="white"/>
-              </w:rPr>
-              <w:t>.option("header</w:t>
-            </w:r>
-            <w:proofErr w:type="gramStart"/>
-            <w:r>
-              <w:rPr>
-                <w:color w:val="4A4A4A"/>
-                <w:sz w:val="20"/>
-                <w:szCs w:val="20"/>
-                <w:highlight w:val="white"/>
-              </w:rPr>
-              <w:t>",True).partitionBy</w:t>
-            </w:r>
-            <w:proofErr w:type="gramEnd"/>
-            <w:r>
-              <w:rPr>
-                <w:color w:val="4A4A4A"/>
-                <w:sz w:val="20"/>
-                <w:szCs w:val="20"/>
-                <w:highlight w:val="white"/>
-              </w:rPr>
-              <w:t>("state"</w:t>
-            </w:r>
-            <w:proofErr w:type="gramStart"/>
-            <w:r>
-              <w:rPr>
-                <w:color w:val="4A4A4A"/>
-                <w:sz w:val="20"/>
-                <w:szCs w:val="20"/>
-                <w:highlight w:val="white"/>
-              </w:rPr>
-              <w:t>).mode</w:t>
-            </w:r>
-            <w:proofErr w:type="gramEnd"/>
-            <w:r>
-              <w:rPr>
-                <w:color w:val="4A4A4A"/>
-                <w:sz w:val="20"/>
-                <w:szCs w:val="20"/>
-                <w:highlight w:val="white"/>
-              </w:rPr>
-              <w:t>("overwrite").csv("file:///tmp/parts/zipcodes-state-more")</w:t>
+            <w:r>
+              <w:rPr>
+                <w:color w:val="4A4A4A"/>
+                <w:sz w:val="20"/>
+                <w:szCs w:val="20"/>
+                <w:highlight w:val="white"/>
+              </w:rPr>
+              <w:t>df.repartition(2).write.option("header",True).partitionBy("state").mode("overwrite").csv("file:///tmp/parts/zipcodes-state-more")</w:t>
             </w:r>
           </w:p>
           <w:p>
@@ -3490,7 +2080,6 @@
         </w:rPr>
         <w:t xml:space="preserve">Use option </w:t>
       </w:r>
-      <w:proofErr w:type="spellStart"/>
       <w:r>
         <w:rPr>
           <w:rFonts w:ascii="Courier New" w:eastAsia="Courier New" w:hAnsi="Courier New" w:cs="Courier New"/>
@@ -3501,7 +2090,6 @@
         </w:rPr>
         <w:t>maxRecordsPerFile</w:t>
       </w:r>
-      <w:proofErr w:type="spellEnd"/>
       <w:r>
         <w:rPr>
           <w:color w:val="4A4A4A"/>
@@ -3611,27 +2199,7 @@
                 <w:szCs w:val="20"/>
                 <w:highlight w:val="white"/>
               </w:rPr>
-              <w:t>#</w:t>
-            </w:r>
-            <w:proofErr w:type="gramStart"/>
-            <w:r>
-              <w:rPr>
-                <w:color w:val="4A4A4A"/>
-                <w:sz w:val="20"/>
-                <w:szCs w:val="20"/>
-                <w:highlight w:val="white"/>
-              </w:rPr>
-              <w:t>partitionBy(</w:t>
-            </w:r>
-            <w:proofErr w:type="gramEnd"/>
-            <w:r>
-              <w:rPr>
-                <w:color w:val="4A4A4A"/>
-                <w:sz w:val="20"/>
-                <w:szCs w:val="20"/>
-                <w:highlight w:val="white"/>
-              </w:rPr>
-              <w:t>) control number of partitions</w:t>
+              <w:t>#partitionBy() control number of partitions</w:t>
             </w:r>
           </w:p>
           <w:p>
@@ -3653,67 +2221,14 @@
                 <w:highlight w:val="white"/>
               </w:rPr>
             </w:pPr>
-            <w:proofErr w:type="spellStart"/>
-            <w:proofErr w:type="gramStart"/>
-            <w:r>
-              <w:rPr>
-                <w:color w:val="4A4A4A"/>
-                <w:sz w:val="20"/>
-                <w:szCs w:val="20"/>
-                <w:highlight w:val="white"/>
-              </w:rPr>
-              <w:t>df.write</w:t>
-            </w:r>
-            <w:proofErr w:type="gramEnd"/>
-            <w:r>
-              <w:rPr>
-                <w:color w:val="4A4A4A"/>
-                <w:sz w:val="20"/>
-                <w:szCs w:val="20"/>
-                <w:highlight w:val="white"/>
-              </w:rPr>
-              <w:t>.option</w:t>
-            </w:r>
-            <w:proofErr w:type="spellEnd"/>
-            <w:r>
-              <w:rPr>
-                <w:color w:val="4A4A4A"/>
-                <w:sz w:val="20"/>
-                <w:szCs w:val="20"/>
-                <w:highlight w:val="white"/>
-              </w:rPr>
-              <w:t>("</w:t>
-            </w:r>
-            <w:proofErr w:type="spellStart"/>
-            <w:r>
-              <w:rPr>
-                <w:color w:val="4A4A4A"/>
-                <w:sz w:val="20"/>
-                <w:szCs w:val="20"/>
-                <w:highlight w:val="white"/>
-              </w:rPr>
-              <w:t>header</w:t>
-            </w:r>
-            <w:proofErr w:type="gramStart"/>
-            <w:r>
-              <w:rPr>
-                <w:color w:val="4A4A4A"/>
-                <w:sz w:val="20"/>
-                <w:szCs w:val="20"/>
-                <w:highlight w:val="white"/>
-              </w:rPr>
-              <w:t>",True</w:t>
-            </w:r>
-            <w:proofErr w:type="spellEnd"/>
-            <w:proofErr w:type="gramEnd"/>
-            <w:r>
-              <w:rPr>
-                <w:color w:val="4A4A4A"/>
-                <w:sz w:val="20"/>
-                <w:szCs w:val="20"/>
-                <w:highlight w:val="white"/>
-              </w:rPr>
-              <w:t>) \</w:t>
+            <w:r>
+              <w:rPr>
+                <w:color w:val="4A4A4A"/>
+                <w:sz w:val="20"/>
+                <w:szCs w:val="20"/>
+                <w:highlight w:val="white"/>
+              </w:rPr>
+              <w:t>df.write.option("header",True) \</w:t>
             </w:r>
           </w:p>
           <w:p>
@@ -3742,47 +2257,7 @@
                 <w:szCs w:val="20"/>
                 <w:highlight w:val="white"/>
               </w:rPr>
-              <w:t xml:space="preserve">        </w:t>
-            </w:r>
-            <w:proofErr w:type="gramStart"/>
-            <w:r>
-              <w:rPr>
-                <w:color w:val="4A4A4A"/>
-                <w:sz w:val="20"/>
-                <w:szCs w:val="20"/>
-                <w:highlight w:val="white"/>
-              </w:rPr>
-              <w:t>.option</w:t>
-            </w:r>
-            <w:proofErr w:type="gramEnd"/>
-            <w:r>
-              <w:rPr>
-                <w:color w:val="4A4A4A"/>
-                <w:sz w:val="20"/>
-                <w:szCs w:val="20"/>
-                <w:highlight w:val="white"/>
-              </w:rPr>
-              <w:t>("</w:t>
-            </w:r>
-            <w:proofErr w:type="spellStart"/>
-            <w:r>
-              <w:rPr>
-                <w:color w:val="4A4A4A"/>
-                <w:sz w:val="20"/>
-                <w:szCs w:val="20"/>
-                <w:highlight w:val="white"/>
-              </w:rPr>
-              <w:t>maxRecordsPerFile</w:t>
-            </w:r>
-            <w:proofErr w:type="spellEnd"/>
-            <w:r>
-              <w:rPr>
-                <w:color w:val="4A4A4A"/>
-                <w:sz w:val="20"/>
-                <w:szCs w:val="20"/>
-                <w:highlight w:val="white"/>
-              </w:rPr>
-              <w:t>", 2) \</w:t>
+              <w:t xml:space="preserve">        .option("maxRecordsPerFile", 2) \</w:t>
             </w:r>
           </w:p>
           <w:p>
@@ -3812,38 +2287,7 @@
                 <w:highlight w:val="white"/>
               </w:rPr>
               <w:lastRenderedPageBreak/>
-              <w:t xml:space="preserve">        </w:t>
-            </w:r>
-            <w:proofErr w:type="gramStart"/>
-            <w:r>
-              <w:rPr>
-                <w:color w:val="4A4A4A"/>
-                <w:sz w:val="20"/>
-                <w:szCs w:val="20"/>
-                <w:highlight w:val="white"/>
-              </w:rPr>
-              <w:t>.</w:t>
-            </w:r>
-            <w:proofErr w:type="spellStart"/>
-            <w:r>
-              <w:rPr>
-                <w:color w:val="4A4A4A"/>
-                <w:sz w:val="20"/>
-                <w:szCs w:val="20"/>
-                <w:highlight w:val="white"/>
-              </w:rPr>
-              <w:t>partitionBy</w:t>
-            </w:r>
-            <w:proofErr w:type="spellEnd"/>
-            <w:proofErr w:type="gramEnd"/>
-            <w:r>
-              <w:rPr>
-                <w:color w:val="4A4A4A"/>
-                <w:sz w:val="20"/>
-                <w:szCs w:val="20"/>
-                <w:highlight w:val="white"/>
-              </w:rPr>
-              <w:t>("state") \</w:t>
+              <w:t xml:space="preserve">        .partitionBy("state") \</w:t>
             </w:r>
           </w:p>
           <w:p>
@@ -3872,27 +2316,7 @@
                 <w:szCs w:val="20"/>
                 <w:highlight w:val="white"/>
               </w:rPr>
-              <w:t xml:space="preserve">        </w:t>
-            </w:r>
-            <w:proofErr w:type="gramStart"/>
-            <w:r>
-              <w:rPr>
-                <w:color w:val="4A4A4A"/>
-                <w:sz w:val="20"/>
-                <w:szCs w:val="20"/>
-                <w:highlight w:val="white"/>
-              </w:rPr>
-              <w:t>.mode</w:t>
-            </w:r>
-            <w:proofErr w:type="gramEnd"/>
-            <w:r>
-              <w:rPr>
-                <w:color w:val="4A4A4A"/>
-                <w:sz w:val="20"/>
-                <w:szCs w:val="20"/>
-                <w:highlight w:val="white"/>
-              </w:rPr>
-              <w:t>("overwrite") \</w:t>
+              <w:t xml:space="preserve">        .mode("overwrite") \</w:t>
             </w:r>
           </w:p>
           <w:p>
@@ -4045,27 +2469,7 @@
           <w:szCs w:val="20"/>
           <w:highlight w:val="white"/>
         </w:rPr>
-        <w:t xml:space="preserve">. Here, </w:t>
-      </w:r>
-      <w:proofErr w:type="gramStart"/>
-      <w:r>
-        <w:rPr>
-          <w:color w:val="4A4A4A"/>
-          <w:sz w:val="20"/>
-          <w:szCs w:val="20"/>
-          <w:highlight w:val="white"/>
-        </w:rPr>
-        <w:t>It</w:t>
-      </w:r>
-      <w:proofErr w:type="gramEnd"/>
-      <w:r>
-        <w:rPr>
-          <w:color w:val="4A4A4A"/>
-          <w:sz w:val="20"/>
-          <w:szCs w:val="20"/>
-          <w:highlight w:val="white"/>
-        </w:rPr>
-        <w:t xml:space="preserve"> just reads the data from that specific folder instead of scanning a whole file (when not partitioned).</w:t>
+        <w:t>. Here, It just reads the data from that specific folder instead of scanning a whole file (when not partitioned).</w:t>
       </w:r>
     </w:p>
     <w:p>
@@ -4160,78 +2564,14 @@
                 <w:highlight w:val="white"/>
               </w:rPr>
             </w:pPr>
-            <w:proofErr w:type="spellStart"/>
-            <w:proofErr w:type="gramStart"/>
-            <w:r>
-              <w:rPr>
-                <w:color w:val="4A4A4A"/>
-                <w:sz w:val="20"/>
-                <w:szCs w:val="20"/>
-                <w:highlight w:val="white"/>
-              </w:rPr>
-              <w:t>dfSinglePart</w:t>
-            </w:r>
-            <w:proofErr w:type="spellEnd"/>
-            <w:r>
-              <w:rPr>
-                <w:color w:val="4A4A4A"/>
-                <w:sz w:val="20"/>
-                <w:szCs w:val="20"/>
-                <w:highlight w:val="white"/>
-              </w:rPr>
-              <w:t>=</w:t>
-            </w:r>
-            <w:proofErr w:type="spellStart"/>
-            <w:r>
-              <w:rPr>
-                <w:color w:val="4A4A4A"/>
-                <w:sz w:val="20"/>
-                <w:szCs w:val="20"/>
-                <w:highlight w:val="white"/>
-              </w:rPr>
-              <w:t>spark.read.option</w:t>
-            </w:r>
-            <w:proofErr w:type="spellEnd"/>
-            <w:proofErr w:type="gramEnd"/>
-            <w:r>
-              <w:rPr>
-                <w:color w:val="4A4A4A"/>
-                <w:sz w:val="20"/>
-                <w:szCs w:val="20"/>
-                <w:highlight w:val="white"/>
-              </w:rPr>
-              <w:t>("</w:t>
-            </w:r>
-            <w:proofErr w:type="spellStart"/>
-            <w:r>
-              <w:rPr>
-                <w:color w:val="4A4A4A"/>
-                <w:sz w:val="20"/>
-                <w:szCs w:val="20"/>
-                <w:highlight w:val="white"/>
-              </w:rPr>
-              <w:t>header</w:t>
-            </w:r>
-            <w:proofErr w:type="gramStart"/>
-            <w:r>
-              <w:rPr>
-                <w:color w:val="4A4A4A"/>
-                <w:sz w:val="20"/>
-                <w:szCs w:val="20"/>
-                <w:highlight w:val="white"/>
-              </w:rPr>
-              <w:t>",True</w:t>
-            </w:r>
-            <w:proofErr w:type="spellEnd"/>
-            <w:proofErr w:type="gramEnd"/>
-            <w:r>
-              <w:rPr>
-                <w:color w:val="4A4A4A"/>
-                <w:sz w:val="20"/>
-                <w:szCs w:val="20"/>
-                <w:highlight w:val="white"/>
-              </w:rPr>
-              <w:t>) \</w:t>
+            <w:r>
+              <w:rPr>
+                <w:color w:val="4A4A4A"/>
+                <w:sz w:val="20"/>
+                <w:szCs w:val="20"/>
+                <w:highlight w:val="white"/>
+              </w:rPr>
+              <w:t>dfSinglePart=spark.read.option("header",True) \</w:t>
             </w:r>
           </w:p>
           <w:p>
@@ -4282,25 +2622,14 @@
                 <w:highlight w:val="white"/>
               </w:rPr>
             </w:pPr>
-            <w:proofErr w:type="spellStart"/>
-            <w:r>
-              <w:rPr>
-                <w:color w:val="4A4A4A"/>
-                <w:sz w:val="20"/>
-                <w:szCs w:val="20"/>
-                <w:highlight w:val="white"/>
-              </w:rPr>
-              <w:t>dfSinglePart.printSchema</w:t>
-            </w:r>
-            <w:proofErr w:type="spellEnd"/>
-            <w:r>
-              <w:rPr>
-                <w:color w:val="4A4A4A"/>
-                <w:sz w:val="20"/>
-                <w:szCs w:val="20"/>
-                <w:highlight w:val="white"/>
-              </w:rPr>
-              <w:t>()</w:t>
+            <w:r>
+              <w:rPr>
+                <w:color w:val="4A4A4A"/>
+                <w:sz w:val="20"/>
+                <w:szCs w:val="20"/>
+                <w:highlight w:val="white"/>
+              </w:rPr>
+              <w:t>dfSinglePart.printSchema()</w:t>
             </w:r>
           </w:p>
           <w:p>
@@ -4322,25 +2651,14 @@
                 <w:highlight w:val="white"/>
               </w:rPr>
             </w:pPr>
-            <w:proofErr w:type="spellStart"/>
-            <w:r>
-              <w:rPr>
-                <w:color w:val="4A4A4A"/>
-                <w:sz w:val="20"/>
-                <w:szCs w:val="20"/>
-                <w:highlight w:val="white"/>
-              </w:rPr>
-              <w:t>dfSinglePart.show</w:t>
-            </w:r>
-            <w:proofErr w:type="spellEnd"/>
-            <w:r>
-              <w:rPr>
-                <w:color w:val="4A4A4A"/>
-                <w:sz w:val="20"/>
-                <w:szCs w:val="20"/>
-                <w:highlight w:val="white"/>
-              </w:rPr>
-              <w:t>()</w:t>
+            <w:r>
+              <w:rPr>
+                <w:color w:val="4A4A4A"/>
+                <w:sz w:val="20"/>
+                <w:szCs w:val="20"/>
+                <w:highlight w:val="white"/>
+              </w:rPr>
+              <w:t>dfSinglePart.show()</w:t>
             </w:r>
           </w:p>
           <w:p>
@@ -4408,7 +2726,6 @@
       </w:pPr>
       <w:bookmarkStart w:id="6" w:name="_uk270ndgo7c1" w:colFirst="0" w:colLast="0"/>
       <w:bookmarkEnd w:id="6"/>
-      <w:proofErr w:type="spellStart"/>
       <w:r>
         <w:rPr>
           <w:b/>
@@ -4417,18 +2734,7 @@
           <w:szCs w:val="20"/>
           <w:highlight w:val="white"/>
         </w:rPr>
-        <w:t>PySpark</w:t>
-      </w:r>
-      <w:proofErr w:type="spellEnd"/>
-      <w:r>
-        <w:rPr>
-          <w:b/>
-          <w:color w:val="333333"/>
-          <w:sz w:val="20"/>
-          <w:szCs w:val="20"/>
-          <w:highlight w:val="white"/>
-        </w:rPr>
-        <w:t xml:space="preserve"> SQL – Read Partition Data</w:t>
+        <w:t>PySpark SQL – Read Partition Data</w:t>
       </w:r>
     </w:p>
     <w:p>
@@ -4523,87 +2829,14 @@
                 <w:highlight w:val="white"/>
               </w:rPr>
             </w:pPr>
-            <w:proofErr w:type="spellStart"/>
-            <w:r>
-              <w:rPr>
-                <w:color w:val="4A4A4A"/>
-                <w:sz w:val="20"/>
-                <w:szCs w:val="20"/>
-                <w:highlight w:val="white"/>
-              </w:rPr>
-              <w:t>parqDF</w:t>
-            </w:r>
-            <w:proofErr w:type="spellEnd"/>
-            <w:r>
-              <w:rPr>
-                <w:color w:val="4A4A4A"/>
-                <w:sz w:val="20"/>
-                <w:szCs w:val="20"/>
-                <w:highlight w:val="white"/>
-              </w:rPr>
-              <w:t xml:space="preserve"> = </w:t>
-            </w:r>
-            <w:proofErr w:type="spellStart"/>
-            <w:proofErr w:type="gramStart"/>
-            <w:r>
-              <w:rPr>
-                <w:color w:val="4A4A4A"/>
-                <w:sz w:val="20"/>
-                <w:szCs w:val="20"/>
-                <w:highlight w:val="white"/>
-              </w:rPr>
-              <w:t>spark.read</w:t>
-            </w:r>
-            <w:proofErr w:type="gramEnd"/>
-            <w:r>
-              <w:rPr>
-                <w:color w:val="4A4A4A"/>
-                <w:sz w:val="20"/>
-                <w:szCs w:val="20"/>
-                <w:highlight w:val="white"/>
-              </w:rPr>
-              <w:t>.option</w:t>
-            </w:r>
-            <w:proofErr w:type="spellEnd"/>
-            <w:r>
-              <w:rPr>
-                <w:color w:val="4A4A4A"/>
-                <w:sz w:val="20"/>
-                <w:szCs w:val="20"/>
-                <w:highlight w:val="white"/>
-              </w:rPr>
-              <w:t>("</w:t>
-            </w:r>
-            <w:proofErr w:type="spellStart"/>
-            <w:r>
-              <w:rPr>
-                <w:color w:val="4A4A4A"/>
-                <w:sz w:val="20"/>
-                <w:szCs w:val="20"/>
-                <w:highlight w:val="white"/>
-              </w:rPr>
-              <w:t>header</w:t>
-            </w:r>
-            <w:proofErr w:type="gramStart"/>
-            <w:r>
-              <w:rPr>
-                <w:color w:val="4A4A4A"/>
-                <w:sz w:val="20"/>
-                <w:szCs w:val="20"/>
-                <w:highlight w:val="white"/>
-              </w:rPr>
-              <w:t>",True</w:t>
-            </w:r>
-            <w:proofErr w:type="spellEnd"/>
-            <w:proofErr w:type="gramEnd"/>
-            <w:r>
-              <w:rPr>
-                <w:color w:val="4A4A4A"/>
-                <w:sz w:val="20"/>
-                <w:szCs w:val="20"/>
-                <w:highlight w:val="white"/>
-              </w:rPr>
-              <w:t>) \</w:t>
+            <w:r>
+              <w:rPr>
+                <w:color w:val="4A4A4A"/>
+                <w:sz w:val="20"/>
+                <w:szCs w:val="20"/>
+                <w:highlight w:val="white"/>
+              </w:rPr>
+              <w:t>parqDF = spark.read.option("header",True) \</w:t>
             </w:r>
           </w:p>
           <w:p>
@@ -4654,25 +2887,14 @@
                 <w:highlight w:val="white"/>
               </w:rPr>
             </w:pPr>
-            <w:proofErr w:type="spellStart"/>
-            <w:r>
-              <w:rPr>
-                <w:color w:val="4A4A4A"/>
-                <w:sz w:val="20"/>
-                <w:szCs w:val="20"/>
-                <w:highlight w:val="white"/>
-              </w:rPr>
-              <w:t>parqDF.createOrReplaceTempView</w:t>
-            </w:r>
-            <w:proofErr w:type="spellEnd"/>
-            <w:r>
-              <w:rPr>
-                <w:color w:val="4A4A4A"/>
-                <w:sz w:val="20"/>
-                <w:szCs w:val="20"/>
-                <w:highlight w:val="white"/>
-              </w:rPr>
-              <w:t>("ZIPCODE")</w:t>
+            <w:r>
+              <w:rPr>
+                <w:color w:val="4A4A4A"/>
+                <w:sz w:val="20"/>
+                <w:szCs w:val="20"/>
+                <w:highlight w:val="white"/>
+              </w:rPr>
+              <w:t>parqDF.createOrReplaceTempView("ZIPCODE")</w:t>
             </w:r>
           </w:p>
           <w:p>
@@ -4694,56 +2916,14 @@
                 <w:highlight w:val="white"/>
               </w:rPr>
             </w:pPr>
-            <w:proofErr w:type="spellStart"/>
-            <w:proofErr w:type="gramStart"/>
-            <w:r>
-              <w:rPr>
-                <w:color w:val="4A4A4A"/>
-                <w:sz w:val="20"/>
-                <w:szCs w:val="20"/>
-                <w:highlight w:val="white"/>
-              </w:rPr>
-              <w:t>spark.sql</w:t>
-            </w:r>
-            <w:proofErr w:type="spellEnd"/>
-            <w:r>
-              <w:rPr>
-                <w:color w:val="4A4A4A"/>
-                <w:sz w:val="20"/>
-                <w:szCs w:val="20"/>
-                <w:highlight w:val="white"/>
-              </w:rPr>
-              <w:t>(</w:t>
-            </w:r>
-            <w:proofErr w:type="gramEnd"/>
-            <w:r>
-              <w:rPr>
-                <w:color w:val="4A4A4A"/>
-                <w:sz w:val="20"/>
-                <w:szCs w:val="20"/>
-                <w:highlight w:val="white"/>
-              </w:rPr>
-              <w:t xml:space="preserve">"select * from </w:t>
-            </w:r>
-            <w:proofErr w:type="gramStart"/>
-            <w:r>
-              <w:rPr>
-                <w:color w:val="4A4A4A"/>
-                <w:sz w:val="20"/>
-                <w:szCs w:val="20"/>
-                <w:highlight w:val="white"/>
-              </w:rPr>
-              <w:t>ZIPCODE  where</w:t>
-            </w:r>
-            <w:proofErr w:type="gramEnd"/>
-            <w:r>
-              <w:rPr>
-                <w:color w:val="4A4A4A"/>
-                <w:sz w:val="20"/>
-                <w:szCs w:val="20"/>
-                <w:highlight w:val="white"/>
-              </w:rPr>
-              <w:t xml:space="preserve"> state='AL' and city = 'SPRINGVILLE'") \</w:t>
+            <w:r>
+              <w:rPr>
+                <w:color w:val="4A4A4A"/>
+                <w:sz w:val="20"/>
+                <w:szCs w:val="20"/>
+                <w:highlight w:val="white"/>
+              </w:rPr>
+              <w:t>spark.sql("select * from ZIPCODE  where state='AL' and city = 'SPRINGVILLE'") \</w:t>
             </w:r>
           </w:p>
           <w:p>
@@ -4772,27 +2952,7 @@
                 <w:szCs w:val="20"/>
                 <w:highlight w:val="white"/>
               </w:rPr>
-              <w:t xml:space="preserve">    </w:t>
-            </w:r>
-            <w:proofErr w:type="gramStart"/>
-            <w:r>
-              <w:rPr>
-                <w:color w:val="4A4A4A"/>
-                <w:sz w:val="20"/>
-                <w:szCs w:val="20"/>
-                <w:highlight w:val="white"/>
-              </w:rPr>
-              <w:t>.show</w:t>
-            </w:r>
-            <w:proofErr w:type="gramEnd"/>
-            <w:r>
-              <w:rPr>
-                <w:color w:val="4A4A4A"/>
-                <w:sz w:val="20"/>
-                <w:szCs w:val="20"/>
-                <w:highlight w:val="white"/>
-              </w:rPr>
-              <w:t>()</w:t>
+              <w:t xml:space="preserve">    .show()</w:t>
             </w:r>
           </w:p>
           <w:p>
@@ -4860,7 +3020,6 @@
       </w:pPr>
       <w:bookmarkStart w:id="7" w:name="_s9zwl1w9ld1" w:colFirst="0" w:colLast="0"/>
       <w:bookmarkEnd w:id="7"/>
-      <w:proofErr w:type="spellStart"/>
       <w:r>
         <w:rPr>
           <w:b/>
@@ -4871,100 +3030,27 @@
         </w:rPr>
         <w:t>ArrayType</w:t>
       </w:r>
-      <w:proofErr w:type="spellEnd"/>
-    </w:p>
-    <w:p>
-      <w:pPr>
-        <w:spacing w:after="20" w:line="240" w:lineRule="auto"/>
-        <w:jc w:val="both"/>
-        <w:rPr>
-          <w:color w:val="4A4A4A"/>
-          <w:sz w:val="20"/>
-          <w:szCs w:val="20"/>
-          <w:highlight w:val="white"/>
-        </w:rPr>
-      </w:pPr>
-      <w:r>
-        <w:rPr>
-          <w:color w:val="4A4A4A"/>
-          <w:sz w:val="20"/>
-          <w:szCs w:val="20"/>
-          <w:highlight w:val="white"/>
-        </w:rPr>
-        <w:t xml:space="preserve">You can create an instance of an </w:t>
-      </w:r>
-      <w:proofErr w:type="spellStart"/>
-      <w:r>
-        <w:rPr>
-          <w:color w:val="4A4A4A"/>
-          <w:sz w:val="20"/>
-          <w:szCs w:val="20"/>
-          <w:highlight w:val="white"/>
-        </w:rPr>
-        <w:t>ArrayType</w:t>
-      </w:r>
-      <w:proofErr w:type="spellEnd"/>
-      <w:r>
-        <w:rPr>
-          <w:color w:val="4A4A4A"/>
-          <w:sz w:val="20"/>
-          <w:szCs w:val="20"/>
-          <w:highlight w:val="white"/>
-        </w:rPr>
-        <w:t xml:space="preserve"> using </w:t>
-      </w:r>
-      <w:proofErr w:type="spellStart"/>
-      <w:proofErr w:type="gramStart"/>
-      <w:r>
-        <w:rPr>
-          <w:color w:val="4A4A4A"/>
-          <w:sz w:val="20"/>
-          <w:szCs w:val="20"/>
-          <w:highlight w:val="white"/>
-        </w:rPr>
-        <w:t>ArraType</w:t>
-      </w:r>
-      <w:proofErr w:type="spellEnd"/>
-      <w:r>
-        <w:rPr>
-          <w:color w:val="4A4A4A"/>
-          <w:sz w:val="20"/>
-          <w:szCs w:val="20"/>
-          <w:highlight w:val="white"/>
-        </w:rPr>
-        <w:t>(</w:t>
-      </w:r>
-      <w:proofErr w:type="gramEnd"/>
-      <w:r>
-        <w:rPr>
-          <w:color w:val="4A4A4A"/>
-          <w:sz w:val="20"/>
-          <w:szCs w:val="20"/>
-          <w:highlight w:val="white"/>
-        </w:rPr>
-        <w:t xml:space="preserve">) class, </w:t>
-      </w:r>
-      <w:proofErr w:type="gramStart"/>
-      <w:r>
-        <w:rPr>
-          <w:color w:val="4A4A4A"/>
-          <w:sz w:val="20"/>
-          <w:szCs w:val="20"/>
-          <w:highlight w:val="white"/>
-        </w:rPr>
-        <w:t>This</w:t>
-      </w:r>
-      <w:proofErr w:type="gramEnd"/>
-      <w:r>
-        <w:rPr>
-          <w:color w:val="4A4A4A"/>
-          <w:sz w:val="20"/>
-          <w:szCs w:val="20"/>
-          <w:highlight w:val="white"/>
-        </w:rPr>
-        <w:t xml:space="preserve"> takes arguments </w:t>
-      </w:r>
-      <w:proofErr w:type="spellStart"/>
+    </w:p>
+    <w:p>
+      <w:pPr>
+        <w:spacing w:after="20" w:line="240" w:lineRule="auto"/>
+        <w:jc w:val="both"/>
+        <w:rPr>
+          <w:color w:val="4A4A4A"/>
+          <w:sz w:val="20"/>
+          <w:szCs w:val="20"/>
+          <w:highlight w:val="white"/>
+        </w:rPr>
+      </w:pPr>
+      <w:r>
+        <w:rPr>
+          <w:color w:val="4A4A4A"/>
+          <w:sz w:val="20"/>
+          <w:szCs w:val="20"/>
+          <w:highlight w:val="white"/>
+        </w:rPr>
+        <w:t xml:space="preserve">You can create an instance of an ArrayType using ArraType() class, This takes arguments </w:t>
+      </w:r>
       <w:r>
         <w:rPr>
           <w:rFonts w:ascii="Courier New" w:eastAsia="Courier New" w:hAnsi="Courier New" w:cs="Courier New"/>
@@ -4975,7 +3061,6 @@
         </w:rPr>
         <w:t>valueType</w:t>
       </w:r>
-      <w:proofErr w:type="spellEnd"/>
       <w:r>
         <w:rPr>
           <w:color w:val="4A4A4A"/>
@@ -4985,7 +3070,6 @@
         </w:rPr>
         <w:t xml:space="preserve"> and one optional argument </w:t>
       </w:r>
-      <w:proofErr w:type="spellStart"/>
       <w:r>
         <w:rPr>
           <w:rFonts w:ascii="Courier New" w:eastAsia="Courier New" w:hAnsi="Courier New" w:cs="Courier New"/>
@@ -4996,7 +3080,6 @@
         </w:rPr>
         <w:t>valueContainsNull</w:t>
       </w:r>
-      <w:proofErr w:type="spellEnd"/>
       <w:r>
         <w:rPr>
           <w:color w:val="4A4A4A"/>
@@ -5006,7 +3089,6 @@
         </w:rPr>
         <w:t xml:space="preserve"> to specify if a value can accept null, by default it takes True. </w:t>
       </w:r>
-      <w:proofErr w:type="spellStart"/>
       <w:r>
         <w:rPr>
           <w:rFonts w:ascii="Courier New" w:eastAsia="Courier New" w:hAnsi="Courier New" w:cs="Courier New"/>
@@ -5017,55 +3099,14 @@
         </w:rPr>
         <w:t>valueType</w:t>
       </w:r>
-      <w:proofErr w:type="spellEnd"/>
-      <w:r>
-        <w:rPr>
-          <w:color w:val="4A4A4A"/>
-          <w:sz w:val="20"/>
-          <w:szCs w:val="20"/>
-          <w:highlight w:val="white"/>
-        </w:rPr>
-        <w:t xml:space="preserve"> should be a </w:t>
-      </w:r>
-      <w:proofErr w:type="spellStart"/>
-      <w:r>
-        <w:rPr>
-          <w:color w:val="4A4A4A"/>
-          <w:sz w:val="20"/>
-          <w:szCs w:val="20"/>
-          <w:highlight w:val="white"/>
-        </w:rPr>
-        <w:t>PySpark</w:t>
-      </w:r>
-      <w:proofErr w:type="spellEnd"/>
-      <w:r>
-        <w:rPr>
-          <w:color w:val="4A4A4A"/>
-          <w:sz w:val="20"/>
-          <w:szCs w:val="20"/>
-          <w:highlight w:val="white"/>
-        </w:rPr>
-        <w:t xml:space="preserve"> type that extends </w:t>
-      </w:r>
-      <w:proofErr w:type="spellStart"/>
-      <w:r>
-        <w:rPr>
-          <w:color w:val="4A4A4A"/>
-          <w:sz w:val="20"/>
-          <w:szCs w:val="20"/>
-          <w:highlight w:val="white"/>
-        </w:rPr>
-        <w:t>DataType</w:t>
-      </w:r>
-      <w:proofErr w:type="spellEnd"/>
-      <w:r>
-        <w:rPr>
-          <w:color w:val="4A4A4A"/>
-          <w:sz w:val="20"/>
-          <w:szCs w:val="20"/>
-          <w:highlight w:val="white"/>
-        </w:rPr>
-        <w:t xml:space="preserve"> class.</w:t>
+      <w:r>
+        <w:rPr>
+          <w:color w:val="4A4A4A"/>
+          <w:sz w:val="20"/>
+          <w:szCs w:val="20"/>
+          <w:highlight w:val="white"/>
+        </w:rPr>
+        <w:t xml:space="preserve"> should be a PySpark type that extends DataType class.</w:t>
       </w:r>
     </w:p>
     <w:p>
@@ -5098,7 +3139,6 @@
       </w:pPr>
       <w:bookmarkStart w:id="8" w:name="_w89rdkb37t0z" w:colFirst="0" w:colLast="0"/>
       <w:bookmarkEnd w:id="8"/>
-      <w:proofErr w:type="spellStart"/>
       <w:r>
         <w:rPr>
           <w:b/>
@@ -5107,18 +3147,7 @@
           <w:szCs w:val="20"/>
           <w:highlight w:val="white"/>
         </w:rPr>
-        <w:t>ArrayType</w:t>
-      </w:r>
-      <w:proofErr w:type="spellEnd"/>
-      <w:r>
-        <w:rPr>
-          <w:b/>
-          <w:color w:val="333333"/>
-          <w:sz w:val="20"/>
-          <w:szCs w:val="20"/>
-          <w:highlight w:val="white"/>
-        </w:rPr>
-        <w:t xml:space="preserve"> Column Using StructType</w:t>
+        <w:t>ArrayType Column Using StructType</w:t>
       </w:r>
     </w:p>
     <w:p>
@@ -5141,7 +3170,6 @@
         </w:rPr>
         <w:t xml:space="preserve">This snippet creates two Array columns </w:t>
       </w:r>
-      <w:proofErr w:type="spellStart"/>
       <w:r>
         <w:rPr>
           <w:rFonts w:ascii="Courier New" w:eastAsia="Courier New" w:hAnsi="Courier New" w:cs="Courier New"/>
@@ -5152,7 +3180,6 @@
         </w:rPr>
         <w:t>languagesAtSchool</w:t>
       </w:r>
-      <w:proofErr w:type="spellEnd"/>
       <w:r>
         <w:rPr>
           <w:color w:val="4A4A4A"/>
@@ -5162,7 +3189,6 @@
         </w:rPr>
         <w:t xml:space="preserve"> and </w:t>
       </w:r>
-      <w:proofErr w:type="spellStart"/>
       <w:r>
         <w:rPr>
           <w:rFonts w:ascii="Courier New" w:eastAsia="Courier New" w:hAnsi="Courier New" w:cs="Courier New"/>
@@ -5173,7 +3199,6 @@
         </w:rPr>
         <w:t>languagesAtWork</w:t>
       </w:r>
-      <w:proofErr w:type="spellEnd"/>
       <w:r>
         <w:rPr>
           <w:color w:val="4A4A4A"/>
@@ -5255,31 +3280,7 @@
               <w:spacing w:line="240" w:lineRule="auto"/>
             </w:pPr>
             <w:r>
-              <w:t xml:space="preserve"> ("</w:t>
-            </w:r>
-            <w:proofErr w:type="gramStart"/>
-            <w:r>
-              <w:t>James,,</w:t>
-            </w:r>
-            <w:proofErr w:type="gramEnd"/>
-            <w:r>
-              <w:t>Smith</w:t>
-            </w:r>
-            <w:proofErr w:type="gramStart"/>
-            <w:r>
-              <w:t>",[</w:t>
-            </w:r>
-            <w:proofErr w:type="gramEnd"/>
-            <w:r>
-              <w:t>"Java","Scala","C++"</w:t>
-            </w:r>
-            <w:proofErr w:type="gramStart"/>
-            <w:r>
-              <w:t>],[</w:t>
-            </w:r>
-            <w:proofErr w:type="gramEnd"/>
-            <w:r>
-              <w:t>"Spark","Java"],"OH","CA"),</w:t>
+              <w:t xml:space="preserve"> ("James,,Smith",["Java","Scala","C++"],["Spark","Java"],"OH","CA"),</w:t>
             </w:r>
           </w:p>
           <w:p>
@@ -5287,31 +3288,7 @@
               <w:spacing w:line="240" w:lineRule="auto"/>
             </w:pPr>
             <w:r>
-              <w:t xml:space="preserve"> ("</w:t>
-            </w:r>
-            <w:proofErr w:type="gramStart"/>
-            <w:r>
-              <w:t>Michael,Rose</w:t>
-            </w:r>
-            <w:proofErr w:type="gramEnd"/>
-            <w:r>
-              <w:t>,</w:t>
-            </w:r>
-            <w:proofErr w:type="gramStart"/>
-            <w:r>
-              <w:t>",[</w:t>
-            </w:r>
-            <w:proofErr w:type="gramEnd"/>
-            <w:r>
-              <w:t>"Spark","Java","C++"</w:t>
-            </w:r>
-            <w:proofErr w:type="gramStart"/>
-            <w:r>
-              <w:t>],[</w:t>
-            </w:r>
-            <w:proofErr w:type="gramEnd"/>
-            <w:r>
-              <w:t>"Spark","Java"],"NY","NJ"),</w:t>
+              <w:t xml:space="preserve"> ("Michael,Rose,",["Spark","Java","C++"],["Spark","Java"],"NY","NJ"),</w:t>
             </w:r>
           </w:p>
           <w:p>
@@ -5319,31 +3296,7 @@
               <w:spacing w:line="240" w:lineRule="auto"/>
             </w:pPr>
             <w:r>
-              <w:t xml:space="preserve"> ("</w:t>
-            </w:r>
-            <w:proofErr w:type="gramStart"/>
-            <w:r>
-              <w:t>Robert,,</w:t>
-            </w:r>
-            <w:proofErr w:type="gramEnd"/>
-            <w:r>
-              <w:t>Williams</w:t>
-            </w:r>
-            <w:proofErr w:type="gramStart"/>
-            <w:r>
-              <w:t>",[</w:t>
-            </w:r>
-            <w:proofErr w:type="gramEnd"/>
-            <w:r>
-              <w:t>"CSharp","VB"</w:t>
-            </w:r>
-            <w:proofErr w:type="gramStart"/>
-            <w:r>
-              <w:t>],[</w:t>
-            </w:r>
-            <w:proofErr w:type="gramEnd"/>
-            <w:r>
-              <w:t>"Spark","Python"],"UT","NV")</w:t>
+              <w:t xml:space="preserve"> ("Robert,,Williams",["CSharp","VB"],["Spark","Python"],"UT","NV")</w:t>
             </w:r>
           </w:p>
           <w:p>
@@ -5364,51 +3317,15 @@
               <w:spacing w:line="240" w:lineRule="auto"/>
             </w:pPr>
             <w:r>
-              <w:t xml:space="preserve">from </w:t>
-            </w:r>
-            <w:proofErr w:type="spellStart"/>
-            <w:proofErr w:type="gramStart"/>
-            <w:r>
-              <w:t>pyspark.sql.types</w:t>
-            </w:r>
-            <w:proofErr w:type="spellEnd"/>
-            <w:proofErr w:type="gramEnd"/>
-            <w:r>
-              <w:t xml:space="preserve"> import </w:t>
-            </w:r>
-            <w:proofErr w:type="spellStart"/>
-            <w:r>
-              <w:t>StringType</w:t>
-            </w:r>
-            <w:proofErr w:type="spellEnd"/>
-            <w:r>
-              <w:t xml:space="preserve">, </w:t>
-            </w:r>
-            <w:proofErr w:type="spellStart"/>
-            <w:proofErr w:type="gramStart"/>
-            <w:r>
-              <w:t>ArrayType,StructType</w:t>
-            </w:r>
-            <w:proofErr w:type="gramEnd"/>
-            <w:r>
-              <w:t>,StructField</w:t>
-            </w:r>
-            <w:proofErr w:type="spellEnd"/>
+              <w:t>from pyspark.sql.types import StringType, ArrayType,StructType,StructField</w:t>
+            </w:r>
           </w:p>
           <w:p>
             <w:pPr>
               <w:spacing w:line="240" w:lineRule="auto"/>
             </w:pPr>
             <w:r>
-              <w:t xml:space="preserve">schema = </w:t>
-            </w:r>
-            <w:proofErr w:type="gramStart"/>
-            <w:r>
-              <w:t>StructType(</w:t>
-            </w:r>
-            <w:proofErr w:type="gramEnd"/>
-            <w:r>
-              <w:t xml:space="preserve">[ </w:t>
+              <w:t xml:space="preserve">schema = StructType([ </w:t>
             </w:r>
           </w:p>
           <w:p>
@@ -5417,36 +3334,7 @@
             </w:pPr>
             <w:r>
               <w:lastRenderedPageBreak/>
-              <w:t xml:space="preserve">    </w:t>
-            </w:r>
-            <w:proofErr w:type="spellStart"/>
-            <w:r>
-              <w:t>StructField</w:t>
-            </w:r>
-            <w:proofErr w:type="spellEnd"/>
-            <w:r>
-              <w:t>("name</w:t>
-            </w:r>
-            <w:proofErr w:type="gramStart"/>
-            <w:r>
-              <w:t>",</w:t>
-            </w:r>
-            <w:proofErr w:type="spellStart"/>
-            <w:r>
-              <w:t>StringType</w:t>
-            </w:r>
-            <w:proofErr w:type="spellEnd"/>
-            <w:proofErr w:type="gramEnd"/>
-            <w:r>
-              <w:t>(</w:t>
-            </w:r>
-            <w:proofErr w:type="gramStart"/>
-            <w:r>
-              <w:t>),True</w:t>
-            </w:r>
-            <w:proofErr w:type="gramEnd"/>
-            <w:r>
-              <w:t xml:space="preserve">), </w:t>
+              <w:t xml:space="preserve">    StructField("name",StringType(),True), </w:t>
             </w:r>
           </w:p>
           <w:p>
@@ -5454,49 +3342,7 @@
               <w:spacing w:line="240" w:lineRule="auto"/>
             </w:pPr>
             <w:r>
-              <w:t xml:space="preserve">    </w:t>
-            </w:r>
-            <w:proofErr w:type="spellStart"/>
-            <w:r>
-              <w:t>StructField</w:t>
-            </w:r>
-            <w:proofErr w:type="spellEnd"/>
-            <w:r>
-              <w:t>("</w:t>
-            </w:r>
-            <w:proofErr w:type="spellStart"/>
-            <w:r>
-              <w:t>languagesAtSchool</w:t>
-            </w:r>
-            <w:proofErr w:type="spellEnd"/>
-            <w:proofErr w:type="gramStart"/>
-            <w:r>
-              <w:t>",</w:t>
-            </w:r>
-            <w:proofErr w:type="spellStart"/>
-            <w:r>
-              <w:t>ArrayType</w:t>
-            </w:r>
-            <w:proofErr w:type="spellEnd"/>
-            <w:proofErr w:type="gramEnd"/>
-            <w:r>
-              <w:t>(</w:t>
-            </w:r>
-            <w:proofErr w:type="spellStart"/>
-            <w:r>
-              <w:t>StringType</w:t>
-            </w:r>
-            <w:proofErr w:type="spellEnd"/>
-            <w:r>
-              <w:t>()</w:t>
-            </w:r>
-            <w:proofErr w:type="gramStart"/>
-            <w:r>
-              <w:t>),True</w:t>
-            </w:r>
-            <w:proofErr w:type="gramEnd"/>
-            <w:r>
-              <w:t xml:space="preserve">), </w:t>
+              <w:t xml:space="preserve">    StructField("languagesAtSchool",ArrayType(StringType()),True), </w:t>
             </w:r>
           </w:p>
           <w:p>
@@ -5504,49 +3350,7 @@
               <w:spacing w:line="240" w:lineRule="auto"/>
             </w:pPr>
             <w:r>
-              <w:t xml:space="preserve">    </w:t>
-            </w:r>
-            <w:proofErr w:type="spellStart"/>
-            <w:r>
-              <w:t>StructField</w:t>
-            </w:r>
-            <w:proofErr w:type="spellEnd"/>
-            <w:r>
-              <w:t>("</w:t>
-            </w:r>
-            <w:proofErr w:type="spellStart"/>
-            <w:r>
-              <w:t>languagesAtWork</w:t>
-            </w:r>
-            <w:proofErr w:type="spellEnd"/>
-            <w:proofErr w:type="gramStart"/>
-            <w:r>
-              <w:t>",</w:t>
-            </w:r>
-            <w:proofErr w:type="spellStart"/>
-            <w:r>
-              <w:t>ArrayType</w:t>
-            </w:r>
-            <w:proofErr w:type="spellEnd"/>
-            <w:proofErr w:type="gramEnd"/>
-            <w:r>
-              <w:t>(</w:t>
-            </w:r>
-            <w:proofErr w:type="spellStart"/>
-            <w:r>
-              <w:t>StringType</w:t>
-            </w:r>
-            <w:proofErr w:type="spellEnd"/>
-            <w:r>
-              <w:t>()</w:t>
-            </w:r>
-            <w:proofErr w:type="gramStart"/>
-            <w:r>
-              <w:t>),True</w:t>
-            </w:r>
-            <w:proofErr w:type="gramEnd"/>
-            <w:r>
-              <w:t xml:space="preserve">), </w:t>
+              <w:t xml:space="preserve">    StructField("languagesAtWork",ArrayType(StringType()),True), </w:t>
             </w:r>
           </w:p>
           <w:p>
@@ -5554,41 +3358,7 @@
               <w:spacing w:line="240" w:lineRule="auto"/>
             </w:pPr>
             <w:r>
-              <w:t xml:space="preserve">    </w:t>
-            </w:r>
-            <w:proofErr w:type="spellStart"/>
-            <w:proofErr w:type="gramStart"/>
-            <w:r>
-              <w:t>StructField</w:t>
-            </w:r>
-            <w:proofErr w:type="spellEnd"/>
-            <w:r>
-              <w:t>(</w:t>
-            </w:r>
-            <w:proofErr w:type="gramEnd"/>
-            <w:r>
-              <w:t>"</w:t>
-            </w:r>
-            <w:proofErr w:type="spellStart"/>
-            <w:r>
-              <w:t>currentState</w:t>
-            </w:r>
-            <w:proofErr w:type="spellEnd"/>
-            <w:r>
-              <w:t xml:space="preserve">", </w:t>
-            </w:r>
-            <w:proofErr w:type="spellStart"/>
-            <w:proofErr w:type="gramStart"/>
-            <w:r>
-              <w:t>StringType</w:t>
-            </w:r>
-            <w:proofErr w:type="spellEnd"/>
-            <w:r>
-              <w:t>(</w:t>
-            </w:r>
-            <w:proofErr w:type="gramEnd"/>
-            <w:r>
-              <w:t xml:space="preserve">), True), </w:t>
+              <w:t xml:space="preserve">    StructField("currentState", StringType(), True), </w:t>
             </w:r>
           </w:p>
           <w:p>
@@ -5596,41 +3366,7 @@
               <w:spacing w:line="240" w:lineRule="auto"/>
             </w:pPr>
             <w:r>
-              <w:t xml:space="preserve">    </w:t>
-            </w:r>
-            <w:proofErr w:type="spellStart"/>
-            <w:proofErr w:type="gramStart"/>
-            <w:r>
-              <w:t>StructField</w:t>
-            </w:r>
-            <w:proofErr w:type="spellEnd"/>
-            <w:r>
-              <w:t>(</w:t>
-            </w:r>
-            <w:proofErr w:type="gramEnd"/>
-            <w:r>
-              <w:t>"</w:t>
-            </w:r>
-            <w:proofErr w:type="spellStart"/>
-            <w:r>
-              <w:t>previousState</w:t>
-            </w:r>
-            <w:proofErr w:type="spellEnd"/>
-            <w:r>
-              <w:t xml:space="preserve">", </w:t>
-            </w:r>
-            <w:proofErr w:type="spellStart"/>
-            <w:proofErr w:type="gramStart"/>
-            <w:r>
-              <w:t>StringType</w:t>
-            </w:r>
-            <w:proofErr w:type="spellEnd"/>
-            <w:r>
-              <w:t>(</w:t>
-            </w:r>
-            <w:proofErr w:type="gramEnd"/>
-            <w:r>
-              <w:t>), True)</w:t>
+              <w:t xml:space="preserve">    StructField("previousState", StringType(), True)</w:t>
             </w:r>
           </w:p>
           <w:p>
@@ -5650,63 +3386,24 @@
             <w:pPr>
               <w:spacing w:line="240" w:lineRule="auto"/>
             </w:pPr>
-            <w:proofErr w:type="spellStart"/>
-            <w:r>
-              <w:t>df</w:t>
-            </w:r>
-            <w:proofErr w:type="spellEnd"/>
-            <w:r>
-              <w:t xml:space="preserve"> = </w:t>
-            </w:r>
-            <w:proofErr w:type="spellStart"/>
-            <w:proofErr w:type="gramStart"/>
-            <w:r>
-              <w:t>spark.createDataFrame</w:t>
-            </w:r>
-            <w:proofErr w:type="spellEnd"/>
-            <w:proofErr w:type="gramEnd"/>
-            <w:r>
-              <w:t>(data=</w:t>
-            </w:r>
-            <w:proofErr w:type="spellStart"/>
-            <w:proofErr w:type="gramStart"/>
-            <w:r>
-              <w:t>data,schema</w:t>
-            </w:r>
-            <w:proofErr w:type="spellEnd"/>
-            <w:proofErr w:type="gramEnd"/>
-            <w:r>
-              <w:t>=schema)</w:t>
+            <w:r>
+              <w:t>df = spark.createDataFrame(data=data,schema=schema)</w:t>
             </w:r>
           </w:p>
           <w:p>
             <w:pPr>
               <w:spacing w:line="240" w:lineRule="auto"/>
             </w:pPr>
-            <w:proofErr w:type="spellStart"/>
-            <w:proofErr w:type="gramStart"/>
-            <w:r>
-              <w:t>df.printSchema</w:t>
-            </w:r>
-            <w:proofErr w:type="spellEnd"/>
-            <w:proofErr w:type="gramEnd"/>
-            <w:r>
-              <w:t>()</w:t>
+            <w:r>
+              <w:t>df.printSchema()</w:t>
             </w:r>
           </w:p>
           <w:p>
             <w:pPr>
               <w:spacing w:line="240" w:lineRule="auto"/>
             </w:pPr>
-            <w:proofErr w:type="spellStart"/>
-            <w:proofErr w:type="gramStart"/>
-            <w:r>
-              <w:t>df.show</w:t>
-            </w:r>
-            <w:proofErr w:type="spellEnd"/>
-            <w:proofErr w:type="gramEnd"/>
-            <w:r>
-              <w:t>()</w:t>
+            <w:r>
+              <w:t>df.show()</w:t>
             </w:r>
           </w:p>
           <w:p>
@@ -5730,6 +3427,3771 @@
                 <w:between w:val="nil"/>
               </w:pBdr>
               <w:spacing w:line="240" w:lineRule="auto"/>
+              <w:rPr>
+                <w:color w:val="4A4A4A"/>
+                <w:sz w:val="20"/>
+                <w:szCs w:val="20"/>
+                <w:highlight w:val="white"/>
+              </w:rPr>
+            </w:pPr>
+          </w:p>
+        </w:tc>
+      </w:tr>
+    </w:tbl>
+    <w:p>
+      <w:pPr>
+        <w:spacing w:after="20" w:line="240" w:lineRule="auto"/>
+        <w:jc w:val="both"/>
+        <w:rPr>
+          <w:color w:val="4A4A4A"/>
+          <w:sz w:val="20"/>
+          <w:szCs w:val="20"/>
+          <w:highlight w:val="white"/>
+        </w:rPr>
+      </w:pPr>
+    </w:p>
+    <w:p>
+      <w:pPr>
+        <w:pStyle w:val="Heading2"/>
+        <w:keepNext w:val="0"/>
+        <w:keepLines w:val="0"/>
+        <w:shd w:val="clear" w:color="auto" w:fill="FFFFFF"/>
+        <w:spacing w:before="0" w:after="20" w:line="240" w:lineRule="auto"/>
+        <w:jc w:val="both"/>
+        <w:rPr>
+          <w:b/>
+          <w:color w:val="333333"/>
+          <w:sz w:val="20"/>
+          <w:szCs w:val="20"/>
+          <w:highlight w:val="white"/>
+        </w:rPr>
+      </w:pPr>
+      <w:r>
+        <w:rPr>
+          <w:b/>
+          <w:color w:val="333333"/>
+          <w:sz w:val="20"/>
+          <w:szCs w:val="20"/>
+          <w:highlight w:val="white"/>
+        </w:rPr>
+        <w:t>explode()</w:t>
+      </w:r>
+    </w:p>
+    <w:p>
+      <w:pPr>
+        <w:shd w:val="clear" w:color="auto" w:fill="FFFFFF"/>
+        <w:spacing w:after="20" w:line="240" w:lineRule="auto"/>
+        <w:jc w:val="both"/>
+        <w:rPr>
+          <w:color w:val="4A4A4A"/>
+          <w:sz w:val="20"/>
+          <w:szCs w:val="20"/>
+          <w:highlight w:val="white"/>
+        </w:rPr>
+      </w:pPr>
+      <w:r>
+        <w:rPr>
+          <w:color w:val="4A4A4A"/>
+          <w:sz w:val="20"/>
+          <w:szCs w:val="20"/>
+          <w:highlight w:val="white"/>
+        </w:rPr>
+        <w:t xml:space="preserve">Use </w:t>
+      </w:r>
+      <w:r>
+        <w:rPr>
+          <w:rFonts w:ascii="Courier New" w:eastAsia="Courier New" w:hAnsi="Courier New" w:cs="Courier New"/>
+          <w:sz w:val="20"/>
+          <w:szCs w:val="20"/>
+          <w:shd w:val="clear" w:color="auto" w:fill="E3E3E4"/>
+        </w:rPr>
+        <w:t>explode()</w:t>
+      </w:r>
+      <w:r>
+        <w:rPr>
+          <w:color w:val="4A4A4A"/>
+          <w:sz w:val="20"/>
+          <w:szCs w:val="20"/>
+          <w:highlight w:val="white"/>
+        </w:rPr>
+        <w:t xml:space="preserve"> function to create a new row for each element in the given array column. </w:t>
+      </w:r>
+    </w:p>
+    <w:p>
+      <w:pPr>
+        <w:spacing w:after="20" w:line="240" w:lineRule="auto"/>
+        <w:jc w:val="both"/>
+        <w:rPr>
+          <w:color w:val="4A4A4A"/>
+          <w:sz w:val="20"/>
+          <w:szCs w:val="20"/>
+          <w:highlight w:val="white"/>
+        </w:rPr>
+      </w:pPr>
+    </w:p>
+    <w:tbl>
+      <w:tblPr>
+        <w:tblW w:w="9029" w:type="dxa"/>
+        <w:tblBorders>
+          <w:top w:val="single" w:sz="8" w:space="0" w:color="000000"/>
+          <w:left w:val="single" w:sz="8" w:space="0" w:color="000000"/>
+          <w:bottom w:val="single" w:sz="8" w:space="0" w:color="000000"/>
+          <w:right w:val="single" w:sz="8" w:space="0" w:color="000000"/>
+          <w:insideH w:val="single" w:sz="8" w:space="0" w:color="000000"/>
+          <w:insideV w:val="single" w:sz="8" w:space="0" w:color="000000"/>
+        </w:tblBorders>
+        <w:tblLayout w:type="fixed"/>
+        <w:tblLook w:val="0600" w:firstRow="0" w:lastRow="0" w:firstColumn="0" w:lastColumn="0" w:noHBand="1" w:noVBand="1"/>
+      </w:tblPr>
+      <w:tblGrid>
+        <w:gridCol w:w="9029"/>
+      </w:tblGrid>
+      <w:tr>
+        <w:tc>
+          <w:tcPr>
+            <w:tcW w:w="9029" w:type="dxa"/>
+            <w:tcMar>
+              <w:top w:w="100" w:type="dxa"/>
+              <w:left w:w="100" w:type="dxa"/>
+              <w:bottom w:w="100" w:type="dxa"/>
+              <w:right w:w="100" w:type="dxa"/>
+            </w:tcMar>
+          </w:tcPr>
+          <w:p>
+            <w:pPr>
+              <w:widowControl w:val="0"/>
+              <w:pBdr>
+                <w:top w:val="nil"/>
+                <w:left w:val="nil"/>
+                <w:bottom w:val="nil"/>
+                <w:right w:val="nil"/>
+                <w:between w:val="nil"/>
+              </w:pBdr>
+              <w:spacing w:after="20" w:line="240" w:lineRule="auto"/>
+              <w:rPr>
+                <w:color w:val="4A4A4A"/>
+                <w:sz w:val="20"/>
+                <w:szCs w:val="20"/>
+                <w:highlight w:val="white"/>
+              </w:rPr>
+            </w:pPr>
+          </w:p>
+          <w:p>
+            <w:pPr>
+              <w:widowControl w:val="0"/>
+              <w:pBdr>
+                <w:top w:val="nil"/>
+                <w:left w:val="nil"/>
+                <w:bottom w:val="nil"/>
+                <w:right w:val="nil"/>
+                <w:between w:val="nil"/>
+              </w:pBdr>
+              <w:spacing w:after="20" w:line="240" w:lineRule="auto"/>
+              <w:rPr>
+                <w:color w:val="4A4A4A"/>
+                <w:sz w:val="20"/>
+                <w:szCs w:val="20"/>
+                <w:highlight w:val="white"/>
+              </w:rPr>
+            </w:pPr>
+            <w:r>
+              <w:rPr>
+                <w:color w:val="4A4A4A"/>
+                <w:sz w:val="20"/>
+                <w:szCs w:val="20"/>
+                <w:highlight w:val="white"/>
+              </w:rPr>
+              <w:t>from pyspark.sql.functions import explode</w:t>
+            </w:r>
+          </w:p>
+          <w:p>
+            <w:pPr>
+              <w:widowControl w:val="0"/>
+              <w:pBdr>
+                <w:top w:val="nil"/>
+                <w:left w:val="nil"/>
+                <w:bottom w:val="nil"/>
+                <w:right w:val="nil"/>
+                <w:between w:val="nil"/>
+              </w:pBdr>
+              <w:spacing w:after="20" w:line="240" w:lineRule="auto"/>
+              <w:rPr>
+                <w:color w:val="4A4A4A"/>
+                <w:sz w:val="20"/>
+                <w:szCs w:val="20"/>
+                <w:highlight w:val="white"/>
+              </w:rPr>
+            </w:pPr>
+            <w:r>
+              <w:rPr>
+                <w:color w:val="4A4A4A"/>
+                <w:sz w:val="20"/>
+                <w:szCs w:val="20"/>
+                <w:highlight w:val="white"/>
+              </w:rPr>
+              <w:t>df.select(df.name,explode(df.languagesAtSchool)).show()</w:t>
+            </w:r>
+          </w:p>
+          <w:p>
+            <w:pPr>
+              <w:widowControl w:val="0"/>
+              <w:pBdr>
+                <w:top w:val="nil"/>
+                <w:left w:val="nil"/>
+                <w:bottom w:val="nil"/>
+                <w:right w:val="nil"/>
+                <w:between w:val="nil"/>
+              </w:pBdr>
+              <w:spacing w:after="20" w:line="240" w:lineRule="auto"/>
+              <w:rPr>
+                <w:color w:val="4A4A4A"/>
+                <w:sz w:val="20"/>
+                <w:szCs w:val="20"/>
+                <w:highlight w:val="white"/>
+              </w:rPr>
+            </w:pPr>
+          </w:p>
+          <w:p>
+            <w:pPr>
+              <w:widowControl w:val="0"/>
+              <w:pBdr>
+                <w:top w:val="nil"/>
+                <w:left w:val="nil"/>
+                <w:bottom w:val="nil"/>
+                <w:right w:val="nil"/>
+                <w:between w:val="nil"/>
+              </w:pBdr>
+              <w:spacing w:after="20" w:line="240" w:lineRule="auto"/>
+              <w:rPr>
+                <w:color w:val="4A4A4A"/>
+                <w:sz w:val="20"/>
+                <w:szCs w:val="20"/>
+                <w:highlight w:val="white"/>
+              </w:rPr>
+            </w:pPr>
+          </w:p>
+          <w:p>
+            <w:pPr>
+              <w:widowControl w:val="0"/>
+              <w:pBdr>
+                <w:top w:val="nil"/>
+                <w:left w:val="nil"/>
+                <w:bottom w:val="nil"/>
+                <w:right w:val="nil"/>
+                <w:between w:val="nil"/>
+              </w:pBdr>
+              <w:spacing w:after="20" w:line="240" w:lineRule="auto"/>
+              <w:rPr>
+                <w:color w:val="4A4A4A"/>
+                <w:sz w:val="20"/>
+                <w:szCs w:val="20"/>
+                <w:highlight w:val="white"/>
+              </w:rPr>
+            </w:pPr>
+          </w:p>
+        </w:tc>
+      </w:tr>
+    </w:tbl>
+    <w:p>
+      <w:pPr>
+        <w:spacing w:after="20" w:line="240" w:lineRule="auto"/>
+        <w:jc w:val="both"/>
+        <w:rPr>
+          <w:color w:val="4A4A4A"/>
+          <w:sz w:val="20"/>
+          <w:szCs w:val="20"/>
+          <w:highlight w:val="white"/>
+        </w:rPr>
+      </w:pPr>
+    </w:p>
+    <w:p>
+      <w:pPr>
+        <w:pStyle w:val="Heading2"/>
+        <w:keepNext w:val="0"/>
+        <w:keepLines w:val="0"/>
+        <w:shd w:val="clear" w:color="auto" w:fill="FFFFFF"/>
+        <w:spacing w:before="0" w:after="20" w:line="240" w:lineRule="auto"/>
+        <w:jc w:val="both"/>
+        <w:rPr>
+          <w:b/>
+          <w:color w:val="333333"/>
+          <w:sz w:val="20"/>
+          <w:szCs w:val="20"/>
+          <w:highlight w:val="white"/>
+        </w:rPr>
+      </w:pPr>
+      <w:bookmarkStart w:id="9" w:name="_aif2zlt1q0qv" w:colFirst="0" w:colLast="0"/>
+      <w:bookmarkEnd w:id="9"/>
+      <w:r>
+        <w:rPr>
+          <w:b/>
+          <w:color w:val="333333"/>
+          <w:sz w:val="20"/>
+          <w:szCs w:val="20"/>
+          <w:highlight w:val="white"/>
+        </w:rPr>
+        <w:t>Split()</w:t>
+      </w:r>
+    </w:p>
+    <w:p>
+      <w:pPr>
+        <w:shd w:val="clear" w:color="auto" w:fill="FFFFFF"/>
+        <w:spacing w:after="20" w:line="240" w:lineRule="auto"/>
+        <w:jc w:val="both"/>
+        <w:rPr>
+          <w:color w:val="4A4A4A"/>
+          <w:sz w:val="20"/>
+          <w:szCs w:val="20"/>
+          <w:highlight w:val="white"/>
+        </w:rPr>
+      </w:pPr>
+      <w:r>
+        <w:rPr>
+          <w:rFonts w:ascii="Courier New" w:eastAsia="Courier New" w:hAnsi="Courier New" w:cs="Courier New"/>
+          <w:sz w:val="20"/>
+          <w:szCs w:val="20"/>
+          <w:shd w:val="clear" w:color="auto" w:fill="E3E3E4"/>
+        </w:rPr>
+        <w:t>split()</w:t>
+      </w:r>
+      <w:r>
+        <w:rPr>
+          <w:color w:val="4A4A4A"/>
+          <w:sz w:val="20"/>
+          <w:szCs w:val="20"/>
+          <w:highlight w:val="white"/>
+        </w:rPr>
+        <w:t xml:space="preserve"> sql function returns an array type after splitting the string column by delimiter. </w:t>
+      </w:r>
+    </w:p>
+    <w:p>
+      <w:pPr>
+        <w:spacing w:after="20" w:line="240" w:lineRule="auto"/>
+        <w:jc w:val="both"/>
+        <w:rPr>
+          <w:color w:val="4A4A4A"/>
+          <w:sz w:val="20"/>
+          <w:szCs w:val="20"/>
+          <w:highlight w:val="white"/>
+        </w:rPr>
+      </w:pPr>
+    </w:p>
+    <w:tbl>
+      <w:tblPr>
+        <w:tblW w:w="9029" w:type="dxa"/>
+        <w:tblBorders>
+          <w:top w:val="single" w:sz="8" w:space="0" w:color="000000"/>
+          <w:left w:val="single" w:sz="8" w:space="0" w:color="000000"/>
+          <w:bottom w:val="single" w:sz="8" w:space="0" w:color="000000"/>
+          <w:right w:val="single" w:sz="8" w:space="0" w:color="000000"/>
+          <w:insideH w:val="single" w:sz="8" w:space="0" w:color="000000"/>
+          <w:insideV w:val="single" w:sz="8" w:space="0" w:color="000000"/>
+        </w:tblBorders>
+        <w:tblLayout w:type="fixed"/>
+        <w:tblLook w:val="0600" w:firstRow="0" w:lastRow="0" w:firstColumn="0" w:lastColumn="0" w:noHBand="1" w:noVBand="1"/>
+      </w:tblPr>
+      <w:tblGrid>
+        <w:gridCol w:w="9029"/>
+      </w:tblGrid>
+      <w:tr>
+        <w:tc>
+          <w:tcPr>
+            <w:tcW w:w="9029" w:type="dxa"/>
+            <w:tcMar>
+              <w:top w:w="100" w:type="dxa"/>
+              <w:left w:w="100" w:type="dxa"/>
+              <w:bottom w:w="100" w:type="dxa"/>
+              <w:right w:w="100" w:type="dxa"/>
+            </w:tcMar>
+          </w:tcPr>
+          <w:p>
+            <w:pPr>
+              <w:widowControl w:val="0"/>
+              <w:pBdr>
+                <w:top w:val="nil"/>
+                <w:left w:val="nil"/>
+                <w:bottom w:val="nil"/>
+                <w:right w:val="nil"/>
+                <w:between w:val="nil"/>
+              </w:pBdr>
+              <w:spacing w:after="20" w:line="240" w:lineRule="auto"/>
+              <w:rPr>
+                <w:color w:val="4A4A4A"/>
+                <w:sz w:val="20"/>
+                <w:szCs w:val="20"/>
+                <w:highlight w:val="white"/>
+              </w:rPr>
+            </w:pPr>
+          </w:p>
+          <w:p>
+            <w:pPr>
+              <w:widowControl w:val="0"/>
+              <w:pBdr>
+                <w:top w:val="nil"/>
+                <w:left w:val="nil"/>
+                <w:bottom w:val="nil"/>
+                <w:right w:val="nil"/>
+                <w:between w:val="nil"/>
+              </w:pBdr>
+              <w:spacing w:after="20" w:line="240" w:lineRule="auto"/>
+              <w:rPr>
+                <w:color w:val="4A4A4A"/>
+                <w:sz w:val="20"/>
+                <w:szCs w:val="20"/>
+                <w:highlight w:val="white"/>
+              </w:rPr>
+            </w:pPr>
+            <w:r>
+              <w:rPr>
+                <w:color w:val="4A4A4A"/>
+                <w:sz w:val="20"/>
+                <w:szCs w:val="20"/>
+                <w:highlight w:val="white"/>
+              </w:rPr>
+              <w:t>from pyspark.sql.functions import split</w:t>
+            </w:r>
+          </w:p>
+          <w:p>
+            <w:pPr>
+              <w:widowControl w:val="0"/>
+              <w:pBdr>
+                <w:top w:val="nil"/>
+                <w:left w:val="nil"/>
+                <w:bottom w:val="nil"/>
+                <w:right w:val="nil"/>
+                <w:between w:val="nil"/>
+              </w:pBdr>
+              <w:spacing w:after="20" w:line="240" w:lineRule="auto"/>
+              <w:rPr>
+                <w:color w:val="4A4A4A"/>
+                <w:sz w:val="20"/>
+                <w:szCs w:val="20"/>
+                <w:highlight w:val="white"/>
+              </w:rPr>
+            </w:pPr>
+            <w:r>
+              <w:rPr>
+                <w:color w:val="4A4A4A"/>
+                <w:sz w:val="20"/>
+                <w:szCs w:val="20"/>
+                <w:highlight w:val="white"/>
+              </w:rPr>
+              <w:t>df.select(split(df.name,",").alias("nameAsArray")).show()</w:t>
+            </w:r>
+          </w:p>
+          <w:p>
+            <w:pPr>
+              <w:widowControl w:val="0"/>
+              <w:pBdr>
+                <w:top w:val="nil"/>
+                <w:left w:val="nil"/>
+                <w:bottom w:val="nil"/>
+                <w:right w:val="nil"/>
+                <w:between w:val="nil"/>
+              </w:pBdr>
+              <w:spacing w:after="20" w:line="240" w:lineRule="auto"/>
+              <w:rPr>
+                <w:color w:val="4A4A4A"/>
+                <w:sz w:val="20"/>
+                <w:szCs w:val="20"/>
+                <w:highlight w:val="white"/>
+              </w:rPr>
+            </w:pPr>
+          </w:p>
+        </w:tc>
+      </w:tr>
+    </w:tbl>
+    <w:p>
+      <w:pPr>
+        <w:spacing w:after="20" w:line="240" w:lineRule="auto"/>
+        <w:jc w:val="both"/>
+        <w:rPr>
+          <w:color w:val="4A4A4A"/>
+          <w:sz w:val="20"/>
+          <w:szCs w:val="20"/>
+          <w:highlight w:val="white"/>
+        </w:rPr>
+      </w:pPr>
+    </w:p>
+    <w:p>
+      <w:pPr>
+        <w:pStyle w:val="Heading2"/>
+        <w:keepNext w:val="0"/>
+        <w:keepLines w:val="0"/>
+        <w:shd w:val="clear" w:color="auto" w:fill="FFFFFF"/>
+        <w:spacing w:before="0" w:after="20" w:line="240" w:lineRule="auto"/>
+        <w:jc w:val="both"/>
+        <w:rPr>
+          <w:b/>
+          <w:color w:val="333333"/>
+          <w:sz w:val="20"/>
+          <w:szCs w:val="20"/>
+          <w:highlight w:val="white"/>
+        </w:rPr>
+      </w:pPr>
+      <w:bookmarkStart w:id="10" w:name="_42d2d0kq9aw9" w:colFirst="0" w:colLast="0"/>
+      <w:bookmarkEnd w:id="10"/>
+      <w:r>
+        <w:rPr>
+          <w:b/>
+          <w:color w:val="333333"/>
+          <w:sz w:val="20"/>
+          <w:szCs w:val="20"/>
+          <w:highlight w:val="white"/>
+        </w:rPr>
+        <w:t>array()</w:t>
+      </w:r>
+    </w:p>
+    <w:p>
+      <w:pPr>
+        <w:shd w:val="clear" w:color="auto" w:fill="FFFFFF"/>
+        <w:spacing w:after="20" w:line="240" w:lineRule="auto"/>
+        <w:jc w:val="both"/>
+        <w:rPr>
+          <w:color w:val="4A4A4A"/>
+          <w:sz w:val="20"/>
+          <w:szCs w:val="20"/>
+          <w:highlight w:val="white"/>
+        </w:rPr>
+      </w:pPr>
+      <w:r>
+        <w:rPr>
+          <w:color w:val="4A4A4A"/>
+          <w:sz w:val="20"/>
+          <w:szCs w:val="20"/>
+          <w:highlight w:val="white"/>
+        </w:rPr>
+        <w:t xml:space="preserve">Use </w:t>
+      </w:r>
+      <w:r>
+        <w:rPr>
+          <w:rFonts w:ascii="Courier New" w:eastAsia="Courier New" w:hAnsi="Courier New" w:cs="Courier New"/>
+          <w:sz w:val="20"/>
+          <w:szCs w:val="20"/>
+          <w:shd w:val="clear" w:color="auto" w:fill="E3E3E4"/>
+        </w:rPr>
+        <w:t>array()</w:t>
+      </w:r>
+      <w:r>
+        <w:rPr>
+          <w:color w:val="4A4A4A"/>
+          <w:sz w:val="20"/>
+          <w:szCs w:val="20"/>
+          <w:highlight w:val="white"/>
+        </w:rPr>
+        <w:t xml:space="preserve"> function to create a new array column by merging the data from multiple columns. All input columns must have the same data type. The below example combines the data from </w:t>
+      </w:r>
+      <w:r>
+        <w:rPr>
+          <w:rFonts w:ascii="Courier New" w:eastAsia="Courier New" w:hAnsi="Courier New" w:cs="Courier New"/>
+          <w:sz w:val="20"/>
+          <w:szCs w:val="20"/>
+          <w:shd w:val="clear" w:color="auto" w:fill="E3E3E4"/>
+        </w:rPr>
+        <w:t>currentState</w:t>
+      </w:r>
+      <w:r>
+        <w:rPr>
+          <w:color w:val="4A4A4A"/>
+          <w:sz w:val="20"/>
+          <w:szCs w:val="20"/>
+          <w:highlight w:val="white"/>
+        </w:rPr>
+        <w:t xml:space="preserve"> and </w:t>
+      </w:r>
+      <w:r>
+        <w:rPr>
+          <w:rFonts w:ascii="Courier New" w:eastAsia="Courier New" w:hAnsi="Courier New" w:cs="Courier New"/>
+          <w:sz w:val="20"/>
+          <w:szCs w:val="20"/>
+          <w:shd w:val="clear" w:color="auto" w:fill="E3E3E4"/>
+        </w:rPr>
+        <w:t>previousState</w:t>
+      </w:r>
+      <w:r>
+        <w:rPr>
+          <w:color w:val="4A4A4A"/>
+          <w:sz w:val="20"/>
+          <w:szCs w:val="20"/>
+          <w:highlight w:val="white"/>
+        </w:rPr>
+        <w:t xml:space="preserve"> and creates a new column </w:t>
+      </w:r>
+      <w:r>
+        <w:rPr>
+          <w:rFonts w:ascii="Courier New" w:eastAsia="Courier New" w:hAnsi="Courier New" w:cs="Courier New"/>
+          <w:sz w:val="20"/>
+          <w:szCs w:val="20"/>
+          <w:shd w:val="clear" w:color="auto" w:fill="E3E3E4"/>
+        </w:rPr>
+        <w:t>states</w:t>
+      </w:r>
+      <w:r>
+        <w:rPr>
+          <w:color w:val="4A4A4A"/>
+          <w:sz w:val="20"/>
+          <w:szCs w:val="20"/>
+          <w:highlight w:val="white"/>
+        </w:rPr>
+        <w:t>.</w:t>
+      </w:r>
+    </w:p>
+    <w:p>
+      <w:pPr>
+        <w:spacing w:after="20" w:line="240" w:lineRule="auto"/>
+        <w:jc w:val="both"/>
+        <w:rPr>
+          <w:color w:val="4A4A4A"/>
+          <w:sz w:val="20"/>
+          <w:szCs w:val="20"/>
+          <w:highlight w:val="white"/>
+        </w:rPr>
+      </w:pPr>
+    </w:p>
+    <w:tbl>
+      <w:tblPr>
+        <w:tblW w:w="9029" w:type="dxa"/>
+        <w:tblBorders>
+          <w:top w:val="single" w:sz="8" w:space="0" w:color="000000"/>
+          <w:left w:val="single" w:sz="8" w:space="0" w:color="000000"/>
+          <w:bottom w:val="single" w:sz="8" w:space="0" w:color="000000"/>
+          <w:right w:val="single" w:sz="8" w:space="0" w:color="000000"/>
+          <w:insideH w:val="single" w:sz="8" w:space="0" w:color="000000"/>
+          <w:insideV w:val="single" w:sz="8" w:space="0" w:color="000000"/>
+        </w:tblBorders>
+        <w:tblLayout w:type="fixed"/>
+        <w:tblLook w:val="0600" w:firstRow="0" w:lastRow="0" w:firstColumn="0" w:lastColumn="0" w:noHBand="1" w:noVBand="1"/>
+      </w:tblPr>
+      <w:tblGrid>
+        <w:gridCol w:w="9029"/>
+      </w:tblGrid>
+      <w:tr>
+        <w:tc>
+          <w:tcPr>
+            <w:tcW w:w="9029" w:type="dxa"/>
+            <w:tcMar>
+              <w:top w:w="100" w:type="dxa"/>
+              <w:left w:w="100" w:type="dxa"/>
+              <w:bottom w:w="100" w:type="dxa"/>
+              <w:right w:w="100" w:type="dxa"/>
+            </w:tcMar>
+          </w:tcPr>
+          <w:p>
+            <w:pPr>
+              <w:widowControl w:val="0"/>
+              <w:pBdr>
+                <w:top w:val="nil"/>
+                <w:left w:val="nil"/>
+                <w:bottom w:val="nil"/>
+                <w:right w:val="nil"/>
+                <w:between w:val="nil"/>
+              </w:pBdr>
+              <w:spacing w:after="20" w:line="240" w:lineRule="auto"/>
+              <w:rPr>
+                <w:color w:val="4A4A4A"/>
+                <w:sz w:val="20"/>
+                <w:szCs w:val="20"/>
+                <w:highlight w:val="white"/>
+              </w:rPr>
+            </w:pPr>
+          </w:p>
+          <w:p>
+            <w:pPr>
+              <w:widowControl w:val="0"/>
+              <w:pBdr>
+                <w:top w:val="nil"/>
+                <w:left w:val="nil"/>
+                <w:bottom w:val="nil"/>
+                <w:right w:val="nil"/>
+                <w:between w:val="nil"/>
+              </w:pBdr>
+              <w:spacing w:after="20" w:line="240" w:lineRule="auto"/>
+              <w:rPr>
+                <w:color w:val="4A4A4A"/>
+                <w:sz w:val="20"/>
+                <w:szCs w:val="20"/>
+                <w:highlight w:val="white"/>
+              </w:rPr>
+            </w:pPr>
+            <w:r>
+              <w:rPr>
+                <w:color w:val="4A4A4A"/>
+                <w:sz w:val="20"/>
+                <w:szCs w:val="20"/>
+                <w:highlight w:val="white"/>
+              </w:rPr>
+              <w:t>from pyspark.sql.functions import array</w:t>
+            </w:r>
+          </w:p>
+          <w:p>
+            <w:pPr>
+              <w:widowControl w:val="0"/>
+              <w:pBdr>
+                <w:top w:val="nil"/>
+                <w:left w:val="nil"/>
+                <w:bottom w:val="nil"/>
+                <w:right w:val="nil"/>
+                <w:between w:val="nil"/>
+              </w:pBdr>
+              <w:spacing w:after="20" w:line="240" w:lineRule="auto"/>
+              <w:rPr>
+                <w:color w:val="4A4A4A"/>
+                <w:sz w:val="20"/>
+                <w:szCs w:val="20"/>
+                <w:highlight w:val="white"/>
+              </w:rPr>
+            </w:pPr>
+            <w:r>
+              <w:rPr>
+                <w:color w:val="4A4A4A"/>
+                <w:sz w:val="20"/>
+                <w:szCs w:val="20"/>
+                <w:highlight w:val="white"/>
+              </w:rPr>
+              <w:t>df.select(df.name,array(df.currentState,df.previousState).alias("States")).show()</w:t>
+            </w:r>
+          </w:p>
+          <w:p>
+            <w:pPr>
+              <w:widowControl w:val="0"/>
+              <w:pBdr>
+                <w:top w:val="nil"/>
+                <w:left w:val="nil"/>
+                <w:bottom w:val="nil"/>
+                <w:right w:val="nil"/>
+                <w:between w:val="nil"/>
+              </w:pBdr>
+              <w:spacing w:after="20" w:line="240" w:lineRule="auto"/>
+              <w:rPr>
+                <w:color w:val="4A4A4A"/>
+                <w:sz w:val="20"/>
+                <w:szCs w:val="20"/>
+                <w:highlight w:val="white"/>
+              </w:rPr>
+            </w:pPr>
+          </w:p>
+        </w:tc>
+      </w:tr>
+    </w:tbl>
+    <w:p>
+      <w:pPr>
+        <w:spacing w:after="20" w:line="240" w:lineRule="auto"/>
+        <w:jc w:val="both"/>
+        <w:rPr>
+          <w:color w:val="4A4A4A"/>
+          <w:sz w:val="20"/>
+          <w:szCs w:val="20"/>
+          <w:highlight w:val="white"/>
+        </w:rPr>
+      </w:pPr>
+    </w:p>
+    <w:p>
+      <w:pPr>
+        <w:pStyle w:val="Heading2"/>
+        <w:keepNext w:val="0"/>
+        <w:keepLines w:val="0"/>
+        <w:shd w:val="clear" w:color="auto" w:fill="FFFFFF"/>
+        <w:spacing w:before="0" w:after="20" w:line="240" w:lineRule="auto"/>
+        <w:jc w:val="both"/>
+        <w:rPr>
+          <w:b/>
+          <w:color w:val="333333"/>
+          <w:sz w:val="20"/>
+          <w:szCs w:val="20"/>
+          <w:highlight w:val="white"/>
+        </w:rPr>
+      </w:pPr>
+      <w:bookmarkStart w:id="11" w:name="_rvpx25d5qpz5" w:colFirst="0" w:colLast="0"/>
+      <w:bookmarkEnd w:id="11"/>
+      <w:r>
+        <w:rPr>
+          <w:b/>
+          <w:color w:val="333333"/>
+          <w:sz w:val="20"/>
+          <w:szCs w:val="20"/>
+          <w:highlight w:val="white"/>
+        </w:rPr>
+        <w:t>array_contains()</w:t>
+      </w:r>
+    </w:p>
+    <w:p>
+      <w:pPr>
+        <w:shd w:val="clear" w:color="auto" w:fill="FFFFFF"/>
+        <w:spacing w:after="20" w:line="240" w:lineRule="auto"/>
+        <w:jc w:val="both"/>
+        <w:rPr>
+          <w:color w:val="4A4A4A"/>
+          <w:sz w:val="20"/>
+          <w:szCs w:val="20"/>
+          <w:highlight w:val="white"/>
+        </w:rPr>
+      </w:pPr>
+      <w:r>
+        <w:rPr>
+          <w:rFonts w:ascii="Courier New" w:eastAsia="Courier New" w:hAnsi="Courier New" w:cs="Courier New"/>
+          <w:sz w:val="20"/>
+          <w:szCs w:val="20"/>
+          <w:shd w:val="clear" w:color="auto" w:fill="E3E3E4"/>
+        </w:rPr>
+        <w:t>array_contains()</w:t>
+      </w:r>
+      <w:r>
+        <w:rPr>
+          <w:color w:val="4A4A4A"/>
+          <w:sz w:val="20"/>
+          <w:szCs w:val="20"/>
+          <w:highlight w:val="white"/>
+        </w:rPr>
+        <w:t xml:space="preserve"> sql function is used to check if array column contains a value. Returns </w:t>
+      </w:r>
+      <w:r>
+        <w:rPr>
+          <w:rFonts w:ascii="Courier New" w:eastAsia="Courier New" w:hAnsi="Courier New" w:cs="Courier New"/>
+          <w:sz w:val="20"/>
+          <w:szCs w:val="20"/>
+          <w:shd w:val="clear" w:color="auto" w:fill="E3E3E4"/>
+        </w:rPr>
+        <w:t>null</w:t>
+      </w:r>
+      <w:r>
+        <w:rPr>
+          <w:color w:val="4A4A4A"/>
+          <w:sz w:val="20"/>
+          <w:szCs w:val="20"/>
+          <w:highlight w:val="white"/>
+        </w:rPr>
+        <w:t xml:space="preserve"> if the array is </w:t>
+      </w:r>
+      <w:r>
+        <w:rPr>
+          <w:rFonts w:ascii="Courier New" w:eastAsia="Courier New" w:hAnsi="Courier New" w:cs="Courier New"/>
+          <w:sz w:val="20"/>
+          <w:szCs w:val="20"/>
+          <w:shd w:val="clear" w:color="auto" w:fill="E3E3E4"/>
+        </w:rPr>
+        <w:t>null</w:t>
+      </w:r>
+      <w:r>
+        <w:rPr>
+          <w:color w:val="4A4A4A"/>
+          <w:sz w:val="20"/>
+          <w:szCs w:val="20"/>
+          <w:highlight w:val="white"/>
+        </w:rPr>
+        <w:t xml:space="preserve">, </w:t>
+      </w:r>
+      <w:r>
+        <w:rPr>
+          <w:rFonts w:ascii="Courier New" w:eastAsia="Courier New" w:hAnsi="Courier New" w:cs="Courier New"/>
+          <w:sz w:val="20"/>
+          <w:szCs w:val="20"/>
+          <w:shd w:val="clear" w:color="auto" w:fill="E3E3E4"/>
+        </w:rPr>
+        <w:t>true</w:t>
+      </w:r>
+      <w:r>
+        <w:rPr>
+          <w:color w:val="4A4A4A"/>
+          <w:sz w:val="20"/>
+          <w:szCs w:val="20"/>
+          <w:highlight w:val="white"/>
+        </w:rPr>
+        <w:t xml:space="preserve"> if the array contains the </w:t>
+      </w:r>
+      <w:r>
+        <w:rPr>
+          <w:rFonts w:ascii="Courier New" w:eastAsia="Courier New" w:hAnsi="Courier New" w:cs="Courier New"/>
+          <w:sz w:val="20"/>
+          <w:szCs w:val="20"/>
+          <w:shd w:val="clear" w:color="auto" w:fill="E3E3E4"/>
+        </w:rPr>
+        <w:t>value</w:t>
+      </w:r>
+      <w:r>
+        <w:rPr>
+          <w:color w:val="4A4A4A"/>
+          <w:sz w:val="20"/>
+          <w:szCs w:val="20"/>
+          <w:highlight w:val="white"/>
+        </w:rPr>
+        <w:t xml:space="preserve">, and </w:t>
+      </w:r>
+      <w:r>
+        <w:rPr>
+          <w:rFonts w:ascii="Courier New" w:eastAsia="Courier New" w:hAnsi="Courier New" w:cs="Courier New"/>
+          <w:sz w:val="20"/>
+          <w:szCs w:val="20"/>
+          <w:shd w:val="clear" w:color="auto" w:fill="E3E3E4"/>
+        </w:rPr>
+        <w:t>false</w:t>
+      </w:r>
+      <w:r>
+        <w:rPr>
+          <w:color w:val="4A4A4A"/>
+          <w:sz w:val="20"/>
+          <w:szCs w:val="20"/>
+          <w:highlight w:val="white"/>
+        </w:rPr>
+        <w:t xml:space="preserve"> otherwise.</w:t>
+      </w:r>
+    </w:p>
+    <w:p>
+      <w:pPr>
+        <w:spacing w:after="20" w:line="240" w:lineRule="auto"/>
+        <w:jc w:val="both"/>
+        <w:rPr>
+          <w:color w:val="4A4A4A"/>
+          <w:sz w:val="20"/>
+          <w:szCs w:val="20"/>
+          <w:highlight w:val="white"/>
+        </w:rPr>
+      </w:pPr>
+    </w:p>
+    <w:tbl>
+      <w:tblPr>
+        <w:tblW w:w="9029" w:type="dxa"/>
+        <w:tblBorders>
+          <w:top w:val="single" w:sz="8" w:space="0" w:color="000000"/>
+          <w:left w:val="single" w:sz="8" w:space="0" w:color="000000"/>
+          <w:bottom w:val="single" w:sz="8" w:space="0" w:color="000000"/>
+          <w:right w:val="single" w:sz="8" w:space="0" w:color="000000"/>
+          <w:insideH w:val="single" w:sz="8" w:space="0" w:color="000000"/>
+          <w:insideV w:val="single" w:sz="8" w:space="0" w:color="000000"/>
+        </w:tblBorders>
+        <w:tblLayout w:type="fixed"/>
+        <w:tblLook w:val="0600" w:firstRow="0" w:lastRow="0" w:firstColumn="0" w:lastColumn="0" w:noHBand="1" w:noVBand="1"/>
+      </w:tblPr>
+      <w:tblGrid>
+        <w:gridCol w:w="9029"/>
+      </w:tblGrid>
+      <w:tr>
+        <w:tc>
+          <w:tcPr>
+            <w:tcW w:w="9029" w:type="dxa"/>
+            <w:tcMar>
+              <w:top w:w="100" w:type="dxa"/>
+              <w:left w:w="100" w:type="dxa"/>
+              <w:bottom w:w="100" w:type="dxa"/>
+              <w:right w:w="100" w:type="dxa"/>
+            </w:tcMar>
+          </w:tcPr>
+          <w:p>
+            <w:pPr>
+              <w:widowControl w:val="0"/>
+              <w:pBdr>
+                <w:top w:val="nil"/>
+                <w:left w:val="nil"/>
+                <w:bottom w:val="nil"/>
+                <w:right w:val="nil"/>
+                <w:between w:val="nil"/>
+              </w:pBdr>
+              <w:spacing w:after="20" w:line="240" w:lineRule="auto"/>
+              <w:rPr>
+                <w:color w:val="4A4A4A"/>
+                <w:sz w:val="20"/>
+                <w:szCs w:val="20"/>
+                <w:highlight w:val="white"/>
+              </w:rPr>
+            </w:pPr>
+          </w:p>
+          <w:p>
+            <w:pPr>
+              <w:widowControl w:val="0"/>
+              <w:pBdr>
+                <w:top w:val="nil"/>
+                <w:left w:val="nil"/>
+                <w:bottom w:val="nil"/>
+                <w:right w:val="nil"/>
+                <w:between w:val="nil"/>
+              </w:pBdr>
+              <w:spacing w:after="20" w:line="240" w:lineRule="auto"/>
+              <w:rPr>
+                <w:color w:val="4A4A4A"/>
+                <w:sz w:val="20"/>
+                <w:szCs w:val="20"/>
+                <w:highlight w:val="white"/>
+              </w:rPr>
+            </w:pPr>
+            <w:r>
+              <w:rPr>
+                <w:color w:val="4A4A4A"/>
+                <w:sz w:val="20"/>
+                <w:szCs w:val="20"/>
+                <w:highlight w:val="white"/>
+              </w:rPr>
+              <w:t>from pyspark.sql.functions import array_contains</w:t>
+            </w:r>
+          </w:p>
+          <w:p>
+            <w:pPr>
+              <w:widowControl w:val="0"/>
+              <w:pBdr>
+                <w:top w:val="nil"/>
+                <w:left w:val="nil"/>
+                <w:bottom w:val="nil"/>
+                <w:right w:val="nil"/>
+                <w:between w:val="nil"/>
+              </w:pBdr>
+              <w:spacing w:after="20" w:line="240" w:lineRule="auto"/>
+              <w:rPr>
+                <w:color w:val="4A4A4A"/>
+                <w:sz w:val="20"/>
+                <w:szCs w:val="20"/>
+                <w:highlight w:val="white"/>
+              </w:rPr>
+            </w:pPr>
+            <w:r>
+              <w:rPr>
+                <w:color w:val="4A4A4A"/>
+                <w:sz w:val="20"/>
+                <w:szCs w:val="20"/>
+                <w:highlight w:val="white"/>
+              </w:rPr>
+              <w:t>df.select(df.name,array_contains(df.languagesAtSchool,"Java") .alias("array_contains")).show()</w:t>
+            </w:r>
+          </w:p>
+          <w:p>
+            <w:pPr>
+              <w:widowControl w:val="0"/>
+              <w:pBdr>
+                <w:top w:val="nil"/>
+                <w:left w:val="nil"/>
+                <w:bottom w:val="nil"/>
+                <w:right w:val="nil"/>
+                <w:between w:val="nil"/>
+              </w:pBdr>
+              <w:spacing w:after="20" w:line="240" w:lineRule="auto"/>
+              <w:rPr>
+                <w:color w:val="4A4A4A"/>
+                <w:sz w:val="20"/>
+                <w:szCs w:val="20"/>
+                <w:highlight w:val="white"/>
+              </w:rPr>
+            </w:pPr>
+          </w:p>
+        </w:tc>
+      </w:tr>
+    </w:tbl>
+    <w:p>
+      <w:pPr>
+        <w:spacing w:after="20" w:line="240" w:lineRule="auto"/>
+        <w:jc w:val="both"/>
+        <w:rPr>
+          <w:color w:val="4A4A4A"/>
+          <w:sz w:val="20"/>
+          <w:szCs w:val="20"/>
+          <w:highlight w:val="white"/>
+        </w:rPr>
+      </w:pPr>
+    </w:p>
+    <w:p>
+      <w:pPr>
+        <w:spacing w:after="20" w:line="240" w:lineRule="auto"/>
+        <w:jc w:val="both"/>
+        <w:rPr>
+          <w:color w:val="4A4A4A"/>
+          <w:sz w:val="20"/>
+          <w:szCs w:val="20"/>
+          <w:highlight w:val="white"/>
+        </w:rPr>
+      </w:pPr>
+    </w:p>
+    <w:p>
+      <w:pPr>
+        <w:pStyle w:val="Heading2"/>
+        <w:keepNext w:val="0"/>
+        <w:keepLines w:val="0"/>
+        <w:pBdr>
+          <w:bottom w:val="single" w:sz="6" w:space="15" w:color="F1F1F1"/>
+        </w:pBdr>
+        <w:shd w:val="clear" w:color="auto" w:fill="FFFFFF"/>
+        <w:spacing w:before="0" w:after="20" w:line="240" w:lineRule="auto"/>
+        <w:jc w:val="both"/>
+        <w:rPr>
+          <w:b/>
+          <w:color w:val="333333"/>
+          <w:sz w:val="20"/>
+          <w:szCs w:val="20"/>
+          <w:highlight w:val="white"/>
+        </w:rPr>
+      </w:pPr>
+      <w:bookmarkStart w:id="12" w:name="_gdcb9x4qv6e2" w:colFirst="0" w:colLast="0"/>
+      <w:bookmarkEnd w:id="12"/>
+      <w:r>
+        <w:rPr>
+          <w:b/>
+          <w:color w:val="333333"/>
+          <w:sz w:val="20"/>
+          <w:szCs w:val="20"/>
+          <w:highlight w:val="white"/>
+        </w:rPr>
+        <w:t>MapType (Dict)</w:t>
+      </w:r>
+    </w:p>
+    <w:p>
+      <w:pPr>
+        <w:spacing w:after="20" w:line="240" w:lineRule="auto"/>
+        <w:jc w:val="both"/>
+        <w:rPr>
+          <w:color w:val="4A4A4A"/>
+          <w:sz w:val="20"/>
+          <w:szCs w:val="20"/>
+          <w:highlight w:val="white"/>
+        </w:rPr>
+      </w:pPr>
+    </w:p>
+    <w:tbl>
+      <w:tblPr>
+        <w:tblW w:w="9029" w:type="dxa"/>
+        <w:tblBorders>
+          <w:top w:val="single" w:sz="8" w:space="0" w:color="000000"/>
+          <w:left w:val="single" w:sz="8" w:space="0" w:color="000000"/>
+          <w:bottom w:val="single" w:sz="8" w:space="0" w:color="000000"/>
+          <w:right w:val="single" w:sz="8" w:space="0" w:color="000000"/>
+          <w:insideH w:val="single" w:sz="8" w:space="0" w:color="000000"/>
+          <w:insideV w:val="single" w:sz="8" w:space="0" w:color="000000"/>
+        </w:tblBorders>
+        <w:tblLayout w:type="fixed"/>
+        <w:tblLook w:val="0600" w:firstRow="0" w:lastRow="0" w:firstColumn="0" w:lastColumn="0" w:noHBand="1" w:noVBand="1"/>
+      </w:tblPr>
+      <w:tblGrid>
+        <w:gridCol w:w="9029"/>
+      </w:tblGrid>
+      <w:tr>
+        <w:tc>
+          <w:tcPr>
+            <w:tcW w:w="9029" w:type="dxa"/>
+            <w:tcMar>
+              <w:top w:w="100" w:type="dxa"/>
+              <w:left w:w="100" w:type="dxa"/>
+              <w:bottom w:w="100" w:type="dxa"/>
+              <w:right w:w="100" w:type="dxa"/>
+            </w:tcMar>
+          </w:tcPr>
+          <w:p>
+            <w:pPr>
+              <w:widowControl w:val="0"/>
+              <w:pBdr>
+                <w:top w:val="nil"/>
+                <w:left w:val="nil"/>
+                <w:bottom w:val="nil"/>
+                <w:right w:val="nil"/>
+                <w:between w:val="nil"/>
+              </w:pBdr>
+              <w:spacing w:after="20" w:line="240" w:lineRule="auto"/>
+              <w:rPr>
+                <w:color w:val="4A4A4A"/>
+                <w:sz w:val="20"/>
+                <w:szCs w:val="20"/>
+                <w:highlight w:val="white"/>
+              </w:rPr>
+            </w:pPr>
+          </w:p>
+          <w:p>
+            <w:pPr>
+              <w:widowControl w:val="0"/>
+              <w:pBdr>
+                <w:top w:val="nil"/>
+                <w:left w:val="nil"/>
+                <w:bottom w:val="nil"/>
+                <w:right w:val="nil"/>
+                <w:between w:val="nil"/>
+              </w:pBdr>
+              <w:spacing w:after="20" w:line="240" w:lineRule="auto"/>
+              <w:rPr>
+                <w:color w:val="4A4A4A"/>
+                <w:sz w:val="20"/>
+                <w:szCs w:val="20"/>
+                <w:highlight w:val="white"/>
+              </w:rPr>
+            </w:pPr>
+            <w:r>
+              <w:rPr>
+                <w:color w:val="4A4A4A"/>
+                <w:sz w:val="20"/>
+                <w:szCs w:val="20"/>
+                <w:highlight w:val="white"/>
+              </w:rPr>
+              <w:t>from pyspark.sql.types import StringType, MapType</w:t>
+            </w:r>
+          </w:p>
+          <w:p>
+            <w:pPr>
+              <w:widowControl w:val="0"/>
+              <w:pBdr>
+                <w:top w:val="nil"/>
+                <w:left w:val="nil"/>
+                <w:bottom w:val="nil"/>
+                <w:right w:val="nil"/>
+                <w:between w:val="nil"/>
+              </w:pBdr>
+              <w:spacing w:after="20" w:line="240" w:lineRule="auto"/>
+              <w:rPr>
+                <w:color w:val="4A4A4A"/>
+                <w:sz w:val="20"/>
+                <w:szCs w:val="20"/>
+                <w:highlight w:val="white"/>
+              </w:rPr>
+            </w:pPr>
+            <w:r>
+              <w:rPr>
+                <w:color w:val="4A4A4A"/>
+                <w:sz w:val="20"/>
+                <w:szCs w:val="20"/>
+                <w:highlight w:val="white"/>
+              </w:rPr>
+              <w:t>mapCol = MapType(StringType(),StringType(),False)</w:t>
+            </w:r>
+          </w:p>
+          <w:p>
+            <w:pPr>
+              <w:widowControl w:val="0"/>
+              <w:pBdr>
+                <w:top w:val="nil"/>
+                <w:left w:val="nil"/>
+                <w:bottom w:val="nil"/>
+                <w:right w:val="nil"/>
+                <w:between w:val="nil"/>
+              </w:pBdr>
+              <w:spacing w:after="20" w:line="240" w:lineRule="auto"/>
+              <w:rPr>
+                <w:color w:val="4A4A4A"/>
+                <w:sz w:val="20"/>
+                <w:szCs w:val="20"/>
+                <w:highlight w:val="white"/>
+              </w:rPr>
+            </w:pPr>
+          </w:p>
+          <w:p>
+            <w:pPr>
+              <w:widowControl w:val="0"/>
+              <w:pBdr>
+                <w:top w:val="nil"/>
+                <w:left w:val="nil"/>
+                <w:bottom w:val="nil"/>
+                <w:right w:val="nil"/>
+                <w:between w:val="nil"/>
+              </w:pBdr>
+              <w:spacing w:after="20" w:line="240" w:lineRule="auto"/>
+              <w:rPr>
+                <w:color w:val="4A4A4A"/>
+                <w:sz w:val="20"/>
+                <w:szCs w:val="20"/>
+                <w:highlight w:val="white"/>
+              </w:rPr>
+            </w:pPr>
+          </w:p>
+        </w:tc>
+      </w:tr>
+    </w:tbl>
+    <w:p>
+      <w:pPr>
+        <w:spacing w:after="20" w:line="240" w:lineRule="auto"/>
+        <w:jc w:val="both"/>
+        <w:rPr>
+          <w:color w:val="4A4A4A"/>
+          <w:sz w:val="20"/>
+          <w:szCs w:val="20"/>
+          <w:highlight w:val="white"/>
+        </w:rPr>
+      </w:pPr>
+    </w:p>
+    <w:p>
+      <w:pPr>
+        <w:shd w:val="clear" w:color="auto" w:fill="FFFFFF"/>
+        <w:spacing w:after="20" w:line="240" w:lineRule="auto"/>
+        <w:jc w:val="both"/>
+        <w:rPr>
+          <w:color w:val="4A4A4A"/>
+          <w:sz w:val="20"/>
+          <w:szCs w:val="20"/>
+          <w:highlight w:val="white"/>
+        </w:rPr>
+      </w:pPr>
+      <w:r>
+        <w:rPr>
+          <w:color w:val="4A4A4A"/>
+          <w:sz w:val="20"/>
+          <w:szCs w:val="20"/>
+          <w:highlight w:val="white"/>
+        </w:rPr>
+        <w:t>MapType Key Points:</w:t>
+      </w:r>
+    </w:p>
+    <w:p>
+      <w:pPr>
+        <w:numPr>
+          <w:ilvl w:val="0"/>
+          <w:numId w:val="2"/>
+        </w:numPr>
+        <w:shd w:val="clear" w:color="auto" w:fill="FFFFFF"/>
+        <w:spacing w:after="20" w:line="240" w:lineRule="auto"/>
+        <w:ind w:left="1020"/>
+        <w:rPr>
+          <w:sz w:val="20"/>
+          <w:szCs w:val="20"/>
+          <w:highlight w:val="white"/>
+        </w:rPr>
+      </w:pPr>
+      <w:r>
+        <w:rPr>
+          <w:color w:val="4A4A4A"/>
+          <w:sz w:val="20"/>
+          <w:szCs w:val="20"/>
+          <w:highlight w:val="white"/>
+        </w:rPr>
+        <w:t xml:space="preserve">The First param </w:t>
+      </w:r>
+      <w:r>
+        <w:rPr>
+          <w:rFonts w:ascii="Courier New" w:eastAsia="Courier New" w:hAnsi="Courier New" w:cs="Courier New"/>
+          <w:sz w:val="20"/>
+          <w:szCs w:val="20"/>
+          <w:shd w:val="clear" w:color="auto" w:fill="E3E3E4"/>
+        </w:rPr>
+        <w:t>keyType</w:t>
+      </w:r>
+      <w:r>
+        <w:rPr>
+          <w:color w:val="4A4A4A"/>
+          <w:sz w:val="20"/>
+          <w:szCs w:val="20"/>
+          <w:highlight w:val="white"/>
+        </w:rPr>
+        <w:t xml:space="preserve"> is used to specify the type of the key in the map.</w:t>
+      </w:r>
+    </w:p>
+    <w:p>
+      <w:pPr>
+        <w:numPr>
+          <w:ilvl w:val="0"/>
+          <w:numId w:val="2"/>
+        </w:numPr>
+        <w:shd w:val="clear" w:color="auto" w:fill="FFFFFF"/>
+        <w:spacing w:after="20" w:line="240" w:lineRule="auto"/>
+        <w:ind w:left="1020"/>
+        <w:rPr>
+          <w:sz w:val="20"/>
+          <w:szCs w:val="20"/>
+          <w:highlight w:val="white"/>
+        </w:rPr>
+      </w:pPr>
+      <w:r>
+        <w:rPr>
+          <w:color w:val="4A4A4A"/>
+          <w:sz w:val="20"/>
+          <w:szCs w:val="20"/>
+          <w:highlight w:val="white"/>
+        </w:rPr>
+        <w:t xml:space="preserve">The Second param </w:t>
+      </w:r>
+      <w:r>
+        <w:rPr>
+          <w:rFonts w:ascii="Courier New" w:eastAsia="Courier New" w:hAnsi="Courier New" w:cs="Courier New"/>
+          <w:sz w:val="20"/>
+          <w:szCs w:val="20"/>
+          <w:shd w:val="clear" w:color="auto" w:fill="E3E3E4"/>
+        </w:rPr>
+        <w:t>valueType</w:t>
+      </w:r>
+      <w:r>
+        <w:rPr>
+          <w:color w:val="4A4A4A"/>
+          <w:sz w:val="20"/>
+          <w:szCs w:val="20"/>
+          <w:highlight w:val="white"/>
+        </w:rPr>
+        <w:t xml:space="preserve"> is used to specify the type of the value in the map.</w:t>
+      </w:r>
+    </w:p>
+    <w:p>
+      <w:pPr>
+        <w:numPr>
+          <w:ilvl w:val="0"/>
+          <w:numId w:val="2"/>
+        </w:numPr>
+        <w:shd w:val="clear" w:color="auto" w:fill="FFFFFF"/>
+        <w:spacing w:after="20" w:line="240" w:lineRule="auto"/>
+        <w:ind w:left="1020"/>
+        <w:rPr>
+          <w:sz w:val="20"/>
+          <w:szCs w:val="20"/>
+          <w:highlight w:val="white"/>
+        </w:rPr>
+      </w:pPr>
+      <w:r>
+        <w:rPr>
+          <w:color w:val="4A4A4A"/>
+          <w:sz w:val="20"/>
+          <w:szCs w:val="20"/>
+          <w:highlight w:val="white"/>
+        </w:rPr>
+        <w:t xml:space="preserve">Third parm </w:t>
+      </w:r>
+      <w:r>
+        <w:rPr>
+          <w:rFonts w:ascii="Courier New" w:eastAsia="Courier New" w:hAnsi="Courier New" w:cs="Courier New"/>
+          <w:sz w:val="20"/>
+          <w:szCs w:val="20"/>
+          <w:shd w:val="clear" w:color="auto" w:fill="E3E3E4"/>
+        </w:rPr>
+        <w:t>valueContainsNull</w:t>
+      </w:r>
+      <w:r>
+        <w:rPr>
+          <w:color w:val="4A4A4A"/>
+          <w:sz w:val="20"/>
+          <w:szCs w:val="20"/>
+          <w:highlight w:val="white"/>
+        </w:rPr>
+        <w:t xml:space="preserve"> is an optional boolean type that is used to specify if the value of the second param can accept </w:t>
+      </w:r>
+      <w:r>
+        <w:rPr>
+          <w:rFonts w:ascii="Courier New" w:eastAsia="Courier New" w:hAnsi="Courier New" w:cs="Courier New"/>
+          <w:sz w:val="20"/>
+          <w:szCs w:val="20"/>
+          <w:shd w:val="clear" w:color="auto" w:fill="E3E3E4"/>
+        </w:rPr>
+        <w:t>Null/None</w:t>
+      </w:r>
+      <w:r>
+        <w:rPr>
+          <w:color w:val="4A4A4A"/>
+          <w:sz w:val="20"/>
+          <w:szCs w:val="20"/>
+          <w:highlight w:val="white"/>
+        </w:rPr>
+        <w:t xml:space="preserve"> values.</w:t>
+      </w:r>
+    </w:p>
+    <w:p>
+      <w:pPr>
+        <w:numPr>
+          <w:ilvl w:val="0"/>
+          <w:numId w:val="2"/>
+        </w:numPr>
+        <w:shd w:val="clear" w:color="auto" w:fill="FFFFFF"/>
+        <w:spacing w:after="20" w:line="240" w:lineRule="auto"/>
+        <w:ind w:left="1020"/>
+        <w:rPr>
+          <w:sz w:val="20"/>
+          <w:szCs w:val="20"/>
+          <w:highlight w:val="white"/>
+        </w:rPr>
+      </w:pPr>
+      <w:r>
+        <w:rPr>
+          <w:color w:val="4A4A4A"/>
+          <w:sz w:val="20"/>
+          <w:szCs w:val="20"/>
+          <w:highlight w:val="white"/>
+        </w:rPr>
+        <w:t xml:space="preserve">The key of the map won’t accept </w:t>
+      </w:r>
+      <w:r>
+        <w:rPr>
+          <w:rFonts w:ascii="Courier New" w:eastAsia="Courier New" w:hAnsi="Courier New" w:cs="Courier New"/>
+          <w:sz w:val="20"/>
+          <w:szCs w:val="20"/>
+          <w:shd w:val="clear" w:color="auto" w:fill="E3E3E4"/>
+        </w:rPr>
+        <w:t>None/Null</w:t>
+      </w:r>
+      <w:r>
+        <w:rPr>
+          <w:color w:val="4A4A4A"/>
+          <w:sz w:val="20"/>
+          <w:szCs w:val="20"/>
+          <w:highlight w:val="white"/>
+        </w:rPr>
+        <w:t xml:space="preserve"> values.</w:t>
+      </w:r>
+    </w:p>
+    <w:p>
+      <w:pPr>
+        <w:numPr>
+          <w:ilvl w:val="0"/>
+          <w:numId w:val="2"/>
+        </w:numPr>
+        <w:shd w:val="clear" w:color="auto" w:fill="FFFFFF"/>
+        <w:spacing w:after="20" w:line="240" w:lineRule="auto"/>
+        <w:ind w:left="1020"/>
+        <w:rPr>
+          <w:sz w:val="20"/>
+          <w:szCs w:val="20"/>
+          <w:highlight w:val="white"/>
+        </w:rPr>
+      </w:pPr>
+      <w:r>
+        <w:rPr>
+          <w:color w:val="4A4A4A"/>
+          <w:sz w:val="20"/>
+          <w:szCs w:val="20"/>
+          <w:highlight w:val="white"/>
+        </w:rPr>
+        <w:t xml:space="preserve">PySpark provides several SQL functions to work with </w:t>
+      </w:r>
+      <w:r>
+        <w:rPr>
+          <w:rFonts w:ascii="Courier New" w:eastAsia="Courier New" w:hAnsi="Courier New" w:cs="Courier New"/>
+          <w:sz w:val="20"/>
+          <w:szCs w:val="20"/>
+          <w:shd w:val="clear" w:color="auto" w:fill="E3E3E4"/>
+        </w:rPr>
+        <w:t>MapType</w:t>
+      </w:r>
+      <w:r>
+        <w:rPr>
+          <w:color w:val="4A4A4A"/>
+          <w:sz w:val="20"/>
+          <w:szCs w:val="20"/>
+          <w:highlight w:val="white"/>
+        </w:rPr>
+        <w:t>.</w:t>
+      </w:r>
+    </w:p>
+    <w:p>
+      <w:pPr>
+        <w:pStyle w:val="Heading2"/>
+        <w:keepNext w:val="0"/>
+        <w:keepLines w:val="0"/>
+        <w:shd w:val="clear" w:color="auto" w:fill="FFFFFF"/>
+        <w:spacing w:before="0" w:after="20" w:line="240" w:lineRule="auto"/>
+        <w:jc w:val="both"/>
+        <w:rPr>
+          <w:b/>
+          <w:color w:val="333333"/>
+          <w:sz w:val="20"/>
+          <w:szCs w:val="20"/>
+          <w:highlight w:val="white"/>
+        </w:rPr>
+      </w:pPr>
+      <w:bookmarkStart w:id="13" w:name="_b8o4ejdr1igr" w:colFirst="0" w:colLast="0"/>
+      <w:bookmarkEnd w:id="13"/>
+      <w:r>
+        <w:rPr>
+          <w:b/>
+          <w:color w:val="333333"/>
+          <w:sz w:val="20"/>
+          <w:szCs w:val="20"/>
+          <w:highlight w:val="white"/>
+        </w:rPr>
+        <w:t>Create MapType From StructType</w:t>
+      </w:r>
+    </w:p>
+    <w:p>
+      <w:pPr>
+        <w:spacing w:after="20" w:line="240" w:lineRule="auto"/>
+        <w:jc w:val="both"/>
+        <w:rPr>
+          <w:color w:val="4A4A4A"/>
+          <w:sz w:val="20"/>
+          <w:szCs w:val="20"/>
+          <w:highlight w:val="white"/>
+        </w:rPr>
+      </w:pPr>
+    </w:p>
+    <w:tbl>
+      <w:tblPr>
+        <w:tblW w:w="9029" w:type="dxa"/>
+        <w:tblBorders>
+          <w:top w:val="single" w:sz="8" w:space="0" w:color="000000"/>
+          <w:left w:val="single" w:sz="8" w:space="0" w:color="000000"/>
+          <w:bottom w:val="single" w:sz="8" w:space="0" w:color="000000"/>
+          <w:right w:val="single" w:sz="8" w:space="0" w:color="000000"/>
+          <w:insideH w:val="single" w:sz="8" w:space="0" w:color="000000"/>
+          <w:insideV w:val="single" w:sz="8" w:space="0" w:color="000000"/>
+        </w:tblBorders>
+        <w:tblLayout w:type="fixed"/>
+        <w:tblLook w:val="0600" w:firstRow="0" w:lastRow="0" w:firstColumn="0" w:lastColumn="0" w:noHBand="1" w:noVBand="1"/>
+      </w:tblPr>
+      <w:tblGrid>
+        <w:gridCol w:w="9029"/>
+      </w:tblGrid>
+      <w:tr>
+        <w:tc>
+          <w:tcPr>
+            <w:tcW w:w="9029" w:type="dxa"/>
+            <w:tcMar>
+              <w:top w:w="100" w:type="dxa"/>
+              <w:left w:w="100" w:type="dxa"/>
+              <w:bottom w:w="100" w:type="dxa"/>
+              <w:right w:w="100" w:type="dxa"/>
+            </w:tcMar>
+          </w:tcPr>
+          <w:p>
+            <w:pPr>
+              <w:widowControl w:val="0"/>
+              <w:pBdr>
+                <w:top w:val="nil"/>
+                <w:left w:val="nil"/>
+                <w:bottom w:val="nil"/>
+                <w:right w:val="nil"/>
+                <w:between w:val="nil"/>
+              </w:pBdr>
+              <w:spacing w:after="20" w:line="240" w:lineRule="auto"/>
+              <w:rPr>
+                <w:color w:val="4A4A4A"/>
+                <w:sz w:val="20"/>
+                <w:szCs w:val="20"/>
+                <w:highlight w:val="white"/>
+              </w:rPr>
+            </w:pPr>
+          </w:p>
+          <w:p>
+            <w:pPr>
+              <w:widowControl w:val="0"/>
+              <w:pBdr>
+                <w:top w:val="nil"/>
+                <w:left w:val="nil"/>
+                <w:bottom w:val="nil"/>
+                <w:right w:val="nil"/>
+                <w:between w:val="nil"/>
+              </w:pBdr>
+              <w:spacing w:after="20" w:line="240" w:lineRule="auto"/>
+              <w:rPr>
+                <w:color w:val="4A4A4A"/>
+                <w:sz w:val="20"/>
+                <w:szCs w:val="20"/>
+                <w:highlight w:val="white"/>
+              </w:rPr>
+            </w:pPr>
+            <w:r>
+              <w:rPr>
+                <w:color w:val="4A4A4A"/>
+                <w:sz w:val="20"/>
+                <w:szCs w:val="20"/>
+                <w:highlight w:val="white"/>
+              </w:rPr>
+              <w:t>from pyspark.sql.types import StructField, StructType, StringType, MapType</w:t>
+            </w:r>
+          </w:p>
+          <w:p>
+            <w:pPr>
+              <w:widowControl w:val="0"/>
+              <w:pBdr>
+                <w:top w:val="nil"/>
+                <w:left w:val="nil"/>
+                <w:bottom w:val="nil"/>
+                <w:right w:val="nil"/>
+                <w:between w:val="nil"/>
+              </w:pBdr>
+              <w:spacing w:after="20" w:line="240" w:lineRule="auto"/>
+              <w:rPr>
+                <w:color w:val="4A4A4A"/>
+                <w:sz w:val="20"/>
+                <w:szCs w:val="20"/>
+                <w:highlight w:val="white"/>
+              </w:rPr>
+            </w:pPr>
+            <w:r>
+              <w:rPr>
+                <w:color w:val="4A4A4A"/>
+                <w:sz w:val="20"/>
+                <w:szCs w:val="20"/>
+                <w:highlight w:val="white"/>
+              </w:rPr>
+              <w:t>schema = StructType([</w:t>
+            </w:r>
+          </w:p>
+          <w:p>
+            <w:pPr>
+              <w:widowControl w:val="0"/>
+              <w:pBdr>
+                <w:top w:val="nil"/>
+                <w:left w:val="nil"/>
+                <w:bottom w:val="nil"/>
+                <w:right w:val="nil"/>
+                <w:between w:val="nil"/>
+              </w:pBdr>
+              <w:spacing w:after="20" w:line="240" w:lineRule="auto"/>
+              <w:rPr>
+                <w:color w:val="4A4A4A"/>
+                <w:sz w:val="20"/>
+                <w:szCs w:val="20"/>
+                <w:highlight w:val="white"/>
+              </w:rPr>
+            </w:pPr>
+            <w:r>
+              <w:rPr>
+                <w:color w:val="4A4A4A"/>
+                <w:sz w:val="20"/>
+                <w:szCs w:val="20"/>
+                <w:highlight w:val="white"/>
+              </w:rPr>
+              <w:t xml:space="preserve">    StructField('name', StringType(), True),</w:t>
+            </w:r>
+          </w:p>
+          <w:p>
+            <w:pPr>
+              <w:widowControl w:val="0"/>
+              <w:pBdr>
+                <w:top w:val="nil"/>
+                <w:left w:val="nil"/>
+                <w:bottom w:val="nil"/>
+                <w:right w:val="nil"/>
+                <w:between w:val="nil"/>
+              </w:pBdr>
+              <w:spacing w:after="20" w:line="240" w:lineRule="auto"/>
+              <w:rPr>
+                <w:color w:val="4A4A4A"/>
+                <w:sz w:val="20"/>
+                <w:szCs w:val="20"/>
+                <w:highlight w:val="white"/>
+              </w:rPr>
+            </w:pPr>
+            <w:r>
+              <w:rPr>
+                <w:color w:val="4A4A4A"/>
+                <w:sz w:val="20"/>
+                <w:szCs w:val="20"/>
+                <w:highlight w:val="white"/>
+              </w:rPr>
+              <w:t xml:space="preserve">    StructField('properties', MapType(StringType(),StringType()),True)</w:t>
+            </w:r>
+          </w:p>
+          <w:p>
+            <w:pPr>
+              <w:widowControl w:val="0"/>
+              <w:pBdr>
+                <w:top w:val="nil"/>
+                <w:left w:val="nil"/>
+                <w:bottom w:val="nil"/>
+                <w:right w:val="nil"/>
+                <w:between w:val="nil"/>
+              </w:pBdr>
+              <w:spacing w:after="20" w:line="240" w:lineRule="auto"/>
+              <w:rPr>
+                <w:color w:val="4A4A4A"/>
+                <w:sz w:val="20"/>
+                <w:szCs w:val="20"/>
+                <w:highlight w:val="white"/>
+              </w:rPr>
+            </w:pPr>
+            <w:r>
+              <w:rPr>
+                <w:color w:val="4A4A4A"/>
+                <w:sz w:val="20"/>
+                <w:szCs w:val="20"/>
+                <w:highlight w:val="white"/>
+              </w:rPr>
+              <w:t>])</w:t>
+            </w:r>
+          </w:p>
+          <w:p>
+            <w:pPr>
+              <w:widowControl w:val="0"/>
+              <w:pBdr>
+                <w:top w:val="nil"/>
+                <w:left w:val="nil"/>
+                <w:bottom w:val="nil"/>
+                <w:right w:val="nil"/>
+                <w:between w:val="nil"/>
+              </w:pBdr>
+              <w:spacing w:after="20" w:line="240" w:lineRule="auto"/>
+              <w:rPr>
+                <w:color w:val="4A4A4A"/>
+                <w:sz w:val="20"/>
+                <w:szCs w:val="20"/>
+                <w:highlight w:val="white"/>
+              </w:rPr>
+            </w:pPr>
+          </w:p>
+          <w:p>
+            <w:pPr>
+              <w:widowControl w:val="0"/>
+              <w:pBdr>
+                <w:top w:val="nil"/>
+                <w:left w:val="nil"/>
+                <w:bottom w:val="nil"/>
+                <w:right w:val="nil"/>
+                <w:between w:val="nil"/>
+              </w:pBdr>
+              <w:spacing w:after="20" w:line="240" w:lineRule="auto"/>
+              <w:rPr>
+                <w:color w:val="4A4A4A"/>
+                <w:sz w:val="20"/>
+                <w:szCs w:val="20"/>
+                <w:highlight w:val="white"/>
+              </w:rPr>
+            </w:pPr>
+          </w:p>
+        </w:tc>
+      </w:tr>
+    </w:tbl>
+    <w:p>
+      <w:pPr>
+        <w:spacing w:after="20" w:line="240" w:lineRule="auto"/>
+        <w:jc w:val="both"/>
+        <w:rPr>
+          <w:color w:val="4A4A4A"/>
+          <w:sz w:val="20"/>
+          <w:szCs w:val="20"/>
+          <w:highlight w:val="white"/>
+        </w:rPr>
+      </w:pPr>
+    </w:p>
+    <w:p>
+      <w:pPr>
+        <w:spacing w:after="20" w:line="240" w:lineRule="auto"/>
+        <w:jc w:val="both"/>
+        <w:rPr>
+          <w:color w:val="4A4A4A"/>
+          <w:sz w:val="20"/>
+          <w:szCs w:val="20"/>
+          <w:highlight w:val="white"/>
+        </w:rPr>
+      </w:pPr>
+    </w:p>
+    <w:tbl>
+      <w:tblPr>
+        <w:tblW w:w="9029" w:type="dxa"/>
+        <w:tblBorders>
+          <w:top w:val="single" w:sz="8" w:space="0" w:color="000000"/>
+          <w:left w:val="single" w:sz="8" w:space="0" w:color="000000"/>
+          <w:bottom w:val="single" w:sz="8" w:space="0" w:color="000000"/>
+          <w:right w:val="single" w:sz="8" w:space="0" w:color="000000"/>
+          <w:insideH w:val="single" w:sz="8" w:space="0" w:color="000000"/>
+          <w:insideV w:val="single" w:sz="8" w:space="0" w:color="000000"/>
+        </w:tblBorders>
+        <w:tblLayout w:type="fixed"/>
+        <w:tblLook w:val="0600" w:firstRow="0" w:lastRow="0" w:firstColumn="0" w:lastColumn="0" w:noHBand="1" w:noVBand="1"/>
+      </w:tblPr>
+      <w:tblGrid>
+        <w:gridCol w:w="9029"/>
+      </w:tblGrid>
+      <w:tr>
+        <w:tc>
+          <w:tcPr>
+            <w:tcW w:w="9029" w:type="dxa"/>
+            <w:tcMar>
+              <w:top w:w="100" w:type="dxa"/>
+              <w:left w:w="100" w:type="dxa"/>
+              <w:bottom w:w="100" w:type="dxa"/>
+              <w:right w:w="100" w:type="dxa"/>
+            </w:tcMar>
+          </w:tcPr>
+          <w:p>
+            <w:pPr>
+              <w:widowControl w:val="0"/>
+              <w:pBdr>
+                <w:top w:val="nil"/>
+                <w:left w:val="nil"/>
+                <w:bottom w:val="nil"/>
+                <w:right w:val="nil"/>
+                <w:between w:val="nil"/>
+              </w:pBdr>
+              <w:spacing w:after="20" w:line="240" w:lineRule="auto"/>
+              <w:rPr>
+                <w:color w:val="4A4A4A"/>
+                <w:sz w:val="20"/>
+                <w:szCs w:val="20"/>
+                <w:highlight w:val="white"/>
+              </w:rPr>
+            </w:pPr>
+          </w:p>
+          <w:p>
+            <w:pPr>
+              <w:widowControl w:val="0"/>
+              <w:pBdr>
+                <w:top w:val="nil"/>
+                <w:left w:val="nil"/>
+                <w:bottom w:val="nil"/>
+                <w:right w:val="nil"/>
+                <w:between w:val="nil"/>
+              </w:pBdr>
+              <w:spacing w:after="20" w:line="240" w:lineRule="auto"/>
+              <w:rPr>
+                <w:color w:val="4A4A4A"/>
+                <w:sz w:val="20"/>
+                <w:szCs w:val="20"/>
+                <w:highlight w:val="white"/>
+              </w:rPr>
+            </w:pPr>
+          </w:p>
+          <w:p>
+            <w:pPr>
+              <w:widowControl w:val="0"/>
+              <w:pBdr>
+                <w:top w:val="nil"/>
+                <w:left w:val="nil"/>
+                <w:bottom w:val="nil"/>
+                <w:right w:val="nil"/>
+                <w:between w:val="nil"/>
+              </w:pBdr>
+              <w:spacing w:after="20" w:line="240" w:lineRule="auto"/>
+              <w:rPr>
+                <w:color w:val="4A4A4A"/>
+                <w:sz w:val="20"/>
+                <w:szCs w:val="20"/>
+                <w:highlight w:val="white"/>
+              </w:rPr>
+            </w:pPr>
+            <w:r>
+              <w:rPr>
+                <w:color w:val="4A4A4A"/>
+                <w:sz w:val="20"/>
+                <w:szCs w:val="20"/>
+                <w:highlight w:val="white"/>
+              </w:rPr>
+              <w:t>dataDictionary = [</w:t>
+            </w:r>
+          </w:p>
+          <w:p>
+            <w:pPr>
+              <w:widowControl w:val="0"/>
+              <w:pBdr>
+                <w:top w:val="nil"/>
+                <w:left w:val="nil"/>
+                <w:bottom w:val="nil"/>
+                <w:right w:val="nil"/>
+                <w:between w:val="nil"/>
+              </w:pBdr>
+              <w:spacing w:after="20" w:line="240" w:lineRule="auto"/>
+              <w:rPr>
+                <w:color w:val="4A4A4A"/>
+                <w:sz w:val="20"/>
+                <w:szCs w:val="20"/>
+                <w:highlight w:val="white"/>
+              </w:rPr>
+            </w:pPr>
+            <w:r>
+              <w:rPr>
+                <w:color w:val="4A4A4A"/>
+                <w:sz w:val="20"/>
+                <w:szCs w:val="20"/>
+                <w:highlight w:val="white"/>
+              </w:rPr>
+              <w:t xml:space="preserve">        ('James',{'hair':'black','eye':'brown'}),</w:t>
+            </w:r>
+          </w:p>
+          <w:p>
+            <w:pPr>
+              <w:widowControl w:val="0"/>
+              <w:pBdr>
+                <w:top w:val="nil"/>
+                <w:left w:val="nil"/>
+                <w:bottom w:val="nil"/>
+                <w:right w:val="nil"/>
+                <w:between w:val="nil"/>
+              </w:pBdr>
+              <w:spacing w:after="20" w:line="240" w:lineRule="auto"/>
+              <w:rPr>
+                <w:color w:val="4A4A4A"/>
+                <w:sz w:val="20"/>
+                <w:szCs w:val="20"/>
+                <w:highlight w:val="white"/>
+              </w:rPr>
+            </w:pPr>
+            <w:r>
+              <w:rPr>
+                <w:color w:val="4A4A4A"/>
+                <w:sz w:val="20"/>
+                <w:szCs w:val="20"/>
+                <w:highlight w:val="white"/>
+              </w:rPr>
+              <w:t xml:space="preserve">        ('Michael',{'hair':'brown','eye':None}),</w:t>
+            </w:r>
+          </w:p>
+          <w:p>
+            <w:pPr>
+              <w:widowControl w:val="0"/>
+              <w:pBdr>
+                <w:top w:val="nil"/>
+                <w:left w:val="nil"/>
+                <w:bottom w:val="nil"/>
+                <w:right w:val="nil"/>
+                <w:between w:val="nil"/>
+              </w:pBdr>
+              <w:spacing w:after="20" w:line="240" w:lineRule="auto"/>
+              <w:rPr>
+                <w:color w:val="4A4A4A"/>
+                <w:sz w:val="20"/>
+                <w:szCs w:val="20"/>
+                <w:highlight w:val="white"/>
+              </w:rPr>
+            </w:pPr>
+            <w:r>
+              <w:rPr>
+                <w:color w:val="4A4A4A"/>
+                <w:sz w:val="20"/>
+                <w:szCs w:val="20"/>
+                <w:highlight w:val="white"/>
+              </w:rPr>
+              <w:t xml:space="preserve">        ('Robert',{'hair':'red','eye':'black'}),</w:t>
+            </w:r>
+          </w:p>
+          <w:p>
+            <w:pPr>
+              <w:widowControl w:val="0"/>
+              <w:pBdr>
+                <w:top w:val="nil"/>
+                <w:left w:val="nil"/>
+                <w:bottom w:val="nil"/>
+                <w:right w:val="nil"/>
+                <w:between w:val="nil"/>
+              </w:pBdr>
+              <w:spacing w:after="20" w:line="240" w:lineRule="auto"/>
+              <w:rPr>
+                <w:color w:val="4A4A4A"/>
+                <w:sz w:val="20"/>
+                <w:szCs w:val="20"/>
+                <w:highlight w:val="white"/>
+              </w:rPr>
+            </w:pPr>
+            <w:r>
+              <w:rPr>
+                <w:color w:val="4A4A4A"/>
+                <w:sz w:val="20"/>
+                <w:szCs w:val="20"/>
+                <w:highlight w:val="white"/>
+              </w:rPr>
+              <w:t xml:space="preserve">        ('Washington',{'hair':'grey','eye':'grey'}),</w:t>
+            </w:r>
+          </w:p>
+          <w:p>
+            <w:pPr>
+              <w:widowControl w:val="0"/>
+              <w:pBdr>
+                <w:top w:val="nil"/>
+                <w:left w:val="nil"/>
+                <w:bottom w:val="nil"/>
+                <w:right w:val="nil"/>
+                <w:between w:val="nil"/>
+              </w:pBdr>
+              <w:spacing w:after="20" w:line="240" w:lineRule="auto"/>
+              <w:rPr>
+                <w:color w:val="4A4A4A"/>
+                <w:sz w:val="20"/>
+                <w:szCs w:val="20"/>
+                <w:highlight w:val="white"/>
+              </w:rPr>
+            </w:pPr>
+            <w:r>
+              <w:rPr>
+                <w:color w:val="4A4A4A"/>
+                <w:sz w:val="20"/>
+                <w:szCs w:val="20"/>
+                <w:highlight w:val="white"/>
+              </w:rPr>
+              <w:t xml:space="preserve">        ('Jefferson',{'hair':'brown','eye':''})</w:t>
+            </w:r>
+          </w:p>
+          <w:p>
+            <w:pPr>
+              <w:widowControl w:val="0"/>
+              <w:pBdr>
+                <w:top w:val="nil"/>
+                <w:left w:val="nil"/>
+                <w:bottom w:val="nil"/>
+                <w:right w:val="nil"/>
+                <w:between w:val="nil"/>
+              </w:pBdr>
+              <w:spacing w:after="20" w:line="240" w:lineRule="auto"/>
+              <w:rPr>
+                <w:color w:val="4A4A4A"/>
+                <w:sz w:val="20"/>
+                <w:szCs w:val="20"/>
+                <w:highlight w:val="white"/>
+              </w:rPr>
+            </w:pPr>
+            <w:r>
+              <w:rPr>
+                <w:color w:val="4A4A4A"/>
+                <w:sz w:val="20"/>
+                <w:szCs w:val="20"/>
+                <w:highlight w:val="white"/>
+              </w:rPr>
+              <w:t xml:space="preserve">        ]</w:t>
+            </w:r>
+          </w:p>
+          <w:p>
+            <w:pPr>
+              <w:widowControl w:val="0"/>
+              <w:pBdr>
+                <w:top w:val="nil"/>
+                <w:left w:val="nil"/>
+                <w:bottom w:val="nil"/>
+                <w:right w:val="nil"/>
+                <w:between w:val="nil"/>
+              </w:pBdr>
+              <w:spacing w:after="20" w:line="240" w:lineRule="auto"/>
+              <w:rPr>
+                <w:color w:val="4A4A4A"/>
+                <w:sz w:val="20"/>
+                <w:szCs w:val="20"/>
+                <w:highlight w:val="white"/>
+              </w:rPr>
+            </w:pPr>
+            <w:r>
+              <w:rPr>
+                <w:color w:val="4A4A4A"/>
+                <w:sz w:val="20"/>
+                <w:szCs w:val="20"/>
+                <w:highlight w:val="white"/>
+              </w:rPr>
+              <w:t>df = spark.createDataFrame(data=dataDictionary, schema = schema)</w:t>
+            </w:r>
+          </w:p>
+          <w:p>
+            <w:pPr>
+              <w:widowControl w:val="0"/>
+              <w:pBdr>
+                <w:top w:val="nil"/>
+                <w:left w:val="nil"/>
+                <w:bottom w:val="nil"/>
+                <w:right w:val="nil"/>
+                <w:between w:val="nil"/>
+              </w:pBdr>
+              <w:spacing w:after="20" w:line="240" w:lineRule="auto"/>
+              <w:rPr>
+                <w:color w:val="4A4A4A"/>
+                <w:sz w:val="20"/>
+                <w:szCs w:val="20"/>
+                <w:highlight w:val="white"/>
+              </w:rPr>
+            </w:pPr>
+            <w:r>
+              <w:rPr>
+                <w:color w:val="4A4A4A"/>
+                <w:sz w:val="20"/>
+                <w:szCs w:val="20"/>
+                <w:highlight w:val="white"/>
+              </w:rPr>
+              <w:t>df.printSchema()</w:t>
+            </w:r>
+          </w:p>
+          <w:p>
+            <w:pPr>
+              <w:widowControl w:val="0"/>
+              <w:pBdr>
+                <w:top w:val="nil"/>
+                <w:left w:val="nil"/>
+                <w:bottom w:val="nil"/>
+                <w:right w:val="nil"/>
+                <w:between w:val="nil"/>
+              </w:pBdr>
+              <w:spacing w:after="20" w:line="240" w:lineRule="auto"/>
+              <w:rPr>
+                <w:color w:val="4A4A4A"/>
+                <w:sz w:val="20"/>
+                <w:szCs w:val="20"/>
+                <w:highlight w:val="white"/>
+              </w:rPr>
+            </w:pPr>
+            <w:r>
+              <w:rPr>
+                <w:color w:val="4A4A4A"/>
+                <w:sz w:val="20"/>
+                <w:szCs w:val="20"/>
+                <w:highlight w:val="white"/>
+              </w:rPr>
+              <w:t>df.show(truncate=False)</w:t>
+            </w:r>
+          </w:p>
+          <w:p>
+            <w:pPr>
+              <w:widowControl w:val="0"/>
+              <w:pBdr>
+                <w:top w:val="nil"/>
+                <w:left w:val="nil"/>
+                <w:bottom w:val="nil"/>
+                <w:right w:val="nil"/>
+                <w:between w:val="nil"/>
+              </w:pBdr>
+              <w:spacing w:after="20" w:line="240" w:lineRule="auto"/>
+              <w:rPr>
+                <w:color w:val="4A4A4A"/>
+                <w:sz w:val="20"/>
+                <w:szCs w:val="20"/>
+                <w:highlight w:val="white"/>
+              </w:rPr>
+            </w:pPr>
+          </w:p>
+          <w:p>
+            <w:pPr>
+              <w:widowControl w:val="0"/>
+              <w:pBdr>
+                <w:top w:val="nil"/>
+                <w:left w:val="nil"/>
+                <w:bottom w:val="nil"/>
+                <w:right w:val="nil"/>
+                <w:between w:val="nil"/>
+              </w:pBdr>
+              <w:spacing w:after="20" w:line="240" w:lineRule="auto"/>
+              <w:rPr>
+                <w:color w:val="4A4A4A"/>
+                <w:sz w:val="20"/>
+                <w:szCs w:val="20"/>
+                <w:highlight w:val="white"/>
+              </w:rPr>
+            </w:pPr>
+          </w:p>
+        </w:tc>
+      </w:tr>
+    </w:tbl>
+    <w:p>
+      <w:pPr>
+        <w:spacing w:after="20" w:line="240" w:lineRule="auto"/>
+        <w:jc w:val="both"/>
+        <w:rPr>
+          <w:color w:val="4A4A4A"/>
+          <w:sz w:val="20"/>
+          <w:szCs w:val="20"/>
+          <w:highlight w:val="white"/>
+        </w:rPr>
+      </w:pPr>
+    </w:p>
+    <w:p>
+      <w:pPr>
+        <w:pStyle w:val="Heading2"/>
+        <w:keepNext w:val="0"/>
+        <w:keepLines w:val="0"/>
+        <w:shd w:val="clear" w:color="auto" w:fill="FFFFFF"/>
+        <w:spacing w:before="0" w:after="20" w:line="240" w:lineRule="auto"/>
+        <w:jc w:val="both"/>
+        <w:rPr>
+          <w:b/>
+          <w:color w:val="333333"/>
+          <w:sz w:val="20"/>
+          <w:szCs w:val="20"/>
+          <w:highlight w:val="white"/>
+        </w:rPr>
+      </w:pPr>
+      <w:bookmarkStart w:id="14" w:name="_ovophc1ytgep" w:colFirst="0" w:colLast="0"/>
+      <w:bookmarkEnd w:id="14"/>
+      <w:r>
+        <w:rPr>
+          <w:b/>
+          <w:color w:val="333333"/>
+          <w:sz w:val="20"/>
+          <w:szCs w:val="20"/>
+          <w:highlight w:val="white"/>
+        </w:rPr>
+        <w:t>PySpark MapType Elements</w:t>
+      </w:r>
+    </w:p>
+    <w:p>
+      <w:pPr>
+        <w:shd w:val="clear" w:color="auto" w:fill="FFFFFF"/>
+        <w:spacing w:after="20" w:line="240" w:lineRule="auto"/>
+        <w:jc w:val="both"/>
+        <w:rPr>
+          <w:color w:val="4A4A4A"/>
+          <w:sz w:val="20"/>
+          <w:szCs w:val="20"/>
+          <w:highlight w:val="white"/>
+        </w:rPr>
+      </w:pPr>
+      <w:r>
+        <w:rPr>
+          <w:color w:val="4A4A4A"/>
+          <w:sz w:val="20"/>
+          <w:szCs w:val="20"/>
+          <w:highlight w:val="white"/>
+        </w:rPr>
+        <w:t xml:space="preserve">Let’s see how to extract the key and values from the PySpark DataFrame Dictionary column. Here I have used PySpark map transformation to read the values of </w:t>
+      </w:r>
+      <w:r>
+        <w:rPr>
+          <w:rFonts w:ascii="Courier New" w:eastAsia="Courier New" w:hAnsi="Courier New" w:cs="Courier New"/>
+          <w:sz w:val="20"/>
+          <w:szCs w:val="20"/>
+          <w:shd w:val="clear" w:color="auto" w:fill="E3E3E4"/>
+        </w:rPr>
+        <w:t>properties</w:t>
+      </w:r>
+      <w:r>
+        <w:rPr>
+          <w:color w:val="4A4A4A"/>
+          <w:sz w:val="20"/>
+          <w:szCs w:val="20"/>
+          <w:highlight w:val="white"/>
+        </w:rPr>
+        <w:t xml:space="preserve"> (MapType column)</w:t>
+      </w:r>
+    </w:p>
+    <w:p>
+      <w:pPr>
+        <w:spacing w:after="20" w:line="240" w:lineRule="auto"/>
+        <w:jc w:val="both"/>
+        <w:rPr>
+          <w:color w:val="4A4A4A"/>
+          <w:sz w:val="20"/>
+          <w:szCs w:val="20"/>
+          <w:highlight w:val="white"/>
+        </w:rPr>
+      </w:pPr>
+    </w:p>
+    <w:tbl>
+      <w:tblPr>
+        <w:tblW w:w="9029" w:type="dxa"/>
+        <w:tblBorders>
+          <w:top w:val="single" w:sz="8" w:space="0" w:color="000000"/>
+          <w:left w:val="single" w:sz="8" w:space="0" w:color="000000"/>
+          <w:bottom w:val="single" w:sz="8" w:space="0" w:color="000000"/>
+          <w:right w:val="single" w:sz="8" w:space="0" w:color="000000"/>
+          <w:insideH w:val="single" w:sz="8" w:space="0" w:color="000000"/>
+          <w:insideV w:val="single" w:sz="8" w:space="0" w:color="000000"/>
+        </w:tblBorders>
+        <w:tblLayout w:type="fixed"/>
+        <w:tblLook w:val="0600" w:firstRow="0" w:lastRow="0" w:firstColumn="0" w:lastColumn="0" w:noHBand="1" w:noVBand="1"/>
+      </w:tblPr>
+      <w:tblGrid>
+        <w:gridCol w:w="9029"/>
+      </w:tblGrid>
+      <w:tr>
+        <w:tc>
+          <w:tcPr>
+            <w:tcW w:w="9029" w:type="dxa"/>
+            <w:tcMar>
+              <w:top w:w="100" w:type="dxa"/>
+              <w:left w:w="100" w:type="dxa"/>
+              <w:bottom w:w="100" w:type="dxa"/>
+              <w:right w:w="100" w:type="dxa"/>
+            </w:tcMar>
+          </w:tcPr>
+          <w:p>
+            <w:pPr>
+              <w:widowControl w:val="0"/>
+              <w:pBdr>
+                <w:top w:val="nil"/>
+                <w:left w:val="nil"/>
+                <w:bottom w:val="nil"/>
+                <w:right w:val="nil"/>
+                <w:between w:val="nil"/>
+              </w:pBdr>
+              <w:spacing w:after="20" w:line="240" w:lineRule="auto"/>
+              <w:rPr>
+                <w:color w:val="4A4A4A"/>
+                <w:sz w:val="20"/>
+                <w:szCs w:val="20"/>
+                <w:highlight w:val="white"/>
+              </w:rPr>
+            </w:pPr>
+          </w:p>
+          <w:p>
+            <w:pPr>
+              <w:widowControl w:val="0"/>
+              <w:pBdr>
+                <w:top w:val="nil"/>
+                <w:left w:val="nil"/>
+                <w:bottom w:val="nil"/>
+                <w:right w:val="nil"/>
+                <w:between w:val="nil"/>
+              </w:pBdr>
+              <w:spacing w:after="20" w:line="240" w:lineRule="auto"/>
+              <w:rPr>
+                <w:color w:val="4A4A4A"/>
+                <w:sz w:val="20"/>
+                <w:szCs w:val="20"/>
+                <w:highlight w:val="white"/>
+              </w:rPr>
+            </w:pPr>
+            <w:r>
+              <w:rPr>
+                <w:color w:val="4A4A4A"/>
+                <w:sz w:val="20"/>
+                <w:szCs w:val="20"/>
+                <w:highlight w:val="white"/>
+              </w:rPr>
+              <w:t>df3=df.rdd.map(lambda x: \</w:t>
+            </w:r>
+          </w:p>
+          <w:p>
+            <w:pPr>
+              <w:widowControl w:val="0"/>
+              <w:pBdr>
+                <w:top w:val="nil"/>
+                <w:left w:val="nil"/>
+                <w:bottom w:val="nil"/>
+                <w:right w:val="nil"/>
+                <w:between w:val="nil"/>
+              </w:pBdr>
+              <w:spacing w:after="20" w:line="240" w:lineRule="auto"/>
+              <w:rPr>
+                <w:color w:val="4A4A4A"/>
+                <w:sz w:val="20"/>
+                <w:szCs w:val="20"/>
+                <w:highlight w:val="white"/>
+              </w:rPr>
+            </w:pPr>
+            <w:r>
+              <w:rPr>
+                <w:color w:val="4A4A4A"/>
+                <w:sz w:val="20"/>
+                <w:szCs w:val="20"/>
+                <w:highlight w:val="white"/>
+              </w:rPr>
+              <w:lastRenderedPageBreak/>
+              <w:t xml:space="preserve">    (x.name,x.properties["hair"],x.properties["eye"])) \</w:t>
+            </w:r>
+          </w:p>
+          <w:p>
+            <w:pPr>
+              <w:widowControl w:val="0"/>
+              <w:pBdr>
+                <w:top w:val="nil"/>
+                <w:left w:val="nil"/>
+                <w:bottom w:val="nil"/>
+                <w:right w:val="nil"/>
+                <w:between w:val="nil"/>
+              </w:pBdr>
+              <w:spacing w:after="20" w:line="240" w:lineRule="auto"/>
+              <w:rPr>
+                <w:color w:val="4A4A4A"/>
+                <w:sz w:val="20"/>
+                <w:szCs w:val="20"/>
+                <w:highlight w:val="white"/>
+              </w:rPr>
+            </w:pPr>
+            <w:r>
+              <w:rPr>
+                <w:color w:val="4A4A4A"/>
+                <w:sz w:val="20"/>
+                <w:szCs w:val="20"/>
+                <w:highlight w:val="white"/>
+              </w:rPr>
+              <w:t xml:space="preserve">    .toDF(["name","hair","eye"])</w:t>
+            </w:r>
+          </w:p>
+          <w:p>
+            <w:pPr>
+              <w:widowControl w:val="0"/>
+              <w:pBdr>
+                <w:top w:val="nil"/>
+                <w:left w:val="nil"/>
+                <w:bottom w:val="nil"/>
+                <w:right w:val="nil"/>
+                <w:between w:val="nil"/>
+              </w:pBdr>
+              <w:spacing w:after="20" w:line="240" w:lineRule="auto"/>
+              <w:rPr>
+                <w:color w:val="4A4A4A"/>
+                <w:sz w:val="20"/>
+                <w:szCs w:val="20"/>
+                <w:highlight w:val="white"/>
+              </w:rPr>
+            </w:pPr>
+            <w:r>
+              <w:rPr>
+                <w:color w:val="4A4A4A"/>
+                <w:sz w:val="20"/>
+                <w:szCs w:val="20"/>
+                <w:highlight w:val="white"/>
+              </w:rPr>
+              <w:t>df3.printSchema()</w:t>
+            </w:r>
+          </w:p>
+          <w:p>
+            <w:pPr>
+              <w:widowControl w:val="0"/>
+              <w:pBdr>
+                <w:top w:val="nil"/>
+                <w:left w:val="nil"/>
+                <w:bottom w:val="nil"/>
+                <w:right w:val="nil"/>
+                <w:between w:val="nil"/>
+              </w:pBdr>
+              <w:spacing w:after="20" w:line="240" w:lineRule="auto"/>
+              <w:rPr>
+                <w:color w:val="4A4A4A"/>
+                <w:sz w:val="20"/>
+                <w:szCs w:val="20"/>
+                <w:highlight w:val="white"/>
+              </w:rPr>
+            </w:pPr>
+            <w:r>
+              <w:rPr>
+                <w:color w:val="4A4A4A"/>
+                <w:sz w:val="20"/>
+                <w:szCs w:val="20"/>
+                <w:highlight w:val="white"/>
+              </w:rPr>
+              <w:t>df3.show()</w:t>
+            </w:r>
+          </w:p>
+          <w:p>
+            <w:pPr>
+              <w:widowControl w:val="0"/>
+              <w:pBdr>
+                <w:top w:val="nil"/>
+                <w:left w:val="nil"/>
+                <w:bottom w:val="nil"/>
+                <w:right w:val="nil"/>
+                <w:between w:val="nil"/>
+              </w:pBdr>
+              <w:spacing w:after="20" w:line="240" w:lineRule="auto"/>
+              <w:rPr>
+                <w:color w:val="4A4A4A"/>
+                <w:sz w:val="20"/>
+                <w:szCs w:val="20"/>
+                <w:highlight w:val="white"/>
+              </w:rPr>
+            </w:pPr>
+          </w:p>
+        </w:tc>
+      </w:tr>
+    </w:tbl>
+    <w:p>
+      <w:pPr>
+        <w:spacing w:after="20" w:line="240" w:lineRule="auto"/>
+        <w:jc w:val="both"/>
+        <w:rPr>
+          <w:color w:val="4A4A4A"/>
+          <w:sz w:val="20"/>
+          <w:szCs w:val="20"/>
+          <w:highlight w:val="white"/>
+        </w:rPr>
+      </w:pPr>
+    </w:p>
+    <w:p>
+      <w:pPr>
+        <w:spacing w:after="20" w:line="240" w:lineRule="auto"/>
+        <w:jc w:val="both"/>
+        <w:rPr>
+          <w:color w:val="4A4A4A"/>
+          <w:sz w:val="20"/>
+          <w:szCs w:val="20"/>
+          <w:highlight w:val="white"/>
+        </w:rPr>
+      </w:pPr>
+      <w:r>
+        <w:rPr>
+          <w:color w:val="4A4A4A"/>
+          <w:sz w:val="20"/>
+          <w:szCs w:val="20"/>
+          <w:highlight w:val="white"/>
+        </w:rPr>
+        <w:t xml:space="preserve">Let’s use another way to get the value of a key from Map using </w:t>
+      </w:r>
+      <w:r>
+        <w:rPr>
+          <w:rFonts w:ascii="Courier New" w:eastAsia="Courier New" w:hAnsi="Courier New" w:cs="Courier New"/>
+          <w:color w:val="4A4A4A"/>
+          <w:sz w:val="20"/>
+          <w:szCs w:val="20"/>
+          <w:shd w:val="clear" w:color="auto" w:fill="E3E3E4"/>
+        </w:rPr>
+        <w:t>getItem()</w:t>
+      </w:r>
+      <w:r>
+        <w:rPr>
+          <w:color w:val="4A4A4A"/>
+          <w:sz w:val="20"/>
+          <w:szCs w:val="20"/>
+          <w:highlight w:val="white"/>
+        </w:rPr>
+        <w:t xml:space="preserve"> of </w:t>
+      </w:r>
+      <w:r>
+        <w:rPr>
+          <w:rFonts w:ascii="Courier New" w:eastAsia="Courier New" w:hAnsi="Courier New" w:cs="Courier New"/>
+          <w:color w:val="4A4A4A"/>
+          <w:sz w:val="20"/>
+          <w:szCs w:val="20"/>
+          <w:shd w:val="clear" w:color="auto" w:fill="E3E3E4"/>
+        </w:rPr>
+        <w:t>Column</w:t>
+      </w:r>
+      <w:r>
+        <w:rPr>
+          <w:color w:val="4A4A4A"/>
+          <w:sz w:val="20"/>
+          <w:szCs w:val="20"/>
+          <w:highlight w:val="white"/>
+        </w:rPr>
+        <w:t xml:space="preserve"> type, this method takes a key as an argument and returns a value.</w:t>
+      </w:r>
+    </w:p>
+    <w:p>
+      <w:pPr>
+        <w:spacing w:after="20" w:line="240" w:lineRule="auto"/>
+        <w:jc w:val="both"/>
+        <w:rPr>
+          <w:color w:val="4A4A4A"/>
+          <w:sz w:val="20"/>
+          <w:szCs w:val="20"/>
+          <w:highlight w:val="white"/>
+        </w:rPr>
+      </w:pPr>
+    </w:p>
+    <w:p>
+      <w:pPr>
+        <w:spacing w:after="20" w:line="240" w:lineRule="auto"/>
+        <w:jc w:val="both"/>
+        <w:rPr>
+          <w:color w:val="4A4A4A"/>
+          <w:sz w:val="20"/>
+          <w:szCs w:val="20"/>
+          <w:highlight w:val="white"/>
+        </w:rPr>
+      </w:pPr>
+    </w:p>
+    <w:tbl>
+      <w:tblPr>
+        <w:tblW w:w="9029" w:type="dxa"/>
+        <w:tblBorders>
+          <w:top w:val="single" w:sz="8" w:space="0" w:color="000000"/>
+          <w:left w:val="single" w:sz="8" w:space="0" w:color="000000"/>
+          <w:bottom w:val="single" w:sz="8" w:space="0" w:color="000000"/>
+          <w:right w:val="single" w:sz="8" w:space="0" w:color="000000"/>
+          <w:insideH w:val="single" w:sz="8" w:space="0" w:color="000000"/>
+          <w:insideV w:val="single" w:sz="8" w:space="0" w:color="000000"/>
+        </w:tblBorders>
+        <w:tblLayout w:type="fixed"/>
+        <w:tblLook w:val="0600" w:firstRow="0" w:lastRow="0" w:firstColumn="0" w:lastColumn="0" w:noHBand="1" w:noVBand="1"/>
+      </w:tblPr>
+      <w:tblGrid>
+        <w:gridCol w:w="9029"/>
+      </w:tblGrid>
+      <w:tr>
+        <w:tc>
+          <w:tcPr>
+            <w:tcW w:w="9029" w:type="dxa"/>
+            <w:tcMar>
+              <w:top w:w="100" w:type="dxa"/>
+              <w:left w:w="100" w:type="dxa"/>
+              <w:bottom w:w="100" w:type="dxa"/>
+              <w:right w:w="100" w:type="dxa"/>
+            </w:tcMar>
+          </w:tcPr>
+          <w:p>
+            <w:pPr>
+              <w:widowControl w:val="0"/>
+              <w:pBdr>
+                <w:top w:val="nil"/>
+                <w:left w:val="nil"/>
+                <w:bottom w:val="nil"/>
+                <w:right w:val="nil"/>
+                <w:between w:val="nil"/>
+              </w:pBdr>
+              <w:spacing w:after="20" w:line="240" w:lineRule="auto"/>
+              <w:rPr>
+                <w:color w:val="4A4A4A"/>
+                <w:sz w:val="20"/>
+                <w:szCs w:val="20"/>
+                <w:highlight w:val="white"/>
+              </w:rPr>
+            </w:pPr>
+          </w:p>
+          <w:p>
+            <w:pPr>
+              <w:widowControl w:val="0"/>
+              <w:pBdr>
+                <w:top w:val="nil"/>
+                <w:left w:val="nil"/>
+                <w:bottom w:val="nil"/>
+                <w:right w:val="nil"/>
+                <w:between w:val="nil"/>
+              </w:pBdr>
+              <w:spacing w:after="20" w:line="240" w:lineRule="auto"/>
+              <w:rPr>
+                <w:color w:val="4A4A4A"/>
+                <w:sz w:val="20"/>
+                <w:szCs w:val="20"/>
+                <w:highlight w:val="white"/>
+              </w:rPr>
+            </w:pPr>
+            <w:r>
+              <w:rPr>
+                <w:color w:val="4A4A4A"/>
+                <w:sz w:val="20"/>
+                <w:szCs w:val="20"/>
+                <w:highlight w:val="white"/>
+              </w:rPr>
+              <w:t>df.withColumn("hair",df.properties.getItem("hair")) \</w:t>
+            </w:r>
+          </w:p>
+          <w:p>
+            <w:pPr>
+              <w:widowControl w:val="0"/>
+              <w:pBdr>
+                <w:top w:val="nil"/>
+                <w:left w:val="nil"/>
+                <w:bottom w:val="nil"/>
+                <w:right w:val="nil"/>
+                <w:between w:val="nil"/>
+              </w:pBdr>
+              <w:spacing w:after="20" w:line="240" w:lineRule="auto"/>
+              <w:rPr>
+                <w:color w:val="4A4A4A"/>
+                <w:sz w:val="20"/>
+                <w:szCs w:val="20"/>
+                <w:highlight w:val="white"/>
+              </w:rPr>
+            </w:pPr>
+            <w:r>
+              <w:rPr>
+                <w:color w:val="4A4A4A"/>
+                <w:sz w:val="20"/>
+                <w:szCs w:val="20"/>
+                <w:highlight w:val="white"/>
+              </w:rPr>
+              <w:t xml:space="preserve">  .withColumn("eye",df.properties.getItem("eye")) \</w:t>
+            </w:r>
+          </w:p>
+          <w:p>
+            <w:pPr>
+              <w:widowControl w:val="0"/>
+              <w:pBdr>
+                <w:top w:val="nil"/>
+                <w:left w:val="nil"/>
+                <w:bottom w:val="nil"/>
+                <w:right w:val="nil"/>
+                <w:between w:val="nil"/>
+              </w:pBdr>
+              <w:spacing w:after="20" w:line="240" w:lineRule="auto"/>
+              <w:rPr>
+                <w:color w:val="4A4A4A"/>
+                <w:sz w:val="20"/>
+                <w:szCs w:val="20"/>
+                <w:highlight w:val="white"/>
+              </w:rPr>
+            </w:pPr>
+            <w:r>
+              <w:rPr>
+                <w:color w:val="4A4A4A"/>
+                <w:sz w:val="20"/>
+                <w:szCs w:val="20"/>
+                <w:highlight w:val="white"/>
+              </w:rPr>
+              <w:t xml:space="preserve">  .drop("properties") \</w:t>
+            </w:r>
+          </w:p>
+          <w:p>
+            <w:pPr>
+              <w:widowControl w:val="0"/>
+              <w:pBdr>
+                <w:top w:val="nil"/>
+                <w:left w:val="nil"/>
+                <w:bottom w:val="nil"/>
+                <w:right w:val="nil"/>
+                <w:between w:val="nil"/>
+              </w:pBdr>
+              <w:spacing w:after="20" w:line="240" w:lineRule="auto"/>
+              <w:rPr>
+                <w:color w:val="4A4A4A"/>
+                <w:sz w:val="20"/>
+                <w:szCs w:val="20"/>
+                <w:highlight w:val="white"/>
+              </w:rPr>
+            </w:pPr>
+            <w:r>
+              <w:rPr>
+                <w:color w:val="4A4A4A"/>
+                <w:sz w:val="20"/>
+                <w:szCs w:val="20"/>
+                <w:highlight w:val="white"/>
+              </w:rPr>
+              <w:t xml:space="preserve">  .show()</w:t>
+            </w:r>
+          </w:p>
+          <w:p>
+            <w:pPr>
+              <w:widowControl w:val="0"/>
+              <w:pBdr>
+                <w:top w:val="nil"/>
+                <w:left w:val="nil"/>
+                <w:bottom w:val="nil"/>
+                <w:right w:val="nil"/>
+                <w:between w:val="nil"/>
+              </w:pBdr>
+              <w:spacing w:after="20" w:line="240" w:lineRule="auto"/>
+              <w:rPr>
+                <w:color w:val="4A4A4A"/>
+                <w:sz w:val="20"/>
+                <w:szCs w:val="20"/>
+                <w:highlight w:val="white"/>
+              </w:rPr>
+            </w:pPr>
+          </w:p>
+          <w:p>
+            <w:pPr>
+              <w:widowControl w:val="0"/>
+              <w:pBdr>
+                <w:top w:val="nil"/>
+                <w:left w:val="nil"/>
+                <w:bottom w:val="nil"/>
+                <w:right w:val="nil"/>
+                <w:between w:val="nil"/>
+              </w:pBdr>
+              <w:spacing w:after="20" w:line="240" w:lineRule="auto"/>
+              <w:rPr>
+                <w:color w:val="4A4A4A"/>
+                <w:sz w:val="20"/>
+                <w:szCs w:val="20"/>
+                <w:highlight w:val="white"/>
+              </w:rPr>
+            </w:pPr>
+            <w:r>
+              <w:rPr>
+                <w:color w:val="4A4A4A"/>
+                <w:sz w:val="20"/>
+                <w:szCs w:val="20"/>
+                <w:highlight w:val="white"/>
+              </w:rPr>
+              <w:t>df.withColumn("hair",df.properties["hair"]) \</w:t>
+            </w:r>
+          </w:p>
+          <w:p>
+            <w:pPr>
+              <w:widowControl w:val="0"/>
+              <w:pBdr>
+                <w:top w:val="nil"/>
+                <w:left w:val="nil"/>
+                <w:bottom w:val="nil"/>
+                <w:right w:val="nil"/>
+                <w:between w:val="nil"/>
+              </w:pBdr>
+              <w:spacing w:after="20" w:line="240" w:lineRule="auto"/>
+              <w:rPr>
+                <w:color w:val="4A4A4A"/>
+                <w:sz w:val="20"/>
+                <w:szCs w:val="20"/>
+                <w:highlight w:val="white"/>
+              </w:rPr>
+            </w:pPr>
+            <w:r>
+              <w:rPr>
+                <w:color w:val="4A4A4A"/>
+                <w:sz w:val="20"/>
+                <w:szCs w:val="20"/>
+                <w:highlight w:val="white"/>
+              </w:rPr>
+              <w:t xml:space="preserve">  .withColumn("eye",df.properties["eye"]) \</w:t>
+            </w:r>
+          </w:p>
+          <w:p>
+            <w:pPr>
+              <w:widowControl w:val="0"/>
+              <w:pBdr>
+                <w:top w:val="nil"/>
+                <w:left w:val="nil"/>
+                <w:bottom w:val="nil"/>
+                <w:right w:val="nil"/>
+                <w:between w:val="nil"/>
+              </w:pBdr>
+              <w:spacing w:after="20" w:line="240" w:lineRule="auto"/>
+              <w:rPr>
+                <w:color w:val="4A4A4A"/>
+                <w:sz w:val="20"/>
+                <w:szCs w:val="20"/>
+                <w:highlight w:val="white"/>
+              </w:rPr>
+            </w:pPr>
+            <w:r>
+              <w:rPr>
+                <w:color w:val="4A4A4A"/>
+                <w:sz w:val="20"/>
+                <w:szCs w:val="20"/>
+                <w:highlight w:val="white"/>
+              </w:rPr>
+              <w:t xml:space="preserve">  .drop("properties") \</w:t>
+            </w:r>
+          </w:p>
+          <w:p>
+            <w:pPr>
+              <w:widowControl w:val="0"/>
+              <w:pBdr>
+                <w:top w:val="nil"/>
+                <w:left w:val="nil"/>
+                <w:bottom w:val="nil"/>
+                <w:right w:val="nil"/>
+                <w:between w:val="nil"/>
+              </w:pBdr>
+              <w:spacing w:after="20" w:line="240" w:lineRule="auto"/>
+              <w:rPr>
+                <w:color w:val="4A4A4A"/>
+                <w:sz w:val="20"/>
+                <w:szCs w:val="20"/>
+                <w:highlight w:val="white"/>
+              </w:rPr>
+            </w:pPr>
+            <w:r>
+              <w:rPr>
+                <w:color w:val="4A4A4A"/>
+                <w:sz w:val="20"/>
+                <w:szCs w:val="20"/>
+                <w:highlight w:val="white"/>
+              </w:rPr>
+              <w:t xml:space="preserve">  .show()</w:t>
+            </w:r>
+          </w:p>
+          <w:p>
+            <w:pPr>
+              <w:widowControl w:val="0"/>
+              <w:pBdr>
+                <w:top w:val="nil"/>
+                <w:left w:val="nil"/>
+                <w:bottom w:val="nil"/>
+                <w:right w:val="nil"/>
+                <w:between w:val="nil"/>
+              </w:pBdr>
+              <w:spacing w:after="20" w:line="240" w:lineRule="auto"/>
+              <w:rPr>
+                <w:color w:val="4A4A4A"/>
+                <w:sz w:val="20"/>
+                <w:szCs w:val="20"/>
+                <w:highlight w:val="white"/>
+              </w:rPr>
+            </w:pPr>
+          </w:p>
+          <w:p>
+            <w:pPr>
+              <w:widowControl w:val="0"/>
+              <w:pBdr>
+                <w:top w:val="nil"/>
+                <w:left w:val="nil"/>
+                <w:bottom w:val="nil"/>
+                <w:right w:val="nil"/>
+                <w:between w:val="nil"/>
+              </w:pBdr>
+              <w:spacing w:after="20" w:line="240" w:lineRule="auto"/>
+              <w:rPr>
+                <w:color w:val="4A4A4A"/>
+                <w:sz w:val="20"/>
+                <w:szCs w:val="20"/>
+                <w:highlight w:val="white"/>
+              </w:rPr>
+            </w:pPr>
+          </w:p>
+        </w:tc>
+      </w:tr>
+    </w:tbl>
+    <w:p>
+      <w:pPr>
+        <w:spacing w:after="20" w:line="240" w:lineRule="auto"/>
+        <w:jc w:val="both"/>
+        <w:rPr>
+          <w:color w:val="4A4A4A"/>
+          <w:sz w:val="20"/>
+          <w:szCs w:val="20"/>
+          <w:highlight w:val="white"/>
+        </w:rPr>
+      </w:pPr>
+    </w:p>
+    <w:p>
+      <w:pPr>
+        <w:spacing w:after="20" w:line="240" w:lineRule="auto"/>
+        <w:jc w:val="both"/>
+        <w:rPr>
+          <w:color w:val="4A4A4A"/>
+          <w:sz w:val="20"/>
+          <w:szCs w:val="20"/>
+          <w:highlight w:val="white"/>
+        </w:rPr>
+      </w:pPr>
+    </w:p>
+    <w:p>
+      <w:pPr>
+        <w:pStyle w:val="Heading3"/>
+        <w:keepNext w:val="0"/>
+        <w:keepLines w:val="0"/>
+        <w:shd w:val="clear" w:color="auto" w:fill="FFFFFF"/>
+        <w:spacing w:before="0" w:after="20" w:line="240" w:lineRule="auto"/>
+        <w:jc w:val="both"/>
+        <w:rPr>
+          <w:b/>
+          <w:color w:val="333333"/>
+          <w:sz w:val="20"/>
+          <w:szCs w:val="20"/>
+          <w:highlight w:val="white"/>
+        </w:rPr>
+      </w:pPr>
+      <w:bookmarkStart w:id="15" w:name="_az9ke7ey8jgf" w:colFirst="0" w:colLast="0"/>
+      <w:bookmarkEnd w:id="15"/>
+      <w:r>
+        <w:rPr>
+          <w:b/>
+          <w:color w:val="333333"/>
+          <w:sz w:val="20"/>
+          <w:szCs w:val="20"/>
+          <w:highlight w:val="white"/>
+        </w:rPr>
+        <w:t>explode</w:t>
+      </w:r>
+    </w:p>
+    <w:p>
+      <w:pPr>
+        <w:spacing w:after="20" w:line="240" w:lineRule="auto"/>
+        <w:jc w:val="both"/>
+        <w:rPr>
+          <w:color w:val="4A4A4A"/>
+          <w:sz w:val="20"/>
+          <w:szCs w:val="20"/>
+          <w:highlight w:val="white"/>
+        </w:rPr>
+      </w:pPr>
+    </w:p>
+    <w:tbl>
+      <w:tblPr>
+        <w:tblW w:w="9029" w:type="dxa"/>
+        <w:tblBorders>
+          <w:top w:val="single" w:sz="8" w:space="0" w:color="000000"/>
+          <w:left w:val="single" w:sz="8" w:space="0" w:color="000000"/>
+          <w:bottom w:val="single" w:sz="8" w:space="0" w:color="000000"/>
+          <w:right w:val="single" w:sz="8" w:space="0" w:color="000000"/>
+          <w:insideH w:val="single" w:sz="8" w:space="0" w:color="000000"/>
+          <w:insideV w:val="single" w:sz="8" w:space="0" w:color="000000"/>
+        </w:tblBorders>
+        <w:tblLayout w:type="fixed"/>
+        <w:tblLook w:val="0600" w:firstRow="0" w:lastRow="0" w:firstColumn="0" w:lastColumn="0" w:noHBand="1" w:noVBand="1"/>
+      </w:tblPr>
+      <w:tblGrid>
+        <w:gridCol w:w="9029"/>
+      </w:tblGrid>
+      <w:tr>
+        <w:tc>
+          <w:tcPr>
+            <w:tcW w:w="9029" w:type="dxa"/>
+            <w:tcMar>
+              <w:top w:w="100" w:type="dxa"/>
+              <w:left w:w="100" w:type="dxa"/>
+              <w:bottom w:w="100" w:type="dxa"/>
+              <w:right w:w="100" w:type="dxa"/>
+            </w:tcMar>
+          </w:tcPr>
+          <w:p>
+            <w:pPr>
+              <w:widowControl w:val="0"/>
+              <w:pBdr>
+                <w:top w:val="nil"/>
+                <w:left w:val="nil"/>
+                <w:bottom w:val="nil"/>
+                <w:right w:val="nil"/>
+                <w:between w:val="nil"/>
+              </w:pBdr>
+              <w:spacing w:after="20" w:line="240" w:lineRule="auto"/>
+              <w:rPr>
+                <w:color w:val="4A4A4A"/>
+                <w:sz w:val="20"/>
+                <w:szCs w:val="20"/>
+                <w:highlight w:val="white"/>
+              </w:rPr>
+            </w:pPr>
+          </w:p>
+          <w:p>
+            <w:pPr>
+              <w:widowControl w:val="0"/>
+              <w:pBdr>
+                <w:top w:val="nil"/>
+                <w:left w:val="nil"/>
+                <w:bottom w:val="nil"/>
+                <w:right w:val="nil"/>
+                <w:between w:val="nil"/>
+              </w:pBdr>
+              <w:spacing w:after="20" w:line="240" w:lineRule="auto"/>
+              <w:rPr>
+                <w:color w:val="4A4A4A"/>
+                <w:sz w:val="20"/>
+                <w:szCs w:val="20"/>
+                <w:highlight w:val="white"/>
+              </w:rPr>
+            </w:pPr>
+            <w:r>
+              <w:rPr>
+                <w:color w:val="4A4A4A"/>
+                <w:sz w:val="20"/>
+                <w:szCs w:val="20"/>
+                <w:highlight w:val="white"/>
+              </w:rPr>
+              <w:t>from pyspark.sql.functions import explode</w:t>
+            </w:r>
+          </w:p>
+          <w:p>
+            <w:pPr>
+              <w:widowControl w:val="0"/>
+              <w:pBdr>
+                <w:top w:val="nil"/>
+                <w:left w:val="nil"/>
+                <w:bottom w:val="nil"/>
+                <w:right w:val="nil"/>
+                <w:between w:val="nil"/>
+              </w:pBdr>
+              <w:spacing w:after="20" w:line="240" w:lineRule="auto"/>
+              <w:rPr>
+                <w:color w:val="4A4A4A"/>
+                <w:sz w:val="20"/>
+                <w:szCs w:val="20"/>
+                <w:highlight w:val="white"/>
+              </w:rPr>
+            </w:pPr>
+            <w:r>
+              <w:rPr>
+                <w:color w:val="4A4A4A"/>
+                <w:sz w:val="20"/>
+                <w:szCs w:val="20"/>
+                <w:highlight w:val="white"/>
+              </w:rPr>
+              <w:t>df.select(df.name,explode(df.properties)).show()</w:t>
+            </w:r>
+          </w:p>
+          <w:p>
+            <w:pPr>
+              <w:widowControl w:val="0"/>
+              <w:pBdr>
+                <w:top w:val="nil"/>
+                <w:left w:val="nil"/>
+                <w:bottom w:val="nil"/>
+                <w:right w:val="nil"/>
+                <w:between w:val="nil"/>
+              </w:pBdr>
+              <w:spacing w:after="20" w:line="240" w:lineRule="auto"/>
+              <w:rPr>
+                <w:color w:val="4A4A4A"/>
+                <w:sz w:val="20"/>
+                <w:szCs w:val="20"/>
+                <w:highlight w:val="white"/>
+              </w:rPr>
+            </w:pPr>
+          </w:p>
+        </w:tc>
+      </w:tr>
+    </w:tbl>
+    <w:p>
+      <w:pPr>
+        <w:spacing w:after="20" w:line="240" w:lineRule="auto"/>
+        <w:jc w:val="both"/>
+        <w:rPr>
+          <w:color w:val="4A4A4A"/>
+          <w:sz w:val="20"/>
+          <w:szCs w:val="20"/>
+          <w:highlight w:val="white"/>
+        </w:rPr>
+      </w:pPr>
+    </w:p>
+    <w:p>
+      <w:pPr>
+        <w:pStyle w:val="Heading3"/>
+        <w:keepNext w:val="0"/>
+        <w:keepLines w:val="0"/>
+        <w:shd w:val="clear" w:color="auto" w:fill="FFFFFF"/>
+        <w:spacing w:before="0" w:after="20" w:line="240" w:lineRule="auto"/>
+        <w:jc w:val="both"/>
+        <w:rPr>
+          <w:b/>
+          <w:color w:val="333333"/>
+          <w:sz w:val="20"/>
+          <w:szCs w:val="20"/>
+          <w:highlight w:val="white"/>
+        </w:rPr>
+      </w:pPr>
+      <w:bookmarkStart w:id="16" w:name="_psrypf6hlizy" w:colFirst="0" w:colLast="0"/>
+      <w:bookmarkEnd w:id="16"/>
+      <w:r>
+        <w:rPr>
+          <w:b/>
+          <w:color w:val="333333"/>
+          <w:sz w:val="20"/>
+          <w:szCs w:val="20"/>
+          <w:highlight w:val="white"/>
+        </w:rPr>
+        <w:t>map_keys() – Get All Map Keys</w:t>
+      </w:r>
+    </w:p>
+    <w:p>
+      <w:pPr>
+        <w:spacing w:after="20" w:line="240" w:lineRule="auto"/>
+        <w:jc w:val="both"/>
+        <w:rPr>
+          <w:color w:val="4A4A4A"/>
+          <w:sz w:val="20"/>
+          <w:szCs w:val="20"/>
+          <w:highlight w:val="white"/>
+        </w:rPr>
+      </w:pPr>
+    </w:p>
+    <w:tbl>
+      <w:tblPr>
+        <w:tblW w:w="9029" w:type="dxa"/>
+        <w:tblBorders>
+          <w:top w:val="single" w:sz="8" w:space="0" w:color="000000"/>
+          <w:left w:val="single" w:sz="8" w:space="0" w:color="000000"/>
+          <w:bottom w:val="single" w:sz="8" w:space="0" w:color="000000"/>
+          <w:right w:val="single" w:sz="8" w:space="0" w:color="000000"/>
+          <w:insideH w:val="single" w:sz="8" w:space="0" w:color="000000"/>
+          <w:insideV w:val="single" w:sz="8" w:space="0" w:color="000000"/>
+        </w:tblBorders>
+        <w:tblLayout w:type="fixed"/>
+        <w:tblLook w:val="0600" w:firstRow="0" w:lastRow="0" w:firstColumn="0" w:lastColumn="0" w:noHBand="1" w:noVBand="1"/>
+      </w:tblPr>
+      <w:tblGrid>
+        <w:gridCol w:w="9029"/>
+      </w:tblGrid>
+      <w:tr>
+        <w:tc>
+          <w:tcPr>
+            <w:tcW w:w="9029" w:type="dxa"/>
+            <w:tcMar>
+              <w:top w:w="100" w:type="dxa"/>
+              <w:left w:w="100" w:type="dxa"/>
+              <w:bottom w:w="100" w:type="dxa"/>
+              <w:right w:w="100" w:type="dxa"/>
+            </w:tcMar>
+          </w:tcPr>
+          <w:p>
+            <w:pPr>
+              <w:widowControl w:val="0"/>
+              <w:pBdr>
+                <w:top w:val="nil"/>
+                <w:left w:val="nil"/>
+                <w:bottom w:val="nil"/>
+                <w:right w:val="nil"/>
+                <w:between w:val="nil"/>
+              </w:pBdr>
+              <w:spacing w:after="20" w:line="240" w:lineRule="auto"/>
+              <w:rPr>
+                <w:color w:val="4A4A4A"/>
+                <w:sz w:val="20"/>
+                <w:szCs w:val="20"/>
+                <w:highlight w:val="white"/>
+              </w:rPr>
+            </w:pPr>
+          </w:p>
+          <w:p>
+            <w:pPr>
+              <w:widowControl w:val="0"/>
+              <w:pBdr>
+                <w:top w:val="nil"/>
+                <w:left w:val="nil"/>
+                <w:bottom w:val="nil"/>
+                <w:right w:val="nil"/>
+                <w:between w:val="nil"/>
+              </w:pBdr>
+              <w:spacing w:after="20" w:line="240" w:lineRule="auto"/>
+              <w:rPr>
+                <w:color w:val="4A4A4A"/>
+                <w:sz w:val="20"/>
+                <w:szCs w:val="20"/>
+                <w:highlight w:val="white"/>
+              </w:rPr>
+            </w:pPr>
+            <w:r>
+              <w:rPr>
+                <w:color w:val="4A4A4A"/>
+                <w:sz w:val="20"/>
+                <w:szCs w:val="20"/>
+                <w:highlight w:val="white"/>
+              </w:rPr>
+              <w:t>from pyspark.sql.functions import map_keys</w:t>
+            </w:r>
+          </w:p>
+          <w:p>
+            <w:pPr>
+              <w:widowControl w:val="0"/>
+              <w:pBdr>
+                <w:top w:val="nil"/>
+                <w:left w:val="nil"/>
+                <w:bottom w:val="nil"/>
+                <w:right w:val="nil"/>
+                <w:between w:val="nil"/>
+              </w:pBdr>
+              <w:spacing w:after="20" w:line="240" w:lineRule="auto"/>
+              <w:rPr>
+                <w:color w:val="4A4A4A"/>
+                <w:sz w:val="20"/>
+                <w:szCs w:val="20"/>
+                <w:highlight w:val="white"/>
+              </w:rPr>
+            </w:pPr>
+            <w:r>
+              <w:rPr>
+                <w:color w:val="4A4A4A"/>
+                <w:sz w:val="20"/>
+                <w:szCs w:val="20"/>
+                <w:highlight w:val="white"/>
+              </w:rPr>
+              <w:t>df.select(df.name,map_keys(df.properties)).show()</w:t>
+            </w:r>
+          </w:p>
+          <w:p>
+            <w:pPr>
+              <w:widowControl w:val="0"/>
+              <w:pBdr>
+                <w:top w:val="nil"/>
+                <w:left w:val="nil"/>
+                <w:bottom w:val="nil"/>
+                <w:right w:val="nil"/>
+                <w:between w:val="nil"/>
+              </w:pBdr>
+              <w:spacing w:after="20" w:line="240" w:lineRule="auto"/>
+              <w:rPr>
+                <w:color w:val="4A4A4A"/>
+                <w:sz w:val="20"/>
+                <w:szCs w:val="20"/>
+                <w:highlight w:val="white"/>
+              </w:rPr>
+            </w:pPr>
+          </w:p>
+        </w:tc>
+      </w:tr>
+    </w:tbl>
+    <w:p>
+      <w:pPr>
+        <w:spacing w:after="20" w:line="240" w:lineRule="auto"/>
+        <w:jc w:val="both"/>
+        <w:rPr>
+          <w:color w:val="4A4A4A"/>
+          <w:sz w:val="20"/>
+          <w:szCs w:val="20"/>
+          <w:highlight w:val="white"/>
+        </w:rPr>
+      </w:pPr>
+    </w:p>
+    <w:p>
+      <w:pPr>
+        <w:spacing w:after="20" w:line="240" w:lineRule="auto"/>
+        <w:jc w:val="both"/>
+        <w:rPr>
+          <w:color w:val="4A4A4A"/>
+          <w:sz w:val="20"/>
+          <w:szCs w:val="20"/>
+          <w:highlight w:val="white"/>
+        </w:rPr>
+      </w:pPr>
+      <w:r>
+        <w:rPr>
+          <w:color w:val="4A4A4A"/>
+          <w:sz w:val="20"/>
+          <w:szCs w:val="20"/>
+          <w:highlight w:val="white"/>
+        </w:rPr>
+        <w:t xml:space="preserve">In case you wanted to get all map keys as Python List. </w:t>
+      </w:r>
+    </w:p>
+    <w:p>
+      <w:pPr>
+        <w:spacing w:after="20" w:line="240" w:lineRule="auto"/>
+        <w:jc w:val="both"/>
+        <w:rPr>
+          <w:color w:val="4A4A4A"/>
+          <w:sz w:val="20"/>
+          <w:szCs w:val="20"/>
+          <w:highlight w:val="white"/>
+        </w:rPr>
+      </w:pPr>
+    </w:p>
+    <w:p>
+      <w:pPr>
+        <w:spacing w:after="20" w:line="240" w:lineRule="auto"/>
+        <w:jc w:val="both"/>
+        <w:rPr>
+          <w:color w:val="4A4A4A"/>
+          <w:sz w:val="20"/>
+          <w:szCs w:val="20"/>
+          <w:highlight w:val="white"/>
+        </w:rPr>
+      </w:pPr>
+    </w:p>
+    <w:tbl>
+      <w:tblPr>
+        <w:tblW w:w="9029" w:type="dxa"/>
+        <w:tblBorders>
+          <w:top w:val="single" w:sz="8" w:space="0" w:color="000000"/>
+          <w:left w:val="single" w:sz="8" w:space="0" w:color="000000"/>
+          <w:bottom w:val="single" w:sz="8" w:space="0" w:color="000000"/>
+          <w:right w:val="single" w:sz="8" w:space="0" w:color="000000"/>
+          <w:insideH w:val="single" w:sz="8" w:space="0" w:color="000000"/>
+          <w:insideV w:val="single" w:sz="8" w:space="0" w:color="000000"/>
+        </w:tblBorders>
+        <w:tblLayout w:type="fixed"/>
+        <w:tblLook w:val="0600" w:firstRow="0" w:lastRow="0" w:firstColumn="0" w:lastColumn="0" w:noHBand="1" w:noVBand="1"/>
+      </w:tblPr>
+      <w:tblGrid>
+        <w:gridCol w:w="9029"/>
+      </w:tblGrid>
+      <w:tr>
+        <w:tc>
+          <w:tcPr>
+            <w:tcW w:w="9029" w:type="dxa"/>
+            <w:tcMar>
+              <w:top w:w="100" w:type="dxa"/>
+              <w:left w:w="100" w:type="dxa"/>
+              <w:bottom w:w="100" w:type="dxa"/>
+              <w:right w:w="100" w:type="dxa"/>
+            </w:tcMar>
+          </w:tcPr>
+          <w:p>
+            <w:pPr>
+              <w:widowControl w:val="0"/>
+              <w:pBdr>
+                <w:top w:val="nil"/>
+                <w:left w:val="nil"/>
+                <w:bottom w:val="nil"/>
+                <w:right w:val="nil"/>
+                <w:between w:val="nil"/>
+              </w:pBdr>
+              <w:spacing w:after="20" w:line="240" w:lineRule="auto"/>
+              <w:rPr>
+                <w:color w:val="4A4A4A"/>
+                <w:sz w:val="20"/>
+                <w:szCs w:val="20"/>
+                <w:highlight w:val="white"/>
+              </w:rPr>
+            </w:pPr>
+          </w:p>
+          <w:p>
+            <w:pPr>
+              <w:widowControl w:val="0"/>
+              <w:pBdr>
+                <w:top w:val="nil"/>
+                <w:left w:val="nil"/>
+                <w:bottom w:val="nil"/>
+                <w:right w:val="nil"/>
+                <w:between w:val="nil"/>
+              </w:pBdr>
+              <w:spacing w:after="20" w:line="240" w:lineRule="auto"/>
+              <w:rPr>
+                <w:color w:val="4A4A4A"/>
+                <w:sz w:val="20"/>
+                <w:szCs w:val="20"/>
+                <w:highlight w:val="white"/>
+              </w:rPr>
+            </w:pPr>
+            <w:r>
+              <w:rPr>
+                <w:color w:val="4A4A4A"/>
+                <w:sz w:val="20"/>
+                <w:szCs w:val="20"/>
+                <w:highlight w:val="white"/>
+              </w:rPr>
+              <w:t>from pyspark.sql.functions import explode,map_keys</w:t>
+            </w:r>
+          </w:p>
+          <w:p>
+            <w:pPr>
+              <w:widowControl w:val="0"/>
+              <w:pBdr>
+                <w:top w:val="nil"/>
+                <w:left w:val="nil"/>
+                <w:bottom w:val="nil"/>
+                <w:right w:val="nil"/>
+                <w:between w:val="nil"/>
+              </w:pBdr>
+              <w:spacing w:after="20" w:line="240" w:lineRule="auto"/>
+              <w:rPr>
+                <w:color w:val="4A4A4A"/>
+                <w:sz w:val="20"/>
+                <w:szCs w:val="20"/>
+                <w:highlight w:val="white"/>
+              </w:rPr>
+            </w:pPr>
+            <w:r>
+              <w:rPr>
+                <w:color w:val="4A4A4A"/>
+                <w:sz w:val="20"/>
+                <w:szCs w:val="20"/>
+                <w:highlight w:val="white"/>
+              </w:rPr>
+              <w:t>keysDF = df.select(explode(map_keys(df.properties))).distinct()</w:t>
+            </w:r>
+          </w:p>
+          <w:p>
+            <w:pPr>
+              <w:widowControl w:val="0"/>
+              <w:pBdr>
+                <w:top w:val="nil"/>
+                <w:left w:val="nil"/>
+                <w:bottom w:val="nil"/>
+                <w:right w:val="nil"/>
+                <w:between w:val="nil"/>
+              </w:pBdr>
+              <w:spacing w:after="20" w:line="240" w:lineRule="auto"/>
+              <w:rPr>
+                <w:color w:val="4A4A4A"/>
+                <w:sz w:val="20"/>
+                <w:szCs w:val="20"/>
+                <w:highlight w:val="white"/>
+              </w:rPr>
+            </w:pPr>
+            <w:r>
+              <w:rPr>
+                <w:color w:val="4A4A4A"/>
+                <w:sz w:val="20"/>
+                <w:szCs w:val="20"/>
+                <w:highlight w:val="white"/>
+              </w:rPr>
+              <w:t>keysList = keysDF.rdd.map(lambda x:x[0]).collect()</w:t>
+            </w:r>
+          </w:p>
+          <w:p>
+            <w:pPr>
+              <w:widowControl w:val="0"/>
+              <w:pBdr>
+                <w:top w:val="nil"/>
+                <w:left w:val="nil"/>
+                <w:bottom w:val="nil"/>
+                <w:right w:val="nil"/>
+                <w:between w:val="nil"/>
+              </w:pBdr>
+              <w:spacing w:after="20" w:line="240" w:lineRule="auto"/>
+              <w:rPr>
+                <w:color w:val="4A4A4A"/>
+                <w:sz w:val="20"/>
+                <w:szCs w:val="20"/>
+                <w:highlight w:val="white"/>
+              </w:rPr>
+            </w:pPr>
+            <w:r>
+              <w:rPr>
+                <w:color w:val="4A4A4A"/>
+                <w:sz w:val="20"/>
+                <w:szCs w:val="20"/>
+                <w:highlight w:val="white"/>
+              </w:rPr>
+              <w:t>print(keysList)</w:t>
+            </w:r>
+          </w:p>
+          <w:p>
+            <w:pPr>
+              <w:widowControl w:val="0"/>
+              <w:pBdr>
+                <w:top w:val="nil"/>
+                <w:left w:val="nil"/>
+                <w:bottom w:val="nil"/>
+                <w:right w:val="nil"/>
+                <w:between w:val="nil"/>
+              </w:pBdr>
+              <w:spacing w:after="20" w:line="240" w:lineRule="auto"/>
+              <w:rPr>
+                <w:color w:val="4A4A4A"/>
+                <w:sz w:val="20"/>
+                <w:szCs w:val="20"/>
+                <w:highlight w:val="white"/>
+              </w:rPr>
+            </w:pPr>
+            <w:r>
+              <w:rPr>
+                <w:color w:val="4A4A4A"/>
+                <w:sz w:val="20"/>
+                <w:szCs w:val="20"/>
+                <w:highlight w:val="white"/>
+              </w:rPr>
+              <w:t>#['eye', 'hair']</w:t>
+            </w:r>
+          </w:p>
+          <w:p>
+            <w:pPr>
+              <w:widowControl w:val="0"/>
+              <w:pBdr>
+                <w:top w:val="nil"/>
+                <w:left w:val="nil"/>
+                <w:bottom w:val="nil"/>
+                <w:right w:val="nil"/>
+                <w:between w:val="nil"/>
+              </w:pBdr>
+              <w:spacing w:after="20" w:line="240" w:lineRule="auto"/>
+              <w:rPr>
+                <w:color w:val="4A4A4A"/>
+                <w:sz w:val="20"/>
+                <w:szCs w:val="20"/>
+                <w:highlight w:val="white"/>
+              </w:rPr>
+            </w:pPr>
+          </w:p>
+          <w:p>
+            <w:pPr>
+              <w:widowControl w:val="0"/>
+              <w:pBdr>
+                <w:top w:val="nil"/>
+                <w:left w:val="nil"/>
+                <w:bottom w:val="nil"/>
+                <w:right w:val="nil"/>
+                <w:between w:val="nil"/>
+              </w:pBdr>
+              <w:spacing w:after="20" w:line="240" w:lineRule="auto"/>
+              <w:rPr>
+                <w:color w:val="4A4A4A"/>
+                <w:sz w:val="20"/>
+                <w:szCs w:val="20"/>
+                <w:highlight w:val="white"/>
+              </w:rPr>
+            </w:pPr>
+          </w:p>
+        </w:tc>
+      </w:tr>
+    </w:tbl>
+    <w:p>
+      <w:pPr>
+        <w:spacing w:after="20" w:line="240" w:lineRule="auto"/>
+        <w:jc w:val="both"/>
+        <w:rPr>
+          <w:color w:val="4A4A4A"/>
+          <w:sz w:val="20"/>
+          <w:szCs w:val="20"/>
+          <w:highlight w:val="white"/>
+        </w:rPr>
+      </w:pPr>
+    </w:p>
+    <w:p>
+      <w:pPr>
+        <w:pStyle w:val="Heading3"/>
+        <w:keepNext w:val="0"/>
+        <w:keepLines w:val="0"/>
+        <w:shd w:val="clear" w:color="auto" w:fill="FFFFFF"/>
+        <w:spacing w:before="0" w:after="20" w:line="240" w:lineRule="auto"/>
+        <w:jc w:val="both"/>
+        <w:rPr>
+          <w:b/>
+          <w:color w:val="333333"/>
+          <w:sz w:val="20"/>
+          <w:szCs w:val="20"/>
+          <w:highlight w:val="white"/>
+        </w:rPr>
+      </w:pPr>
+      <w:bookmarkStart w:id="17" w:name="_e5glrhqy08ro" w:colFirst="0" w:colLast="0"/>
+      <w:bookmarkEnd w:id="17"/>
+      <w:r>
+        <w:rPr>
+          <w:b/>
+          <w:color w:val="333333"/>
+          <w:sz w:val="20"/>
+          <w:szCs w:val="20"/>
+          <w:highlight w:val="white"/>
+        </w:rPr>
+        <w:t>map_values() – Get All map Values</w:t>
+      </w:r>
+    </w:p>
+    <w:p>
+      <w:pPr>
+        <w:spacing w:after="20" w:line="240" w:lineRule="auto"/>
+        <w:jc w:val="both"/>
+        <w:rPr>
+          <w:color w:val="4A4A4A"/>
+          <w:sz w:val="20"/>
+          <w:szCs w:val="20"/>
+          <w:highlight w:val="white"/>
+        </w:rPr>
+      </w:pPr>
+    </w:p>
+    <w:p>
+      <w:pPr>
+        <w:spacing w:after="20" w:line="240" w:lineRule="auto"/>
+        <w:jc w:val="both"/>
+        <w:rPr>
+          <w:color w:val="4A4A4A"/>
+          <w:sz w:val="20"/>
+          <w:szCs w:val="20"/>
+          <w:highlight w:val="white"/>
+        </w:rPr>
+      </w:pPr>
+    </w:p>
+    <w:tbl>
+      <w:tblPr>
+        <w:tblW w:w="9029" w:type="dxa"/>
+        <w:tblBorders>
+          <w:top w:val="single" w:sz="8" w:space="0" w:color="000000"/>
+          <w:left w:val="single" w:sz="8" w:space="0" w:color="000000"/>
+          <w:bottom w:val="single" w:sz="8" w:space="0" w:color="000000"/>
+          <w:right w:val="single" w:sz="8" w:space="0" w:color="000000"/>
+          <w:insideH w:val="single" w:sz="8" w:space="0" w:color="000000"/>
+          <w:insideV w:val="single" w:sz="8" w:space="0" w:color="000000"/>
+        </w:tblBorders>
+        <w:tblLayout w:type="fixed"/>
+        <w:tblLook w:val="0600" w:firstRow="0" w:lastRow="0" w:firstColumn="0" w:lastColumn="0" w:noHBand="1" w:noVBand="1"/>
+      </w:tblPr>
+      <w:tblGrid>
+        <w:gridCol w:w="9029"/>
+      </w:tblGrid>
+      <w:tr>
+        <w:tc>
+          <w:tcPr>
+            <w:tcW w:w="9029" w:type="dxa"/>
+            <w:tcMar>
+              <w:top w:w="100" w:type="dxa"/>
+              <w:left w:w="100" w:type="dxa"/>
+              <w:bottom w:w="100" w:type="dxa"/>
+              <w:right w:w="100" w:type="dxa"/>
+            </w:tcMar>
+          </w:tcPr>
+          <w:p>
+            <w:pPr>
+              <w:widowControl w:val="0"/>
+              <w:pBdr>
+                <w:top w:val="nil"/>
+                <w:left w:val="nil"/>
+                <w:bottom w:val="nil"/>
+                <w:right w:val="nil"/>
+                <w:between w:val="nil"/>
+              </w:pBdr>
+              <w:spacing w:after="20" w:line="240" w:lineRule="auto"/>
+              <w:rPr>
+                <w:color w:val="4A4A4A"/>
+                <w:sz w:val="20"/>
+                <w:szCs w:val="20"/>
+                <w:highlight w:val="white"/>
+              </w:rPr>
+            </w:pPr>
+          </w:p>
+          <w:p>
+            <w:pPr>
+              <w:widowControl w:val="0"/>
+              <w:pBdr>
+                <w:top w:val="nil"/>
+                <w:left w:val="nil"/>
+                <w:bottom w:val="nil"/>
+                <w:right w:val="nil"/>
+                <w:between w:val="nil"/>
+              </w:pBdr>
+              <w:spacing w:after="20" w:line="240" w:lineRule="auto"/>
+              <w:rPr>
+                <w:color w:val="4A4A4A"/>
+                <w:sz w:val="20"/>
+                <w:szCs w:val="20"/>
+                <w:highlight w:val="white"/>
+              </w:rPr>
+            </w:pPr>
+            <w:r>
+              <w:rPr>
+                <w:color w:val="4A4A4A"/>
+                <w:sz w:val="20"/>
+                <w:szCs w:val="20"/>
+                <w:highlight w:val="white"/>
+              </w:rPr>
+              <w:t>from pyspark.sql.functions import map_values</w:t>
+            </w:r>
+          </w:p>
+          <w:p>
+            <w:pPr>
+              <w:widowControl w:val="0"/>
+              <w:pBdr>
+                <w:top w:val="nil"/>
+                <w:left w:val="nil"/>
+                <w:bottom w:val="nil"/>
+                <w:right w:val="nil"/>
+                <w:between w:val="nil"/>
+              </w:pBdr>
+              <w:spacing w:after="20" w:line="240" w:lineRule="auto"/>
+              <w:rPr>
+                <w:color w:val="4A4A4A"/>
+                <w:sz w:val="20"/>
+                <w:szCs w:val="20"/>
+                <w:highlight w:val="white"/>
+              </w:rPr>
+            </w:pPr>
+            <w:r>
+              <w:rPr>
+                <w:color w:val="4A4A4A"/>
+                <w:sz w:val="20"/>
+                <w:szCs w:val="20"/>
+                <w:highlight w:val="white"/>
+              </w:rPr>
+              <w:t>df.select(df.name,map_values(df.properties)).show()</w:t>
+            </w:r>
+          </w:p>
+          <w:p>
+            <w:pPr>
+              <w:widowControl w:val="0"/>
+              <w:pBdr>
+                <w:top w:val="nil"/>
+                <w:left w:val="nil"/>
+                <w:bottom w:val="nil"/>
+                <w:right w:val="nil"/>
+                <w:between w:val="nil"/>
+              </w:pBdr>
+              <w:spacing w:after="20" w:line="240" w:lineRule="auto"/>
               <w:rPr>
                 <w:color w:val="4A4A4A"/>
                 <w:sz w:val="20"/>
@@ -6497,6 +7959,7 @@
     <w:name w:val="heading 2"/>
     <w:basedOn w:val="Normal"/>
     <w:next w:val="Normal"/>
+    <w:link w:val="Heading2Char"/>
     <w:uiPriority w:val="9"/>
     <w:unhideWhenUsed/>
     <w:qFormat/>
@@ -6515,6 +7978,7 @@
     <w:name w:val="heading 3"/>
     <w:basedOn w:val="Normal"/>
     <w:next w:val="Normal"/>
+    <w:link w:val="Heading3Char"/>
     <w:uiPriority w:val="9"/>
     <w:unhideWhenUsed/>
     <w:qFormat/>
@@ -6933,6 +8397,29 @@
       </w:tblCellMar>
     </w:tblPr>
   </w:style>
+  <w:style w:type="character" w:customStyle="1" w:styleId="Heading2Char">
+    <w:name w:val="Heading 2 Char"/>
+    <w:basedOn w:val="DefaultParagraphFont"/>
+    <w:link w:val="Heading2"/>
+    <w:uiPriority w:val="9"/>
+    <w:rsid w:val="001E51E8"/>
+    <w:rPr>
+      <w:sz w:val="32"/>
+      <w:szCs w:val="32"/>
+    </w:rPr>
+  </w:style>
+  <w:style w:type="character" w:customStyle="1" w:styleId="Heading3Char">
+    <w:name w:val="Heading 3 Char"/>
+    <w:basedOn w:val="DefaultParagraphFont"/>
+    <w:link w:val="Heading3"/>
+    <w:uiPriority w:val="9"/>
+    <w:rsid w:val="001E51E8"/>
+    <w:rPr>
+      <w:color w:val="434343"/>
+      <w:sz w:val="28"/>
+      <w:szCs w:val="28"/>
+    </w:rPr>
+  </w:style>
 </w:styles>
 </file>
 

--- a/New folder/PySpark-Functions - Day_4-DE.docx
+++ b/New folder/PySpark-Functions - Day_4-DE.docx
@@ -26,7 +26,27 @@
           <w:sz w:val="20"/>
           <w:szCs w:val="20"/>
         </w:rPr>
-        <w:t>What is PySpark Partition?</w:t>
+        <w:t xml:space="preserve">What is </w:t>
+      </w:r>
+      <w:proofErr w:type="spellStart"/>
+      <w:r>
+        <w:rPr>
+          <w:b/>
+          <w:color w:val="333333"/>
+          <w:sz w:val="20"/>
+          <w:szCs w:val="20"/>
+        </w:rPr>
+        <w:t>PySpark</w:t>
+      </w:r>
+      <w:proofErr w:type="spellEnd"/>
+      <w:r>
+        <w:rPr>
+          <w:b/>
+          <w:color w:val="333333"/>
+          <w:sz w:val="20"/>
+          <w:szCs w:val="20"/>
+        </w:rPr>
+        <w:t xml:space="preserve"> Partition?</w:t>
       </w:r>
     </w:p>
     <w:p>
@@ -40,13 +60,131 @@
           <w:szCs w:val="20"/>
         </w:rPr>
       </w:pPr>
-      <w:r>
-        <w:rPr>
-          <w:color w:val="4A4A4A"/>
-          <w:sz w:val="20"/>
-          <w:szCs w:val="20"/>
-        </w:rPr>
-        <w:t>PySpark partition is a way to split a large dataset into smaller datasets based on one or more partition keys. When you create a DataFrame from a file/table, based on certain parameters PySpark creates the DataFrame with a certain number of partitions in memory. This is one of the main advantages of PySpark DataFrame over Pandas DataFrame. Transformations on partitioned data run faster as they execute transformations parallelly for each partition.</w:t>
+      <w:proofErr w:type="spellStart"/>
+      <w:r>
+        <w:rPr>
+          <w:color w:val="4A4A4A"/>
+          <w:sz w:val="20"/>
+          <w:szCs w:val="20"/>
+        </w:rPr>
+        <w:t>PySpark</w:t>
+      </w:r>
+      <w:proofErr w:type="spellEnd"/>
+      <w:r>
+        <w:rPr>
+          <w:color w:val="4A4A4A"/>
+          <w:sz w:val="20"/>
+          <w:szCs w:val="20"/>
+        </w:rPr>
+        <w:t xml:space="preserve"> partition is a way to split a large dataset into smaller datasets based on one or more partition keys. When you create a </w:t>
+      </w:r>
+      <w:proofErr w:type="spellStart"/>
+      <w:r>
+        <w:rPr>
+          <w:color w:val="4A4A4A"/>
+          <w:sz w:val="20"/>
+          <w:szCs w:val="20"/>
+        </w:rPr>
+        <w:t>DataFrame</w:t>
+      </w:r>
+      <w:proofErr w:type="spellEnd"/>
+      <w:r>
+        <w:rPr>
+          <w:color w:val="4A4A4A"/>
+          <w:sz w:val="20"/>
+          <w:szCs w:val="20"/>
+        </w:rPr>
+        <w:t xml:space="preserve"> from a file/table, based on certain parameters </w:t>
+      </w:r>
+      <w:proofErr w:type="spellStart"/>
+      <w:r>
+        <w:rPr>
+          <w:color w:val="4A4A4A"/>
+          <w:sz w:val="20"/>
+          <w:szCs w:val="20"/>
+        </w:rPr>
+        <w:t>PySpark</w:t>
+      </w:r>
+      <w:proofErr w:type="spellEnd"/>
+      <w:r>
+        <w:rPr>
+          <w:color w:val="4A4A4A"/>
+          <w:sz w:val="20"/>
+          <w:szCs w:val="20"/>
+        </w:rPr>
+        <w:t xml:space="preserve"> creates the </w:t>
+      </w:r>
+      <w:proofErr w:type="spellStart"/>
+      <w:r>
+        <w:rPr>
+          <w:color w:val="4A4A4A"/>
+          <w:sz w:val="20"/>
+          <w:szCs w:val="20"/>
+        </w:rPr>
+        <w:t>DataFrame</w:t>
+      </w:r>
+      <w:proofErr w:type="spellEnd"/>
+      <w:r>
+        <w:rPr>
+          <w:color w:val="4A4A4A"/>
+          <w:sz w:val="20"/>
+          <w:szCs w:val="20"/>
+        </w:rPr>
+        <w:t xml:space="preserve"> with a certain number of partitions in memory. This is one of the main advantages of </w:t>
+      </w:r>
+      <w:proofErr w:type="spellStart"/>
+      <w:r>
+        <w:rPr>
+          <w:color w:val="4A4A4A"/>
+          <w:sz w:val="20"/>
+          <w:szCs w:val="20"/>
+        </w:rPr>
+        <w:t>PySpark</w:t>
+      </w:r>
+      <w:proofErr w:type="spellEnd"/>
+      <w:r>
+        <w:rPr>
+          <w:color w:val="4A4A4A"/>
+          <w:sz w:val="20"/>
+          <w:szCs w:val="20"/>
+        </w:rPr>
+        <w:t xml:space="preserve"> </w:t>
+      </w:r>
+      <w:proofErr w:type="spellStart"/>
+      <w:r>
+        <w:rPr>
+          <w:color w:val="4A4A4A"/>
+          <w:sz w:val="20"/>
+          <w:szCs w:val="20"/>
+        </w:rPr>
+        <w:t>DataFrame</w:t>
+      </w:r>
+      <w:proofErr w:type="spellEnd"/>
+      <w:r>
+        <w:rPr>
+          <w:color w:val="4A4A4A"/>
+          <w:sz w:val="20"/>
+          <w:szCs w:val="20"/>
+        </w:rPr>
+        <w:t xml:space="preserve"> over Pandas </w:t>
+      </w:r>
+      <w:proofErr w:type="spellStart"/>
+      <w:r>
+        <w:rPr>
+          <w:color w:val="4A4A4A"/>
+          <w:sz w:val="20"/>
+          <w:szCs w:val="20"/>
+        </w:rPr>
+        <w:t>DataFrame</w:t>
+      </w:r>
+      <w:proofErr w:type="spellEnd"/>
+      <w:r>
+        <w:rPr>
+          <w:color w:val="4A4A4A"/>
+          <w:sz w:val="20"/>
+          <w:szCs w:val="20"/>
+        </w:rPr>
+        <w:t>. Transformations on partitioned data run faster as they execute transformations parallelly for each partition.</w:t>
       </w:r>
     </w:p>
     <w:p>
@@ -60,13 +198,41 @@
           <w:szCs w:val="20"/>
         </w:rPr>
       </w:pPr>
-      <w:r>
-        <w:rPr>
-          <w:color w:val="4A4A4A"/>
-          <w:sz w:val="20"/>
-          <w:szCs w:val="20"/>
-        </w:rPr>
-        <w:t>PySpark supports partition in two ways; partition in memory (DataFrame) and partition on the disk (File system).</w:t>
+      <w:proofErr w:type="spellStart"/>
+      <w:r>
+        <w:rPr>
+          <w:color w:val="4A4A4A"/>
+          <w:sz w:val="20"/>
+          <w:szCs w:val="20"/>
+        </w:rPr>
+        <w:t>PySpark</w:t>
+      </w:r>
+      <w:proofErr w:type="spellEnd"/>
+      <w:r>
+        <w:rPr>
+          <w:color w:val="4A4A4A"/>
+          <w:sz w:val="20"/>
+          <w:szCs w:val="20"/>
+        </w:rPr>
+        <w:t xml:space="preserve"> supports partition in two ways; partition in memory (</w:t>
+      </w:r>
+      <w:proofErr w:type="spellStart"/>
+      <w:r>
+        <w:rPr>
+          <w:color w:val="4A4A4A"/>
+          <w:sz w:val="20"/>
+          <w:szCs w:val="20"/>
+        </w:rPr>
+        <w:t>DataFrame</w:t>
+      </w:r>
+      <w:proofErr w:type="spellEnd"/>
+      <w:r>
+        <w:rPr>
+          <w:color w:val="4A4A4A"/>
+          <w:sz w:val="20"/>
+          <w:szCs w:val="20"/>
+        </w:rPr>
+        <w:t>) and partition on the disk (File system).</w:t>
       </w:r>
     </w:p>
     <w:p>
@@ -86,8 +252,27 @@
           <w:sz w:val="20"/>
           <w:szCs w:val="20"/>
         </w:rPr>
-        <w:t xml:space="preserve">Partition in memory: You can partition or repartition the DataFrame by calling </w:t>
-      </w:r>
+        <w:t xml:space="preserve">Partition in memory: You can partition or repartition the </w:t>
+      </w:r>
+      <w:proofErr w:type="spellStart"/>
+      <w:r>
+        <w:rPr>
+          <w:color w:val="4A4A4A"/>
+          <w:sz w:val="20"/>
+          <w:szCs w:val="20"/>
+        </w:rPr>
+        <w:t>DataFrame</w:t>
+      </w:r>
+      <w:proofErr w:type="spellEnd"/>
+      <w:r>
+        <w:rPr>
+          <w:color w:val="4A4A4A"/>
+          <w:sz w:val="20"/>
+          <w:szCs w:val="20"/>
+        </w:rPr>
+        <w:t xml:space="preserve"> by calling </w:t>
+      </w:r>
+      <w:proofErr w:type="gramStart"/>
       <w:r>
         <w:rPr>
           <w:rFonts w:ascii="Courier New" w:eastAsia="Courier New" w:hAnsi="Courier New" w:cs="Courier New"/>
@@ -96,7 +281,18 @@
           <w:szCs w:val="20"/>
           <w:shd w:val="clear" w:color="auto" w:fill="E3E3E4"/>
         </w:rPr>
-        <w:t>repartition()</w:t>
+        <w:t>repartition(</w:t>
+      </w:r>
+      <w:proofErr w:type="gramEnd"/>
+      <w:r>
+        <w:rPr>
+          <w:rFonts w:ascii="Courier New" w:eastAsia="Courier New" w:hAnsi="Courier New" w:cs="Courier New"/>
+          <w:color w:val="4A4A4A"/>
+          <w:sz w:val="20"/>
+          <w:szCs w:val="20"/>
+          <w:shd w:val="clear" w:color="auto" w:fill="E3E3E4"/>
+        </w:rPr>
+        <w:t>)</w:t>
       </w:r>
       <w:r>
         <w:rPr>
@@ -106,6 +302,7 @@
         </w:rPr>
         <w:t xml:space="preserve"> or </w:t>
       </w:r>
+      <w:proofErr w:type="gramStart"/>
       <w:r>
         <w:rPr>
           <w:rFonts w:ascii="Courier New" w:eastAsia="Courier New" w:hAnsi="Courier New" w:cs="Courier New"/>
@@ -114,7 +311,18 @@
           <w:szCs w:val="20"/>
           <w:shd w:val="clear" w:color="auto" w:fill="E3E3E4"/>
         </w:rPr>
-        <w:t>coalesce()</w:t>
+        <w:t>coalesce(</w:t>
+      </w:r>
+      <w:proofErr w:type="gramEnd"/>
+      <w:r>
+        <w:rPr>
+          <w:rFonts w:ascii="Courier New" w:eastAsia="Courier New" w:hAnsi="Courier New" w:cs="Courier New"/>
+          <w:color w:val="4A4A4A"/>
+          <w:sz w:val="20"/>
+          <w:szCs w:val="20"/>
+          <w:shd w:val="clear" w:color="auto" w:fill="E3E3E4"/>
+        </w:rPr>
+        <w:t>)</w:t>
       </w:r>
       <w:r>
         <w:rPr>
@@ -142,8 +350,46 @@
           <w:sz w:val="20"/>
           <w:szCs w:val="20"/>
         </w:rPr>
-        <w:t xml:space="preserve">Partition on disk: While writing the PySpark DataFrame back to disk, you can choose how to partition the data based on columns using </w:t>
-      </w:r>
+        <w:t xml:space="preserve">Partition on disk: While writing the </w:t>
+      </w:r>
+      <w:proofErr w:type="spellStart"/>
+      <w:r>
+        <w:rPr>
+          <w:color w:val="4A4A4A"/>
+          <w:sz w:val="20"/>
+          <w:szCs w:val="20"/>
+        </w:rPr>
+        <w:t>PySpark</w:t>
+      </w:r>
+      <w:proofErr w:type="spellEnd"/>
+      <w:r>
+        <w:rPr>
+          <w:color w:val="4A4A4A"/>
+          <w:sz w:val="20"/>
+          <w:szCs w:val="20"/>
+        </w:rPr>
+        <w:t xml:space="preserve"> </w:t>
+      </w:r>
+      <w:proofErr w:type="spellStart"/>
+      <w:r>
+        <w:rPr>
+          <w:color w:val="4A4A4A"/>
+          <w:sz w:val="20"/>
+          <w:szCs w:val="20"/>
+        </w:rPr>
+        <w:t>DataFrame</w:t>
+      </w:r>
+      <w:proofErr w:type="spellEnd"/>
+      <w:r>
+        <w:rPr>
+          <w:color w:val="4A4A4A"/>
+          <w:sz w:val="20"/>
+          <w:szCs w:val="20"/>
+        </w:rPr>
+        <w:t xml:space="preserve"> back to disk, you can choose how to partition the data based on columns using </w:t>
+      </w:r>
+      <w:proofErr w:type="spellStart"/>
+      <w:proofErr w:type="gramStart"/>
       <w:r>
         <w:rPr>
           <w:rFonts w:ascii="Courier New" w:eastAsia="Courier New" w:hAnsi="Courier New" w:cs="Courier New"/>
@@ -151,7 +397,27 @@
           <w:szCs w:val="20"/>
           <w:shd w:val="clear" w:color="auto" w:fill="E3E3E4"/>
         </w:rPr>
-        <w:t>partitionBy()</w:t>
+        <w:t>partitionBy</w:t>
+      </w:r>
+      <w:proofErr w:type="spellEnd"/>
+      <w:r>
+        <w:rPr>
+          <w:rFonts w:ascii="Courier New" w:eastAsia="Courier New" w:hAnsi="Courier New" w:cs="Courier New"/>
+          <w:sz w:val="20"/>
+          <w:szCs w:val="20"/>
+          <w:shd w:val="clear" w:color="auto" w:fill="E3E3E4"/>
+        </w:rPr>
+        <w:t>(</w:t>
+      </w:r>
+      <w:proofErr w:type="gramEnd"/>
+      <w:r>
+        <w:rPr>
+          <w:rFonts w:ascii="Courier New" w:eastAsia="Courier New" w:hAnsi="Courier New" w:cs="Courier New"/>
+          <w:sz w:val="20"/>
+          <w:szCs w:val="20"/>
+          <w:shd w:val="clear" w:color="auto" w:fill="E3E3E4"/>
+        </w:rPr>
+        <w:t>)</w:t>
       </w:r>
       <w:r>
         <w:rPr>
@@ -161,6 +427,8 @@
         </w:rPr>
         <w:t xml:space="preserve"> of </w:t>
       </w:r>
+      <w:proofErr w:type="spellStart"/>
+      <w:proofErr w:type="gramStart"/>
       <w:r>
         <w:rPr>
           <w:rFonts w:ascii="Courier New" w:eastAsia="Courier New" w:hAnsi="Courier New" w:cs="Courier New"/>
@@ -170,13 +438,33 @@
         </w:rPr>
         <w:t>pyspark.sql.DataFrameWriter</w:t>
       </w:r>
-      <w:r>
-        <w:rPr>
-          <w:color w:val="4A4A4A"/>
-          <w:sz w:val="20"/>
-          <w:szCs w:val="20"/>
-        </w:rPr>
-        <w:t>. This is similar to Hives partition scheme.</w:t>
+      <w:proofErr w:type="spellEnd"/>
+      <w:proofErr w:type="gramEnd"/>
+      <w:r>
+        <w:rPr>
+          <w:color w:val="4A4A4A"/>
+          <w:sz w:val="20"/>
+          <w:szCs w:val="20"/>
+        </w:rPr>
+        <w:t xml:space="preserve">. This is </w:t>
+      </w:r>
+      <w:proofErr w:type="gramStart"/>
+      <w:r>
+        <w:rPr>
+          <w:color w:val="4A4A4A"/>
+          <w:sz w:val="20"/>
+          <w:szCs w:val="20"/>
+        </w:rPr>
+        <w:t>similar to</w:t>
+      </w:r>
+      <w:proofErr w:type="gramEnd"/>
+      <w:r>
+        <w:rPr>
+          <w:color w:val="4A4A4A"/>
+          <w:sz w:val="20"/>
+          <w:szCs w:val="20"/>
+        </w:rPr>
+        <w:t xml:space="preserve"> Hives partition scheme.</w:t>
       </w:r>
     </w:p>
     <w:p>
@@ -233,7 +521,43 @@
           <w:sz w:val="20"/>
           <w:szCs w:val="20"/>
         </w:rPr>
-        <w:t>As you are aware PySpark is designed to process large datasets 100x faster than the traditional processing, this wouldn’t have been possible without partition. Below are some of the advantages of using PySpark partitions on memory or on disk.</w:t>
+        <w:t xml:space="preserve">As you are aware </w:t>
+      </w:r>
+      <w:proofErr w:type="spellStart"/>
+      <w:r>
+        <w:rPr>
+          <w:color w:val="4A4A4A"/>
+          <w:sz w:val="20"/>
+          <w:szCs w:val="20"/>
+        </w:rPr>
+        <w:t>PySpark</w:t>
+      </w:r>
+      <w:proofErr w:type="spellEnd"/>
+      <w:r>
+        <w:rPr>
+          <w:color w:val="4A4A4A"/>
+          <w:sz w:val="20"/>
+          <w:szCs w:val="20"/>
+        </w:rPr>
+        <w:t xml:space="preserve"> is designed to process large datasets 100x faster than the traditional processing, this wouldn’t have been possible without partition. Below are some of the advantages of using </w:t>
+      </w:r>
+      <w:proofErr w:type="spellStart"/>
+      <w:r>
+        <w:rPr>
+          <w:color w:val="4A4A4A"/>
+          <w:sz w:val="20"/>
+          <w:szCs w:val="20"/>
+        </w:rPr>
+        <w:t>PySpark</w:t>
+      </w:r>
+      <w:proofErr w:type="spellEnd"/>
+      <w:r>
+        <w:rPr>
+          <w:color w:val="4A4A4A"/>
+          <w:sz w:val="20"/>
+          <w:szCs w:val="20"/>
+        </w:rPr>
+        <w:t xml:space="preserve"> partitions on memory or on disk.</w:t>
       </w:r>
     </w:p>
     <w:p>
@@ -387,13 +711,40 @@
                 <w:szCs w:val="20"/>
               </w:rPr>
             </w:pPr>
-            <w:r>
-              <w:rPr>
-                <w:sz w:val="20"/>
-                <w:szCs w:val="20"/>
-              </w:rPr>
-              <w:t>RecordNumber,Country,City,Zipcode,State</w:t>
-            </w:r>
+            <w:proofErr w:type="spellStart"/>
+            <w:proofErr w:type="gramStart"/>
+            <w:r>
+              <w:rPr>
+                <w:sz w:val="20"/>
+                <w:szCs w:val="20"/>
+              </w:rPr>
+              <w:t>RecordNumber,Country</w:t>
+            </w:r>
+            <w:proofErr w:type="gramEnd"/>
+            <w:r>
+              <w:rPr>
+                <w:sz w:val="20"/>
+                <w:szCs w:val="20"/>
+              </w:rPr>
+              <w:t>,</w:t>
+            </w:r>
+            <w:proofErr w:type="gramStart"/>
+            <w:r>
+              <w:rPr>
+                <w:sz w:val="20"/>
+                <w:szCs w:val="20"/>
+              </w:rPr>
+              <w:t>City,Zipcode</w:t>
+            </w:r>
+            <w:proofErr w:type="gramEnd"/>
+            <w:r>
+              <w:rPr>
+                <w:sz w:val="20"/>
+                <w:szCs w:val="20"/>
+              </w:rPr>
+              <w:t>,State</w:t>
+            </w:r>
+            <w:proofErr w:type="spellEnd"/>
           </w:p>
           <w:p>
             <w:pPr>
@@ -412,13 +763,31 @@
                 <w:szCs w:val="20"/>
               </w:rPr>
             </w:pPr>
-            <w:r>
-              <w:rPr>
-                <w:sz w:val="20"/>
-                <w:szCs w:val="20"/>
-              </w:rPr>
-              <w:t>1,US,PARC PARQUE,704,PR</w:t>
-            </w:r>
+            <w:proofErr w:type="gramStart"/>
+            <w:r>
+              <w:rPr>
+                <w:sz w:val="20"/>
+                <w:szCs w:val="20"/>
+              </w:rPr>
+              <w:t>1,US</w:t>
+            </w:r>
+            <w:proofErr w:type="gramEnd"/>
+            <w:r>
+              <w:rPr>
+                <w:sz w:val="20"/>
+                <w:szCs w:val="20"/>
+              </w:rPr>
+              <w:t>,PARC PARQUE,</w:t>
+            </w:r>
+            <w:proofErr w:type="gramStart"/>
+            <w:r>
+              <w:rPr>
+                <w:sz w:val="20"/>
+                <w:szCs w:val="20"/>
+              </w:rPr>
+              <w:t>704,PR</w:t>
+            </w:r>
+            <w:proofErr w:type="gramEnd"/>
           </w:p>
           <w:p>
             <w:pPr>
@@ -437,13 +806,31 @@
                 <w:szCs w:val="20"/>
               </w:rPr>
             </w:pPr>
-            <w:r>
-              <w:rPr>
-                <w:sz w:val="20"/>
-                <w:szCs w:val="20"/>
-              </w:rPr>
-              <w:t>2,US,PASEO COSTA DEL SUR,704,PR</w:t>
-            </w:r>
+            <w:proofErr w:type="gramStart"/>
+            <w:r>
+              <w:rPr>
+                <w:sz w:val="20"/>
+                <w:szCs w:val="20"/>
+              </w:rPr>
+              <w:t>2,US</w:t>
+            </w:r>
+            <w:proofErr w:type="gramEnd"/>
+            <w:r>
+              <w:rPr>
+                <w:sz w:val="20"/>
+                <w:szCs w:val="20"/>
+              </w:rPr>
+              <w:t>,PASEO COSTA DEL SUR,</w:t>
+            </w:r>
+            <w:proofErr w:type="gramStart"/>
+            <w:r>
+              <w:rPr>
+                <w:sz w:val="20"/>
+                <w:szCs w:val="20"/>
+              </w:rPr>
+              <w:t>704,PR</w:t>
+            </w:r>
+            <w:proofErr w:type="gramEnd"/>
           </w:p>
           <w:p>
             <w:pPr>
@@ -462,13 +849,31 @@
                 <w:szCs w:val="20"/>
               </w:rPr>
             </w:pPr>
-            <w:r>
-              <w:rPr>
-                <w:sz w:val="20"/>
-                <w:szCs w:val="20"/>
-              </w:rPr>
-              <w:t>10,US,BDA SAN LUIS,709,PR</w:t>
-            </w:r>
+            <w:proofErr w:type="gramStart"/>
+            <w:r>
+              <w:rPr>
+                <w:sz w:val="20"/>
+                <w:szCs w:val="20"/>
+              </w:rPr>
+              <w:t>10,US</w:t>
+            </w:r>
+            <w:proofErr w:type="gramEnd"/>
+            <w:r>
+              <w:rPr>
+                <w:sz w:val="20"/>
+                <w:szCs w:val="20"/>
+              </w:rPr>
+              <w:t>,BDA SAN LUIS,</w:t>
+            </w:r>
+            <w:proofErr w:type="gramStart"/>
+            <w:r>
+              <w:rPr>
+                <w:sz w:val="20"/>
+                <w:szCs w:val="20"/>
+              </w:rPr>
+              <w:t>709,PR</w:t>
+            </w:r>
+            <w:proofErr w:type="gramEnd"/>
           </w:p>
           <w:p>
             <w:pPr>
@@ -487,13 +892,31 @@
                 <w:szCs w:val="20"/>
               </w:rPr>
             </w:pPr>
-            <w:r>
-              <w:rPr>
-                <w:sz w:val="20"/>
-                <w:szCs w:val="20"/>
-              </w:rPr>
-              <w:t>49347,US,HOLT,32564,FL</w:t>
-            </w:r>
+            <w:proofErr w:type="gramStart"/>
+            <w:r>
+              <w:rPr>
+                <w:sz w:val="20"/>
+                <w:szCs w:val="20"/>
+              </w:rPr>
+              <w:t>49347,US</w:t>
+            </w:r>
+            <w:proofErr w:type="gramEnd"/>
+            <w:r>
+              <w:rPr>
+                <w:sz w:val="20"/>
+                <w:szCs w:val="20"/>
+              </w:rPr>
+              <w:t>,HOLT,</w:t>
+            </w:r>
+            <w:proofErr w:type="gramStart"/>
+            <w:r>
+              <w:rPr>
+                <w:sz w:val="20"/>
+                <w:szCs w:val="20"/>
+              </w:rPr>
+              <w:t>32564,FL</w:t>
+            </w:r>
+            <w:proofErr w:type="gramEnd"/>
           </w:p>
           <w:p>
             <w:pPr>
@@ -512,13 +935,31 @@
                 <w:szCs w:val="20"/>
               </w:rPr>
             </w:pPr>
-            <w:r>
-              <w:rPr>
-                <w:sz w:val="20"/>
-                <w:szCs w:val="20"/>
-              </w:rPr>
-              <w:t>49348,US,HOMOSASSA,34487,FL</w:t>
-            </w:r>
+            <w:proofErr w:type="gramStart"/>
+            <w:r>
+              <w:rPr>
+                <w:sz w:val="20"/>
+                <w:szCs w:val="20"/>
+              </w:rPr>
+              <w:t>49348,US</w:t>
+            </w:r>
+            <w:proofErr w:type="gramEnd"/>
+            <w:r>
+              <w:rPr>
+                <w:sz w:val="20"/>
+                <w:szCs w:val="20"/>
+              </w:rPr>
+              <w:t>,HOMOSASSA,</w:t>
+            </w:r>
+            <w:proofErr w:type="gramStart"/>
+            <w:r>
+              <w:rPr>
+                <w:sz w:val="20"/>
+                <w:szCs w:val="20"/>
+              </w:rPr>
+              <w:t>34487,FL</w:t>
+            </w:r>
+            <w:proofErr w:type="gramEnd"/>
           </w:p>
           <w:p>
             <w:pPr>
@@ -537,13 +978,31 @@
                 <w:szCs w:val="20"/>
               </w:rPr>
             </w:pPr>
-            <w:r>
-              <w:rPr>
-                <w:sz w:val="20"/>
-                <w:szCs w:val="20"/>
-              </w:rPr>
-              <w:t>61391,US,CINGULAR WIRELESS,76166,TX</w:t>
-            </w:r>
+            <w:proofErr w:type="gramStart"/>
+            <w:r>
+              <w:rPr>
+                <w:sz w:val="20"/>
+                <w:szCs w:val="20"/>
+              </w:rPr>
+              <w:t>61391,US</w:t>
+            </w:r>
+            <w:proofErr w:type="gramEnd"/>
+            <w:r>
+              <w:rPr>
+                <w:sz w:val="20"/>
+                <w:szCs w:val="20"/>
+              </w:rPr>
+              <w:t>,CINGULAR WIRELESS,</w:t>
+            </w:r>
+            <w:proofErr w:type="gramStart"/>
+            <w:r>
+              <w:rPr>
+                <w:sz w:val="20"/>
+                <w:szCs w:val="20"/>
+              </w:rPr>
+              <w:t>76166,TX</w:t>
+            </w:r>
+            <w:proofErr w:type="gramEnd"/>
           </w:p>
           <w:p>
             <w:pPr>
@@ -562,13 +1021,31 @@
                 <w:szCs w:val="20"/>
               </w:rPr>
             </w:pPr>
-            <w:r>
-              <w:rPr>
-                <w:sz w:val="20"/>
-                <w:szCs w:val="20"/>
-              </w:rPr>
-              <w:t>61392,US,FORT WORTH,76177,TX</w:t>
-            </w:r>
+            <w:proofErr w:type="gramStart"/>
+            <w:r>
+              <w:rPr>
+                <w:sz w:val="20"/>
+                <w:szCs w:val="20"/>
+              </w:rPr>
+              <w:t>61392,US</w:t>
+            </w:r>
+            <w:proofErr w:type="gramEnd"/>
+            <w:r>
+              <w:rPr>
+                <w:sz w:val="20"/>
+                <w:szCs w:val="20"/>
+              </w:rPr>
+              <w:t>,FORT WORTH,</w:t>
+            </w:r>
+            <w:proofErr w:type="gramStart"/>
+            <w:r>
+              <w:rPr>
+                <w:sz w:val="20"/>
+                <w:szCs w:val="20"/>
+              </w:rPr>
+              <w:t>76177,TX</w:t>
+            </w:r>
+            <w:proofErr w:type="gramEnd"/>
           </w:p>
           <w:p>
             <w:pPr>
@@ -587,13 +1064,31 @@
                 <w:szCs w:val="20"/>
               </w:rPr>
             </w:pPr>
-            <w:r>
-              <w:rPr>
-                <w:sz w:val="20"/>
-                <w:szCs w:val="20"/>
-              </w:rPr>
-              <w:t>61393,US,FT WORTH,76177,TX</w:t>
-            </w:r>
+            <w:proofErr w:type="gramStart"/>
+            <w:r>
+              <w:rPr>
+                <w:sz w:val="20"/>
+                <w:szCs w:val="20"/>
+              </w:rPr>
+              <w:t>61393,US</w:t>
+            </w:r>
+            <w:proofErr w:type="gramEnd"/>
+            <w:r>
+              <w:rPr>
+                <w:sz w:val="20"/>
+                <w:szCs w:val="20"/>
+              </w:rPr>
+              <w:t>,FT WORTH,</w:t>
+            </w:r>
+            <w:proofErr w:type="gramStart"/>
+            <w:r>
+              <w:rPr>
+                <w:sz w:val="20"/>
+                <w:szCs w:val="20"/>
+              </w:rPr>
+              <w:t>76177,TX</w:t>
+            </w:r>
+            <w:proofErr w:type="gramEnd"/>
           </w:p>
           <w:p>
             <w:pPr>
@@ -612,13 +1107,31 @@
                 <w:szCs w:val="20"/>
               </w:rPr>
             </w:pPr>
-            <w:r>
-              <w:rPr>
-                <w:sz w:val="20"/>
-                <w:szCs w:val="20"/>
-              </w:rPr>
-              <w:t>54356,US,SPRUCE PINE,35585,AL</w:t>
-            </w:r>
+            <w:proofErr w:type="gramStart"/>
+            <w:r>
+              <w:rPr>
+                <w:sz w:val="20"/>
+                <w:szCs w:val="20"/>
+              </w:rPr>
+              <w:t>54356,US</w:t>
+            </w:r>
+            <w:proofErr w:type="gramEnd"/>
+            <w:r>
+              <w:rPr>
+                <w:sz w:val="20"/>
+                <w:szCs w:val="20"/>
+              </w:rPr>
+              <w:t>,SPRUCE PINE,</w:t>
+            </w:r>
+            <w:proofErr w:type="gramStart"/>
+            <w:r>
+              <w:rPr>
+                <w:sz w:val="20"/>
+                <w:szCs w:val="20"/>
+              </w:rPr>
+              <w:t>35585,AL</w:t>
+            </w:r>
+            <w:proofErr w:type="gramEnd"/>
           </w:p>
           <w:p>
             <w:pPr>
@@ -637,13 +1150,31 @@
                 <w:szCs w:val="20"/>
               </w:rPr>
             </w:pPr>
-            <w:r>
-              <w:rPr>
-                <w:sz w:val="20"/>
-                <w:szCs w:val="20"/>
-              </w:rPr>
-              <w:t>76511,US,ASH HILL,27007,NC</w:t>
-            </w:r>
+            <w:proofErr w:type="gramStart"/>
+            <w:r>
+              <w:rPr>
+                <w:sz w:val="20"/>
+                <w:szCs w:val="20"/>
+              </w:rPr>
+              <w:t>76511,US</w:t>
+            </w:r>
+            <w:proofErr w:type="gramEnd"/>
+            <w:r>
+              <w:rPr>
+                <w:sz w:val="20"/>
+                <w:szCs w:val="20"/>
+              </w:rPr>
+              <w:t>,ASH HILL,</w:t>
+            </w:r>
+            <w:proofErr w:type="gramStart"/>
+            <w:r>
+              <w:rPr>
+                <w:sz w:val="20"/>
+                <w:szCs w:val="20"/>
+              </w:rPr>
+              <w:t>27007,NC</w:t>
+            </w:r>
+            <w:proofErr w:type="gramEnd"/>
           </w:p>
           <w:p>
             <w:pPr>
@@ -662,13 +1193,31 @@
                 <w:szCs w:val="20"/>
               </w:rPr>
             </w:pPr>
-            <w:r>
-              <w:rPr>
-                <w:sz w:val="20"/>
-                <w:szCs w:val="20"/>
-              </w:rPr>
-              <w:t>4,US,URB EUGENE RICE,704,PR</w:t>
-            </w:r>
+            <w:proofErr w:type="gramStart"/>
+            <w:r>
+              <w:rPr>
+                <w:sz w:val="20"/>
+                <w:szCs w:val="20"/>
+              </w:rPr>
+              <w:t>4,US</w:t>
+            </w:r>
+            <w:proofErr w:type="gramEnd"/>
+            <w:r>
+              <w:rPr>
+                <w:sz w:val="20"/>
+                <w:szCs w:val="20"/>
+              </w:rPr>
+              <w:t>,URB EUGENE RICE,</w:t>
+            </w:r>
+            <w:proofErr w:type="gramStart"/>
+            <w:r>
+              <w:rPr>
+                <w:sz w:val="20"/>
+                <w:szCs w:val="20"/>
+              </w:rPr>
+              <w:t>704,PR</w:t>
+            </w:r>
+            <w:proofErr w:type="gramEnd"/>
           </w:p>
           <w:p>
             <w:pPr>
@@ -687,13 +1236,31 @@
                 <w:szCs w:val="20"/>
               </w:rPr>
             </w:pPr>
-            <w:r>
-              <w:rPr>
-                <w:sz w:val="20"/>
-                <w:szCs w:val="20"/>
-              </w:rPr>
-              <w:t>39827,US,MESA,85209,AZ</w:t>
-            </w:r>
+            <w:proofErr w:type="gramStart"/>
+            <w:r>
+              <w:rPr>
+                <w:sz w:val="20"/>
+                <w:szCs w:val="20"/>
+              </w:rPr>
+              <w:t>39827,US</w:t>
+            </w:r>
+            <w:proofErr w:type="gramEnd"/>
+            <w:r>
+              <w:rPr>
+                <w:sz w:val="20"/>
+                <w:szCs w:val="20"/>
+              </w:rPr>
+              <w:t>,MESA,</w:t>
+            </w:r>
+            <w:proofErr w:type="gramStart"/>
+            <w:r>
+              <w:rPr>
+                <w:sz w:val="20"/>
+                <w:szCs w:val="20"/>
+              </w:rPr>
+              <w:t>85209,AZ</w:t>
+            </w:r>
+            <w:proofErr w:type="gramEnd"/>
           </w:p>
           <w:p>
             <w:pPr>
@@ -712,13 +1279,31 @@
                 <w:szCs w:val="20"/>
               </w:rPr>
             </w:pPr>
-            <w:r>
-              <w:rPr>
-                <w:sz w:val="20"/>
-                <w:szCs w:val="20"/>
-              </w:rPr>
-              <w:t>39828,US,MESA,85210,AZ</w:t>
-            </w:r>
+            <w:proofErr w:type="gramStart"/>
+            <w:r>
+              <w:rPr>
+                <w:sz w:val="20"/>
+                <w:szCs w:val="20"/>
+              </w:rPr>
+              <w:t>39828,US</w:t>
+            </w:r>
+            <w:proofErr w:type="gramEnd"/>
+            <w:r>
+              <w:rPr>
+                <w:sz w:val="20"/>
+                <w:szCs w:val="20"/>
+              </w:rPr>
+              <w:t>,MESA,</w:t>
+            </w:r>
+            <w:proofErr w:type="gramStart"/>
+            <w:r>
+              <w:rPr>
+                <w:sz w:val="20"/>
+                <w:szCs w:val="20"/>
+              </w:rPr>
+              <w:t>85210,AZ</w:t>
+            </w:r>
+            <w:proofErr w:type="gramEnd"/>
           </w:p>
           <w:p>
             <w:pPr>
@@ -737,13 +1322,31 @@
                 <w:szCs w:val="20"/>
               </w:rPr>
             </w:pPr>
-            <w:r>
-              <w:rPr>
-                <w:sz w:val="20"/>
-                <w:szCs w:val="20"/>
-              </w:rPr>
-              <w:t>49345,US,HILLIARD,32046,FL</w:t>
-            </w:r>
+            <w:proofErr w:type="gramStart"/>
+            <w:r>
+              <w:rPr>
+                <w:sz w:val="20"/>
+                <w:szCs w:val="20"/>
+              </w:rPr>
+              <w:t>49345,US</w:t>
+            </w:r>
+            <w:proofErr w:type="gramEnd"/>
+            <w:r>
+              <w:rPr>
+                <w:sz w:val="20"/>
+                <w:szCs w:val="20"/>
+              </w:rPr>
+              <w:t>,HILLIARD,</w:t>
+            </w:r>
+            <w:proofErr w:type="gramStart"/>
+            <w:r>
+              <w:rPr>
+                <w:sz w:val="20"/>
+                <w:szCs w:val="20"/>
+              </w:rPr>
+              <w:t>32046,FL</w:t>
+            </w:r>
+            <w:proofErr w:type="gramEnd"/>
           </w:p>
           <w:p>
             <w:pPr>
@@ -762,13 +1365,31 @@
                 <w:szCs w:val="20"/>
               </w:rPr>
             </w:pPr>
-            <w:r>
-              <w:rPr>
-                <w:sz w:val="20"/>
-                <w:szCs w:val="20"/>
-              </w:rPr>
-              <w:t>49346,US,HOLDER,34445,FL</w:t>
-            </w:r>
+            <w:proofErr w:type="gramStart"/>
+            <w:r>
+              <w:rPr>
+                <w:sz w:val="20"/>
+                <w:szCs w:val="20"/>
+              </w:rPr>
+              <w:t>49346,US</w:t>
+            </w:r>
+            <w:proofErr w:type="gramEnd"/>
+            <w:r>
+              <w:rPr>
+                <w:sz w:val="20"/>
+                <w:szCs w:val="20"/>
+              </w:rPr>
+              <w:t>,HOLDER,</w:t>
+            </w:r>
+            <w:proofErr w:type="gramStart"/>
+            <w:r>
+              <w:rPr>
+                <w:sz w:val="20"/>
+                <w:szCs w:val="20"/>
+              </w:rPr>
+              <w:t>34445,FL</w:t>
+            </w:r>
+            <w:proofErr w:type="gramEnd"/>
           </w:p>
           <w:p>
             <w:pPr>
@@ -787,13 +1408,31 @@
                 <w:szCs w:val="20"/>
               </w:rPr>
             </w:pPr>
-            <w:r>
-              <w:rPr>
-                <w:sz w:val="20"/>
-                <w:szCs w:val="20"/>
-              </w:rPr>
-              <w:t>3,US,SECT LANAUSSE,704,PR</w:t>
-            </w:r>
+            <w:proofErr w:type="gramStart"/>
+            <w:r>
+              <w:rPr>
+                <w:sz w:val="20"/>
+                <w:szCs w:val="20"/>
+              </w:rPr>
+              <w:t>3,US</w:t>
+            </w:r>
+            <w:proofErr w:type="gramEnd"/>
+            <w:r>
+              <w:rPr>
+                <w:sz w:val="20"/>
+                <w:szCs w:val="20"/>
+              </w:rPr>
+              <w:t>,SECT LANAUSSE,</w:t>
+            </w:r>
+            <w:proofErr w:type="gramStart"/>
+            <w:r>
+              <w:rPr>
+                <w:sz w:val="20"/>
+                <w:szCs w:val="20"/>
+              </w:rPr>
+              <w:t>704,PR</w:t>
+            </w:r>
+            <w:proofErr w:type="gramEnd"/>
           </w:p>
           <w:p>
             <w:pPr>
@@ -812,13 +1451,31 @@
                 <w:szCs w:val="20"/>
               </w:rPr>
             </w:pPr>
-            <w:r>
-              <w:rPr>
-                <w:sz w:val="20"/>
-                <w:szCs w:val="20"/>
-              </w:rPr>
-              <w:t>54354,US,SPRING GARDEN,36275,AL</w:t>
-            </w:r>
+            <w:proofErr w:type="gramStart"/>
+            <w:r>
+              <w:rPr>
+                <w:sz w:val="20"/>
+                <w:szCs w:val="20"/>
+              </w:rPr>
+              <w:t>54354,US</w:t>
+            </w:r>
+            <w:proofErr w:type="gramEnd"/>
+            <w:r>
+              <w:rPr>
+                <w:sz w:val="20"/>
+                <w:szCs w:val="20"/>
+              </w:rPr>
+              <w:t>,SPRING GARDEN,</w:t>
+            </w:r>
+            <w:proofErr w:type="gramStart"/>
+            <w:r>
+              <w:rPr>
+                <w:sz w:val="20"/>
+                <w:szCs w:val="20"/>
+              </w:rPr>
+              <w:t>36275,AL</w:t>
+            </w:r>
+            <w:proofErr w:type="gramEnd"/>
           </w:p>
           <w:p>
             <w:pPr>
@@ -837,13 +1494,31 @@
                 <w:szCs w:val="20"/>
               </w:rPr>
             </w:pPr>
-            <w:r>
-              <w:rPr>
-                <w:sz w:val="20"/>
-                <w:szCs w:val="20"/>
-              </w:rPr>
-              <w:t>54355,US,SPRINGVILLE,35146,AL</w:t>
-            </w:r>
+            <w:proofErr w:type="gramStart"/>
+            <w:r>
+              <w:rPr>
+                <w:sz w:val="20"/>
+                <w:szCs w:val="20"/>
+              </w:rPr>
+              <w:t>54355,US</w:t>
+            </w:r>
+            <w:proofErr w:type="gramEnd"/>
+            <w:r>
+              <w:rPr>
+                <w:sz w:val="20"/>
+                <w:szCs w:val="20"/>
+              </w:rPr>
+              <w:t>,SPRINGVILLE,</w:t>
+            </w:r>
+            <w:proofErr w:type="gramStart"/>
+            <w:r>
+              <w:rPr>
+                <w:sz w:val="20"/>
+                <w:szCs w:val="20"/>
+              </w:rPr>
+              <w:t>35146,AL</w:t>
+            </w:r>
+            <w:proofErr w:type="gramEnd"/>
           </w:p>
           <w:p>
             <w:pPr>
@@ -862,13 +1537,31 @@
                 <w:szCs w:val="20"/>
               </w:rPr>
             </w:pPr>
-            <w:r>
-              <w:rPr>
-                <w:sz w:val="20"/>
-                <w:szCs w:val="20"/>
-              </w:rPr>
-              <w:t>76512,US,ASHEBORO,27203,NC</w:t>
-            </w:r>
+            <w:proofErr w:type="gramStart"/>
+            <w:r>
+              <w:rPr>
+                <w:sz w:val="20"/>
+                <w:szCs w:val="20"/>
+              </w:rPr>
+              <w:t>76512,US</w:t>
+            </w:r>
+            <w:proofErr w:type="gramEnd"/>
+            <w:r>
+              <w:rPr>
+                <w:sz w:val="20"/>
+                <w:szCs w:val="20"/>
+              </w:rPr>
+              <w:t>,ASHEBORO,</w:t>
+            </w:r>
+            <w:proofErr w:type="gramStart"/>
+            <w:r>
+              <w:rPr>
+                <w:sz w:val="20"/>
+                <w:szCs w:val="20"/>
+              </w:rPr>
+              <w:t>27203,NC</w:t>
+            </w:r>
+            <w:proofErr w:type="gramEnd"/>
           </w:p>
           <w:p>
             <w:pPr>
@@ -887,13 +1580,31 @@
                 <w:szCs w:val="20"/>
               </w:rPr>
             </w:pPr>
-            <w:r>
-              <w:rPr>
-                <w:sz w:val="20"/>
-                <w:szCs w:val="20"/>
-              </w:rPr>
-              <w:t>76513,US,ASHEBORO,27204,NC</w:t>
-            </w:r>
+            <w:proofErr w:type="gramStart"/>
+            <w:r>
+              <w:rPr>
+                <w:sz w:val="20"/>
+                <w:szCs w:val="20"/>
+              </w:rPr>
+              <w:t>76513,US</w:t>
+            </w:r>
+            <w:proofErr w:type="gramEnd"/>
+            <w:r>
+              <w:rPr>
+                <w:sz w:val="20"/>
+                <w:szCs w:val="20"/>
+              </w:rPr>
+              <w:t>,ASHEBORO,</w:t>
+            </w:r>
+            <w:proofErr w:type="gramStart"/>
+            <w:r>
+              <w:rPr>
+                <w:sz w:val="20"/>
+                <w:szCs w:val="20"/>
+              </w:rPr>
+              <w:t>27204,NC</w:t>
+            </w:r>
+            <w:proofErr w:type="gramEnd"/>
           </w:p>
           <w:p>
             <w:pPr>
@@ -1000,12 +1711,71 @@
                 <w:szCs w:val="20"/>
               </w:rPr>
             </w:pPr>
-            <w:r>
-              <w:rPr>
-                <w:sz w:val="20"/>
-                <w:szCs w:val="20"/>
-              </w:rPr>
-              <w:t>df=spark.read.option("header",True) \</w:t>
+            <w:proofErr w:type="spellStart"/>
+            <w:r>
+              <w:rPr>
+                <w:sz w:val="20"/>
+                <w:szCs w:val="20"/>
+              </w:rPr>
+              <w:t>df</w:t>
+            </w:r>
+            <w:proofErr w:type="spellEnd"/>
+            <w:r>
+              <w:rPr>
+                <w:sz w:val="20"/>
+                <w:szCs w:val="20"/>
+              </w:rPr>
+              <w:t>=</w:t>
+            </w:r>
+            <w:proofErr w:type="spellStart"/>
+            <w:proofErr w:type="gramStart"/>
+            <w:r>
+              <w:rPr>
+                <w:sz w:val="20"/>
+                <w:szCs w:val="20"/>
+              </w:rPr>
+              <w:t>spark.read</w:t>
+            </w:r>
+            <w:proofErr w:type="gramEnd"/>
+            <w:r>
+              <w:rPr>
+                <w:sz w:val="20"/>
+                <w:szCs w:val="20"/>
+              </w:rPr>
+              <w:t>.option</w:t>
+            </w:r>
+            <w:proofErr w:type="spellEnd"/>
+            <w:r>
+              <w:rPr>
+                <w:sz w:val="20"/>
+                <w:szCs w:val="20"/>
+              </w:rPr>
+              <w:t>("</w:t>
+            </w:r>
+            <w:proofErr w:type="spellStart"/>
+            <w:r>
+              <w:rPr>
+                <w:sz w:val="20"/>
+                <w:szCs w:val="20"/>
+              </w:rPr>
+              <w:t>header</w:t>
+            </w:r>
+            <w:proofErr w:type="gramStart"/>
+            <w:r>
+              <w:rPr>
+                <w:sz w:val="20"/>
+                <w:szCs w:val="20"/>
+              </w:rPr>
+              <w:t>",True</w:t>
+            </w:r>
+            <w:proofErr w:type="spellEnd"/>
+            <w:proofErr w:type="gramEnd"/>
+            <w:r>
+              <w:rPr>
+                <w:sz w:val="20"/>
+                <w:szCs w:val="20"/>
+              </w:rPr>
+              <w:t>) \</w:t>
             </w:r>
           </w:p>
           <w:p>
@@ -1050,12 +1820,23 @@
                 <w:szCs w:val="20"/>
               </w:rPr>
             </w:pPr>
-            <w:r>
-              <w:rPr>
-                <w:sz w:val="20"/>
-                <w:szCs w:val="20"/>
-              </w:rPr>
-              <w:t>df.printSchema()</w:t>
+            <w:proofErr w:type="spellStart"/>
+            <w:proofErr w:type="gramStart"/>
+            <w:r>
+              <w:rPr>
+                <w:sz w:val="20"/>
+                <w:szCs w:val="20"/>
+              </w:rPr>
+              <w:t>df.printSchema</w:t>
+            </w:r>
+            <w:proofErr w:type="spellEnd"/>
+            <w:proofErr w:type="gramEnd"/>
+            <w:r>
+              <w:rPr>
+                <w:sz w:val="20"/>
+                <w:szCs w:val="20"/>
+              </w:rPr>
+              <w:t>()</w:t>
             </w:r>
           </w:p>
           <w:p>
@@ -1125,8 +1906,50 @@
           <w:szCs w:val="20"/>
           <w:highlight w:val="white"/>
         </w:rPr>
-        <w:t xml:space="preserve">When you write PySpark DataFrame to disk by calling </w:t>
-      </w:r>
+        <w:t xml:space="preserve">When you write </w:t>
+      </w:r>
+      <w:proofErr w:type="spellStart"/>
+      <w:r>
+        <w:rPr>
+          <w:color w:val="4A4A4A"/>
+          <w:sz w:val="20"/>
+          <w:szCs w:val="20"/>
+          <w:highlight w:val="white"/>
+        </w:rPr>
+        <w:t>PySpark</w:t>
+      </w:r>
+      <w:proofErr w:type="spellEnd"/>
+      <w:r>
+        <w:rPr>
+          <w:color w:val="4A4A4A"/>
+          <w:sz w:val="20"/>
+          <w:szCs w:val="20"/>
+          <w:highlight w:val="white"/>
+        </w:rPr>
+        <w:t xml:space="preserve"> </w:t>
+      </w:r>
+      <w:proofErr w:type="spellStart"/>
+      <w:r>
+        <w:rPr>
+          <w:color w:val="4A4A4A"/>
+          <w:sz w:val="20"/>
+          <w:szCs w:val="20"/>
+          <w:highlight w:val="white"/>
+        </w:rPr>
+        <w:t>DataFrame</w:t>
+      </w:r>
+      <w:proofErr w:type="spellEnd"/>
+      <w:r>
+        <w:rPr>
+          <w:color w:val="4A4A4A"/>
+          <w:sz w:val="20"/>
+          <w:szCs w:val="20"/>
+          <w:highlight w:val="white"/>
+        </w:rPr>
+        <w:t xml:space="preserve"> to disk by calling </w:t>
+      </w:r>
+      <w:proofErr w:type="spellStart"/>
+      <w:proofErr w:type="gramStart"/>
       <w:r>
         <w:rPr>
           <w:rFonts w:ascii="Courier New" w:eastAsia="Courier New" w:hAnsi="Courier New" w:cs="Courier New"/>
@@ -1134,16 +1957,56 @@
           <w:szCs w:val="20"/>
           <w:shd w:val="clear" w:color="auto" w:fill="E3E3E4"/>
         </w:rPr>
-        <w:t>partitionBy()</w:t>
-      </w:r>
-      <w:r>
-        <w:rPr>
-          <w:color w:val="4A4A4A"/>
-          <w:sz w:val="20"/>
-          <w:szCs w:val="20"/>
-          <w:highlight w:val="white"/>
-        </w:rPr>
-        <w:t>, PySpark splits the records based on the partition column and stores each partition data into a sub-directory.</w:t>
+        <w:t>partitionBy</w:t>
+      </w:r>
+      <w:proofErr w:type="spellEnd"/>
+      <w:r>
+        <w:rPr>
+          <w:rFonts w:ascii="Courier New" w:eastAsia="Courier New" w:hAnsi="Courier New" w:cs="Courier New"/>
+          <w:sz w:val="20"/>
+          <w:szCs w:val="20"/>
+          <w:shd w:val="clear" w:color="auto" w:fill="E3E3E4"/>
+        </w:rPr>
+        <w:t>(</w:t>
+      </w:r>
+      <w:proofErr w:type="gramEnd"/>
+      <w:r>
+        <w:rPr>
+          <w:rFonts w:ascii="Courier New" w:eastAsia="Courier New" w:hAnsi="Courier New" w:cs="Courier New"/>
+          <w:sz w:val="20"/>
+          <w:szCs w:val="20"/>
+          <w:shd w:val="clear" w:color="auto" w:fill="E3E3E4"/>
+        </w:rPr>
+        <w:t>)</w:t>
+      </w:r>
+      <w:r>
+        <w:rPr>
+          <w:color w:val="4A4A4A"/>
+          <w:sz w:val="20"/>
+          <w:szCs w:val="20"/>
+          <w:highlight w:val="white"/>
+        </w:rPr>
+        <w:t xml:space="preserve">, </w:t>
+      </w:r>
+      <w:proofErr w:type="spellStart"/>
+      <w:r>
+        <w:rPr>
+          <w:color w:val="4A4A4A"/>
+          <w:sz w:val="20"/>
+          <w:szCs w:val="20"/>
+          <w:highlight w:val="white"/>
+        </w:rPr>
+        <w:t>PySpark</w:t>
+      </w:r>
+      <w:proofErr w:type="spellEnd"/>
+      <w:r>
+        <w:rPr>
+          <w:color w:val="4A4A4A"/>
+          <w:sz w:val="20"/>
+          <w:szCs w:val="20"/>
+          <w:highlight w:val="white"/>
+        </w:rPr>
+        <w:t xml:space="preserve"> splits the records based on the partition column and stores each partition data into a sub-directory.</w:t>
       </w:r>
     </w:p>
     <w:p>
@@ -1245,7 +2108,27 @@
                 <w:szCs w:val="20"/>
                 <w:highlight w:val="white"/>
               </w:rPr>
-              <w:t>#partitionBy()</w:t>
+              <w:t>#</w:t>
+            </w:r>
+            <w:proofErr w:type="gramStart"/>
+            <w:r>
+              <w:rPr>
+                <w:color w:val="4A4A4A"/>
+                <w:sz w:val="20"/>
+                <w:szCs w:val="20"/>
+                <w:highlight w:val="white"/>
+              </w:rPr>
+              <w:t>partitionBy(</w:t>
+            </w:r>
+            <w:proofErr w:type="gramEnd"/>
+            <w:r>
+              <w:rPr>
+                <w:color w:val="4A4A4A"/>
+                <w:sz w:val="20"/>
+                <w:szCs w:val="20"/>
+                <w:highlight w:val="white"/>
+              </w:rPr>
+              <w:t>)</w:t>
             </w:r>
           </w:p>
           <w:p>
@@ -1267,14 +2150,67 @@
                 <w:highlight w:val="white"/>
               </w:rPr>
             </w:pPr>
-            <w:r>
-              <w:rPr>
-                <w:color w:val="4A4A4A"/>
-                <w:sz w:val="20"/>
-                <w:szCs w:val="20"/>
-                <w:highlight w:val="white"/>
-              </w:rPr>
-              <w:t>df.write.option("header",True) \</w:t>
+            <w:proofErr w:type="spellStart"/>
+            <w:proofErr w:type="gramStart"/>
+            <w:r>
+              <w:rPr>
+                <w:color w:val="4A4A4A"/>
+                <w:sz w:val="20"/>
+                <w:szCs w:val="20"/>
+                <w:highlight w:val="white"/>
+              </w:rPr>
+              <w:t>df.write</w:t>
+            </w:r>
+            <w:proofErr w:type="gramEnd"/>
+            <w:r>
+              <w:rPr>
+                <w:color w:val="4A4A4A"/>
+                <w:sz w:val="20"/>
+                <w:szCs w:val="20"/>
+                <w:highlight w:val="white"/>
+              </w:rPr>
+              <w:t>.option</w:t>
+            </w:r>
+            <w:proofErr w:type="spellEnd"/>
+            <w:r>
+              <w:rPr>
+                <w:color w:val="4A4A4A"/>
+                <w:sz w:val="20"/>
+                <w:szCs w:val="20"/>
+                <w:highlight w:val="white"/>
+              </w:rPr>
+              <w:t>("</w:t>
+            </w:r>
+            <w:proofErr w:type="spellStart"/>
+            <w:r>
+              <w:rPr>
+                <w:color w:val="4A4A4A"/>
+                <w:sz w:val="20"/>
+                <w:szCs w:val="20"/>
+                <w:highlight w:val="white"/>
+              </w:rPr>
+              <w:t>header</w:t>
+            </w:r>
+            <w:proofErr w:type="gramStart"/>
+            <w:r>
+              <w:rPr>
+                <w:color w:val="4A4A4A"/>
+                <w:sz w:val="20"/>
+                <w:szCs w:val="20"/>
+                <w:highlight w:val="white"/>
+              </w:rPr>
+              <w:t>",True</w:t>
+            </w:r>
+            <w:proofErr w:type="spellEnd"/>
+            <w:proofErr w:type="gramEnd"/>
+            <w:r>
+              <w:rPr>
+                <w:color w:val="4A4A4A"/>
+                <w:sz w:val="20"/>
+                <w:szCs w:val="20"/>
+                <w:highlight w:val="white"/>
+              </w:rPr>
+              <w:t>) \</w:t>
             </w:r>
           </w:p>
           <w:p>
@@ -1303,7 +2239,38 @@
                 <w:szCs w:val="20"/>
                 <w:highlight w:val="white"/>
               </w:rPr>
-              <w:t xml:space="preserve">        .partitionBy("state") \</w:t>
+              <w:t xml:space="preserve">        </w:t>
+            </w:r>
+            <w:proofErr w:type="gramStart"/>
+            <w:r>
+              <w:rPr>
+                <w:color w:val="4A4A4A"/>
+                <w:sz w:val="20"/>
+                <w:szCs w:val="20"/>
+                <w:highlight w:val="white"/>
+              </w:rPr>
+              <w:t>.</w:t>
+            </w:r>
+            <w:proofErr w:type="spellStart"/>
+            <w:r>
+              <w:rPr>
+                <w:color w:val="4A4A4A"/>
+                <w:sz w:val="20"/>
+                <w:szCs w:val="20"/>
+                <w:highlight w:val="white"/>
+              </w:rPr>
+              <w:t>partitionBy</w:t>
+            </w:r>
+            <w:proofErr w:type="spellEnd"/>
+            <w:proofErr w:type="gramEnd"/>
+            <w:r>
+              <w:rPr>
+                <w:color w:val="4A4A4A"/>
+                <w:sz w:val="20"/>
+                <w:szCs w:val="20"/>
+                <w:highlight w:val="white"/>
+              </w:rPr>
+              <w:t>("state") \</w:t>
             </w:r>
           </w:p>
           <w:p>
@@ -1332,7 +2299,27 @@
                 <w:szCs w:val="20"/>
                 <w:highlight w:val="white"/>
               </w:rPr>
-              <w:t xml:space="preserve">        .mode("overwrite") \</w:t>
+              <w:t xml:space="preserve">        </w:t>
+            </w:r>
+            <w:proofErr w:type="gramStart"/>
+            <w:r>
+              <w:rPr>
+                <w:color w:val="4A4A4A"/>
+                <w:sz w:val="20"/>
+                <w:szCs w:val="20"/>
+                <w:highlight w:val="white"/>
+              </w:rPr>
+              <w:t>.mode</w:t>
+            </w:r>
+            <w:proofErr w:type="gramEnd"/>
+            <w:r>
+              <w:rPr>
+                <w:color w:val="4A4A4A"/>
+                <w:sz w:val="20"/>
+                <w:szCs w:val="20"/>
+                <w:highlight w:val="white"/>
+              </w:rPr>
+              <w:t>("overwrite") \</w:t>
             </w:r>
           </w:p>
           <w:p>
@@ -1425,7 +2412,27 @@
           <w:szCs w:val="20"/>
           <w:highlight w:val="white"/>
         </w:rPr>
-        <w:t>On our DataFrame, we have a total of 6 different states hence, it creates 6 directories as shown below. The name of the sub-directory would be the partition column and its value (partition column=value).</w:t>
+        <w:t xml:space="preserve">On our </w:t>
+      </w:r>
+      <w:proofErr w:type="spellStart"/>
+      <w:r>
+        <w:rPr>
+          <w:color w:val="4A4A4A"/>
+          <w:sz w:val="20"/>
+          <w:szCs w:val="20"/>
+          <w:highlight w:val="white"/>
+        </w:rPr>
+        <w:t>DataFrame</w:t>
+      </w:r>
+      <w:proofErr w:type="spellEnd"/>
+      <w:r>
+        <w:rPr>
+          <w:color w:val="4A4A4A"/>
+          <w:sz w:val="20"/>
+          <w:szCs w:val="20"/>
+          <w:highlight w:val="white"/>
+        </w:rPr>
+        <w:t>, we have a total of 6 different states hence, it creates 6 directories as shown below. The name of the sub-directory would be the partition column and its value (partition column=value).</w:t>
       </w:r>
     </w:p>
     <w:p>
@@ -1458,6 +2465,8 @@
       </w:pPr>
       <w:bookmarkStart w:id="2" w:name="_4g9tht8591g0" w:colFirst="0" w:colLast="0"/>
       <w:bookmarkEnd w:id="2"/>
+      <w:proofErr w:type="spellStart"/>
+      <w:proofErr w:type="gramStart"/>
       <w:r>
         <w:rPr>
           <w:b/>
@@ -1466,7 +2475,29 @@
           <w:szCs w:val="20"/>
           <w:highlight w:val="white"/>
         </w:rPr>
-        <w:t>partitionBy() Multiple Columns</w:t>
+        <w:t>partitionBy</w:t>
+      </w:r>
+      <w:proofErr w:type="spellEnd"/>
+      <w:r>
+        <w:rPr>
+          <w:b/>
+          <w:color w:val="333333"/>
+          <w:sz w:val="20"/>
+          <w:szCs w:val="20"/>
+          <w:highlight w:val="white"/>
+        </w:rPr>
+        <w:t>(</w:t>
+      </w:r>
+      <w:proofErr w:type="gramEnd"/>
+      <w:r>
+        <w:rPr>
+          <w:b/>
+          <w:color w:val="333333"/>
+          <w:sz w:val="20"/>
+          <w:szCs w:val="20"/>
+          <w:highlight w:val="white"/>
+        </w:rPr>
+        <w:t>) Multiple Columns</w:t>
       </w:r>
     </w:p>
     <w:p>
@@ -1556,7 +2587,27 @@
                 <w:szCs w:val="20"/>
                 <w:highlight w:val="white"/>
               </w:rPr>
-              <w:t>#partitionBy() multiple columns</w:t>
+              <w:t>#</w:t>
+            </w:r>
+            <w:proofErr w:type="gramStart"/>
+            <w:r>
+              <w:rPr>
+                <w:color w:val="4A4A4A"/>
+                <w:sz w:val="20"/>
+                <w:szCs w:val="20"/>
+                <w:highlight w:val="white"/>
+              </w:rPr>
+              <w:t>partitionBy(</w:t>
+            </w:r>
+            <w:proofErr w:type="gramEnd"/>
+            <w:r>
+              <w:rPr>
+                <w:color w:val="4A4A4A"/>
+                <w:sz w:val="20"/>
+                <w:szCs w:val="20"/>
+                <w:highlight w:val="white"/>
+              </w:rPr>
+              <w:t>) multiple columns</w:t>
             </w:r>
           </w:p>
           <w:p>
@@ -1578,14 +2629,67 @@
                 <w:highlight w:val="white"/>
               </w:rPr>
             </w:pPr>
-            <w:r>
-              <w:rPr>
-                <w:color w:val="4A4A4A"/>
-                <w:sz w:val="20"/>
-                <w:szCs w:val="20"/>
-                <w:highlight w:val="white"/>
-              </w:rPr>
-              <w:t>df.write.option("header",True) \</w:t>
+            <w:proofErr w:type="spellStart"/>
+            <w:proofErr w:type="gramStart"/>
+            <w:r>
+              <w:rPr>
+                <w:color w:val="4A4A4A"/>
+                <w:sz w:val="20"/>
+                <w:szCs w:val="20"/>
+                <w:highlight w:val="white"/>
+              </w:rPr>
+              <w:t>df.write</w:t>
+            </w:r>
+            <w:proofErr w:type="gramEnd"/>
+            <w:r>
+              <w:rPr>
+                <w:color w:val="4A4A4A"/>
+                <w:sz w:val="20"/>
+                <w:szCs w:val="20"/>
+                <w:highlight w:val="white"/>
+              </w:rPr>
+              <w:t>.option</w:t>
+            </w:r>
+            <w:proofErr w:type="spellEnd"/>
+            <w:r>
+              <w:rPr>
+                <w:color w:val="4A4A4A"/>
+                <w:sz w:val="20"/>
+                <w:szCs w:val="20"/>
+                <w:highlight w:val="white"/>
+              </w:rPr>
+              <w:t>("</w:t>
+            </w:r>
+            <w:proofErr w:type="spellStart"/>
+            <w:r>
+              <w:rPr>
+                <w:color w:val="4A4A4A"/>
+                <w:sz w:val="20"/>
+                <w:szCs w:val="20"/>
+                <w:highlight w:val="white"/>
+              </w:rPr>
+              <w:t>header</w:t>
+            </w:r>
+            <w:proofErr w:type="gramStart"/>
+            <w:r>
+              <w:rPr>
+                <w:color w:val="4A4A4A"/>
+                <w:sz w:val="20"/>
+                <w:szCs w:val="20"/>
+                <w:highlight w:val="white"/>
+              </w:rPr>
+              <w:t>",True</w:t>
+            </w:r>
+            <w:proofErr w:type="spellEnd"/>
+            <w:proofErr w:type="gramEnd"/>
+            <w:r>
+              <w:rPr>
+                <w:color w:val="4A4A4A"/>
+                <w:sz w:val="20"/>
+                <w:szCs w:val="20"/>
+                <w:highlight w:val="white"/>
+              </w:rPr>
+              <w:t>) \</w:t>
             </w:r>
           </w:p>
           <w:p>
@@ -1614,7 +2718,58 @@
                 <w:szCs w:val="20"/>
                 <w:highlight w:val="white"/>
               </w:rPr>
-              <w:t xml:space="preserve">        .partitionBy("state","city") \</w:t>
+              <w:t xml:space="preserve">        </w:t>
+            </w:r>
+            <w:proofErr w:type="gramStart"/>
+            <w:r>
+              <w:rPr>
+                <w:color w:val="4A4A4A"/>
+                <w:sz w:val="20"/>
+                <w:szCs w:val="20"/>
+                <w:highlight w:val="white"/>
+              </w:rPr>
+              <w:t>.</w:t>
+            </w:r>
+            <w:proofErr w:type="spellStart"/>
+            <w:r>
+              <w:rPr>
+                <w:color w:val="4A4A4A"/>
+                <w:sz w:val="20"/>
+                <w:szCs w:val="20"/>
+                <w:highlight w:val="white"/>
+              </w:rPr>
+              <w:t>partitionBy</w:t>
+            </w:r>
+            <w:proofErr w:type="spellEnd"/>
+            <w:proofErr w:type="gramEnd"/>
+            <w:r>
+              <w:rPr>
+                <w:color w:val="4A4A4A"/>
+                <w:sz w:val="20"/>
+                <w:szCs w:val="20"/>
+                <w:highlight w:val="white"/>
+              </w:rPr>
+              <w:t>("</w:t>
+            </w:r>
+            <w:proofErr w:type="spellStart"/>
+            <w:r>
+              <w:rPr>
+                <w:color w:val="4A4A4A"/>
+                <w:sz w:val="20"/>
+                <w:szCs w:val="20"/>
+                <w:highlight w:val="white"/>
+              </w:rPr>
+              <w:t>state","city</w:t>
+            </w:r>
+            <w:proofErr w:type="spellEnd"/>
+            <w:r>
+              <w:rPr>
+                <w:color w:val="4A4A4A"/>
+                <w:sz w:val="20"/>
+                <w:szCs w:val="20"/>
+                <w:highlight w:val="white"/>
+              </w:rPr>
+              <w:t>") \</w:t>
             </w:r>
           </w:p>
           <w:p>
@@ -1643,7 +2798,27 @@
                 <w:szCs w:val="20"/>
                 <w:highlight w:val="white"/>
               </w:rPr>
-              <w:t xml:space="preserve">        .mode("overwrite") \</w:t>
+              <w:t xml:space="preserve">        </w:t>
+            </w:r>
+            <w:proofErr w:type="gramStart"/>
+            <w:r>
+              <w:rPr>
+                <w:color w:val="4A4A4A"/>
+                <w:sz w:val="20"/>
+                <w:szCs w:val="20"/>
+                <w:highlight w:val="white"/>
+              </w:rPr>
+              <w:t>.mode</w:t>
+            </w:r>
+            <w:proofErr w:type="gramEnd"/>
+            <w:r>
+              <w:rPr>
+                <w:color w:val="4A4A4A"/>
+                <w:sz w:val="20"/>
+                <w:szCs w:val="20"/>
+                <w:highlight w:val="white"/>
+              </w:rPr>
+              <w:t>("overwrite") \</w:t>
             </w:r>
           </w:p>
           <w:p>
@@ -1756,7 +2931,63 @@
           <w:szCs w:val="20"/>
           <w:highlight w:val="white"/>
         </w:rPr>
-        <w:t>Using repartition() and partitionBy() together</w:t>
+        <w:t xml:space="preserve">Using </w:t>
+      </w:r>
+      <w:proofErr w:type="gramStart"/>
+      <w:r>
+        <w:rPr>
+          <w:b/>
+          <w:color w:val="333333"/>
+          <w:sz w:val="20"/>
+          <w:szCs w:val="20"/>
+          <w:highlight w:val="white"/>
+        </w:rPr>
+        <w:t>repartition(</w:t>
+      </w:r>
+      <w:proofErr w:type="gramEnd"/>
+      <w:r>
+        <w:rPr>
+          <w:b/>
+          <w:color w:val="333333"/>
+          <w:sz w:val="20"/>
+          <w:szCs w:val="20"/>
+          <w:highlight w:val="white"/>
+        </w:rPr>
+        <w:t xml:space="preserve">) and </w:t>
+      </w:r>
+      <w:proofErr w:type="spellStart"/>
+      <w:proofErr w:type="gramStart"/>
+      <w:r>
+        <w:rPr>
+          <w:b/>
+          <w:color w:val="333333"/>
+          <w:sz w:val="20"/>
+          <w:szCs w:val="20"/>
+          <w:highlight w:val="white"/>
+        </w:rPr>
+        <w:t>partitionBy</w:t>
+      </w:r>
+      <w:proofErr w:type="spellEnd"/>
+      <w:r>
+        <w:rPr>
+          <w:b/>
+          <w:color w:val="333333"/>
+          <w:sz w:val="20"/>
+          <w:szCs w:val="20"/>
+          <w:highlight w:val="white"/>
+        </w:rPr>
+        <w:t>(</w:t>
+      </w:r>
+      <w:proofErr w:type="gramEnd"/>
+      <w:r>
+        <w:rPr>
+          <w:b/>
+          <w:color w:val="333333"/>
+          <w:sz w:val="20"/>
+          <w:szCs w:val="20"/>
+          <w:highlight w:val="white"/>
+        </w:rPr>
+        <w:t>) together</w:t>
       </w:r>
     </w:p>
     <w:p>
@@ -1780,6 +3011,7 @@
         </w:rPr>
         <w:t xml:space="preserve">For each partition column, if you wanted to further divide into several partitions, use </w:t>
       </w:r>
+      <w:proofErr w:type="gramStart"/>
       <w:r>
         <w:rPr>
           <w:rFonts w:ascii="Courier New" w:eastAsia="Courier New" w:hAnsi="Courier New" w:cs="Courier New"/>
@@ -1787,7 +3019,17 @@
           <w:szCs w:val="20"/>
           <w:shd w:val="clear" w:color="auto" w:fill="E3E3E4"/>
         </w:rPr>
-        <w:t>repartition()</w:t>
+        <w:t>repartition(</w:t>
+      </w:r>
+      <w:proofErr w:type="gramEnd"/>
+      <w:r>
+        <w:rPr>
+          <w:rFonts w:ascii="Courier New" w:eastAsia="Courier New" w:hAnsi="Courier New" w:cs="Courier New"/>
+          <w:sz w:val="20"/>
+          <w:szCs w:val="20"/>
+          <w:shd w:val="clear" w:color="auto" w:fill="E3E3E4"/>
+        </w:rPr>
+        <w:t>)</w:t>
       </w:r>
       <w:r>
         <w:rPr>
@@ -1798,6 +3040,8 @@
         </w:rPr>
         <w:t xml:space="preserve"> and </w:t>
       </w:r>
+      <w:proofErr w:type="spellStart"/>
+      <w:proofErr w:type="gramStart"/>
       <w:r>
         <w:rPr>
           <w:rFonts w:ascii="Courier New" w:eastAsia="Courier New" w:hAnsi="Courier New" w:cs="Courier New"/>
@@ -1805,7 +3049,27 @@
           <w:szCs w:val="20"/>
           <w:shd w:val="clear" w:color="auto" w:fill="E3E3E4"/>
         </w:rPr>
-        <w:t>partitionBy()</w:t>
+        <w:t>partitionBy</w:t>
+      </w:r>
+      <w:proofErr w:type="spellEnd"/>
+      <w:r>
+        <w:rPr>
+          <w:rFonts w:ascii="Courier New" w:eastAsia="Courier New" w:hAnsi="Courier New" w:cs="Courier New"/>
+          <w:sz w:val="20"/>
+          <w:szCs w:val="20"/>
+          <w:shd w:val="clear" w:color="auto" w:fill="E3E3E4"/>
+        </w:rPr>
+        <w:t>(</w:t>
+      </w:r>
+      <w:proofErr w:type="gramEnd"/>
+      <w:r>
+        <w:rPr>
+          <w:rFonts w:ascii="Courier New" w:eastAsia="Courier New" w:hAnsi="Courier New" w:cs="Courier New"/>
+          <w:sz w:val="20"/>
+          <w:szCs w:val="20"/>
+          <w:shd w:val="clear" w:color="auto" w:fill="E3E3E4"/>
+        </w:rPr>
+        <w:t>)</w:t>
       </w:r>
       <w:r>
         <w:rPr>
@@ -1829,15 +3093,28 @@
           <w:highlight w:val="white"/>
         </w:rPr>
       </w:pPr>
-      <w:r>
-        <w:rPr>
-          <w:color w:val="4A4A4A"/>
-          <w:sz w:val="20"/>
-          <w:szCs w:val="20"/>
-          <w:highlight w:val="white"/>
-        </w:rPr>
-        <w:t xml:space="preserve">repartition() creates a specified number of partitions in memory. The </w:t>
-      </w:r>
+      <w:proofErr w:type="gramStart"/>
+      <w:r>
+        <w:rPr>
+          <w:color w:val="4A4A4A"/>
+          <w:sz w:val="20"/>
+          <w:szCs w:val="20"/>
+          <w:highlight w:val="white"/>
+        </w:rPr>
+        <w:t>repartition(</w:t>
+      </w:r>
+      <w:proofErr w:type="gramEnd"/>
+      <w:r>
+        <w:rPr>
+          <w:color w:val="4A4A4A"/>
+          <w:sz w:val="20"/>
+          <w:szCs w:val="20"/>
+          <w:highlight w:val="white"/>
+        </w:rPr>
+        <w:t xml:space="preserve">) creates a specified number of partitions in memory. The </w:t>
+      </w:r>
+      <w:proofErr w:type="spellStart"/>
+      <w:proofErr w:type="gramStart"/>
       <w:r>
         <w:rPr>
           <w:rFonts w:ascii="Courier New" w:eastAsia="Courier New" w:hAnsi="Courier New" w:cs="Courier New"/>
@@ -1847,14 +3124,25 @@
         </w:rPr>
         <w:t>partitionBy</w:t>
       </w:r>
-      <w:r>
-        <w:rPr>
-          <w:color w:val="4A4A4A"/>
-          <w:sz w:val="20"/>
-          <w:szCs w:val="20"/>
-          <w:highlight w:val="white"/>
-        </w:rPr>
-        <w:t xml:space="preserve">()  will write files to disk for each memory partition and partition column. </w:t>
+      <w:proofErr w:type="spellEnd"/>
+      <w:r>
+        <w:rPr>
+          <w:color w:val="4A4A4A"/>
+          <w:sz w:val="20"/>
+          <w:szCs w:val="20"/>
+          <w:highlight w:val="white"/>
+        </w:rPr>
+        <w:t>()  will</w:t>
+      </w:r>
+      <w:proofErr w:type="gramEnd"/>
+      <w:r>
+        <w:rPr>
+          <w:color w:val="4A4A4A"/>
+          <w:sz w:val="20"/>
+          <w:szCs w:val="20"/>
+          <w:highlight w:val="white"/>
+        </w:rPr>
+        <w:t xml:space="preserve"> write files to disk for each memory partition and partition column. </w:t>
       </w:r>
     </w:p>
     <w:p>
@@ -1944,7 +3232,58 @@
                 <w:szCs w:val="20"/>
                 <w:highlight w:val="white"/>
               </w:rPr>
-              <w:t>#Use repartition() and partitionBy() together</w:t>
+              <w:t xml:space="preserve">#Use </w:t>
+            </w:r>
+            <w:proofErr w:type="gramStart"/>
+            <w:r>
+              <w:rPr>
+                <w:color w:val="4A4A4A"/>
+                <w:sz w:val="20"/>
+                <w:szCs w:val="20"/>
+                <w:highlight w:val="white"/>
+              </w:rPr>
+              <w:t>repartition(</w:t>
+            </w:r>
+            <w:proofErr w:type="gramEnd"/>
+            <w:r>
+              <w:rPr>
+                <w:color w:val="4A4A4A"/>
+                <w:sz w:val="20"/>
+                <w:szCs w:val="20"/>
+                <w:highlight w:val="white"/>
+              </w:rPr>
+              <w:t xml:space="preserve">) and </w:t>
+            </w:r>
+            <w:proofErr w:type="spellStart"/>
+            <w:proofErr w:type="gramStart"/>
+            <w:r>
+              <w:rPr>
+                <w:color w:val="4A4A4A"/>
+                <w:sz w:val="20"/>
+                <w:szCs w:val="20"/>
+                <w:highlight w:val="white"/>
+              </w:rPr>
+              <w:t>partitionBy</w:t>
+            </w:r>
+            <w:proofErr w:type="spellEnd"/>
+            <w:r>
+              <w:rPr>
+                <w:color w:val="4A4A4A"/>
+                <w:sz w:val="20"/>
+                <w:szCs w:val="20"/>
+                <w:highlight w:val="white"/>
+              </w:rPr>
+              <w:t>(</w:t>
+            </w:r>
+            <w:proofErr w:type="gramEnd"/>
+            <w:r>
+              <w:rPr>
+                <w:color w:val="4A4A4A"/>
+                <w:sz w:val="20"/>
+                <w:szCs w:val="20"/>
+                <w:highlight w:val="white"/>
+              </w:rPr>
+              <w:t>) together</w:t>
             </w:r>
           </w:p>
           <w:p>
@@ -1966,14 +3305,85 @@
                 <w:highlight w:val="white"/>
               </w:rPr>
             </w:pPr>
-            <w:r>
-              <w:rPr>
-                <w:color w:val="4A4A4A"/>
-                <w:sz w:val="20"/>
-                <w:szCs w:val="20"/>
-                <w:highlight w:val="white"/>
-              </w:rPr>
-              <w:t>df.repartition(2).write.option("header",True).partitionBy("state").mode("overwrite").csv("file:///tmp/parts/zipcodes-state-more")</w:t>
+            <w:proofErr w:type="gramStart"/>
+            <w:r>
+              <w:rPr>
+                <w:color w:val="4A4A4A"/>
+                <w:sz w:val="20"/>
+                <w:szCs w:val="20"/>
+                <w:highlight w:val="white"/>
+              </w:rPr>
+              <w:t>df.repartition</w:t>
+            </w:r>
+            <w:proofErr w:type="gramEnd"/>
+            <w:r>
+              <w:rPr>
+                <w:color w:val="4A4A4A"/>
+                <w:sz w:val="20"/>
+                <w:szCs w:val="20"/>
+                <w:highlight w:val="white"/>
+              </w:rPr>
+              <w:t>(2</w:t>
+            </w:r>
+            <w:proofErr w:type="gramStart"/>
+            <w:r>
+              <w:rPr>
+                <w:color w:val="4A4A4A"/>
+                <w:sz w:val="20"/>
+                <w:szCs w:val="20"/>
+                <w:highlight w:val="white"/>
+              </w:rPr>
+              <w:t>).write</w:t>
+            </w:r>
+            <w:proofErr w:type="gramEnd"/>
+            <w:r>
+              <w:rPr>
+                <w:color w:val="4A4A4A"/>
+                <w:sz w:val="20"/>
+                <w:szCs w:val="20"/>
+                <w:highlight w:val="white"/>
+              </w:rPr>
+              <w:t>.option("header</w:t>
+            </w:r>
+            <w:proofErr w:type="gramStart"/>
+            <w:r>
+              <w:rPr>
+                <w:color w:val="4A4A4A"/>
+                <w:sz w:val="20"/>
+                <w:szCs w:val="20"/>
+                <w:highlight w:val="white"/>
+              </w:rPr>
+              <w:t>",True).partitionBy</w:t>
+            </w:r>
+            <w:proofErr w:type="gramEnd"/>
+            <w:r>
+              <w:rPr>
+                <w:color w:val="4A4A4A"/>
+                <w:sz w:val="20"/>
+                <w:szCs w:val="20"/>
+                <w:highlight w:val="white"/>
+              </w:rPr>
+              <w:t>("state"</w:t>
+            </w:r>
+            <w:proofErr w:type="gramStart"/>
+            <w:r>
+              <w:rPr>
+                <w:color w:val="4A4A4A"/>
+                <w:sz w:val="20"/>
+                <w:szCs w:val="20"/>
+                <w:highlight w:val="white"/>
+              </w:rPr>
+              <w:t>).mode</w:t>
+            </w:r>
+            <w:proofErr w:type="gramEnd"/>
+            <w:r>
+              <w:rPr>
+                <w:color w:val="4A4A4A"/>
+                <w:sz w:val="20"/>
+                <w:szCs w:val="20"/>
+                <w:highlight w:val="white"/>
+              </w:rPr>
+              <w:t>("overwrite").csv("file:///tmp/parts/zipcodes-state-more")</w:t>
             </w:r>
           </w:p>
           <w:p>
@@ -2080,6 +3490,7 @@
         </w:rPr>
         <w:t xml:space="preserve">Use option </w:t>
       </w:r>
+      <w:proofErr w:type="spellStart"/>
       <w:r>
         <w:rPr>
           <w:rFonts w:ascii="Courier New" w:eastAsia="Courier New" w:hAnsi="Courier New" w:cs="Courier New"/>
@@ -2090,6 +3501,7 @@
         </w:rPr>
         <w:t>maxRecordsPerFile</w:t>
       </w:r>
+      <w:proofErr w:type="spellEnd"/>
       <w:r>
         <w:rPr>
           <w:color w:val="4A4A4A"/>
@@ -2199,7 +3611,27 @@
                 <w:szCs w:val="20"/>
                 <w:highlight w:val="white"/>
               </w:rPr>
-              <w:t>#partitionBy() control number of partitions</w:t>
+              <w:t>#</w:t>
+            </w:r>
+            <w:proofErr w:type="gramStart"/>
+            <w:r>
+              <w:rPr>
+                <w:color w:val="4A4A4A"/>
+                <w:sz w:val="20"/>
+                <w:szCs w:val="20"/>
+                <w:highlight w:val="white"/>
+              </w:rPr>
+              <w:t>partitionBy(</w:t>
+            </w:r>
+            <w:proofErr w:type="gramEnd"/>
+            <w:r>
+              <w:rPr>
+                <w:color w:val="4A4A4A"/>
+                <w:sz w:val="20"/>
+                <w:szCs w:val="20"/>
+                <w:highlight w:val="white"/>
+              </w:rPr>
+              <w:t>) control number of partitions</w:t>
             </w:r>
           </w:p>
           <w:p>
@@ -2221,14 +3653,67 @@
                 <w:highlight w:val="white"/>
               </w:rPr>
             </w:pPr>
-            <w:r>
-              <w:rPr>
-                <w:color w:val="4A4A4A"/>
-                <w:sz w:val="20"/>
-                <w:szCs w:val="20"/>
-                <w:highlight w:val="white"/>
-              </w:rPr>
-              <w:t>df.write.option("header",True) \</w:t>
+            <w:proofErr w:type="spellStart"/>
+            <w:proofErr w:type="gramStart"/>
+            <w:r>
+              <w:rPr>
+                <w:color w:val="4A4A4A"/>
+                <w:sz w:val="20"/>
+                <w:szCs w:val="20"/>
+                <w:highlight w:val="white"/>
+              </w:rPr>
+              <w:t>df.write</w:t>
+            </w:r>
+            <w:proofErr w:type="gramEnd"/>
+            <w:r>
+              <w:rPr>
+                <w:color w:val="4A4A4A"/>
+                <w:sz w:val="20"/>
+                <w:szCs w:val="20"/>
+                <w:highlight w:val="white"/>
+              </w:rPr>
+              <w:t>.option</w:t>
+            </w:r>
+            <w:proofErr w:type="spellEnd"/>
+            <w:r>
+              <w:rPr>
+                <w:color w:val="4A4A4A"/>
+                <w:sz w:val="20"/>
+                <w:szCs w:val="20"/>
+                <w:highlight w:val="white"/>
+              </w:rPr>
+              <w:t>("</w:t>
+            </w:r>
+            <w:proofErr w:type="spellStart"/>
+            <w:r>
+              <w:rPr>
+                <w:color w:val="4A4A4A"/>
+                <w:sz w:val="20"/>
+                <w:szCs w:val="20"/>
+                <w:highlight w:val="white"/>
+              </w:rPr>
+              <w:t>header</w:t>
+            </w:r>
+            <w:proofErr w:type="gramStart"/>
+            <w:r>
+              <w:rPr>
+                <w:color w:val="4A4A4A"/>
+                <w:sz w:val="20"/>
+                <w:szCs w:val="20"/>
+                <w:highlight w:val="white"/>
+              </w:rPr>
+              <w:t>",True</w:t>
+            </w:r>
+            <w:proofErr w:type="spellEnd"/>
+            <w:proofErr w:type="gramEnd"/>
+            <w:r>
+              <w:rPr>
+                <w:color w:val="4A4A4A"/>
+                <w:sz w:val="20"/>
+                <w:szCs w:val="20"/>
+                <w:highlight w:val="white"/>
+              </w:rPr>
+              <w:t>) \</w:t>
             </w:r>
           </w:p>
           <w:p>
@@ -2257,7 +3742,47 @@
                 <w:szCs w:val="20"/>
                 <w:highlight w:val="white"/>
               </w:rPr>
-              <w:t xml:space="preserve">        .option("maxRecordsPerFile", 2) \</w:t>
+              <w:t xml:space="preserve">        </w:t>
+            </w:r>
+            <w:proofErr w:type="gramStart"/>
+            <w:r>
+              <w:rPr>
+                <w:color w:val="4A4A4A"/>
+                <w:sz w:val="20"/>
+                <w:szCs w:val="20"/>
+                <w:highlight w:val="white"/>
+              </w:rPr>
+              <w:t>.option</w:t>
+            </w:r>
+            <w:proofErr w:type="gramEnd"/>
+            <w:r>
+              <w:rPr>
+                <w:color w:val="4A4A4A"/>
+                <w:sz w:val="20"/>
+                <w:szCs w:val="20"/>
+                <w:highlight w:val="white"/>
+              </w:rPr>
+              <w:t>("</w:t>
+            </w:r>
+            <w:proofErr w:type="spellStart"/>
+            <w:r>
+              <w:rPr>
+                <w:color w:val="4A4A4A"/>
+                <w:sz w:val="20"/>
+                <w:szCs w:val="20"/>
+                <w:highlight w:val="white"/>
+              </w:rPr>
+              <w:t>maxRecordsPerFile</w:t>
+            </w:r>
+            <w:proofErr w:type="spellEnd"/>
+            <w:r>
+              <w:rPr>
+                <w:color w:val="4A4A4A"/>
+                <w:sz w:val="20"/>
+                <w:szCs w:val="20"/>
+                <w:highlight w:val="white"/>
+              </w:rPr>
+              <w:t>", 2) \</w:t>
             </w:r>
           </w:p>
           <w:p>
@@ -2287,7 +3812,38 @@
                 <w:highlight w:val="white"/>
               </w:rPr>
               <w:lastRenderedPageBreak/>
-              <w:t xml:space="preserve">        .partitionBy("state") \</w:t>
+              <w:t xml:space="preserve">        </w:t>
+            </w:r>
+            <w:proofErr w:type="gramStart"/>
+            <w:r>
+              <w:rPr>
+                <w:color w:val="4A4A4A"/>
+                <w:sz w:val="20"/>
+                <w:szCs w:val="20"/>
+                <w:highlight w:val="white"/>
+              </w:rPr>
+              <w:t>.</w:t>
+            </w:r>
+            <w:proofErr w:type="spellStart"/>
+            <w:r>
+              <w:rPr>
+                <w:color w:val="4A4A4A"/>
+                <w:sz w:val="20"/>
+                <w:szCs w:val="20"/>
+                <w:highlight w:val="white"/>
+              </w:rPr>
+              <w:t>partitionBy</w:t>
+            </w:r>
+            <w:proofErr w:type="spellEnd"/>
+            <w:proofErr w:type="gramEnd"/>
+            <w:r>
+              <w:rPr>
+                <w:color w:val="4A4A4A"/>
+                <w:sz w:val="20"/>
+                <w:szCs w:val="20"/>
+                <w:highlight w:val="white"/>
+              </w:rPr>
+              <w:t>("state") \</w:t>
             </w:r>
           </w:p>
           <w:p>
@@ -2316,7 +3872,27 @@
                 <w:szCs w:val="20"/>
                 <w:highlight w:val="white"/>
               </w:rPr>
-              <w:t xml:space="preserve">        .mode("overwrite") \</w:t>
+              <w:t xml:space="preserve">        </w:t>
+            </w:r>
+            <w:proofErr w:type="gramStart"/>
+            <w:r>
+              <w:rPr>
+                <w:color w:val="4A4A4A"/>
+                <w:sz w:val="20"/>
+                <w:szCs w:val="20"/>
+                <w:highlight w:val="white"/>
+              </w:rPr>
+              <w:t>.mode</w:t>
+            </w:r>
+            <w:proofErr w:type="gramEnd"/>
+            <w:r>
+              <w:rPr>
+                <w:color w:val="4A4A4A"/>
+                <w:sz w:val="20"/>
+                <w:szCs w:val="20"/>
+                <w:highlight w:val="white"/>
+              </w:rPr>
+              <w:t>("overwrite") \</w:t>
             </w:r>
           </w:p>
           <w:p>
@@ -2469,7 +4045,27 @@
           <w:szCs w:val="20"/>
           <w:highlight w:val="white"/>
         </w:rPr>
-        <w:t>. Here, It just reads the data from that specific folder instead of scanning a whole file (when not partitioned).</w:t>
+        <w:t xml:space="preserve">. Here, </w:t>
+      </w:r>
+      <w:proofErr w:type="gramStart"/>
+      <w:r>
+        <w:rPr>
+          <w:color w:val="4A4A4A"/>
+          <w:sz w:val="20"/>
+          <w:szCs w:val="20"/>
+          <w:highlight w:val="white"/>
+        </w:rPr>
+        <w:t>It</w:t>
+      </w:r>
+      <w:proofErr w:type="gramEnd"/>
+      <w:r>
+        <w:rPr>
+          <w:color w:val="4A4A4A"/>
+          <w:sz w:val="20"/>
+          <w:szCs w:val="20"/>
+          <w:highlight w:val="white"/>
+        </w:rPr>
+        <w:t xml:space="preserve"> just reads the data from that specific folder instead of scanning a whole file (when not partitioned).</w:t>
       </w:r>
     </w:p>
     <w:p>
@@ -2564,14 +4160,78 @@
                 <w:highlight w:val="white"/>
               </w:rPr>
             </w:pPr>
-            <w:r>
-              <w:rPr>
-                <w:color w:val="4A4A4A"/>
-                <w:sz w:val="20"/>
-                <w:szCs w:val="20"/>
-                <w:highlight w:val="white"/>
-              </w:rPr>
-              <w:t>dfSinglePart=spark.read.option("header",True) \</w:t>
+            <w:proofErr w:type="spellStart"/>
+            <w:proofErr w:type="gramStart"/>
+            <w:r>
+              <w:rPr>
+                <w:color w:val="4A4A4A"/>
+                <w:sz w:val="20"/>
+                <w:szCs w:val="20"/>
+                <w:highlight w:val="white"/>
+              </w:rPr>
+              <w:t>dfSinglePart</w:t>
+            </w:r>
+            <w:proofErr w:type="spellEnd"/>
+            <w:r>
+              <w:rPr>
+                <w:color w:val="4A4A4A"/>
+                <w:sz w:val="20"/>
+                <w:szCs w:val="20"/>
+                <w:highlight w:val="white"/>
+              </w:rPr>
+              <w:t>=</w:t>
+            </w:r>
+            <w:proofErr w:type="spellStart"/>
+            <w:r>
+              <w:rPr>
+                <w:color w:val="4A4A4A"/>
+                <w:sz w:val="20"/>
+                <w:szCs w:val="20"/>
+                <w:highlight w:val="white"/>
+              </w:rPr>
+              <w:t>spark.read.option</w:t>
+            </w:r>
+            <w:proofErr w:type="spellEnd"/>
+            <w:proofErr w:type="gramEnd"/>
+            <w:r>
+              <w:rPr>
+                <w:color w:val="4A4A4A"/>
+                <w:sz w:val="20"/>
+                <w:szCs w:val="20"/>
+                <w:highlight w:val="white"/>
+              </w:rPr>
+              <w:t>("</w:t>
+            </w:r>
+            <w:proofErr w:type="spellStart"/>
+            <w:r>
+              <w:rPr>
+                <w:color w:val="4A4A4A"/>
+                <w:sz w:val="20"/>
+                <w:szCs w:val="20"/>
+                <w:highlight w:val="white"/>
+              </w:rPr>
+              <w:t>header</w:t>
+            </w:r>
+            <w:proofErr w:type="gramStart"/>
+            <w:r>
+              <w:rPr>
+                <w:color w:val="4A4A4A"/>
+                <w:sz w:val="20"/>
+                <w:szCs w:val="20"/>
+                <w:highlight w:val="white"/>
+              </w:rPr>
+              <w:t>",True</w:t>
+            </w:r>
+            <w:proofErr w:type="spellEnd"/>
+            <w:proofErr w:type="gramEnd"/>
+            <w:r>
+              <w:rPr>
+                <w:color w:val="4A4A4A"/>
+                <w:sz w:val="20"/>
+                <w:szCs w:val="20"/>
+                <w:highlight w:val="white"/>
+              </w:rPr>
+              <w:t>) \</w:t>
             </w:r>
           </w:p>
           <w:p>
@@ -2622,14 +4282,25 @@
                 <w:highlight w:val="white"/>
               </w:rPr>
             </w:pPr>
-            <w:r>
-              <w:rPr>
-                <w:color w:val="4A4A4A"/>
-                <w:sz w:val="20"/>
-                <w:szCs w:val="20"/>
-                <w:highlight w:val="white"/>
-              </w:rPr>
-              <w:t>dfSinglePart.printSchema()</w:t>
+            <w:proofErr w:type="spellStart"/>
+            <w:r>
+              <w:rPr>
+                <w:color w:val="4A4A4A"/>
+                <w:sz w:val="20"/>
+                <w:szCs w:val="20"/>
+                <w:highlight w:val="white"/>
+              </w:rPr>
+              <w:t>dfSinglePart.printSchema</w:t>
+            </w:r>
+            <w:proofErr w:type="spellEnd"/>
+            <w:r>
+              <w:rPr>
+                <w:color w:val="4A4A4A"/>
+                <w:sz w:val="20"/>
+                <w:szCs w:val="20"/>
+                <w:highlight w:val="white"/>
+              </w:rPr>
+              <w:t>()</w:t>
             </w:r>
           </w:p>
           <w:p>
@@ -2651,14 +4322,25 @@
                 <w:highlight w:val="white"/>
               </w:rPr>
             </w:pPr>
-            <w:r>
-              <w:rPr>
-                <w:color w:val="4A4A4A"/>
-                <w:sz w:val="20"/>
-                <w:szCs w:val="20"/>
-                <w:highlight w:val="white"/>
-              </w:rPr>
-              <w:t>dfSinglePart.show()</w:t>
+            <w:proofErr w:type="spellStart"/>
+            <w:r>
+              <w:rPr>
+                <w:color w:val="4A4A4A"/>
+                <w:sz w:val="20"/>
+                <w:szCs w:val="20"/>
+                <w:highlight w:val="white"/>
+              </w:rPr>
+              <w:t>dfSinglePart.show</w:t>
+            </w:r>
+            <w:proofErr w:type="spellEnd"/>
+            <w:r>
+              <w:rPr>
+                <w:color w:val="4A4A4A"/>
+                <w:sz w:val="20"/>
+                <w:szCs w:val="20"/>
+                <w:highlight w:val="white"/>
+              </w:rPr>
+              <w:t>()</w:t>
             </w:r>
           </w:p>
           <w:p>
@@ -2726,6 +4408,7 @@
       </w:pPr>
       <w:bookmarkStart w:id="6" w:name="_uk270ndgo7c1" w:colFirst="0" w:colLast="0"/>
       <w:bookmarkEnd w:id="6"/>
+      <w:proofErr w:type="spellStart"/>
       <w:r>
         <w:rPr>
           <w:b/>
@@ -2734,7 +4417,18 @@
           <w:szCs w:val="20"/>
           <w:highlight w:val="white"/>
         </w:rPr>
-        <w:t>PySpark SQL – Read Partition Data</w:t>
+        <w:t>PySpark</w:t>
+      </w:r>
+      <w:proofErr w:type="spellEnd"/>
+      <w:r>
+        <w:rPr>
+          <w:b/>
+          <w:color w:val="333333"/>
+          <w:sz w:val="20"/>
+          <w:szCs w:val="20"/>
+          <w:highlight w:val="white"/>
+        </w:rPr>
+        <w:t xml:space="preserve"> SQL – Read Partition Data</w:t>
       </w:r>
     </w:p>
     <w:p>
@@ -2829,14 +4523,87 @@
                 <w:highlight w:val="white"/>
               </w:rPr>
             </w:pPr>
-            <w:r>
-              <w:rPr>
-                <w:color w:val="4A4A4A"/>
-                <w:sz w:val="20"/>
-                <w:szCs w:val="20"/>
-                <w:highlight w:val="white"/>
-              </w:rPr>
-              <w:t>parqDF = spark.read.option("header",True) \</w:t>
+            <w:proofErr w:type="spellStart"/>
+            <w:r>
+              <w:rPr>
+                <w:color w:val="4A4A4A"/>
+                <w:sz w:val="20"/>
+                <w:szCs w:val="20"/>
+                <w:highlight w:val="white"/>
+              </w:rPr>
+              <w:t>parqDF</w:t>
+            </w:r>
+            <w:proofErr w:type="spellEnd"/>
+            <w:r>
+              <w:rPr>
+                <w:color w:val="4A4A4A"/>
+                <w:sz w:val="20"/>
+                <w:szCs w:val="20"/>
+                <w:highlight w:val="white"/>
+              </w:rPr>
+              <w:t xml:space="preserve"> = </w:t>
+            </w:r>
+            <w:proofErr w:type="spellStart"/>
+            <w:proofErr w:type="gramStart"/>
+            <w:r>
+              <w:rPr>
+                <w:color w:val="4A4A4A"/>
+                <w:sz w:val="20"/>
+                <w:szCs w:val="20"/>
+                <w:highlight w:val="white"/>
+              </w:rPr>
+              <w:t>spark.read</w:t>
+            </w:r>
+            <w:proofErr w:type="gramEnd"/>
+            <w:r>
+              <w:rPr>
+                <w:color w:val="4A4A4A"/>
+                <w:sz w:val="20"/>
+                <w:szCs w:val="20"/>
+                <w:highlight w:val="white"/>
+              </w:rPr>
+              <w:t>.option</w:t>
+            </w:r>
+            <w:proofErr w:type="spellEnd"/>
+            <w:r>
+              <w:rPr>
+                <w:color w:val="4A4A4A"/>
+                <w:sz w:val="20"/>
+                <w:szCs w:val="20"/>
+                <w:highlight w:val="white"/>
+              </w:rPr>
+              <w:t>("</w:t>
+            </w:r>
+            <w:proofErr w:type="spellStart"/>
+            <w:r>
+              <w:rPr>
+                <w:color w:val="4A4A4A"/>
+                <w:sz w:val="20"/>
+                <w:szCs w:val="20"/>
+                <w:highlight w:val="white"/>
+              </w:rPr>
+              <w:t>header</w:t>
+            </w:r>
+            <w:proofErr w:type="gramStart"/>
+            <w:r>
+              <w:rPr>
+                <w:color w:val="4A4A4A"/>
+                <w:sz w:val="20"/>
+                <w:szCs w:val="20"/>
+                <w:highlight w:val="white"/>
+              </w:rPr>
+              <w:t>",True</w:t>
+            </w:r>
+            <w:proofErr w:type="spellEnd"/>
+            <w:proofErr w:type="gramEnd"/>
+            <w:r>
+              <w:rPr>
+                <w:color w:val="4A4A4A"/>
+                <w:sz w:val="20"/>
+                <w:szCs w:val="20"/>
+                <w:highlight w:val="white"/>
+              </w:rPr>
+              <w:t>) \</w:t>
             </w:r>
           </w:p>
           <w:p>
@@ -2887,14 +4654,25 @@
                 <w:highlight w:val="white"/>
               </w:rPr>
             </w:pPr>
-            <w:r>
-              <w:rPr>
-                <w:color w:val="4A4A4A"/>
-                <w:sz w:val="20"/>
-                <w:szCs w:val="20"/>
-                <w:highlight w:val="white"/>
-              </w:rPr>
-              <w:t>parqDF.createOrReplaceTempView("ZIPCODE")</w:t>
+            <w:proofErr w:type="spellStart"/>
+            <w:r>
+              <w:rPr>
+                <w:color w:val="4A4A4A"/>
+                <w:sz w:val="20"/>
+                <w:szCs w:val="20"/>
+                <w:highlight w:val="white"/>
+              </w:rPr>
+              <w:t>parqDF.createOrReplaceTempView</w:t>
+            </w:r>
+            <w:proofErr w:type="spellEnd"/>
+            <w:r>
+              <w:rPr>
+                <w:color w:val="4A4A4A"/>
+                <w:sz w:val="20"/>
+                <w:szCs w:val="20"/>
+                <w:highlight w:val="white"/>
+              </w:rPr>
+              <w:t>("ZIPCODE")</w:t>
             </w:r>
           </w:p>
           <w:p>
@@ -2916,14 +4694,56 @@
                 <w:highlight w:val="white"/>
               </w:rPr>
             </w:pPr>
-            <w:r>
-              <w:rPr>
-                <w:color w:val="4A4A4A"/>
-                <w:sz w:val="20"/>
-                <w:szCs w:val="20"/>
-                <w:highlight w:val="white"/>
-              </w:rPr>
-              <w:t>spark.sql("select * from ZIPCODE  where state='AL' and city = 'SPRINGVILLE'") \</w:t>
+            <w:proofErr w:type="spellStart"/>
+            <w:proofErr w:type="gramStart"/>
+            <w:r>
+              <w:rPr>
+                <w:color w:val="4A4A4A"/>
+                <w:sz w:val="20"/>
+                <w:szCs w:val="20"/>
+                <w:highlight w:val="white"/>
+              </w:rPr>
+              <w:t>spark.sql</w:t>
+            </w:r>
+            <w:proofErr w:type="spellEnd"/>
+            <w:r>
+              <w:rPr>
+                <w:color w:val="4A4A4A"/>
+                <w:sz w:val="20"/>
+                <w:szCs w:val="20"/>
+                <w:highlight w:val="white"/>
+              </w:rPr>
+              <w:t>(</w:t>
+            </w:r>
+            <w:proofErr w:type="gramEnd"/>
+            <w:r>
+              <w:rPr>
+                <w:color w:val="4A4A4A"/>
+                <w:sz w:val="20"/>
+                <w:szCs w:val="20"/>
+                <w:highlight w:val="white"/>
+              </w:rPr>
+              <w:t xml:space="preserve">"select * from </w:t>
+            </w:r>
+            <w:proofErr w:type="gramStart"/>
+            <w:r>
+              <w:rPr>
+                <w:color w:val="4A4A4A"/>
+                <w:sz w:val="20"/>
+                <w:szCs w:val="20"/>
+                <w:highlight w:val="white"/>
+              </w:rPr>
+              <w:t>ZIPCODE  where</w:t>
+            </w:r>
+            <w:proofErr w:type="gramEnd"/>
+            <w:r>
+              <w:rPr>
+                <w:color w:val="4A4A4A"/>
+                <w:sz w:val="20"/>
+                <w:szCs w:val="20"/>
+                <w:highlight w:val="white"/>
+              </w:rPr>
+              <w:t xml:space="preserve"> state='AL' and city = 'SPRINGVILLE'") \</w:t>
             </w:r>
           </w:p>
           <w:p>
@@ -2952,7 +4772,27 @@
                 <w:szCs w:val="20"/>
                 <w:highlight w:val="white"/>
               </w:rPr>
-              <w:t xml:space="preserve">    .show()</w:t>
+              <w:t xml:space="preserve">    </w:t>
+            </w:r>
+            <w:proofErr w:type="gramStart"/>
+            <w:r>
+              <w:rPr>
+                <w:color w:val="4A4A4A"/>
+                <w:sz w:val="20"/>
+                <w:szCs w:val="20"/>
+                <w:highlight w:val="white"/>
+              </w:rPr>
+              <w:t>.show</w:t>
+            </w:r>
+            <w:proofErr w:type="gramEnd"/>
+            <w:r>
+              <w:rPr>
+                <w:color w:val="4A4A4A"/>
+                <w:sz w:val="20"/>
+                <w:szCs w:val="20"/>
+                <w:highlight w:val="white"/>
+              </w:rPr>
+              <w:t>()</w:t>
             </w:r>
           </w:p>
           <w:p>
@@ -3020,6 +4860,7 @@
       </w:pPr>
       <w:bookmarkStart w:id="7" w:name="_s9zwl1w9ld1" w:colFirst="0" w:colLast="0"/>
       <w:bookmarkEnd w:id="7"/>
+      <w:proofErr w:type="spellStart"/>
       <w:r>
         <w:rPr>
           <w:b/>
@@ -3030,6 +4871,7 @@
         </w:rPr>
         <w:t>ArrayType</w:t>
       </w:r>
+      <w:proofErr w:type="spellEnd"/>
     </w:p>
     <w:p>
       <w:pPr>
@@ -3049,8 +4891,80 @@
           <w:szCs w:val="20"/>
           <w:highlight w:val="white"/>
         </w:rPr>
-        <w:t xml:space="preserve">You can create an instance of an ArrayType using ArraType() class, This takes arguments </w:t>
-      </w:r>
+        <w:t xml:space="preserve">You can create an instance of an </w:t>
+      </w:r>
+      <w:proofErr w:type="spellStart"/>
+      <w:r>
+        <w:rPr>
+          <w:color w:val="4A4A4A"/>
+          <w:sz w:val="20"/>
+          <w:szCs w:val="20"/>
+          <w:highlight w:val="white"/>
+        </w:rPr>
+        <w:t>ArrayType</w:t>
+      </w:r>
+      <w:proofErr w:type="spellEnd"/>
+      <w:r>
+        <w:rPr>
+          <w:color w:val="4A4A4A"/>
+          <w:sz w:val="20"/>
+          <w:szCs w:val="20"/>
+          <w:highlight w:val="white"/>
+        </w:rPr>
+        <w:t xml:space="preserve"> using </w:t>
+      </w:r>
+      <w:proofErr w:type="spellStart"/>
+      <w:proofErr w:type="gramStart"/>
+      <w:r>
+        <w:rPr>
+          <w:color w:val="4A4A4A"/>
+          <w:sz w:val="20"/>
+          <w:szCs w:val="20"/>
+          <w:highlight w:val="white"/>
+        </w:rPr>
+        <w:t>ArraType</w:t>
+      </w:r>
+      <w:proofErr w:type="spellEnd"/>
+      <w:r>
+        <w:rPr>
+          <w:color w:val="4A4A4A"/>
+          <w:sz w:val="20"/>
+          <w:szCs w:val="20"/>
+          <w:highlight w:val="white"/>
+        </w:rPr>
+        <w:t>(</w:t>
+      </w:r>
+      <w:proofErr w:type="gramEnd"/>
+      <w:r>
+        <w:rPr>
+          <w:color w:val="4A4A4A"/>
+          <w:sz w:val="20"/>
+          <w:szCs w:val="20"/>
+          <w:highlight w:val="white"/>
+        </w:rPr>
+        <w:t xml:space="preserve">) class, </w:t>
+      </w:r>
+      <w:proofErr w:type="gramStart"/>
+      <w:r>
+        <w:rPr>
+          <w:color w:val="4A4A4A"/>
+          <w:sz w:val="20"/>
+          <w:szCs w:val="20"/>
+          <w:highlight w:val="white"/>
+        </w:rPr>
+        <w:t>This</w:t>
+      </w:r>
+      <w:proofErr w:type="gramEnd"/>
+      <w:r>
+        <w:rPr>
+          <w:color w:val="4A4A4A"/>
+          <w:sz w:val="20"/>
+          <w:szCs w:val="20"/>
+          <w:highlight w:val="white"/>
+        </w:rPr>
+        <w:t xml:space="preserve"> takes arguments </w:t>
+      </w:r>
+      <w:proofErr w:type="spellStart"/>
       <w:r>
         <w:rPr>
           <w:rFonts w:ascii="Courier New" w:eastAsia="Courier New" w:hAnsi="Courier New" w:cs="Courier New"/>
@@ -3061,6 +4975,7 @@
         </w:rPr>
         <w:t>valueType</w:t>
       </w:r>
+      <w:proofErr w:type="spellEnd"/>
       <w:r>
         <w:rPr>
           <w:color w:val="4A4A4A"/>
@@ -3070,6 +4985,7 @@
         </w:rPr>
         <w:t xml:space="preserve"> and one optional argument </w:t>
       </w:r>
+      <w:proofErr w:type="spellStart"/>
       <w:r>
         <w:rPr>
           <w:rFonts w:ascii="Courier New" w:eastAsia="Courier New" w:hAnsi="Courier New" w:cs="Courier New"/>
@@ -3080,6 +4996,7 @@
         </w:rPr>
         <w:t>valueContainsNull</w:t>
       </w:r>
+      <w:proofErr w:type="spellEnd"/>
       <w:r>
         <w:rPr>
           <w:color w:val="4A4A4A"/>
@@ -3089,6 +5006,7 @@
         </w:rPr>
         <w:t xml:space="preserve"> to specify if a value can accept null, by default it takes True. </w:t>
       </w:r>
+      <w:proofErr w:type="spellStart"/>
       <w:r>
         <w:rPr>
           <w:rFonts w:ascii="Courier New" w:eastAsia="Courier New" w:hAnsi="Courier New" w:cs="Courier New"/>
@@ -3099,14 +5017,55 @@
         </w:rPr>
         <w:t>valueType</w:t>
       </w:r>
-      <w:r>
-        <w:rPr>
-          <w:color w:val="4A4A4A"/>
-          <w:sz w:val="20"/>
-          <w:szCs w:val="20"/>
-          <w:highlight w:val="white"/>
-        </w:rPr>
-        <w:t xml:space="preserve"> should be a PySpark type that extends DataType class.</w:t>
+      <w:proofErr w:type="spellEnd"/>
+      <w:r>
+        <w:rPr>
+          <w:color w:val="4A4A4A"/>
+          <w:sz w:val="20"/>
+          <w:szCs w:val="20"/>
+          <w:highlight w:val="white"/>
+        </w:rPr>
+        <w:t xml:space="preserve"> should be a </w:t>
+      </w:r>
+      <w:proofErr w:type="spellStart"/>
+      <w:r>
+        <w:rPr>
+          <w:color w:val="4A4A4A"/>
+          <w:sz w:val="20"/>
+          <w:szCs w:val="20"/>
+          <w:highlight w:val="white"/>
+        </w:rPr>
+        <w:t>PySpark</w:t>
+      </w:r>
+      <w:proofErr w:type="spellEnd"/>
+      <w:r>
+        <w:rPr>
+          <w:color w:val="4A4A4A"/>
+          <w:sz w:val="20"/>
+          <w:szCs w:val="20"/>
+          <w:highlight w:val="white"/>
+        </w:rPr>
+        <w:t xml:space="preserve"> type that extends </w:t>
+      </w:r>
+      <w:proofErr w:type="spellStart"/>
+      <w:r>
+        <w:rPr>
+          <w:color w:val="4A4A4A"/>
+          <w:sz w:val="20"/>
+          <w:szCs w:val="20"/>
+          <w:highlight w:val="white"/>
+        </w:rPr>
+        <w:t>DataType</w:t>
+      </w:r>
+      <w:proofErr w:type="spellEnd"/>
+      <w:r>
+        <w:rPr>
+          <w:color w:val="4A4A4A"/>
+          <w:sz w:val="20"/>
+          <w:szCs w:val="20"/>
+          <w:highlight w:val="white"/>
+        </w:rPr>
+        <w:t xml:space="preserve"> class.</w:t>
       </w:r>
     </w:p>
     <w:p>
@@ -3139,6 +5098,7 @@
       </w:pPr>
       <w:bookmarkStart w:id="8" w:name="_w89rdkb37t0z" w:colFirst="0" w:colLast="0"/>
       <w:bookmarkEnd w:id="8"/>
+      <w:proofErr w:type="spellStart"/>
       <w:r>
         <w:rPr>
           <w:b/>
@@ -3147,7 +5107,18 @@
           <w:szCs w:val="20"/>
           <w:highlight w:val="white"/>
         </w:rPr>
-        <w:t>ArrayType Column Using StructType</w:t>
+        <w:t>ArrayType</w:t>
+      </w:r>
+      <w:proofErr w:type="spellEnd"/>
+      <w:r>
+        <w:rPr>
+          <w:b/>
+          <w:color w:val="333333"/>
+          <w:sz w:val="20"/>
+          <w:szCs w:val="20"/>
+          <w:highlight w:val="white"/>
+        </w:rPr>
+        <w:t xml:space="preserve"> Column Using StructType</w:t>
       </w:r>
     </w:p>
     <w:p>
@@ -3170,6 +5141,7 @@
         </w:rPr>
         <w:t xml:space="preserve">This snippet creates two Array columns </w:t>
       </w:r>
+      <w:proofErr w:type="spellStart"/>
       <w:r>
         <w:rPr>
           <w:rFonts w:ascii="Courier New" w:eastAsia="Courier New" w:hAnsi="Courier New" w:cs="Courier New"/>
@@ -3180,6 +5152,7 @@
         </w:rPr>
         <w:t>languagesAtSchool</w:t>
       </w:r>
+      <w:proofErr w:type="spellEnd"/>
       <w:r>
         <w:rPr>
           <w:color w:val="4A4A4A"/>
@@ -3189,6 +5162,7 @@
         </w:rPr>
         <w:t xml:space="preserve"> and </w:t>
       </w:r>
+      <w:proofErr w:type="spellStart"/>
       <w:r>
         <w:rPr>
           <w:rFonts w:ascii="Courier New" w:eastAsia="Courier New" w:hAnsi="Courier New" w:cs="Courier New"/>
@@ -3199,6 +5173,7 @@
         </w:rPr>
         <w:t>languagesAtWork</w:t>
       </w:r>
+      <w:proofErr w:type="spellEnd"/>
       <w:r>
         <w:rPr>
           <w:color w:val="4A4A4A"/>
@@ -3280,7 +5255,31 @@
               <w:spacing w:line="240" w:lineRule="auto"/>
             </w:pPr>
             <w:r>
-              <w:t xml:space="preserve"> ("James,,Smith",["Java","Scala","C++"],["Spark","Java"],"OH","CA"),</w:t>
+              <w:t xml:space="preserve"> ("</w:t>
+            </w:r>
+            <w:proofErr w:type="gramStart"/>
+            <w:r>
+              <w:t>James,,</w:t>
+            </w:r>
+            <w:proofErr w:type="gramEnd"/>
+            <w:r>
+              <w:t>Smith</w:t>
+            </w:r>
+            <w:proofErr w:type="gramStart"/>
+            <w:r>
+              <w:t>",[</w:t>
+            </w:r>
+            <w:proofErr w:type="gramEnd"/>
+            <w:r>
+              <w:t>"Java","Scala","C++"</w:t>
+            </w:r>
+            <w:proofErr w:type="gramStart"/>
+            <w:r>
+              <w:t>],[</w:t>
+            </w:r>
+            <w:proofErr w:type="gramEnd"/>
+            <w:r>
+              <w:t>"Spark","Java"],"OH","CA"),</w:t>
             </w:r>
           </w:p>
           <w:p>
@@ -3288,7 +5287,31 @@
               <w:spacing w:line="240" w:lineRule="auto"/>
             </w:pPr>
             <w:r>
-              <w:t xml:space="preserve"> ("Michael,Rose,",["Spark","Java","C++"],["Spark","Java"],"NY","NJ"),</w:t>
+              <w:t xml:space="preserve"> ("</w:t>
+            </w:r>
+            <w:proofErr w:type="gramStart"/>
+            <w:r>
+              <w:t>Michael,Rose</w:t>
+            </w:r>
+            <w:proofErr w:type="gramEnd"/>
+            <w:r>
+              <w:t>,</w:t>
+            </w:r>
+            <w:proofErr w:type="gramStart"/>
+            <w:r>
+              <w:t>",[</w:t>
+            </w:r>
+            <w:proofErr w:type="gramEnd"/>
+            <w:r>
+              <w:t>"Spark","Java","C++"</w:t>
+            </w:r>
+            <w:proofErr w:type="gramStart"/>
+            <w:r>
+              <w:t>],[</w:t>
+            </w:r>
+            <w:proofErr w:type="gramEnd"/>
+            <w:r>
+              <w:t>"Spark","Java"],"NY","NJ"),</w:t>
             </w:r>
           </w:p>
           <w:p>
@@ -3296,7 +5319,31 @@
               <w:spacing w:line="240" w:lineRule="auto"/>
             </w:pPr>
             <w:r>
-              <w:t xml:space="preserve"> ("Robert,,Williams",["CSharp","VB"],["Spark","Python"],"UT","NV")</w:t>
+              <w:t xml:space="preserve"> ("</w:t>
+            </w:r>
+            <w:proofErr w:type="gramStart"/>
+            <w:r>
+              <w:t>Robert,,</w:t>
+            </w:r>
+            <w:proofErr w:type="gramEnd"/>
+            <w:r>
+              <w:t>Williams</w:t>
+            </w:r>
+            <w:proofErr w:type="gramStart"/>
+            <w:r>
+              <w:t>",[</w:t>
+            </w:r>
+            <w:proofErr w:type="gramEnd"/>
+            <w:r>
+              <w:t>"CSharp","VB"</w:t>
+            </w:r>
+            <w:proofErr w:type="gramStart"/>
+            <w:r>
+              <w:t>],[</w:t>
+            </w:r>
+            <w:proofErr w:type="gramEnd"/>
+            <w:r>
+              <w:t>"Spark","Python"],"UT","NV")</w:t>
             </w:r>
           </w:p>
           <w:p>
@@ -3317,15 +5364,51 @@
               <w:spacing w:line="240" w:lineRule="auto"/>
             </w:pPr>
             <w:r>
-              <w:t>from pyspark.sql.types import StringType, ArrayType,StructType,StructField</w:t>
-            </w:r>
+              <w:t xml:space="preserve">from </w:t>
+            </w:r>
+            <w:proofErr w:type="spellStart"/>
+            <w:proofErr w:type="gramStart"/>
+            <w:r>
+              <w:t>pyspark.sql.types</w:t>
+            </w:r>
+            <w:proofErr w:type="spellEnd"/>
+            <w:proofErr w:type="gramEnd"/>
+            <w:r>
+              <w:t xml:space="preserve"> import </w:t>
+            </w:r>
+            <w:proofErr w:type="spellStart"/>
+            <w:r>
+              <w:t>StringType</w:t>
+            </w:r>
+            <w:proofErr w:type="spellEnd"/>
+            <w:r>
+              <w:t xml:space="preserve">, </w:t>
+            </w:r>
+            <w:proofErr w:type="spellStart"/>
+            <w:proofErr w:type="gramStart"/>
+            <w:r>
+              <w:t>ArrayType,StructType</w:t>
+            </w:r>
+            <w:proofErr w:type="gramEnd"/>
+            <w:r>
+              <w:t>,StructField</w:t>
+            </w:r>
+            <w:proofErr w:type="spellEnd"/>
           </w:p>
           <w:p>
             <w:pPr>
               <w:spacing w:line="240" w:lineRule="auto"/>
             </w:pPr>
             <w:r>
-              <w:t xml:space="preserve">schema = StructType([ </w:t>
+              <w:t xml:space="preserve">schema = </w:t>
+            </w:r>
+            <w:proofErr w:type="gramStart"/>
+            <w:r>
+              <w:t>StructType(</w:t>
+            </w:r>
+            <w:proofErr w:type="gramEnd"/>
+            <w:r>
+              <w:t xml:space="preserve">[ </w:t>
             </w:r>
           </w:p>
           <w:p>
@@ -3334,7 +5417,36 @@
             </w:pPr>
             <w:r>
               <w:lastRenderedPageBreak/>
-              <w:t xml:space="preserve">    StructField("name",StringType(),True), </w:t>
+              <w:t xml:space="preserve">    </w:t>
+            </w:r>
+            <w:proofErr w:type="spellStart"/>
+            <w:r>
+              <w:t>StructField</w:t>
+            </w:r>
+            <w:proofErr w:type="spellEnd"/>
+            <w:r>
+              <w:t>("name</w:t>
+            </w:r>
+            <w:proofErr w:type="gramStart"/>
+            <w:r>
+              <w:t>",</w:t>
+            </w:r>
+            <w:proofErr w:type="spellStart"/>
+            <w:r>
+              <w:t>StringType</w:t>
+            </w:r>
+            <w:proofErr w:type="spellEnd"/>
+            <w:proofErr w:type="gramEnd"/>
+            <w:r>
+              <w:t>(</w:t>
+            </w:r>
+            <w:proofErr w:type="gramStart"/>
+            <w:r>
+              <w:t>),True</w:t>
+            </w:r>
+            <w:proofErr w:type="gramEnd"/>
+            <w:r>
+              <w:t xml:space="preserve">), </w:t>
             </w:r>
           </w:p>
           <w:p>
@@ -3342,7 +5454,49 @@
               <w:spacing w:line="240" w:lineRule="auto"/>
             </w:pPr>
             <w:r>
-              <w:t xml:space="preserve">    StructField("languagesAtSchool",ArrayType(StringType()),True), </w:t>
+              <w:t xml:space="preserve">    </w:t>
+            </w:r>
+            <w:proofErr w:type="spellStart"/>
+            <w:r>
+              <w:t>StructField</w:t>
+            </w:r>
+            <w:proofErr w:type="spellEnd"/>
+            <w:r>
+              <w:t>("</w:t>
+            </w:r>
+            <w:proofErr w:type="spellStart"/>
+            <w:r>
+              <w:t>languagesAtSchool</w:t>
+            </w:r>
+            <w:proofErr w:type="spellEnd"/>
+            <w:proofErr w:type="gramStart"/>
+            <w:r>
+              <w:t>",</w:t>
+            </w:r>
+            <w:proofErr w:type="spellStart"/>
+            <w:r>
+              <w:t>ArrayType</w:t>
+            </w:r>
+            <w:proofErr w:type="spellEnd"/>
+            <w:proofErr w:type="gramEnd"/>
+            <w:r>
+              <w:t>(</w:t>
+            </w:r>
+            <w:proofErr w:type="spellStart"/>
+            <w:r>
+              <w:t>StringType</w:t>
+            </w:r>
+            <w:proofErr w:type="spellEnd"/>
+            <w:r>
+              <w:t>()</w:t>
+            </w:r>
+            <w:proofErr w:type="gramStart"/>
+            <w:r>
+              <w:t>),True</w:t>
+            </w:r>
+            <w:proofErr w:type="gramEnd"/>
+            <w:r>
+              <w:t xml:space="preserve">), </w:t>
             </w:r>
           </w:p>
           <w:p>
@@ -3350,7 +5504,49 @@
               <w:spacing w:line="240" w:lineRule="auto"/>
             </w:pPr>
             <w:r>
-              <w:t xml:space="preserve">    StructField("languagesAtWork",ArrayType(StringType()),True), </w:t>
+              <w:t xml:space="preserve">    </w:t>
+            </w:r>
+            <w:proofErr w:type="spellStart"/>
+            <w:r>
+              <w:t>StructField</w:t>
+            </w:r>
+            <w:proofErr w:type="spellEnd"/>
+            <w:r>
+              <w:t>("</w:t>
+            </w:r>
+            <w:proofErr w:type="spellStart"/>
+            <w:r>
+              <w:t>languagesAtWork</w:t>
+            </w:r>
+            <w:proofErr w:type="spellEnd"/>
+            <w:proofErr w:type="gramStart"/>
+            <w:r>
+              <w:t>",</w:t>
+            </w:r>
+            <w:proofErr w:type="spellStart"/>
+            <w:r>
+              <w:t>ArrayType</w:t>
+            </w:r>
+            <w:proofErr w:type="spellEnd"/>
+            <w:proofErr w:type="gramEnd"/>
+            <w:r>
+              <w:t>(</w:t>
+            </w:r>
+            <w:proofErr w:type="spellStart"/>
+            <w:r>
+              <w:t>StringType</w:t>
+            </w:r>
+            <w:proofErr w:type="spellEnd"/>
+            <w:r>
+              <w:t>()</w:t>
+            </w:r>
+            <w:proofErr w:type="gramStart"/>
+            <w:r>
+              <w:t>),True</w:t>
+            </w:r>
+            <w:proofErr w:type="gramEnd"/>
+            <w:r>
+              <w:t xml:space="preserve">), </w:t>
             </w:r>
           </w:p>
           <w:p>
@@ -3358,7 +5554,41 @@
               <w:spacing w:line="240" w:lineRule="auto"/>
             </w:pPr>
             <w:r>
-              <w:t xml:space="preserve">    StructField("currentState", StringType(), True), </w:t>
+              <w:t xml:space="preserve">    </w:t>
+            </w:r>
+            <w:proofErr w:type="spellStart"/>
+            <w:proofErr w:type="gramStart"/>
+            <w:r>
+              <w:t>StructField</w:t>
+            </w:r>
+            <w:proofErr w:type="spellEnd"/>
+            <w:r>
+              <w:t>(</w:t>
+            </w:r>
+            <w:proofErr w:type="gramEnd"/>
+            <w:r>
+              <w:t>"</w:t>
+            </w:r>
+            <w:proofErr w:type="spellStart"/>
+            <w:r>
+              <w:t>currentState</w:t>
+            </w:r>
+            <w:proofErr w:type="spellEnd"/>
+            <w:r>
+              <w:t xml:space="preserve">", </w:t>
+            </w:r>
+            <w:proofErr w:type="spellStart"/>
+            <w:proofErr w:type="gramStart"/>
+            <w:r>
+              <w:t>StringType</w:t>
+            </w:r>
+            <w:proofErr w:type="spellEnd"/>
+            <w:r>
+              <w:t>(</w:t>
+            </w:r>
+            <w:proofErr w:type="gramEnd"/>
+            <w:r>
+              <w:t xml:space="preserve">), True), </w:t>
             </w:r>
           </w:p>
           <w:p>
@@ -3366,7 +5596,41 @@
               <w:spacing w:line="240" w:lineRule="auto"/>
             </w:pPr>
             <w:r>
-              <w:t xml:space="preserve">    StructField("previousState", StringType(), True)</w:t>
+              <w:t xml:space="preserve">    </w:t>
+            </w:r>
+            <w:proofErr w:type="spellStart"/>
+            <w:proofErr w:type="gramStart"/>
+            <w:r>
+              <w:t>StructField</w:t>
+            </w:r>
+            <w:proofErr w:type="spellEnd"/>
+            <w:r>
+              <w:t>(</w:t>
+            </w:r>
+            <w:proofErr w:type="gramEnd"/>
+            <w:r>
+              <w:t>"</w:t>
+            </w:r>
+            <w:proofErr w:type="spellStart"/>
+            <w:r>
+              <w:t>previousState</w:t>
+            </w:r>
+            <w:proofErr w:type="spellEnd"/>
+            <w:r>
+              <w:t xml:space="preserve">", </w:t>
+            </w:r>
+            <w:proofErr w:type="spellStart"/>
+            <w:proofErr w:type="gramStart"/>
+            <w:r>
+              <w:t>StringType</w:t>
+            </w:r>
+            <w:proofErr w:type="spellEnd"/>
+            <w:r>
+              <w:t>(</w:t>
+            </w:r>
+            <w:proofErr w:type="gramEnd"/>
+            <w:r>
+              <w:t>), True)</w:t>
             </w:r>
           </w:p>
           <w:p>
@@ -3386,24 +5650,63 @@
             <w:pPr>
               <w:spacing w:line="240" w:lineRule="auto"/>
             </w:pPr>
-            <w:r>
-              <w:t>df = spark.createDataFrame(data=data,schema=schema)</w:t>
+            <w:proofErr w:type="spellStart"/>
+            <w:r>
+              <w:t>df</w:t>
+            </w:r>
+            <w:proofErr w:type="spellEnd"/>
+            <w:r>
+              <w:t xml:space="preserve"> = </w:t>
+            </w:r>
+            <w:proofErr w:type="spellStart"/>
+            <w:proofErr w:type="gramStart"/>
+            <w:r>
+              <w:t>spark.createDataFrame</w:t>
+            </w:r>
+            <w:proofErr w:type="spellEnd"/>
+            <w:proofErr w:type="gramEnd"/>
+            <w:r>
+              <w:t>(data=</w:t>
+            </w:r>
+            <w:proofErr w:type="spellStart"/>
+            <w:proofErr w:type="gramStart"/>
+            <w:r>
+              <w:t>data,schema</w:t>
+            </w:r>
+            <w:proofErr w:type="spellEnd"/>
+            <w:proofErr w:type="gramEnd"/>
+            <w:r>
+              <w:t>=schema)</w:t>
             </w:r>
           </w:p>
           <w:p>
             <w:pPr>
               <w:spacing w:line="240" w:lineRule="auto"/>
             </w:pPr>
-            <w:r>
-              <w:t>df.printSchema()</w:t>
+            <w:proofErr w:type="spellStart"/>
+            <w:proofErr w:type="gramStart"/>
+            <w:r>
+              <w:t>df.printSchema</w:t>
+            </w:r>
+            <w:proofErr w:type="spellEnd"/>
+            <w:proofErr w:type="gramEnd"/>
+            <w:r>
+              <w:t>()</w:t>
             </w:r>
           </w:p>
           <w:p>
             <w:pPr>
               <w:spacing w:line="240" w:lineRule="auto"/>
             </w:pPr>
-            <w:r>
-              <w:t>df.show()</w:t>
+            <w:proofErr w:type="spellStart"/>
+            <w:proofErr w:type="gramStart"/>
+            <w:r>
+              <w:t>df.show</w:t>
+            </w:r>
+            <w:proofErr w:type="spellEnd"/>
+            <w:proofErr w:type="gramEnd"/>
+            <w:r>
+              <w:t>()</w:t>
             </w:r>
           </w:p>
           <w:p>
@@ -3466,6 +5769,7 @@
           <w:highlight w:val="white"/>
         </w:rPr>
       </w:pPr>
+      <w:proofErr w:type="gramStart"/>
       <w:r>
         <w:rPr>
           <w:b/>
@@ -3474,7 +5778,18 @@
           <w:szCs w:val="20"/>
           <w:highlight w:val="white"/>
         </w:rPr>
-        <w:t>explode()</w:t>
+        <w:t>explode(</w:t>
+      </w:r>
+      <w:proofErr w:type="gramEnd"/>
+      <w:r>
+        <w:rPr>
+          <w:b/>
+          <w:color w:val="333333"/>
+          <w:sz w:val="20"/>
+          <w:szCs w:val="20"/>
+          <w:highlight w:val="white"/>
+        </w:rPr>
+        <w:t>)</w:t>
       </w:r>
     </w:p>
     <w:p>
@@ -3498,6 +5813,7 @@
         </w:rPr>
         <w:t xml:space="preserve">Use </w:t>
       </w:r>
+      <w:proofErr w:type="gramStart"/>
       <w:r>
         <w:rPr>
           <w:rFonts w:ascii="Courier New" w:eastAsia="Courier New" w:hAnsi="Courier New" w:cs="Courier New"/>
@@ -3505,7 +5821,17 @@
           <w:szCs w:val="20"/>
           <w:shd w:val="clear" w:color="auto" w:fill="E3E3E4"/>
         </w:rPr>
-        <w:t>explode()</w:t>
+        <w:t>explode(</w:t>
+      </w:r>
+      <w:proofErr w:type="gramEnd"/>
+      <w:r>
+        <w:rPr>
+          <w:rFonts w:ascii="Courier New" w:eastAsia="Courier New" w:hAnsi="Courier New" w:cs="Courier New"/>
+          <w:sz w:val="20"/>
+          <w:szCs w:val="20"/>
+          <w:shd w:val="clear" w:color="auto" w:fill="E3E3E4"/>
+        </w:rPr>
+        <w:t>)</w:t>
       </w:r>
       <w:r>
         <w:rPr>
@@ -3601,35 +5927,134 @@
                 <w:szCs w:val="20"/>
                 <w:highlight w:val="white"/>
               </w:rPr>
-              <w:t>from pyspark.sql.functions import explode</w:t>
-            </w:r>
-          </w:p>
-          <w:p>
-            <w:pPr>
-              <w:widowControl w:val="0"/>
-              <w:pBdr>
-                <w:top w:val="nil"/>
-                <w:left w:val="nil"/>
-                <w:bottom w:val="nil"/>
-                <w:right w:val="nil"/>
-                <w:between w:val="nil"/>
-              </w:pBdr>
-              <w:spacing w:after="20" w:line="240" w:lineRule="auto"/>
-              <w:rPr>
-                <w:color w:val="4A4A4A"/>
-                <w:sz w:val="20"/>
-                <w:szCs w:val="20"/>
-                <w:highlight w:val="white"/>
-              </w:rPr>
-            </w:pPr>
-            <w:r>
-              <w:rPr>
-                <w:color w:val="4A4A4A"/>
-                <w:sz w:val="20"/>
-                <w:szCs w:val="20"/>
-                <w:highlight w:val="white"/>
-              </w:rPr>
-              <w:t>df.select(df.name,explode(df.languagesAtSchool)).show()</w:t>
+              <w:t xml:space="preserve">from </w:t>
+            </w:r>
+            <w:proofErr w:type="spellStart"/>
+            <w:proofErr w:type="gramStart"/>
+            <w:r>
+              <w:rPr>
+                <w:color w:val="4A4A4A"/>
+                <w:sz w:val="20"/>
+                <w:szCs w:val="20"/>
+                <w:highlight w:val="white"/>
+              </w:rPr>
+              <w:t>pyspark.sql.functions</w:t>
+            </w:r>
+            <w:proofErr w:type="spellEnd"/>
+            <w:proofErr w:type="gramEnd"/>
+            <w:r>
+              <w:rPr>
+                <w:color w:val="4A4A4A"/>
+                <w:sz w:val="20"/>
+                <w:szCs w:val="20"/>
+                <w:highlight w:val="white"/>
+              </w:rPr>
+              <w:t xml:space="preserve"> import explode</w:t>
+            </w:r>
+          </w:p>
+          <w:p>
+            <w:pPr>
+              <w:widowControl w:val="0"/>
+              <w:pBdr>
+                <w:top w:val="nil"/>
+                <w:left w:val="nil"/>
+                <w:bottom w:val="nil"/>
+                <w:right w:val="nil"/>
+                <w:between w:val="nil"/>
+              </w:pBdr>
+              <w:spacing w:after="20" w:line="240" w:lineRule="auto"/>
+              <w:rPr>
+                <w:color w:val="4A4A4A"/>
+                <w:sz w:val="20"/>
+                <w:szCs w:val="20"/>
+                <w:highlight w:val="white"/>
+              </w:rPr>
+            </w:pPr>
+            <w:proofErr w:type="spellStart"/>
+            <w:proofErr w:type="gramStart"/>
+            <w:r>
+              <w:rPr>
+                <w:color w:val="4A4A4A"/>
+                <w:sz w:val="20"/>
+                <w:szCs w:val="20"/>
+                <w:highlight w:val="white"/>
+              </w:rPr>
+              <w:t>df.select</w:t>
+            </w:r>
+            <w:proofErr w:type="spellEnd"/>
+            <w:proofErr w:type="gramEnd"/>
+            <w:r>
+              <w:rPr>
+                <w:color w:val="4A4A4A"/>
+                <w:sz w:val="20"/>
+                <w:szCs w:val="20"/>
+                <w:highlight w:val="white"/>
+              </w:rPr>
+              <w:t>(</w:t>
+            </w:r>
+            <w:proofErr w:type="spellStart"/>
+            <w:proofErr w:type="gramStart"/>
+            <w:r>
+              <w:rPr>
+                <w:color w:val="4A4A4A"/>
+                <w:sz w:val="20"/>
+                <w:szCs w:val="20"/>
+                <w:highlight w:val="white"/>
+              </w:rPr>
+              <w:t>df.name,explode</w:t>
+            </w:r>
+            <w:proofErr w:type="spellEnd"/>
+            <w:proofErr w:type="gramEnd"/>
+            <w:r>
+              <w:rPr>
+                <w:color w:val="4A4A4A"/>
+                <w:sz w:val="20"/>
+                <w:szCs w:val="20"/>
+                <w:highlight w:val="white"/>
+              </w:rPr>
+              <w:t>(</w:t>
+            </w:r>
+            <w:proofErr w:type="spellStart"/>
+            <w:proofErr w:type="gramStart"/>
+            <w:r>
+              <w:rPr>
+                <w:color w:val="4A4A4A"/>
+                <w:sz w:val="20"/>
+                <w:szCs w:val="20"/>
+                <w:highlight w:val="white"/>
+              </w:rPr>
+              <w:t>df.languagesAtSchool</w:t>
+            </w:r>
+            <w:proofErr w:type="spellEnd"/>
+            <w:proofErr w:type="gramEnd"/>
+            <w:r>
+              <w:rPr>
+                <w:color w:val="4A4A4A"/>
+                <w:sz w:val="20"/>
+                <w:szCs w:val="20"/>
+                <w:highlight w:val="white"/>
+              </w:rPr>
+              <w:t>)</w:t>
+            </w:r>
+            <w:proofErr w:type="gramStart"/>
+            <w:r>
+              <w:rPr>
+                <w:color w:val="4A4A4A"/>
+                <w:sz w:val="20"/>
+                <w:szCs w:val="20"/>
+                <w:highlight w:val="white"/>
+              </w:rPr>
+              <w:t>).show</w:t>
+            </w:r>
+            <w:proofErr w:type="gramEnd"/>
+            <w:r>
+              <w:rPr>
+                <w:color w:val="4A4A4A"/>
+                <w:sz w:val="20"/>
+                <w:szCs w:val="20"/>
+                <w:highlight w:val="white"/>
+              </w:rPr>
+              <w:t>()</w:t>
             </w:r>
           </w:p>
           <w:p>
@@ -3722,6 +6147,7 @@
       </w:pPr>
       <w:bookmarkStart w:id="9" w:name="_aif2zlt1q0qv" w:colFirst="0" w:colLast="0"/>
       <w:bookmarkEnd w:id="9"/>
+      <w:proofErr w:type="gramStart"/>
       <w:r>
         <w:rPr>
           <w:b/>
@@ -3730,7 +6156,18 @@
           <w:szCs w:val="20"/>
           <w:highlight w:val="white"/>
         </w:rPr>
-        <w:t>Split()</w:t>
+        <w:t>Split(</w:t>
+      </w:r>
+      <w:proofErr w:type="gramEnd"/>
+      <w:r>
+        <w:rPr>
+          <w:b/>
+          <w:color w:val="333333"/>
+          <w:sz w:val="20"/>
+          <w:szCs w:val="20"/>
+          <w:highlight w:val="white"/>
+        </w:rPr>
+        <w:t>)</w:t>
       </w:r>
     </w:p>
     <w:p>
@@ -3745,6 +6182,7 @@
           <w:highlight w:val="white"/>
         </w:rPr>
       </w:pPr>
+      <w:proofErr w:type="gramStart"/>
       <w:r>
         <w:rPr>
           <w:rFonts w:ascii="Courier New" w:eastAsia="Courier New" w:hAnsi="Courier New" w:cs="Courier New"/>
@@ -3752,16 +6190,46 @@
           <w:szCs w:val="20"/>
           <w:shd w:val="clear" w:color="auto" w:fill="E3E3E4"/>
         </w:rPr>
-        <w:t>split()</w:t>
-      </w:r>
-      <w:r>
-        <w:rPr>
-          <w:color w:val="4A4A4A"/>
-          <w:sz w:val="20"/>
-          <w:szCs w:val="20"/>
-          <w:highlight w:val="white"/>
-        </w:rPr>
-        <w:t xml:space="preserve"> sql function returns an array type after splitting the string column by delimiter. </w:t>
+        <w:t>split(</w:t>
+      </w:r>
+      <w:proofErr w:type="gramEnd"/>
+      <w:r>
+        <w:rPr>
+          <w:rFonts w:ascii="Courier New" w:eastAsia="Courier New" w:hAnsi="Courier New" w:cs="Courier New"/>
+          <w:sz w:val="20"/>
+          <w:szCs w:val="20"/>
+          <w:shd w:val="clear" w:color="auto" w:fill="E3E3E4"/>
+        </w:rPr>
+        <w:t>)</w:t>
+      </w:r>
+      <w:r>
+        <w:rPr>
+          <w:color w:val="4A4A4A"/>
+          <w:sz w:val="20"/>
+          <w:szCs w:val="20"/>
+          <w:highlight w:val="white"/>
+        </w:rPr>
+        <w:t xml:space="preserve"> </w:t>
+      </w:r>
+      <w:proofErr w:type="spellStart"/>
+      <w:r>
+        <w:rPr>
+          <w:color w:val="4A4A4A"/>
+          <w:sz w:val="20"/>
+          <w:szCs w:val="20"/>
+          <w:highlight w:val="white"/>
+        </w:rPr>
+        <w:t>sql</w:t>
+      </w:r>
+      <w:proofErr w:type="spellEnd"/>
+      <w:r>
+        <w:rPr>
+          <w:color w:val="4A4A4A"/>
+          <w:sz w:val="20"/>
+          <w:szCs w:val="20"/>
+          <w:highlight w:val="white"/>
+        </w:rPr>
+        <w:t xml:space="preserve"> function returns an array type after splitting the string column by delimiter. </w:t>
       </w:r>
     </w:p>
     <w:p>
@@ -3848,35 +6316,130 @@
                 <w:szCs w:val="20"/>
                 <w:highlight w:val="white"/>
               </w:rPr>
-              <w:t>from pyspark.sql.functions import split</w:t>
-            </w:r>
-          </w:p>
-          <w:p>
-            <w:pPr>
-              <w:widowControl w:val="0"/>
-              <w:pBdr>
-                <w:top w:val="nil"/>
-                <w:left w:val="nil"/>
-                <w:bottom w:val="nil"/>
-                <w:right w:val="nil"/>
-                <w:between w:val="nil"/>
-              </w:pBdr>
-              <w:spacing w:after="20" w:line="240" w:lineRule="auto"/>
-              <w:rPr>
-                <w:color w:val="4A4A4A"/>
-                <w:sz w:val="20"/>
-                <w:szCs w:val="20"/>
-                <w:highlight w:val="white"/>
-              </w:rPr>
-            </w:pPr>
-            <w:r>
-              <w:rPr>
-                <w:color w:val="4A4A4A"/>
-                <w:sz w:val="20"/>
-                <w:szCs w:val="20"/>
-                <w:highlight w:val="white"/>
-              </w:rPr>
-              <w:t>df.select(split(df.name,",").alias("nameAsArray")).show()</w:t>
+              <w:t xml:space="preserve">from </w:t>
+            </w:r>
+            <w:proofErr w:type="spellStart"/>
+            <w:proofErr w:type="gramStart"/>
+            <w:r>
+              <w:rPr>
+                <w:color w:val="4A4A4A"/>
+                <w:sz w:val="20"/>
+                <w:szCs w:val="20"/>
+                <w:highlight w:val="white"/>
+              </w:rPr>
+              <w:t>pyspark.sql.functions</w:t>
+            </w:r>
+            <w:proofErr w:type="spellEnd"/>
+            <w:proofErr w:type="gramEnd"/>
+            <w:r>
+              <w:rPr>
+                <w:color w:val="4A4A4A"/>
+                <w:sz w:val="20"/>
+                <w:szCs w:val="20"/>
+                <w:highlight w:val="white"/>
+              </w:rPr>
+              <w:t xml:space="preserve"> import split</w:t>
+            </w:r>
+          </w:p>
+          <w:p>
+            <w:pPr>
+              <w:widowControl w:val="0"/>
+              <w:pBdr>
+                <w:top w:val="nil"/>
+                <w:left w:val="nil"/>
+                <w:bottom w:val="nil"/>
+                <w:right w:val="nil"/>
+                <w:between w:val="nil"/>
+              </w:pBdr>
+              <w:spacing w:after="20" w:line="240" w:lineRule="auto"/>
+              <w:rPr>
+                <w:color w:val="4A4A4A"/>
+                <w:sz w:val="20"/>
+                <w:szCs w:val="20"/>
+                <w:highlight w:val="white"/>
+              </w:rPr>
+            </w:pPr>
+            <w:proofErr w:type="spellStart"/>
+            <w:proofErr w:type="gramStart"/>
+            <w:r>
+              <w:rPr>
+                <w:color w:val="4A4A4A"/>
+                <w:sz w:val="20"/>
+                <w:szCs w:val="20"/>
+                <w:highlight w:val="white"/>
+              </w:rPr>
+              <w:t>df.select</w:t>
+            </w:r>
+            <w:proofErr w:type="spellEnd"/>
+            <w:proofErr w:type="gramEnd"/>
+            <w:r>
+              <w:rPr>
+                <w:color w:val="4A4A4A"/>
+                <w:sz w:val="20"/>
+                <w:szCs w:val="20"/>
+                <w:highlight w:val="white"/>
+              </w:rPr>
+              <w:t>(split(df.name,","</w:t>
+            </w:r>
+            <w:proofErr w:type="gramStart"/>
+            <w:r>
+              <w:rPr>
+                <w:color w:val="4A4A4A"/>
+                <w:sz w:val="20"/>
+                <w:szCs w:val="20"/>
+                <w:highlight w:val="white"/>
+              </w:rPr>
+              <w:t>).alias</w:t>
+            </w:r>
+            <w:proofErr w:type="gramEnd"/>
+            <w:r>
+              <w:rPr>
+                <w:color w:val="4A4A4A"/>
+                <w:sz w:val="20"/>
+                <w:szCs w:val="20"/>
+                <w:highlight w:val="white"/>
+              </w:rPr>
+              <w:t>("</w:t>
+            </w:r>
+            <w:proofErr w:type="spellStart"/>
+            <w:r>
+              <w:rPr>
+                <w:color w:val="4A4A4A"/>
+                <w:sz w:val="20"/>
+                <w:szCs w:val="20"/>
+                <w:highlight w:val="white"/>
+              </w:rPr>
+              <w:t>nameAsArray</w:t>
+            </w:r>
+            <w:proofErr w:type="spellEnd"/>
+            <w:r>
+              <w:rPr>
+                <w:color w:val="4A4A4A"/>
+                <w:sz w:val="20"/>
+                <w:szCs w:val="20"/>
+                <w:highlight w:val="white"/>
+              </w:rPr>
+              <w:t>")</w:t>
+            </w:r>
+            <w:proofErr w:type="gramStart"/>
+            <w:r>
+              <w:rPr>
+                <w:color w:val="4A4A4A"/>
+                <w:sz w:val="20"/>
+                <w:szCs w:val="20"/>
+                <w:highlight w:val="white"/>
+              </w:rPr>
+              <w:t>).show</w:t>
+            </w:r>
+            <w:proofErr w:type="gramEnd"/>
+            <w:r>
+              <w:rPr>
+                <w:color w:val="4A4A4A"/>
+                <w:sz w:val="20"/>
+                <w:szCs w:val="20"/>
+                <w:highlight w:val="white"/>
+              </w:rPr>
+              <w:t>()</w:t>
             </w:r>
           </w:p>
           <w:p>
@@ -3931,6 +6494,7 @@
       </w:pPr>
       <w:bookmarkStart w:id="10" w:name="_42d2d0kq9aw9" w:colFirst="0" w:colLast="0"/>
       <w:bookmarkEnd w:id="10"/>
+      <w:proofErr w:type="gramStart"/>
       <w:r>
         <w:rPr>
           <w:b/>
@@ -3939,7 +6503,18 @@
           <w:szCs w:val="20"/>
           <w:highlight w:val="white"/>
         </w:rPr>
-        <w:t>array()</w:t>
+        <w:t>array(</w:t>
+      </w:r>
+      <w:proofErr w:type="gramEnd"/>
+      <w:r>
+        <w:rPr>
+          <w:b/>
+          <w:color w:val="333333"/>
+          <w:sz w:val="20"/>
+          <w:szCs w:val="20"/>
+          <w:highlight w:val="white"/>
+        </w:rPr>
+        <w:t>)</w:t>
       </w:r>
     </w:p>
     <w:p>
@@ -3963,6 +6538,7 @@
         </w:rPr>
         <w:t xml:space="preserve">Use </w:t>
       </w:r>
+      <w:proofErr w:type="gramStart"/>
       <w:r>
         <w:rPr>
           <w:rFonts w:ascii="Courier New" w:eastAsia="Courier New" w:hAnsi="Courier New" w:cs="Courier New"/>
@@ -3970,7 +6546,17 @@
           <w:szCs w:val="20"/>
           <w:shd w:val="clear" w:color="auto" w:fill="E3E3E4"/>
         </w:rPr>
-        <w:t>array()</w:t>
+        <w:t>array(</w:t>
+      </w:r>
+      <w:proofErr w:type="gramEnd"/>
+      <w:r>
+        <w:rPr>
+          <w:rFonts w:ascii="Courier New" w:eastAsia="Courier New" w:hAnsi="Courier New" w:cs="Courier New"/>
+          <w:sz w:val="20"/>
+          <w:szCs w:val="20"/>
+          <w:shd w:val="clear" w:color="auto" w:fill="E3E3E4"/>
+        </w:rPr>
+        <w:t>)</w:t>
       </w:r>
       <w:r>
         <w:rPr>
@@ -3981,6 +6567,7 @@
         </w:rPr>
         <w:t xml:space="preserve"> function to create a new array column by merging the data from multiple columns. All input columns must have the same data type. The below example combines the data from </w:t>
       </w:r>
+      <w:proofErr w:type="spellStart"/>
       <w:r>
         <w:rPr>
           <w:rFonts w:ascii="Courier New" w:eastAsia="Courier New" w:hAnsi="Courier New" w:cs="Courier New"/>
@@ -3990,6 +6577,7 @@
         </w:rPr>
         <w:t>currentState</w:t>
       </w:r>
+      <w:proofErr w:type="spellEnd"/>
       <w:r>
         <w:rPr>
           <w:color w:val="4A4A4A"/>
@@ -3999,6 +6587,7 @@
         </w:rPr>
         <w:t xml:space="preserve"> and </w:t>
       </w:r>
+      <w:proofErr w:type="spellStart"/>
       <w:r>
         <w:rPr>
           <w:rFonts w:ascii="Courier New" w:eastAsia="Courier New" w:hAnsi="Courier New" w:cs="Courier New"/>
@@ -4008,6 +6597,7 @@
         </w:rPr>
         <w:t>previousState</w:t>
       </w:r>
+      <w:proofErr w:type="spellEnd"/>
       <w:r>
         <w:rPr>
           <w:color w:val="4A4A4A"/>
@@ -4017,6 +6607,7 @@
         </w:rPr>
         <w:t xml:space="preserve"> and creates a new column </w:t>
       </w:r>
+      <w:proofErr w:type="gramStart"/>
       <w:r>
         <w:rPr>
           <w:rFonts w:ascii="Courier New" w:eastAsia="Courier New" w:hAnsi="Courier New" w:cs="Courier New"/>
@@ -4026,6 +6617,7 @@
         </w:rPr>
         <w:t>states</w:t>
       </w:r>
+      <w:proofErr w:type="gramEnd"/>
       <w:r>
         <w:rPr>
           <w:color w:val="4A4A4A"/>
@@ -4120,35 +6712,148 @@
                 <w:szCs w:val="20"/>
                 <w:highlight w:val="white"/>
               </w:rPr>
-              <w:t>from pyspark.sql.functions import array</w:t>
-            </w:r>
-          </w:p>
-          <w:p>
-            <w:pPr>
-              <w:widowControl w:val="0"/>
-              <w:pBdr>
-                <w:top w:val="nil"/>
-                <w:left w:val="nil"/>
-                <w:bottom w:val="nil"/>
-                <w:right w:val="nil"/>
-                <w:between w:val="nil"/>
-              </w:pBdr>
-              <w:spacing w:after="20" w:line="240" w:lineRule="auto"/>
-              <w:rPr>
-                <w:color w:val="4A4A4A"/>
-                <w:sz w:val="20"/>
-                <w:szCs w:val="20"/>
-                <w:highlight w:val="white"/>
-              </w:rPr>
-            </w:pPr>
-            <w:r>
-              <w:rPr>
-                <w:color w:val="4A4A4A"/>
-                <w:sz w:val="20"/>
-                <w:szCs w:val="20"/>
-                <w:highlight w:val="white"/>
-              </w:rPr>
-              <w:t>df.select(df.name,array(df.currentState,df.previousState).alias("States")).show()</w:t>
+              <w:t xml:space="preserve">from </w:t>
+            </w:r>
+            <w:proofErr w:type="spellStart"/>
+            <w:proofErr w:type="gramStart"/>
+            <w:r>
+              <w:rPr>
+                <w:color w:val="4A4A4A"/>
+                <w:sz w:val="20"/>
+                <w:szCs w:val="20"/>
+                <w:highlight w:val="white"/>
+              </w:rPr>
+              <w:t>pyspark.sql.functions</w:t>
+            </w:r>
+            <w:proofErr w:type="spellEnd"/>
+            <w:proofErr w:type="gramEnd"/>
+            <w:r>
+              <w:rPr>
+                <w:color w:val="4A4A4A"/>
+                <w:sz w:val="20"/>
+                <w:szCs w:val="20"/>
+                <w:highlight w:val="white"/>
+              </w:rPr>
+              <w:t xml:space="preserve"> import array</w:t>
+            </w:r>
+          </w:p>
+          <w:p>
+            <w:pPr>
+              <w:widowControl w:val="0"/>
+              <w:pBdr>
+                <w:top w:val="nil"/>
+                <w:left w:val="nil"/>
+                <w:bottom w:val="nil"/>
+                <w:right w:val="nil"/>
+                <w:between w:val="nil"/>
+              </w:pBdr>
+              <w:spacing w:after="20" w:line="240" w:lineRule="auto"/>
+              <w:rPr>
+                <w:color w:val="4A4A4A"/>
+                <w:sz w:val="20"/>
+                <w:szCs w:val="20"/>
+                <w:highlight w:val="white"/>
+              </w:rPr>
+            </w:pPr>
+            <w:proofErr w:type="gramStart"/>
+            <w:r>
+              <w:rPr>
+                <w:color w:val="4A4A4A"/>
+                <w:sz w:val="20"/>
+                <w:szCs w:val="20"/>
+                <w:highlight w:val="white"/>
+              </w:rPr>
+              <w:t>df.select</w:t>
+            </w:r>
+            <w:proofErr w:type="gramEnd"/>
+            <w:r>
+              <w:rPr>
+                <w:color w:val="4A4A4A"/>
+                <w:sz w:val="20"/>
+                <w:szCs w:val="20"/>
+                <w:highlight w:val="white"/>
+              </w:rPr>
+              <w:t>(</w:t>
+            </w:r>
+            <w:proofErr w:type="gramStart"/>
+            <w:r>
+              <w:rPr>
+                <w:color w:val="4A4A4A"/>
+                <w:sz w:val="20"/>
+                <w:szCs w:val="20"/>
+                <w:highlight w:val="white"/>
+              </w:rPr>
+              <w:t>df.name,array</w:t>
+            </w:r>
+            <w:proofErr w:type="gramEnd"/>
+            <w:r>
+              <w:rPr>
+                <w:color w:val="4A4A4A"/>
+                <w:sz w:val="20"/>
+                <w:szCs w:val="20"/>
+                <w:highlight w:val="white"/>
+              </w:rPr>
+              <w:t>(</w:t>
+            </w:r>
+            <w:proofErr w:type="gramStart"/>
+            <w:r>
+              <w:rPr>
+                <w:color w:val="4A4A4A"/>
+                <w:sz w:val="20"/>
+                <w:szCs w:val="20"/>
+                <w:highlight w:val="white"/>
+              </w:rPr>
+              <w:t>df.currentState</w:t>
+            </w:r>
+            <w:proofErr w:type="gramEnd"/>
+            <w:r>
+              <w:rPr>
+                <w:color w:val="4A4A4A"/>
+                <w:sz w:val="20"/>
+                <w:szCs w:val="20"/>
+                <w:highlight w:val="white"/>
+              </w:rPr>
+              <w:t>,</w:t>
+            </w:r>
+            <w:proofErr w:type="gramStart"/>
+            <w:r>
+              <w:rPr>
+                <w:color w:val="4A4A4A"/>
+                <w:sz w:val="20"/>
+                <w:szCs w:val="20"/>
+                <w:highlight w:val="white"/>
+              </w:rPr>
+              <w:t>df.previousState).alias</w:t>
+            </w:r>
+            <w:proofErr w:type="gramEnd"/>
+            <w:r>
+              <w:rPr>
+                <w:color w:val="4A4A4A"/>
+                <w:sz w:val="20"/>
+                <w:szCs w:val="20"/>
+                <w:highlight w:val="white"/>
+              </w:rPr>
+              <w:t>("States")</w:t>
+            </w:r>
+            <w:proofErr w:type="gramStart"/>
+            <w:r>
+              <w:rPr>
+                <w:color w:val="4A4A4A"/>
+                <w:sz w:val="20"/>
+                <w:szCs w:val="20"/>
+                <w:highlight w:val="white"/>
+              </w:rPr>
+              <w:t>).show</w:t>
+            </w:r>
+            <w:proofErr w:type="gramEnd"/>
+            <w:r>
+              <w:rPr>
+                <w:color w:val="4A4A4A"/>
+                <w:sz w:val="20"/>
+                <w:szCs w:val="20"/>
+                <w:highlight w:val="white"/>
+              </w:rPr>
+              <w:t>()</w:t>
             </w:r>
           </w:p>
           <w:p>
@@ -4203,6 +6908,7 @@
       </w:pPr>
       <w:bookmarkStart w:id="11" w:name="_rvpx25d5qpz5" w:colFirst="0" w:colLast="0"/>
       <w:bookmarkEnd w:id="11"/>
+      <w:proofErr w:type="spellStart"/>
       <w:r>
         <w:rPr>
           <w:b/>
@@ -4211,7 +6917,40 @@
           <w:szCs w:val="20"/>
           <w:highlight w:val="white"/>
         </w:rPr>
-        <w:t>array_contains()</w:t>
+        <w:t>array_</w:t>
+      </w:r>
+      <w:proofErr w:type="gramStart"/>
+      <w:r>
+        <w:rPr>
+          <w:b/>
+          <w:color w:val="333333"/>
+          <w:sz w:val="20"/>
+          <w:szCs w:val="20"/>
+          <w:highlight w:val="white"/>
+        </w:rPr>
+        <w:t>contains</w:t>
+      </w:r>
+      <w:proofErr w:type="spellEnd"/>
+      <w:r>
+        <w:rPr>
+          <w:b/>
+          <w:color w:val="333333"/>
+          <w:sz w:val="20"/>
+          <w:szCs w:val="20"/>
+          <w:highlight w:val="white"/>
+        </w:rPr>
+        <w:t>(</w:t>
+      </w:r>
+      <w:proofErr w:type="gramEnd"/>
+      <w:r>
+        <w:rPr>
+          <w:b/>
+          <w:color w:val="333333"/>
+          <w:sz w:val="20"/>
+          <w:szCs w:val="20"/>
+          <w:highlight w:val="white"/>
+        </w:rPr>
+        <w:t>)</w:t>
       </w:r>
     </w:p>
     <w:p>
@@ -4226,6 +6965,7 @@
           <w:highlight w:val="white"/>
         </w:rPr>
       </w:pPr>
+      <w:proofErr w:type="spellStart"/>
       <w:r>
         <w:rPr>
           <w:rFonts w:ascii="Courier New" w:eastAsia="Courier New" w:hAnsi="Courier New" w:cs="Courier New"/>
@@ -4233,16 +6973,66 @@
           <w:szCs w:val="20"/>
           <w:shd w:val="clear" w:color="auto" w:fill="E3E3E4"/>
         </w:rPr>
-        <w:t>array_contains()</w:t>
-      </w:r>
-      <w:r>
-        <w:rPr>
-          <w:color w:val="4A4A4A"/>
-          <w:sz w:val="20"/>
-          <w:szCs w:val="20"/>
-          <w:highlight w:val="white"/>
-        </w:rPr>
-        <w:t xml:space="preserve"> sql function is used to check if array column contains a value. Returns </w:t>
+        <w:t>array_</w:t>
+      </w:r>
+      <w:proofErr w:type="gramStart"/>
+      <w:r>
+        <w:rPr>
+          <w:rFonts w:ascii="Courier New" w:eastAsia="Courier New" w:hAnsi="Courier New" w:cs="Courier New"/>
+          <w:sz w:val="20"/>
+          <w:szCs w:val="20"/>
+          <w:shd w:val="clear" w:color="auto" w:fill="E3E3E4"/>
+        </w:rPr>
+        <w:t>contains</w:t>
+      </w:r>
+      <w:proofErr w:type="spellEnd"/>
+      <w:r>
+        <w:rPr>
+          <w:rFonts w:ascii="Courier New" w:eastAsia="Courier New" w:hAnsi="Courier New" w:cs="Courier New"/>
+          <w:sz w:val="20"/>
+          <w:szCs w:val="20"/>
+          <w:shd w:val="clear" w:color="auto" w:fill="E3E3E4"/>
+        </w:rPr>
+        <w:t>(</w:t>
+      </w:r>
+      <w:proofErr w:type="gramEnd"/>
+      <w:r>
+        <w:rPr>
+          <w:rFonts w:ascii="Courier New" w:eastAsia="Courier New" w:hAnsi="Courier New" w:cs="Courier New"/>
+          <w:sz w:val="20"/>
+          <w:szCs w:val="20"/>
+          <w:shd w:val="clear" w:color="auto" w:fill="E3E3E4"/>
+        </w:rPr>
+        <w:t>)</w:t>
+      </w:r>
+      <w:r>
+        <w:rPr>
+          <w:color w:val="4A4A4A"/>
+          <w:sz w:val="20"/>
+          <w:szCs w:val="20"/>
+          <w:highlight w:val="white"/>
+        </w:rPr>
+        <w:t xml:space="preserve"> </w:t>
+      </w:r>
+      <w:proofErr w:type="spellStart"/>
+      <w:r>
+        <w:rPr>
+          <w:color w:val="4A4A4A"/>
+          <w:sz w:val="20"/>
+          <w:szCs w:val="20"/>
+          <w:highlight w:val="white"/>
+        </w:rPr>
+        <w:t>sql</w:t>
+      </w:r>
+      <w:proofErr w:type="spellEnd"/>
+      <w:r>
+        <w:rPr>
+          <w:color w:val="4A4A4A"/>
+          <w:sz w:val="20"/>
+          <w:szCs w:val="20"/>
+          <w:highlight w:val="white"/>
+        </w:rPr>
+        <w:t xml:space="preserve"> function is used to check if array column contains a value. Returns </w:t>
       </w:r>
       <w:r>
         <w:rPr>
@@ -4419,35 +7209,203 @@
                 <w:szCs w:val="20"/>
                 <w:highlight w:val="white"/>
               </w:rPr>
-              <w:t>from pyspark.sql.functions import array_contains</w:t>
-            </w:r>
-          </w:p>
-          <w:p>
-            <w:pPr>
-              <w:widowControl w:val="0"/>
-              <w:pBdr>
-                <w:top w:val="nil"/>
-                <w:left w:val="nil"/>
-                <w:bottom w:val="nil"/>
-                <w:right w:val="nil"/>
-                <w:between w:val="nil"/>
-              </w:pBdr>
-              <w:spacing w:after="20" w:line="240" w:lineRule="auto"/>
-              <w:rPr>
-                <w:color w:val="4A4A4A"/>
-                <w:sz w:val="20"/>
-                <w:szCs w:val="20"/>
-                <w:highlight w:val="white"/>
-              </w:rPr>
-            </w:pPr>
-            <w:r>
-              <w:rPr>
-                <w:color w:val="4A4A4A"/>
-                <w:sz w:val="20"/>
-                <w:szCs w:val="20"/>
-                <w:highlight w:val="white"/>
-              </w:rPr>
-              <w:t>df.select(df.name,array_contains(df.languagesAtSchool,"Java") .alias("array_contains")).show()</w:t>
+              <w:t xml:space="preserve">from </w:t>
+            </w:r>
+            <w:proofErr w:type="spellStart"/>
+            <w:proofErr w:type="gramStart"/>
+            <w:r>
+              <w:rPr>
+                <w:color w:val="4A4A4A"/>
+                <w:sz w:val="20"/>
+                <w:szCs w:val="20"/>
+                <w:highlight w:val="white"/>
+              </w:rPr>
+              <w:t>pyspark.sql.functions</w:t>
+            </w:r>
+            <w:proofErr w:type="spellEnd"/>
+            <w:proofErr w:type="gramEnd"/>
+            <w:r>
+              <w:rPr>
+                <w:color w:val="4A4A4A"/>
+                <w:sz w:val="20"/>
+                <w:szCs w:val="20"/>
+                <w:highlight w:val="white"/>
+              </w:rPr>
+              <w:t xml:space="preserve"> import </w:t>
+            </w:r>
+            <w:proofErr w:type="spellStart"/>
+            <w:r>
+              <w:rPr>
+                <w:color w:val="4A4A4A"/>
+                <w:sz w:val="20"/>
+                <w:szCs w:val="20"/>
+                <w:highlight w:val="white"/>
+              </w:rPr>
+              <w:t>array_contains</w:t>
+            </w:r>
+            <w:proofErr w:type="spellEnd"/>
+          </w:p>
+          <w:p>
+            <w:pPr>
+              <w:widowControl w:val="0"/>
+              <w:pBdr>
+                <w:top w:val="nil"/>
+                <w:left w:val="nil"/>
+                <w:bottom w:val="nil"/>
+                <w:right w:val="nil"/>
+                <w:between w:val="nil"/>
+              </w:pBdr>
+              <w:spacing w:after="20" w:line="240" w:lineRule="auto"/>
+              <w:rPr>
+                <w:color w:val="4A4A4A"/>
+                <w:sz w:val="20"/>
+                <w:szCs w:val="20"/>
+                <w:highlight w:val="white"/>
+              </w:rPr>
+            </w:pPr>
+            <w:proofErr w:type="spellStart"/>
+            <w:proofErr w:type="gramStart"/>
+            <w:r>
+              <w:rPr>
+                <w:color w:val="4A4A4A"/>
+                <w:sz w:val="20"/>
+                <w:szCs w:val="20"/>
+                <w:highlight w:val="white"/>
+              </w:rPr>
+              <w:t>df.select</w:t>
+            </w:r>
+            <w:proofErr w:type="spellEnd"/>
+            <w:proofErr w:type="gramEnd"/>
+            <w:r>
+              <w:rPr>
+                <w:color w:val="4A4A4A"/>
+                <w:sz w:val="20"/>
+                <w:szCs w:val="20"/>
+                <w:highlight w:val="white"/>
+              </w:rPr>
+              <w:t>(</w:t>
+            </w:r>
+            <w:proofErr w:type="spellStart"/>
+            <w:proofErr w:type="gramStart"/>
+            <w:r>
+              <w:rPr>
+                <w:color w:val="4A4A4A"/>
+                <w:sz w:val="20"/>
+                <w:szCs w:val="20"/>
+                <w:highlight w:val="white"/>
+              </w:rPr>
+              <w:t>df.name,array</w:t>
+            </w:r>
+            <w:proofErr w:type="gramEnd"/>
+            <w:r>
+              <w:rPr>
+                <w:color w:val="4A4A4A"/>
+                <w:sz w:val="20"/>
+                <w:szCs w:val="20"/>
+                <w:highlight w:val="white"/>
+              </w:rPr>
+              <w:t>_contains</w:t>
+            </w:r>
+            <w:proofErr w:type="spellEnd"/>
+            <w:r>
+              <w:rPr>
+                <w:color w:val="4A4A4A"/>
+                <w:sz w:val="20"/>
+                <w:szCs w:val="20"/>
+                <w:highlight w:val="white"/>
+              </w:rPr>
+              <w:t>(</w:t>
+            </w:r>
+            <w:proofErr w:type="gramStart"/>
+            <w:r>
+              <w:rPr>
+                <w:color w:val="4A4A4A"/>
+                <w:sz w:val="20"/>
+                <w:szCs w:val="20"/>
+                <w:highlight w:val="white"/>
+              </w:rPr>
+              <w:t>df.</w:t>
+            </w:r>
+            <w:proofErr w:type="spellStart"/>
+            <w:r>
+              <w:rPr>
+                <w:color w:val="4A4A4A"/>
+                <w:sz w:val="20"/>
+                <w:szCs w:val="20"/>
+                <w:highlight w:val="white"/>
+              </w:rPr>
+              <w:t>languagesAtSchool</w:t>
+            </w:r>
+            <w:proofErr w:type="spellEnd"/>
+            <w:proofErr w:type="gramEnd"/>
+            <w:r>
+              <w:rPr>
+                <w:color w:val="4A4A4A"/>
+                <w:sz w:val="20"/>
+                <w:szCs w:val="20"/>
+                <w:highlight w:val="white"/>
+              </w:rPr>
+              <w:t>,"Java"</w:t>
+            </w:r>
+            <w:proofErr w:type="gramStart"/>
+            <w:r>
+              <w:rPr>
+                <w:color w:val="4A4A4A"/>
+                <w:sz w:val="20"/>
+                <w:szCs w:val="20"/>
+                <w:highlight w:val="white"/>
+              </w:rPr>
+              <w:t>) .alias</w:t>
+            </w:r>
+            <w:proofErr w:type="gramEnd"/>
+            <w:r>
+              <w:rPr>
+                <w:color w:val="4A4A4A"/>
+                <w:sz w:val="20"/>
+                <w:szCs w:val="20"/>
+                <w:highlight w:val="white"/>
+              </w:rPr>
+              <w:t>("</w:t>
+            </w:r>
+            <w:proofErr w:type="spellStart"/>
+            <w:r>
+              <w:rPr>
+                <w:color w:val="4A4A4A"/>
+                <w:sz w:val="20"/>
+                <w:szCs w:val="20"/>
+                <w:highlight w:val="white"/>
+              </w:rPr>
+              <w:t>array_contains</w:t>
+            </w:r>
+            <w:proofErr w:type="spellEnd"/>
+            <w:r>
+              <w:rPr>
+                <w:color w:val="4A4A4A"/>
+                <w:sz w:val="20"/>
+                <w:szCs w:val="20"/>
+                <w:highlight w:val="white"/>
+              </w:rPr>
+              <w:t>")</w:t>
+            </w:r>
+            <w:proofErr w:type="gramStart"/>
+            <w:r>
+              <w:rPr>
+                <w:color w:val="4A4A4A"/>
+                <w:sz w:val="20"/>
+                <w:szCs w:val="20"/>
+                <w:highlight w:val="white"/>
+              </w:rPr>
+              <w:t>).show</w:t>
+            </w:r>
+            <w:proofErr w:type="gramEnd"/>
+            <w:r>
+              <w:rPr>
+                <w:color w:val="4A4A4A"/>
+                <w:sz w:val="20"/>
+                <w:szCs w:val="20"/>
+                <w:highlight w:val="white"/>
+              </w:rPr>
+              <w:t>()</w:t>
             </w:r>
           </w:p>
           <w:p>
@@ -4517,6 +7475,7 @@
       </w:pPr>
       <w:bookmarkStart w:id="12" w:name="_gdcb9x4qv6e2" w:colFirst="0" w:colLast="0"/>
       <w:bookmarkEnd w:id="12"/>
+      <w:proofErr w:type="spellStart"/>
       <w:r>
         <w:rPr>
           <w:b/>
@@ -4525,7 +7484,40 @@
           <w:szCs w:val="20"/>
           <w:highlight w:val="white"/>
         </w:rPr>
-        <w:t>MapType (Dict)</w:t>
+        <w:t>MapType</w:t>
+      </w:r>
+      <w:proofErr w:type="spellEnd"/>
+      <w:r>
+        <w:rPr>
+          <w:b/>
+          <w:color w:val="333333"/>
+          <w:sz w:val="20"/>
+          <w:szCs w:val="20"/>
+          <w:highlight w:val="white"/>
+        </w:rPr>
+        <w:t xml:space="preserve"> (</w:t>
+      </w:r>
+      <w:proofErr w:type="spellStart"/>
+      <w:r>
+        <w:rPr>
+          <w:b/>
+          <w:color w:val="333333"/>
+          <w:sz w:val="20"/>
+          <w:szCs w:val="20"/>
+          <w:highlight w:val="white"/>
+        </w:rPr>
+        <w:t>Dict</w:t>
+      </w:r>
+      <w:proofErr w:type="spellEnd"/>
+      <w:r>
+        <w:rPr>
+          <w:b/>
+          <w:color w:val="333333"/>
+          <w:sz w:val="20"/>
+          <w:szCs w:val="20"/>
+          <w:highlight w:val="white"/>
+        </w:rPr>
+        <w:t>)</w:t>
       </w:r>
     </w:p>
     <w:p>
@@ -4612,35 +7604,192 @@
                 <w:szCs w:val="20"/>
                 <w:highlight w:val="white"/>
               </w:rPr>
-              <w:t>from pyspark.sql.types import StringType, MapType</w:t>
-            </w:r>
-          </w:p>
-          <w:p>
-            <w:pPr>
-              <w:widowControl w:val="0"/>
-              <w:pBdr>
-                <w:top w:val="nil"/>
-                <w:left w:val="nil"/>
-                <w:bottom w:val="nil"/>
-                <w:right w:val="nil"/>
-                <w:between w:val="nil"/>
-              </w:pBdr>
-              <w:spacing w:after="20" w:line="240" w:lineRule="auto"/>
-              <w:rPr>
-                <w:color w:val="4A4A4A"/>
-                <w:sz w:val="20"/>
-                <w:szCs w:val="20"/>
-                <w:highlight w:val="white"/>
-              </w:rPr>
-            </w:pPr>
-            <w:r>
-              <w:rPr>
-                <w:color w:val="4A4A4A"/>
-                <w:sz w:val="20"/>
-                <w:szCs w:val="20"/>
-                <w:highlight w:val="white"/>
-              </w:rPr>
-              <w:t>mapCol = MapType(StringType(),StringType(),False)</w:t>
+              <w:t xml:space="preserve">from </w:t>
+            </w:r>
+            <w:proofErr w:type="spellStart"/>
+            <w:proofErr w:type="gramStart"/>
+            <w:r>
+              <w:rPr>
+                <w:color w:val="4A4A4A"/>
+                <w:sz w:val="20"/>
+                <w:szCs w:val="20"/>
+                <w:highlight w:val="white"/>
+              </w:rPr>
+              <w:t>pyspark.sql.types</w:t>
+            </w:r>
+            <w:proofErr w:type="spellEnd"/>
+            <w:proofErr w:type="gramEnd"/>
+            <w:r>
+              <w:rPr>
+                <w:color w:val="4A4A4A"/>
+                <w:sz w:val="20"/>
+                <w:szCs w:val="20"/>
+                <w:highlight w:val="white"/>
+              </w:rPr>
+              <w:t xml:space="preserve"> import </w:t>
+            </w:r>
+            <w:proofErr w:type="spellStart"/>
+            <w:r>
+              <w:rPr>
+                <w:color w:val="4A4A4A"/>
+                <w:sz w:val="20"/>
+                <w:szCs w:val="20"/>
+                <w:highlight w:val="white"/>
+              </w:rPr>
+              <w:t>StringType</w:t>
+            </w:r>
+            <w:proofErr w:type="spellEnd"/>
+            <w:r>
+              <w:rPr>
+                <w:color w:val="4A4A4A"/>
+                <w:sz w:val="20"/>
+                <w:szCs w:val="20"/>
+                <w:highlight w:val="white"/>
+              </w:rPr>
+              <w:t xml:space="preserve">, </w:t>
+            </w:r>
+            <w:proofErr w:type="spellStart"/>
+            <w:r>
+              <w:rPr>
+                <w:color w:val="4A4A4A"/>
+                <w:sz w:val="20"/>
+                <w:szCs w:val="20"/>
+                <w:highlight w:val="white"/>
+              </w:rPr>
+              <w:t>MapType</w:t>
+            </w:r>
+            <w:proofErr w:type="spellEnd"/>
+          </w:p>
+          <w:p>
+            <w:pPr>
+              <w:widowControl w:val="0"/>
+              <w:pBdr>
+                <w:top w:val="nil"/>
+                <w:left w:val="nil"/>
+                <w:bottom w:val="nil"/>
+                <w:right w:val="nil"/>
+                <w:between w:val="nil"/>
+              </w:pBdr>
+              <w:spacing w:after="20" w:line="240" w:lineRule="auto"/>
+              <w:rPr>
+                <w:color w:val="4A4A4A"/>
+                <w:sz w:val="20"/>
+                <w:szCs w:val="20"/>
+                <w:highlight w:val="white"/>
+              </w:rPr>
+            </w:pPr>
+            <w:proofErr w:type="spellStart"/>
+            <w:r>
+              <w:rPr>
+                <w:color w:val="4A4A4A"/>
+                <w:sz w:val="20"/>
+                <w:szCs w:val="20"/>
+                <w:highlight w:val="white"/>
+              </w:rPr>
+              <w:t>mapCol</w:t>
+            </w:r>
+            <w:proofErr w:type="spellEnd"/>
+            <w:r>
+              <w:rPr>
+                <w:color w:val="4A4A4A"/>
+                <w:sz w:val="20"/>
+                <w:szCs w:val="20"/>
+                <w:highlight w:val="white"/>
+              </w:rPr>
+              <w:t xml:space="preserve"> = </w:t>
+            </w:r>
+            <w:proofErr w:type="spellStart"/>
+            <w:proofErr w:type="gramStart"/>
+            <w:r>
+              <w:rPr>
+                <w:color w:val="4A4A4A"/>
+                <w:sz w:val="20"/>
+                <w:szCs w:val="20"/>
+                <w:highlight w:val="white"/>
+              </w:rPr>
+              <w:t>MapType</w:t>
+            </w:r>
+            <w:proofErr w:type="spellEnd"/>
+            <w:r>
+              <w:rPr>
+                <w:color w:val="4A4A4A"/>
+                <w:sz w:val="20"/>
+                <w:szCs w:val="20"/>
+                <w:highlight w:val="white"/>
+              </w:rPr>
+              <w:t>(</w:t>
+            </w:r>
+            <w:proofErr w:type="spellStart"/>
+            <w:proofErr w:type="gramEnd"/>
+            <w:r>
+              <w:rPr>
+                <w:color w:val="4A4A4A"/>
+                <w:sz w:val="20"/>
+                <w:szCs w:val="20"/>
+                <w:highlight w:val="white"/>
+              </w:rPr>
+              <w:t>StringType</w:t>
+            </w:r>
+            <w:proofErr w:type="spellEnd"/>
+            <w:r>
+              <w:rPr>
+                <w:color w:val="4A4A4A"/>
+                <w:sz w:val="20"/>
+                <w:szCs w:val="20"/>
+                <w:highlight w:val="white"/>
+              </w:rPr>
+              <w:t>(</w:t>
+            </w:r>
+            <w:proofErr w:type="gramStart"/>
+            <w:r>
+              <w:rPr>
+                <w:color w:val="4A4A4A"/>
+                <w:sz w:val="20"/>
+                <w:szCs w:val="20"/>
+                <w:highlight w:val="white"/>
+              </w:rPr>
+              <w:t>),</w:t>
+            </w:r>
+            <w:proofErr w:type="spellStart"/>
+            <w:r>
+              <w:rPr>
+                <w:color w:val="4A4A4A"/>
+                <w:sz w:val="20"/>
+                <w:szCs w:val="20"/>
+                <w:highlight w:val="white"/>
+              </w:rPr>
+              <w:t>StringType</w:t>
+            </w:r>
+            <w:proofErr w:type="spellEnd"/>
+            <w:proofErr w:type="gramEnd"/>
+            <w:r>
+              <w:rPr>
+                <w:color w:val="4A4A4A"/>
+                <w:sz w:val="20"/>
+                <w:szCs w:val="20"/>
+                <w:highlight w:val="white"/>
+              </w:rPr>
+              <w:t>(</w:t>
+            </w:r>
+            <w:proofErr w:type="gramStart"/>
+            <w:r>
+              <w:rPr>
+                <w:color w:val="4A4A4A"/>
+                <w:sz w:val="20"/>
+                <w:szCs w:val="20"/>
+                <w:highlight w:val="white"/>
+              </w:rPr>
+              <w:t>),False</w:t>
+            </w:r>
+            <w:proofErr w:type="gramEnd"/>
+            <w:r>
+              <w:rPr>
+                <w:color w:val="4A4A4A"/>
+                <w:sz w:val="20"/>
+                <w:szCs w:val="20"/>
+                <w:highlight w:val="white"/>
+              </w:rPr>
+              <w:t>)</w:t>
             </w:r>
           </w:p>
           <w:p>
@@ -4708,14 +7857,25 @@
           <w:highlight w:val="white"/>
         </w:rPr>
       </w:pPr>
-      <w:r>
-        <w:rPr>
-          <w:color w:val="4A4A4A"/>
-          <w:sz w:val="20"/>
-          <w:szCs w:val="20"/>
-          <w:highlight w:val="white"/>
-        </w:rPr>
-        <w:t>MapType Key Points:</w:t>
+      <w:proofErr w:type="spellStart"/>
+      <w:r>
+        <w:rPr>
+          <w:color w:val="4A4A4A"/>
+          <w:sz w:val="20"/>
+          <w:szCs w:val="20"/>
+          <w:highlight w:val="white"/>
+        </w:rPr>
+        <w:t>MapType</w:t>
+      </w:r>
+      <w:proofErr w:type="spellEnd"/>
+      <w:r>
+        <w:rPr>
+          <w:color w:val="4A4A4A"/>
+          <w:sz w:val="20"/>
+          <w:szCs w:val="20"/>
+          <w:highlight w:val="white"/>
+        </w:rPr>
+        <w:t xml:space="preserve"> Key Points:</w:t>
       </w:r>
     </w:p>
     <w:p>
@@ -4742,6 +7902,7 @@
         </w:rPr>
         <w:t xml:space="preserve">The First param </w:t>
       </w:r>
+      <w:proofErr w:type="spellStart"/>
       <w:r>
         <w:rPr>
           <w:rFonts w:ascii="Courier New" w:eastAsia="Courier New" w:hAnsi="Courier New" w:cs="Courier New"/>
@@ -4751,6 +7912,7 @@
         </w:rPr>
         <w:t>keyType</w:t>
       </w:r>
+      <w:proofErr w:type="spellEnd"/>
       <w:r>
         <w:rPr>
           <w:color w:val="4A4A4A"/>
@@ -4785,6 +7947,7 @@
         </w:rPr>
         <w:t xml:space="preserve">The Second param </w:t>
       </w:r>
+      <w:proofErr w:type="spellStart"/>
       <w:r>
         <w:rPr>
           <w:rFonts w:ascii="Courier New" w:eastAsia="Courier New" w:hAnsi="Courier New" w:cs="Courier New"/>
@@ -4794,6 +7957,7 @@
         </w:rPr>
         <w:t>valueType</w:t>
       </w:r>
+      <w:proofErr w:type="spellEnd"/>
       <w:r>
         <w:rPr>
           <w:color w:val="4A4A4A"/>
@@ -4828,6 +7992,7 @@
         </w:rPr>
         <w:t xml:space="preserve">Third parm </w:t>
       </w:r>
+      <w:proofErr w:type="spellStart"/>
       <w:r>
         <w:rPr>
           <w:rFonts w:ascii="Courier New" w:eastAsia="Courier New" w:hAnsi="Courier New" w:cs="Courier New"/>
@@ -4837,14 +8002,35 @@
         </w:rPr>
         <w:t>valueContainsNull</w:t>
       </w:r>
-      <w:r>
-        <w:rPr>
-          <w:color w:val="4A4A4A"/>
-          <w:sz w:val="20"/>
-          <w:szCs w:val="20"/>
-          <w:highlight w:val="white"/>
-        </w:rPr>
-        <w:t xml:space="preserve"> is an optional boolean type that is used to specify if the value of the second param can accept </w:t>
+      <w:proofErr w:type="spellEnd"/>
+      <w:r>
+        <w:rPr>
+          <w:color w:val="4A4A4A"/>
+          <w:sz w:val="20"/>
+          <w:szCs w:val="20"/>
+          <w:highlight w:val="white"/>
+        </w:rPr>
+        <w:t xml:space="preserve"> is an optional </w:t>
+      </w:r>
+      <w:proofErr w:type="spellStart"/>
+      <w:r>
+        <w:rPr>
+          <w:color w:val="4A4A4A"/>
+          <w:sz w:val="20"/>
+          <w:szCs w:val="20"/>
+          <w:highlight w:val="white"/>
+        </w:rPr>
+        <w:t>boolean</w:t>
+      </w:r>
+      <w:proofErr w:type="spellEnd"/>
+      <w:r>
+        <w:rPr>
+          <w:color w:val="4A4A4A"/>
+          <w:sz w:val="20"/>
+          <w:szCs w:val="20"/>
+          <w:highlight w:val="white"/>
+        </w:rPr>
+        <w:t xml:space="preserve"> type that is used to specify if the value of the second param can accept </w:t>
       </w:r>
       <w:r>
         <w:rPr>
@@ -4853,8 +8039,19 @@
           <w:szCs w:val="20"/>
           <w:shd w:val="clear" w:color="auto" w:fill="E3E3E4"/>
         </w:rPr>
-        <w:t>Null/None</w:t>
-      </w:r>
+        <w:t>Null/</w:t>
+      </w:r>
+      <w:proofErr w:type="gramStart"/>
+      <w:r>
+        <w:rPr>
+          <w:rFonts w:ascii="Courier New" w:eastAsia="Courier New" w:hAnsi="Courier New" w:cs="Courier New"/>
+          <w:sz w:val="20"/>
+          <w:szCs w:val="20"/>
+          <w:shd w:val="clear" w:color="auto" w:fill="E3E3E4"/>
+        </w:rPr>
+        <w:t>None</w:t>
+      </w:r>
+      <w:proofErr w:type="gramEnd"/>
       <w:r>
         <w:rPr>
           <w:color w:val="4A4A4A"/>
@@ -4923,15 +8120,27 @@
           <w:highlight w:val="white"/>
         </w:rPr>
       </w:pPr>
-      <w:r>
-        <w:rPr>
-          <w:color w:val="4A4A4A"/>
-          <w:sz w:val="20"/>
-          <w:szCs w:val="20"/>
-          <w:highlight w:val="white"/>
-        </w:rPr>
-        <w:t xml:space="preserve">PySpark provides several SQL functions to work with </w:t>
-      </w:r>
+      <w:proofErr w:type="spellStart"/>
+      <w:r>
+        <w:rPr>
+          <w:color w:val="4A4A4A"/>
+          <w:sz w:val="20"/>
+          <w:szCs w:val="20"/>
+          <w:highlight w:val="white"/>
+        </w:rPr>
+        <w:t>PySpark</w:t>
+      </w:r>
+      <w:proofErr w:type="spellEnd"/>
+      <w:r>
+        <w:rPr>
+          <w:color w:val="4A4A4A"/>
+          <w:sz w:val="20"/>
+          <w:szCs w:val="20"/>
+          <w:highlight w:val="white"/>
+        </w:rPr>
+        <w:t xml:space="preserve"> provides several SQL functions to work with </w:t>
+      </w:r>
+      <w:proofErr w:type="spellStart"/>
       <w:r>
         <w:rPr>
           <w:rFonts w:ascii="Courier New" w:eastAsia="Courier New" w:hAnsi="Courier New" w:cs="Courier New"/>
@@ -4941,6 +8150,7 @@
         </w:rPr>
         <w:t>MapType</w:t>
       </w:r>
+      <w:proofErr w:type="spellEnd"/>
       <w:r>
         <w:rPr>
           <w:color w:val="4A4A4A"/>
@@ -4977,7 +8187,51 @@
           <w:szCs w:val="20"/>
           <w:highlight w:val="white"/>
         </w:rPr>
-        <w:t>Create MapType From StructType</w:t>
+        <w:t xml:space="preserve">Create </w:t>
+      </w:r>
+      <w:proofErr w:type="spellStart"/>
+      <w:r>
+        <w:rPr>
+          <w:b/>
+          <w:color w:val="333333"/>
+          <w:sz w:val="20"/>
+          <w:szCs w:val="20"/>
+          <w:highlight w:val="white"/>
+        </w:rPr>
+        <w:t>MapType</w:t>
+      </w:r>
+      <w:proofErr w:type="spellEnd"/>
+      <w:r>
+        <w:rPr>
+          <w:b/>
+          <w:color w:val="333333"/>
+          <w:sz w:val="20"/>
+          <w:szCs w:val="20"/>
+          <w:highlight w:val="white"/>
+        </w:rPr>
+        <w:t xml:space="preserve"> </w:t>
+      </w:r>
+      <w:proofErr w:type="gramStart"/>
+      <w:r>
+        <w:rPr>
+          <w:b/>
+          <w:color w:val="333333"/>
+          <w:sz w:val="20"/>
+          <w:szCs w:val="20"/>
+          <w:highlight w:val="white"/>
+        </w:rPr>
+        <w:t>From</w:t>
+      </w:r>
+      <w:proofErr w:type="gramEnd"/>
+      <w:r>
+        <w:rPr>
+          <w:b/>
+          <w:color w:val="333333"/>
+          <w:sz w:val="20"/>
+          <w:szCs w:val="20"/>
+          <w:highlight w:val="white"/>
+        </w:rPr>
+        <w:t xml:space="preserve"> StructType</w:t>
       </w:r>
     </w:p>
     <w:p>
@@ -5064,91 +8318,370 @@
                 <w:szCs w:val="20"/>
                 <w:highlight w:val="white"/>
               </w:rPr>
-              <w:t>from pyspark.sql.types import StructField, StructType, StringType, MapType</w:t>
-            </w:r>
-          </w:p>
-          <w:p>
-            <w:pPr>
-              <w:widowControl w:val="0"/>
-              <w:pBdr>
-                <w:top w:val="nil"/>
-                <w:left w:val="nil"/>
-                <w:bottom w:val="nil"/>
-                <w:right w:val="nil"/>
-                <w:between w:val="nil"/>
-              </w:pBdr>
-              <w:spacing w:after="20" w:line="240" w:lineRule="auto"/>
-              <w:rPr>
-                <w:color w:val="4A4A4A"/>
-                <w:sz w:val="20"/>
-                <w:szCs w:val="20"/>
-                <w:highlight w:val="white"/>
-              </w:rPr>
-            </w:pPr>
-            <w:r>
-              <w:rPr>
-                <w:color w:val="4A4A4A"/>
-                <w:sz w:val="20"/>
-                <w:szCs w:val="20"/>
-                <w:highlight w:val="white"/>
-              </w:rPr>
-              <w:t>schema = StructType([</w:t>
-            </w:r>
-          </w:p>
-          <w:p>
-            <w:pPr>
-              <w:widowControl w:val="0"/>
-              <w:pBdr>
-                <w:top w:val="nil"/>
-                <w:left w:val="nil"/>
-                <w:bottom w:val="nil"/>
-                <w:right w:val="nil"/>
-                <w:between w:val="nil"/>
-              </w:pBdr>
-              <w:spacing w:after="20" w:line="240" w:lineRule="auto"/>
-              <w:rPr>
-                <w:color w:val="4A4A4A"/>
-                <w:sz w:val="20"/>
-                <w:szCs w:val="20"/>
-                <w:highlight w:val="white"/>
-              </w:rPr>
-            </w:pPr>
-            <w:r>
-              <w:rPr>
-                <w:color w:val="4A4A4A"/>
-                <w:sz w:val="20"/>
-                <w:szCs w:val="20"/>
-                <w:highlight w:val="white"/>
-              </w:rPr>
-              <w:t xml:space="preserve">    StructField('name', StringType(), True),</w:t>
-            </w:r>
-          </w:p>
-          <w:p>
-            <w:pPr>
-              <w:widowControl w:val="0"/>
-              <w:pBdr>
-                <w:top w:val="nil"/>
-                <w:left w:val="nil"/>
-                <w:bottom w:val="nil"/>
-                <w:right w:val="nil"/>
-                <w:between w:val="nil"/>
-              </w:pBdr>
-              <w:spacing w:after="20" w:line="240" w:lineRule="auto"/>
-              <w:rPr>
-                <w:color w:val="4A4A4A"/>
-                <w:sz w:val="20"/>
-                <w:szCs w:val="20"/>
-                <w:highlight w:val="white"/>
-              </w:rPr>
-            </w:pPr>
-            <w:r>
-              <w:rPr>
-                <w:color w:val="4A4A4A"/>
-                <w:sz w:val="20"/>
-                <w:szCs w:val="20"/>
-                <w:highlight w:val="white"/>
-              </w:rPr>
-              <w:t xml:space="preserve">    StructField('properties', MapType(StringType(),StringType()),True)</w:t>
+              <w:t xml:space="preserve">from </w:t>
+            </w:r>
+            <w:proofErr w:type="spellStart"/>
+            <w:proofErr w:type="gramStart"/>
+            <w:r>
+              <w:rPr>
+                <w:color w:val="4A4A4A"/>
+                <w:sz w:val="20"/>
+                <w:szCs w:val="20"/>
+                <w:highlight w:val="white"/>
+              </w:rPr>
+              <w:t>pyspark.sql.types</w:t>
+            </w:r>
+            <w:proofErr w:type="spellEnd"/>
+            <w:proofErr w:type="gramEnd"/>
+            <w:r>
+              <w:rPr>
+                <w:color w:val="4A4A4A"/>
+                <w:sz w:val="20"/>
+                <w:szCs w:val="20"/>
+                <w:highlight w:val="white"/>
+              </w:rPr>
+              <w:t xml:space="preserve"> import </w:t>
+            </w:r>
+            <w:proofErr w:type="spellStart"/>
+            <w:r>
+              <w:rPr>
+                <w:color w:val="4A4A4A"/>
+                <w:sz w:val="20"/>
+                <w:szCs w:val="20"/>
+                <w:highlight w:val="white"/>
+              </w:rPr>
+              <w:t>StructField</w:t>
+            </w:r>
+            <w:proofErr w:type="spellEnd"/>
+            <w:r>
+              <w:rPr>
+                <w:color w:val="4A4A4A"/>
+                <w:sz w:val="20"/>
+                <w:szCs w:val="20"/>
+                <w:highlight w:val="white"/>
+              </w:rPr>
+              <w:t xml:space="preserve">, StructType, </w:t>
+            </w:r>
+            <w:proofErr w:type="spellStart"/>
+            <w:r>
+              <w:rPr>
+                <w:color w:val="4A4A4A"/>
+                <w:sz w:val="20"/>
+                <w:szCs w:val="20"/>
+                <w:highlight w:val="white"/>
+              </w:rPr>
+              <w:t>StringType</w:t>
+            </w:r>
+            <w:proofErr w:type="spellEnd"/>
+            <w:r>
+              <w:rPr>
+                <w:color w:val="4A4A4A"/>
+                <w:sz w:val="20"/>
+                <w:szCs w:val="20"/>
+                <w:highlight w:val="white"/>
+              </w:rPr>
+              <w:t xml:space="preserve">, </w:t>
+            </w:r>
+            <w:proofErr w:type="spellStart"/>
+            <w:r>
+              <w:rPr>
+                <w:color w:val="4A4A4A"/>
+                <w:sz w:val="20"/>
+                <w:szCs w:val="20"/>
+                <w:highlight w:val="white"/>
+              </w:rPr>
+              <w:t>MapType</w:t>
+            </w:r>
+            <w:proofErr w:type="spellEnd"/>
+          </w:p>
+          <w:p>
+            <w:pPr>
+              <w:widowControl w:val="0"/>
+              <w:pBdr>
+                <w:top w:val="nil"/>
+                <w:left w:val="nil"/>
+                <w:bottom w:val="nil"/>
+                <w:right w:val="nil"/>
+                <w:between w:val="nil"/>
+              </w:pBdr>
+              <w:spacing w:after="20" w:line="240" w:lineRule="auto"/>
+              <w:rPr>
+                <w:color w:val="4A4A4A"/>
+                <w:sz w:val="20"/>
+                <w:szCs w:val="20"/>
+                <w:highlight w:val="white"/>
+              </w:rPr>
+            </w:pPr>
+            <w:r>
+              <w:rPr>
+                <w:color w:val="4A4A4A"/>
+                <w:sz w:val="20"/>
+                <w:szCs w:val="20"/>
+                <w:highlight w:val="white"/>
+              </w:rPr>
+              <w:t xml:space="preserve">schema = </w:t>
+            </w:r>
+            <w:proofErr w:type="gramStart"/>
+            <w:r>
+              <w:rPr>
+                <w:color w:val="4A4A4A"/>
+                <w:sz w:val="20"/>
+                <w:szCs w:val="20"/>
+                <w:highlight w:val="white"/>
+              </w:rPr>
+              <w:t>StructType(</w:t>
+            </w:r>
+            <w:proofErr w:type="gramEnd"/>
+            <w:r>
+              <w:rPr>
+                <w:color w:val="4A4A4A"/>
+                <w:sz w:val="20"/>
+                <w:szCs w:val="20"/>
+                <w:highlight w:val="white"/>
+              </w:rPr>
+              <w:t>[</w:t>
+            </w:r>
+          </w:p>
+          <w:p>
+            <w:pPr>
+              <w:widowControl w:val="0"/>
+              <w:pBdr>
+                <w:top w:val="nil"/>
+                <w:left w:val="nil"/>
+                <w:bottom w:val="nil"/>
+                <w:right w:val="nil"/>
+                <w:between w:val="nil"/>
+              </w:pBdr>
+              <w:spacing w:after="20" w:line="240" w:lineRule="auto"/>
+              <w:rPr>
+                <w:color w:val="4A4A4A"/>
+                <w:sz w:val="20"/>
+                <w:szCs w:val="20"/>
+                <w:highlight w:val="white"/>
+              </w:rPr>
+            </w:pPr>
+            <w:r>
+              <w:rPr>
+                <w:color w:val="4A4A4A"/>
+                <w:sz w:val="20"/>
+                <w:szCs w:val="20"/>
+                <w:highlight w:val="white"/>
+              </w:rPr>
+              <w:t xml:space="preserve">    </w:t>
+            </w:r>
+            <w:proofErr w:type="spellStart"/>
+            <w:proofErr w:type="gramStart"/>
+            <w:r>
+              <w:rPr>
+                <w:color w:val="4A4A4A"/>
+                <w:sz w:val="20"/>
+                <w:szCs w:val="20"/>
+                <w:highlight w:val="white"/>
+              </w:rPr>
+              <w:t>StructField</w:t>
+            </w:r>
+            <w:proofErr w:type="spellEnd"/>
+            <w:r>
+              <w:rPr>
+                <w:color w:val="4A4A4A"/>
+                <w:sz w:val="20"/>
+                <w:szCs w:val="20"/>
+                <w:highlight w:val="white"/>
+              </w:rPr>
+              <w:t>(</w:t>
+            </w:r>
+            <w:proofErr w:type="gramEnd"/>
+            <w:r>
+              <w:rPr>
+                <w:color w:val="4A4A4A"/>
+                <w:sz w:val="20"/>
+                <w:szCs w:val="20"/>
+                <w:highlight w:val="white"/>
+              </w:rPr>
+              <w:t xml:space="preserve">'name', </w:t>
+            </w:r>
+            <w:proofErr w:type="spellStart"/>
+            <w:proofErr w:type="gramStart"/>
+            <w:r>
+              <w:rPr>
+                <w:color w:val="4A4A4A"/>
+                <w:sz w:val="20"/>
+                <w:szCs w:val="20"/>
+                <w:highlight w:val="white"/>
+              </w:rPr>
+              <w:t>StringType</w:t>
+            </w:r>
+            <w:proofErr w:type="spellEnd"/>
+            <w:r>
+              <w:rPr>
+                <w:color w:val="4A4A4A"/>
+                <w:sz w:val="20"/>
+                <w:szCs w:val="20"/>
+                <w:highlight w:val="white"/>
+              </w:rPr>
+              <w:t>(</w:t>
+            </w:r>
+            <w:proofErr w:type="gramEnd"/>
+            <w:r>
+              <w:rPr>
+                <w:color w:val="4A4A4A"/>
+                <w:sz w:val="20"/>
+                <w:szCs w:val="20"/>
+                <w:highlight w:val="white"/>
+              </w:rPr>
+              <w:t>), True),</w:t>
+            </w:r>
+          </w:p>
+          <w:p>
+            <w:pPr>
+              <w:widowControl w:val="0"/>
+              <w:pBdr>
+                <w:top w:val="nil"/>
+                <w:left w:val="nil"/>
+                <w:bottom w:val="nil"/>
+                <w:right w:val="nil"/>
+                <w:between w:val="nil"/>
+              </w:pBdr>
+              <w:spacing w:after="20" w:line="240" w:lineRule="auto"/>
+              <w:rPr>
+                <w:color w:val="4A4A4A"/>
+                <w:sz w:val="20"/>
+                <w:szCs w:val="20"/>
+                <w:highlight w:val="white"/>
+              </w:rPr>
+            </w:pPr>
+            <w:r>
+              <w:rPr>
+                <w:color w:val="4A4A4A"/>
+                <w:sz w:val="20"/>
+                <w:szCs w:val="20"/>
+                <w:highlight w:val="white"/>
+              </w:rPr>
+              <w:t xml:space="preserve">    </w:t>
+            </w:r>
+            <w:proofErr w:type="spellStart"/>
+            <w:proofErr w:type="gramStart"/>
+            <w:r>
+              <w:rPr>
+                <w:color w:val="4A4A4A"/>
+                <w:sz w:val="20"/>
+                <w:szCs w:val="20"/>
+                <w:highlight w:val="white"/>
+              </w:rPr>
+              <w:t>StructField</w:t>
+            </w:r>
+            <w:proofErr w:type="spellEnd"/>
+            <w:r>
+              <w:rPr>
+                <w:color w:val="4A4A4A"/>
+                <w:sz w:val="20"/>
+                <w:szCs w:val="20"/>
+                <w:highlight w:val="white"/>
+              </w:rPr>
+              <w:t>(</w:t>
+            </w:r>
+            <w:proofErr w:type="gramEnd"/>
+            <w:r>
+              <w:rPr>
+                <w:color w:val="4A4A4A"/>
+                <w:sz w:val="20"/>
+                <w:szCs w:val="20"/>
+                <w:highlight w:val="white"/>
+              </w:rPr>
+              <w:t xml:space="preserve">'properties', </w:t>
+            </w:r>
+            <w:proofErr w:type="spellStart"/>
+            <w:proofErr w:type="gramStart"/>
+            <w:r>
+              <w:rPr>
+                <w:color w:val="4A4A4A"/>
+                <w:sz w:val="20"/>
+                <w:szCs w:val="20"/>
+                <w:highlight w:val="white"/>
+              </w:rPr>
+              <w:t>MapType</w:t>
+            </w:r>
+            <w:proofErr w:type="spellEnd"/>
+            <w:r>
+              <w:rPr>
+                <w:color w:val="4A4A4A"/>
+                <w:sz w:val="20"/>
+                <w:szCs w:val="20"/>
+                <w:highlight w:val="white"/>
+              </w:rPr>
+              <w:t>(</w:t>
+            </w:r>
+            <w:proofErr w:type="spellStart"/>
+            <w:proofErr w:type="gramEnd"/>
+            <w:r>
+              <w:rPr>
+                <w:color w:val="4A4A4A"/>
+                <w:sz w:val="20"/>
+                <w:szCs w:val="20"/>
+                <w:highlight w:val="white"/>
+              </w:rPr>
+              <w:t>StringType</w:t>
+            </w:r>
+            <w:proofErr w:type="spellEnd"/>
+            <w:r>
+              <w:rPr>
+                <w:color w:val="4A4A4A"/>
+                <w:sz w:val="20"/>
+                <w:szCs w:val="20"/>
+                <w:highlight w:val="white"/>
+              </w:rPr>
+              <w:t>(</w:t>
+            </w:r>
+            <w:proofErr w:type="gramStart"/>
+            <w:r>
+              <w:rPr>
+                <w:color w:val="4A4A4A"/>
+                <w:sz w:val="20"/>
+                <w:szCs w:val="20"/>
+                <w:highlight w:val="white"/>
+              </w:rPr>
+              <w:t>),</w:t>
+            </w:r>
+            <w:proofErr w:type="spellStart"/>
+            <w:r>
+              <w:rPr>
+                <w:color w:val="4A4A4A"/>
+                <w:sz w:val="20"/>
+                <w:szCs w:val="20"/>
+                <w:highlight w:val="white"/>
+              </w:rPr>
+              <w:t>StringType</w:t>
+            </w:r>
+            <w:proofErr w:type="spellEnd"/>
+            <w:proofErr w:type="gramEnd"/>
+            <w:r>
+              <w:rPr>
+                <w:color w:val="4A4A4A"/>
+                <w:sz w:val="20"/>
+                <w:szCs w:val="20"/>
+                <w:highlight w:val="white"/>
+              </w:rPr>
+              <w:t>()</w:t>
+            </w:r>
+            <w:proofErr w:type="gramStart"/>
+            <w:r>
+              <w:rPr>
+                <w:color w:val="4A4A4A"/>
+                <w:sz w:val="20"/>
+                <w:szCs w:val="20"/>
+                <w:highlight w:val="white"/>
+              </w:rPr>
+              <w:t>),True</w:t>
+            </w:r>
+            <w:proofErr w:type="gramEnd"/>
+            <w:r>
+              <w:rPr>
+                <w:color w:val="4A4A4A"/>
+                <w:sz w:val="20"/>
+                <w:szCs w:val="20"/>
+                <w:highlight w:val="white"/>
+              </w:rPr>
+              <w:t>)</w:t>
             </w:r>
           </w:p>
           <w:p>
@@ -5328,154 +8861,376 @@
                 <w:highlight w:val="white"/>
               </w:rPr>
             </w:pPr>
-            <w:r>
-              <w:rPr>
-                <w:color w:val="4A4A4A"/>
-                <w:sz w:val="20"/>
-                <w:szCs w:val="20"/>
-                <w:highlight w:val="white"/>
-              </w:rPr>
-              <w:t>dataDictionary = [</w:t>
-            </w:r>
-          </w:p>
-          <w:p>
-            <w:pPr>
-              <w:widowControl w:val="0"/>
-              <w:pBdr>
-                <w:top w:val="nil"/>
-                <w:left w:val="nil"/>
-                <w:bottom w:val="nil"/>
-                <w:right w:val="nil"/>
-                <w:between w:val="nil"/>
-              </w:pBdr>
-              <w:spacing w:after="20" w:line="240" w:lineRule="auto"/>
-              <w:rPr>
-                <w:color w:val="4A4A4A"/>
-                <w:sz w:val="20"/>
-                <w:szCs w:val="20"/>
-                <w:highlight w:val="white"/>
-              </w:rPr>
-            </w:pPr>
-            <w:r>
-              <w:rPr>
-                <w:color w:val="4A4A4A"/>
-                <w:sz w:val="20"/>
-                <w:szCs w:val="20"/>
-                <w:highlight w:val="white"/>
-              </w:rPr>
-              <w:t xml:space="preserve">        ('James',{'hair':'black','eye':'brown'}),</w:t>
-            </w:r>
-          </w:p>
-          <w:p>
-            <w:pPr>
-              <w:widowControl w:val="0"/>
-              <w:pBdr>
-                <w:top w:val="nil"/>
-                <w:left w:val="nil"/>
-                <w:bottom w:val="nil"/>
-                <w:right w:val="nil"/>
-                <w:between w:val="nil"/>
-              </w:pBdr>
-              <w:spacing w:after="20" w:line="240" w:lineRule="auto"/>
-              <w:rPr>
-                <w:color w:val="4A4A4A"/>
-                <w:sz w:val="20"/>
-                <w:szCs w:val="20"/>
-                <w:highlight w:val="white"/>
-              </w:rPr>
-            </w:pPr>
-            <w:r>
-              <w:rPr>
-                <w:color w:val="4A4A4A"/>
-                <w:sz w:val="20"/>
-                <w:szCs w:val="20"/>
-                <w:highlight w:val="white"/>
-              </w:rPr>
-              <w:t xml:space="preserve">        ('Michael',{'hair':'brown','eye':None}),</w:t>
-            </w:r>
-          </w:p>
-          <w:p>
-            <w:pPr>
-              <w:widowControl w:val="0"/>
-              <w:pBdr>
-                <w:top w:val="nil"/>
-                <w:left w:val="nil"/>
-                <w:bottom w:val="nil"/>
-                <w:right w:val="nil"/>
-                <w:between w:val="nil"/>
-              </w:pBdr>
-              <w:spacing w:after="20" w:line="240" w:lineRule="auto"/>
-              <w:rPr>
-                <w:color w:val="4A4A4A"/>
-                <w:sz w:val="20"/>
-                <w:szCs w:val="20"/>
-                <w:highlight w:val="white"/>
-              </w:rPr>
-            </w:pPr>
-            <w:r>
-              <w:rPr>
-                <w:color w:val="4A4A4A"/>
-                <w:sz w:val="20"/>
-                <w:szCs w:val="20"/>
-                <w:highlight w:val="white"/>
-              </w:rPr>
-              <w:t xml:space="preserve">        ('Robert',{'hair':'red','eye':'black'}),</w:t>
-            </w:r>
-          </w:p>
-          <w:p>
-            <w:pPr>
-              <w:widowControl w:val="0"/>
-              <w:pBdr>
-                <w:top w:val="nil"/>
-                <w:left w:val="nil"/>
-                <w:bottom w:val="nil"/>
-                <w:right w:val="nil"/>
-                <w:between w:val="nil"/>
-              </w:pBdr>
-              <w:spacing w:after="20" w:line="240" w:lineRule="auto"/>
-              <w:rPr>
-                <w:color w:val="4A4A4A"/>
-                <w:sz w:val="20"/>
-                <w:szCs w:val="20"/>
-                <w:highlight w:val="white"/>
-              </w:rPr>
-            </w:pPr>
-            <w:r>
-              <w:rPr>
-                <w:color w:val="4A4A4A"/>
-                <w:sz w:val="20"/>
-                <w:szCs w:val="20"/>
-                <w:highlight w:val="white"/>
-              </w:rPr>
-              <w:t xml:space="preserve">        ('Washington',{'hair':'grey','eye':'grey'}),</w:t>
-            </w:r>
-          </w:p>
-          <w:p>
-            <w:pPr>
-              <w:widowControl w:val="0"/>
-              <w:pBdr>
-                <w:top w:val="nil"/>
-                <w:left w:val="nil"/>
-                <w:bottom w:val="nil"/>
-                <w:right w:val="nil"/>
-                <w:between w:val="nil"/>
-              </w:pBdr>
-              <w:spacing w:after="20" w:line="240" w:lineRule="auto"/>
-              <w:rPr>
-                <w:color w:val="4A4A4A"/>
-                <w:sz w:val="20"/>
-                <w:szCs w:val="20"/>
-                <w:highlight w:val="white"/>
-              </w:rPr>
-            </w:pPr>
-            <w:r>
-              <w:rPr>
-                <w:color w:val="4A4A4A"/>
-                <w:sz w:val="20"/>
-                <w:szCs w:val="20"/>
-                <w:highlight w:val="white"/>
-              </w:rPr>
-              <w:t xml:space="preserve">        ('Jefferson',{'hair':'brown','eye':''})</w:t>
+            <w:proofErr w:type="spellStart"/>
+            <w:r>
+              <w:rPr>
+                <w:color w:val="4A4A4A"/>
+                <w:sz w:val="20"/>
+                <w:szCs w:val="20"/>
+                <w:highlight w:val="white"/>
+              </w:rPr>
+              <w:t>dataDictionary</w:t>
+            </w:r>
+            <w:proofErr w:type="spellEnd"/>
+            <w:r>
+              <w:rPr>
+                <w:color w:val="4A4A4A"/>
+                <w:sz w:val="20"/>
+                <w:szCs w:val="20"/>
+                <w:highlight w:val="white"/>
+              </w:rPr>
+              <w:t xml:space="preserve"> = [</w:t>
+            </w:r>
+          </w:p>
+          <w:p>
+            <w:pPr>
+              <w:widowControl w:val="0"/>
+              <w:pBdr>
+                <w:top w:val="nil"/>
+                <w:left w:val="nil"/>
+                <w:bottom w:val="nil"/>
+                <w:right w:val="nil"/>
+                <w:between w:val="nil"/>
+              </w:pBdr>
+              <w:spacing w:after="20" w:line="240" w:lineRule="auto"/>
+              <w:rPr>
+                <w:color w:val="4A4A4A"/>
+                <w:sz w:val="20"/>
+                <w:szCs w:val="20"/>
+                <w:highlight w:val="white"/>
+              </w:rPr>
+            </w:pPr>
+            <w:r>
+              <w:rPr>
+                <w:color w:val="4A4A4A"/>
+                <w:sz w:val="20"/>
+                <w:szCs w:val="20"/>
+                <w:highlight w:val="white"/>
+              </w:rPr>
+              <w:t xml:space="preserve">        ('James</w:t>
+            </w:r>
+            <w:proofErr w:type="gramStart"/>
+            <w:r>
+              <w:rPr>
+                <w:color w:val="4A4A4A"/>
+                <w:sz w:val="20"/>
+                <w:szCs w:val="20"/>
+                <w:highlight w:val="white"/>
+              </w:rPr>
+              <w:t>',{</w:t>
+            </w:r>
+            <w:proofErr w:type="gramEnd"/>
+            <w:r>
+              <w:rPr>
+                <w:color w:val="4A4A4A"/>
+                <w:sz w:val="20"/>
+                <w:szCs w:val="20"/>
+                <w:highlight w:val="white"/>
+              </w:rPr>
+              <w:t>'</w:t>
+            </w:r>
+            <w:proofErr w:type="spellStart"/>
+            <w:r>
+              <w:rPr>
+                <w:color w:val="4A4A4A"/>
+                <w:sz w:val="20"/>
+                <w:szCs w:val="20"/>
+                <w:highlight w:val="white"/>
+              </w:rPr>
+              <w:t>hair':'black','eye':'brown</w:t>
+            </w:r>
+            <w:proofErr w:type="spellEnd"/>
+            <w:r>
+              <w:rPr>
+                <w:color w:val="4A4A4A"/>
+                <w:sz w:val="20"/>
+                <w:szCs w:val="20"/>
+                <w:highlight w:val="white"/>
+              </w:rPr>
+              <w:t>'}),</w:t>
+            </w:r>
+          </w:p>
+          <w:p>
+            <w:pPr>
+              <w:widowControl w:val="0"/>
+              <w:pBdr>
+                <w:top w:val="nil"/>
+                <w:left w:val="nil"/>
+                <w:bottom w:val="nil"/>
+                <w:right w:val="nil"/>
+                <w:between w:val="nil"/>
+              </w:pBdr>
+              <w:spacing w:after="20" w:line="240" w:lineRule="auto"/>
+              <w:rPr>
+                <w:color w:val="4A4A4A"/>
+                <w:sz w:val="20"/>
+                <w:szCs w:val="20"/>
+                <w:highlight w:val="white"/>
+              </w:rPr>
+            </w:pPr>
+            <w:r>
+              <w:rPr>
+                <w:color w:val="4A4A4A"/>
+                <w:sz w:val="20"/>
+                <w:szCs w:val="20"/>
+                <w:highlight w:val="white"/>
+              </w:rPr>
+              <w:t xml:space="preserve">        ('Michael</w:t>
+            </w:r>
+            <w:proofErr w:type="gramStart"/>
+            <w:r>
+              <w:rPr>
+                <w:color w:val="4A4A4A"/>
+                <w:sz w:val="20"/>
+                <w:szCs w:val="20"/>
+                <w:highlight w:val="white"/>
+              </w:rPr>
+              <w:t>',{</w:t>
+            </w:r>
+            <w:proofErr w:type="gramEnd"/>
+            <w:r>
+              <w:rPr>
+                <w:color w:val="4A4A4A"/>
+                <w:sz w:val="20"/>
+                <w:szCs w:val="20"/>
+                <w:highlight w:val="white"/>
+              </w:rPr>
+              <w:t>'</w:t>
+            </w:r>
+            <w:proofErr w:type="spellStart"/>
+            <w:r>
+              <w:rPr>
+                <w:color w:val="4A4A4A"/>
+                <w:sz w:val="20"/>
+                <w:szCs w:val="20"/>
+                <w:highlight w:val="white"/>
+              </w:rPr>
+              <w:t>hair':'brown','eye</w:t>
+            </w:r>
+            <w:proofErr w:type="gramStart"/>
+            <w:r>
+              <w:rPr>
+                <w:color w:val="4A4A4A"/>
+                <w:sz w:val="20"/>
+                <w:szCs w:val="20"/>
+                <w:highlight w:val="white"/>
+              </w:rPr>
+              <w:t>':None</w:t>
+            </w:r>
+            <w:proofErr w:type="spellEnd"/>
+            <w:proofErr w:type="gramEnd"/>
+            <w:r>
+              <w:rPr>
+                <w:color w:val="4A4A4A"/>
+                <w:sz w:val="20"/>
+                <w:szCs w:val="20"/>
+                <w:highlight w:val="white"/>
+              </w:rPr>
+              <w:t>}),</w:t>
+            </w:r>
+          </w:p>
+          <w:p>
+            <w:pPr>
+              <w:widowControl w:val="0"/>
+              <w:pBdr>
+                <w:top w:val="nil"/>
+                <w:left w:val="nil"/>
+                <w:bottom w:val="nil"/>
+                <w:right w:val="nil"/>
+                <w:between w:val="nil"/>
+              </w:pBdr>
+              <w:spacing w:after="20" w:line="240" w:lineRule="auto"/>
+              <w:rPr>
+                <w:color w:val="4A4A4A"/>
+                <w:sz w:val="20"/>
+                <w:szCs w:val="20"/>
+                <w:highlight w:val="white"/>
+              </w:rPr>
+            </w:pPr>
+            <w:r>
+              <w:rPr>
+                <w:color w:val="4A4A4A"/>
+                <w:sz w:val="20"/>
+                <w:szCs w:val="20"/>
+                <w:highlight w:val="white"/>
+              </w:rPr>
+              <w:t xml:space="preserve">        ('Robert</w:t>
+            </w:r>
+            <w:proofErr w:type="gramStart"/>
+            <w:r>
+              <w:rPr>
+                <w:color w:val="4A4A4A"/>
+                <w:sz w:val="20"/>
+                <w:szCs w:val="20"/>
+                <w:highlight w:val="white"/>
+              </w:rPr>
+              <w:t>',{</w:t>
+            </w:r>
+            <w:proofErr w:type="gramEnd"/>
+            <w:r>
+              <w:rPr>
+                <w:color w:val="4A4A4A"/>
+                <w:sz w:val="20"/>
+                <w:szCs w:val="20"/>
+                <w:highlight w:val="white"/>
+              </w:rPr>
+              <w:t>'</w:t>
+            </w:r>
+            <w:proofErr w:type="spellStart"/>
+            <w:r>
+              <w:rPr>
+                <w:color w:val="4A4A4A"/>
+                <w:sz w:val="20"/>
+                <w:szCs w:val="20"/>
+                <w:highlight w:val="white"/>
+              </w:rPr>
+              <w:t>hair':'red','eye':'black</w:t>
+            </w:r>
+            <w:proofErr w:type="spellEnd"/>
+            <w:r>
+              <w:rPr>
+                <w:color w:val="4A4A4A"/>
+                <w:sz w:val="20"/>
+                <w:szCs w:val="20"/>
+                <w:highlight w:val="white"/>
+              </w:rPr>
+              <w:t>'}),</w:t>
+            </w:r>
+          </w:p>
+          <w:p>
+            <w:pPr>
+              <w:widowControl w:val="0"/>
+              <w:pBdr>
+                <w:top w:val="nil"/>
+                <w:left w:val="nil"/>
+                <w:bottom w:val="nil"/>
+                <w:right w:val="nil"/>
+                <w:between w:val="nil"/>
+              </w:pBdr>
+              <w:spacing w:after="20" w:line="240" w:lineRule="auto"/>
+              <w:rPr>
+                <w:color w:val="4A4A4A"/>
+                <w:sz w:val="20"/>
+                <w:szCs w:val="20"/>
+                <w:highlight w:val="white"/>
+              </w:rPr>
+            </w:pPr>
+            <w:r>
+              <w:rPr>
+                <w:color w:val="4A4A4A"/>
+                <w:sz w:val="20"/>
+                <w:szCs w:val="20"/>
+                <w:highlight w:val="white"/>
+              </w:rPr>
+              <w:t xml:space="preserve">        ('Washington</w:t>
+            </w:r>
+            <w:proofErr w:type="gramStart"/>
+            <w:r>
+              <w:rPr>
+                <w:color w:val="4A4A4A"/>
+                <w:sz w:val="20"/>
+                <w:szCs w:val="20"/>
+                <w:highlight w:val="white"/>
+              </w:rPr>
+              <w:t>',{</w:t>
+            </w:r>
+            <w:proofErr w:type="gramEnd"/>
+            <w:r>
+              <w:rPr>
+                <w:color w:val="4A4A4A"/>
+                <w:sz w:val="20"/>
+                <w:szCs w:val="20"/>
+                <w:highlight w:val="white"/>
+              </w:rPr>
+              <w:t>'</w:t>
+            </w:r>
+            <w:proofErr w:type="spellStart"/>
+            <w:r>
+              <w:rPr>
+                <w:color w:val="4A4A4A"/>
+                <w:sz w:val="20"/>
+                <w:szCs w:val="20"/>
+                <w:highlight w:val="white"/>
+              </w:rPr>
+              <w:t>hair':'grey','eye':'grey</w:t>
+            </w:r>
+            <w:proofErr w:type="spellEnd"/>
+            <w:r>
+              <w:rPr>
+                <w:color w:val="4A4A4A"/>
+                <w:sz w:val="20"/>
+                <w:szCs w:val="20"/>
+                <w:highlight w:val="white"/>
+              </w:rPr>
+              <w:t>'}),</w:t>
+            </w:r>
+          </w:p>
+          <w:p>
+            <w:pPr>
+              <w:widowControl w:val="0"/>
+              <w:pBdr>
+                <w:top w:val="nil"/>
+                <w:left w:val="nil"/>
+                <w:bottom w:val="nil"/>
+                <w:right w:val="nil"/>
+                <w:between w:val="nil"/>
+              </w:pBdr>
+              <w:spacing w:after="20" w:line="240" w:lineRule="auto"/>
+              <w:rPr>
+                <w:color w:val="4A4A4A"/>
+                <w:sz w:val="20"/>
+                <w:szCs w:val="20"/>
+                <w:highlight w:val="white"/>
+              </w:rPr>
+            </w:pPr>
+            <w:r>
+              <w:rPr>
+                <w:color w:val="4A4A4A"/>
+                <w:sz w:val="20"/>
+                <w:szCs w:val="20"/>
+                <w:highlight w:val="white"/>
+              </w:rPr>
+              <w:t xml:space="preserve">        ('Jefferson</w:t>
+            </w:r>
+            <w:proofErr w:type="gramStart"/>
+            <w:r>
+              <w:rPr>
+                <w:color w:val="4A4A4A"/>
+                <w:sz w:val="20"/>
+                <w:szCs w:val="20"/>
+                <w:highlight w:val="white"/>
+              </w:rPr>
+              <w:t>',{</w:t>
+            </w:r>
+            <w:proofErr w:type="gramEnd"/>
+            <w:r>
+              <w:rPr>
+                <w:color w:val="4A4A4A"/>
+                <w:sz w:val="20"/>
+                <w:szCs w:val="20"/>
+                <w:highlight w:val="white"/>
+              </w:rPr>
+              <w:t>'</w:t>
+            </w:r>
+            <w:proofErr w:type="spellStart"/>
+            <w:r>
+              <w:rPr>
+                <w:color w:val="4A4A4A"/>
+                <w:sz w:val="20"/>
+                <w:szCs w:val="20"/>
+                <w:highlight w:val="white"/>
+              </w:rPr>
+              <w:t>hair':'brown','eye</w:t>
+            </w:r>
+            <w:proofErr w:type="spellEnd"/>
+            <w:r>
+              <w:rPr>
+                <w:color w:val="4A4A4A"/>
+                <w:sz w:val="20"/>
+                <w:szCs w:val="20"/>
+                <w:highlight w:val="white"/>
+              </w:rPr>
+              <w:t>':''})</w:t>
             </w:r>
           </w:p>
           <w:p>
@@ -5524,70 +9279,149 @@
                 <w:highlight w:val="white"/>
               </w:rPr>
             </w:pPr>
-            <w:r>
-              <w:rPr>
-                <w:color w:val="4A4A4A"/>
-                <w:sz w:val="20"/>
-                <w:szCs w:val="20"/>
-                <w:highlight w:val="white"/>
-              </w:rPr>
-              <w:t>df = spark.createDataFrame(data=dataDictionary, schema = schema)</w:t>
-            </w:r>
-          </w:p>
-          <w:p>
-            <w:pPr>
-              <w:widowControl w:val="0"/>
-              <w:pBdr>
-                <w:top w:val="nil"/>
-                <w:left w:val="nil"/>
-                <w:bottom w:val="nil"/>
-                <w:right w:val="nil"/>
-                <w:between w:val="nil"/>
-              </w:pBdr>
-              <w:spacing w:after="20" w:line="240" w:lineRule="auto"/>
-              <w:rPr>
-                <w:color w:val="4A4A4A"/>
-                <w:sz w:val="20"/>
-                <w:szCs w:val="20"/>
-                <w:highlight w:val="white"/>
-              </w:rPr>
-            </w:pPr>
-            <w:r>
-              <w:rPr>
-                <w:color w:val="4A4A4A"/>
-                <w:sz w:val="20"/>
-                <w:szCs w:val="20"/>
-                <w:highlight w:val="white"/>
-              </w:rPr>
-              <w:t>df.printSchema()</w:t>
-            </w:r>
-          </w:p>
-          <w:p>
-            <w:pPr>
-              <w:widowControl w:val="0"/>
-              <w:pBdr>
-                <w:top w:val="nil"/>
-                <w:left w:val="nil"/>
-                <w:bottom w:val="nil"/>
-                <w:right w:val="nil"/>
-                <w:between w:val="nil"/>
-              </w:pBdr>
-              <w:spacing w:after="20" w:line="240" w:lineRule="auto"/>
-              <w:rPr>
-                <w:color w:val="4A4A4A"/>
-                <w:sz w:val="20"/>
-                <w:szCs w:val="20"/>
-                <w:highlight w:val="white"/>
-              </w:rPr>
-            </w:pPr>
-            <w:r>
-              <w:rPr>
-                <w:color w:val="4A4A4A"/>
-                <w:sz w:val="20"/>
-                <w:szCs w:val="20"/>
-                <w:highlight w:val="white"/>
-              </w:rPr>
-              <w:t>df.show(truncate=False)</w:t>
+            <w:proofErr w:type="spellStart"/>
+            <w:r>
+              <w:rPr>
+                <w:color w:val="4A4A4A"/>
+                <w:sz w:val="20"/>
+                <w:szCs w:val="20"/>
+                <w:highlight w:val="white"/>
+              </w:rPr>
+              <w:t>df</w:t>
+            </w:r>
+            <w:proofErr w:type="spellEnd"/>
+            <w:r>
+              <w:rPr>
+                <w:color w:val="4A4A4A"/>
+                <w:sz w:val="20"/>
+                <w:szCs w:val="20"/>
+                <w:highlight w:val="white"/>
+              </w:rPr>
+              <w:t xml:space="preserve"> = </w:t>
+            </w:r>
+            <w:proofErr w:type="spellStart"/>
+            <w:proofErr w:type="gramStart"/>
+            <w:r>
+              <w:rPr>
+                <w:color w:val="4A4A4A"/>
+                <w:sz w:val="20"/>
+                <w:szCs w:val="20"/>
+                <w:highlight w:val="white"/>
+              </w:rPr>
+              <w:t>spark.createDataFrame</w:t>
+            </w:r>
+            <w:proofErr w:type="spellEnd"/>
+            <w:proofErr w:type="gramEnd"/>
+            <w:r>
+              <w:rPr>
+                <w:color w:val="4A4A4A"/>
+                <w:sz w:val="20"/>
+                <w:szCs w:val="20"/>
+                <w:highlight w:val="white"/>
+              </w:rPr>
+              <w:t>(data=</w:t>
+            </w:r>
+            <w:proofErr w:type="spellStart"/>
+            <w:r>
+              <w:rPr>
+                <w:color w:val="4A4A4A"/>
+                <w:sz w:val="20"/>
+                <w:szCs w:val="20"/>
+                <w:highlight w:val="white"/>
+              </w:rPr>
+              <w:t>dataDictionary</w:t>
+            </w:r>
+            <w:proofErr w:type="spellEnd"/>
+            <w:r>
+              <w:rPr>
+                <w:color w:val="4A4A4A"/>
+                <w:sz w:val="20"/>
+                <w:szCs w:val="20"/>
+                <w:highlight w:val="white"/>
+              </w:rPr>
+              <w:t>, schema = schema)</w:t>
+            </w:r>
+          </w:p>
+          <w:p>
+            <w:pPr>
+              <w:widowControl w:val="0"/>
+              <w:pBdr>
+                <w:top w:val="nil"/>
+                <w:left w:val="nil"/>
+                <w:bottom w:val="nil"/>
+                <w:right w:val="nil"/>
+                <w:between w:val="nil"/>
+              </w:pBdr>
+              <w:spacing w:after="20" w:line="240" w:lineRule="auto"/>
+              <w:rPr>
+                <w:color w:val="4A4A4A"/>
+                <w:sz w:val="20"/>
+                <w:szCs w:val="20"/>
+                <w:highlight w:val="white"/>
+              </w:rPr>
+            </w:pPr>
+            <w:proofErr w:type="spellStart"/>
+            <w:proofErr w:type="gramStart"/>
+            <w:r>
+              <w:rPr>
+                <w:color w:val="4A4A4A"/>
+                <w:sz w:val="20"/>
+                <w:szCs w:val="20"/>
+                <w:highlight w:val="white"/>
+              </w:rPr>
+              <w:t>df.printSchema</w:t>
+            </w:r>
+            <w:proofErr w:type="spellEnd"/>
+            <w:proofErr w:type="gramEnd"/>
+            <w:r>
+              <w:rPr>
+                <w:color w:val="4A4A4A"/>
+                <w:sz w:val="20"/>
+                <w:szCs w:val="20"/>
+                <w:highlight w:val="white"/>
+              </w:rPr>
+              <w:t>()</w:t>
+            </w:r>
+          </w:p>
+          <w:p>
+            <w:pPr>
+              <w:widowControl w:val="0"/>
+              <w:pBdr>
+                <w:top w:val="nil"/>
+                <w:left w:val="nil"/>
+                <w:bottom w:val="nil"/>
+                <w:right w:val="nil"/>
+                <w:between w:val="nil"/>
+              </w:pBdr>
+              <w:spacing w:after="20" w:line="240" w:lineRule="auto"/>
+              <w:rPr>
+                <w:color w:val="4A4A4A"/>
+                <w:sz w:val="20"/>
+                <w:szCs w:val="20"/>
+                <w:highlight w:val="white"/>
+              </w:rPr>
+            </w:pPr>
+            <w:proofErr w:type="spellStart"/>
+            <w:proofErr w:type="gramStart"/>
+            <w:r>
+              <w:rPr>
+                <w:color w:val="4A4A4A"/>
+                <w:sz w:val="20"/>
+                <w:szCs w:val="20"/>
+                <w:highlight w:val="white"/>
+              </w:rPr>
+              <w:t>df.show</w:t>
+            </w:r>
+            <w:proofErr w:type="spellEnd"/>
+            <w:proofErr w:type="gramEnd"/>
+            <w:r>
+              <w:rPr>
+                <w:color w:val="4A4A4A"/>
+                <w:sz w:val="20"/>
+                <w:szCs w:val="20"/>
+                <w:highlight w:val="white"/>
+              </w:rPr>
+              <w:t>(truncate=False)</w:t>
             </w:r>
           </w:p>
           <w:p>
@@ -5661,6 +9495,7 @@
       </w:pPr>
       <w:bookmarkStart w:id="14" w:name="_ovophc1ytgep" w:colFirst="0" w:colLast="0"/>
       <w:bookmarkEnd w:id="14"/>
+      <w:proofErr w:type="spellStart"/>
       <w:r>
         <w:rPr>
           <w:b/>
@@ -5669,7 +9504,40 @@
           <w:szCs w:val="20"/>
           <w:highlight w:val="white"/>
         </w:rPr>
-        <w:t>PySpark MapType Elements</w:t>
+        <w:t>PySpark</w:t>
+      </w:r>
+      <w:proofErr w:type="spellEnd"/>
+      <w:r>
+        <w:rPr>
+          <w:b/>
+          <w:color w:val="333333"/>
+          <w:sz w:val="20"/>
+          <w:szCs w:val="20"/>
+          <w:highlight w:val="white"/>
+        </w:rPr>
+        <w:t xml:space="preserve"> </w:t>
+      </w:r>
+      <w:proofErr w:type="spellStart"/>
+      <w:r>
+        <w:rPr>
+          <w:b/>
+          <w:color w:val="333333"/>
+          <w:sz w:val="20"/>
+          <w:szCs w:val="20"/>
+          <w:highlight w:val="white"/>
+        </w:rPr>
+        <w:t>MapType</w:t>
+      </w:r>
+      <w:proofErr w:type="spellEnd"/>
+      <w:r>
+        <w:rPr>
+          <w:b/>
+          <w:color w:val="333333"/>
+          <w:sz w:val="20"/>
+          <w:szCs w:val="20"/>
+          <w:highlight w:val="white"/>
+        </w:rPr>
+        <w:t xml:space="preserve"> Elements</w:t>
       </w:r>
     </w:p>
     <w:p>
@@ -5691,7 +9559,67 @@
           <w:szCs w:val="20"/>
           <w:highlight w:val="white"/>
         </w:rPr>
-        <w:t xml:space="preserve">Let’s see how to extract the key and values from the PySpark DataFrame Dictionary column. Here I have used PySpark map transformation to read the values of </w:t>
+        <w:t xml:space="preserve">Let’s see how to extract the key and values from the </w:t>
+      </w:r>
+      <w:proofErr w:type="spellStart"/>
+      <w:r>
+        <w:rPr>
+          <w:color w:val="4A4A4A"/>
+          <w:sz w:val="20"/>
+          <w:szCs w:val="20"/>
+          <w:highlight w:val="white"/>
+        </w:rPr>
+        <w:t>PySpark</w:t>
+      </w:r>
+      <w:proofErr w:type="spellEnd"/>
+      <w:r>
+        <w:rPr>
+          <w:color w:val="4A4A4A"/>
+          <w:sz w:val="20"/>
+          <w:szCs w:val="20"/>
+          <w:highlight w:val="white"/>
+        </w:rPr>
+        <w:t xml:space="preserve"> </w:t>
+      </w:r>
+      <w:proofErr w:type="spellStart"/>
+      <w:r>
+        <w:rPr>
+          <w:color w:val="4A4A4A"/>
+          <w:sz w:val="20"/>
+          <w:szCs w:val="20"/>
+          <w:highlight w:val="white"/>
+        </w:rPr>
+        <w:t>DataFrame</w:t>
+      </w:r>
+      <w:proofErr w:type="spellEnd"/>
+      <w:r>
+        <w:rPr>
+          <w:color w:val="4A4A4A"/>
+          <w:sz w:val="20"/>
+          <w:szCs w:val="20"/>
+          <w:highlight w:val="white"/>
+        </w:rPr>
+        <w:t xml:space="preserve"> Dictionary column. Here I have used </w:t>
+      </w:r>
+      <w:proofErr w:type="spellStart"/>
+      <w:r>
+        <w:rPr>
+          <w:color w:val="4A4A4A"/>
+          <w:sz w:val="20"/>
+          <w:szCs w:val="20"/>
+          <w:highlight w:val="white"/>
+        </w:rPr>
+        <w:t>PySpark</w:t>
+      </w:r>
+      <w:proofErr w:type="spellEnd"/>
+      <w:r>
+        <w:rPr>
+          <w:color w:val="4A4A4A"/>
+          <w:sz w:val="20"/>
+          <w:szCs w:val="20"/>
+          <w:highlight w:val="white"/>
+        </w:rPr>
+        <w:t xml:space="preserve"> map transformation to read the values of </w:t>
       </w:r>
       <w:r>
         <w:rPr>
@@ -5709,7 +9637,27 @@
           <w:szCs w:val="20"/>
           <w:highlight w:val="white"/>
         </w:rPr>
-        <w:t xml:space="preserve"> (MapType column)</w:t>
+        <w:t xml:space="preserve"> (</w:t>
+      </w:r>
+      <w:proofErr w:type="spellStart"/>
+      <w:r>
+        <w:rPr>
+          <w:color w:val="4A4A4A"/>
+          <w:sz w:val="20"/>
+          <w:szCs w:val="20"/>
+          <w:highlight w:val="white"/>
+        </w:rPr>
+        <w:t>MapType</w:t>
+      </w:r>
+      <w:proofErr w:type="spellEnd"/>
+      <w:r>
+        <w:rPr>
+          <w:color w:val="4A4A4A"/>
+          <w:sz w:val="20"/>
+          <w:szCs w:val="20"/>
+          <w:highlight w:val="white"/>
+        </w:rPr>
+        <w:t xml:space="preserve"> column)</w:t>
       </w:r>
     </w:p>
     <w:p>
@@ -5796,7 +9744,38 @@
                 <w:szCs w:val="20"/>
                 <w:highlight w:val="white"/>
               </w:rPr>
-              <w:t>df3=df.rdd.map(lambda x: \</w:t>
+              <w:t>df3=</w:t>
+            </w:r>
+            <w:proofErr w:type="spellStart"/>
+            <w:proofErr w:type="gramStart"/>
+            <w:r>
+              <w:rPr>
+                <w:color w:val="4A4A4A"/>
+                <w:sz w:val="20"/>
+                <w:szCs w:val="20"/>
+                <w:highlight w:val="white"/>
+              </w:rPr>
+              <w:t>df.rdd.map</w:t>
+            </w:r>
+            <w:proofErr w:type="spellEnd"/>
+            <w:r>
+              <w:rPr>
+                <w:color w:val="4A4A4A"/>
+                <w:sz w:val="20"/>
+                <w:szCs w:val="20"/>
+                <w:highlight w:val="white"/>
+              </w:rPr>
+              <w:t>(</w:t>
+            </w:r>
+            <w:proofErr w:type="gramEnd"/>
+            <w:r>
+              <w:rPr>
+                <w:color w:val="4A4A4A"/>
+                <w:sz w:val="20"/>
+                <w:szCs w:val="20"/>
+                <w:highlight w:val="white"/>
+              </w:rPr>
+              <w:t>lambda x: \</w:t>
             </w:r>
           </w:p>
           <w:p>
@@ -5825,35 +9804,166 @@
                 <w:highlight w:val="white"/>
               </w:rPr>
               <w:lastRenderedPageBreak/>
-              <w:t xml:space="preserve">    (x.name,x.properties["hair"],x.properties["eye"])) \</w:t>
-            </w:r>
-          </w:p>
-          <w:p>
-            <w:pPr>
-              <w:widowControl w:val="0"/>
-              <w:pBdr>
-                <w:top w:val="nil"/>
-                <w:left w:val="nil"/>
-                <w:bottom w:val="nil"/>
-                <w:right w:val="nil"/>
-                <w:between w:val="nil"/>
-              </w:pBdr>
-              <w:spacing w:after="20" w:line="240" w:lineRule="auto"/>
-              <w:rPr>
-                <w:color w:val="4A4A4A"/>
-                <w:sz w:val="20"/>
-                <w:szCs w:val="20"/>
-                <w:highlight w:val="white"/>
-              </w:rPr>
-            </w:pPr>
-            <w:r>
-              <w:rPr>
-                <w:color w:val="4A4A4A"/>
-                <w:sz w:val="20"/>
-                <w:szCs w:val="20"/>
-                <w:highlight w:val="white"/>
-              </w:rPr>
-              <w:t xml:space="preserve">    .toDF(["name","hair","eye"])</w:t>
+              <w:t xml:space="preserve">    (</w:t>
+            </w:r>
+            <w:proofErr w:type="spellStart"/>
+            <w:r>
+              <w:rPr>
+                <w:color w:val="4A4A4A"/>
+                <w:sz w:val="20"/>
+                <w:szCs w:val="20"/>
+                <w:highlight w:val="white"/>
+              </w:rPr>
+              <w:t>x.</w:t>
+            </w:r>
+            <w:proofErr w:type="gramStart"/>
+            <w:r>
+              <w:rPr>
+                <w:color w:val="4A4A4A"/>
+                <w:sz w:val="20"/>
+                <w:szCs w:val="20"/>
+                <w:highlight w:val="white"/>
+              </w:rPr>
+              <w:t>name,x</w:t>
+            </w:r>
+            <w:proofErr w:type="gramEnd"/>
+            <w:r>
+              <w:rPr>
+                <w:color w:val="4A4A4A"/>
+                <w:sz w:val="20"/>
+                <w:szCs w:val="20"/>
+                <w:highlight w:val="white"/>
+              </w:rPr>
+              <w:t>.properties</w:t>
+            </w:r>
+            <w:proofErr w:type="spellEnd"/>
+            <w:r>
+              <w:rPr>
+                <w:color w:val="4A4A4A"/>
+                <w:sz w:val="20"/>
+                <w:szCs w:val="20"/>
+                <w:highlight w:val="white"/>
+              </w:rPr>
+              <w:t>["hair"</w:t>
+            </w:r>
+            <w:proofErr w:type="gramStart"/>
+            <w:r>
+              <w:rPr>
+                <w:color w:val="4A4A4A"/>
+                <w:sz w:val="20"/>
+                <w:szCs w:val="20"/>
+                <w:highlight w:val="white"/>
+              </w:rPr>
+              <w:t>],</w:t>
+            </w:r>
+            <w:proofErr w:type="spellStart"/>
+            <w:r>
+              <w:rPr>
+                <w:color w:val="4A4A4A"/>
+                <w:sz w:val="20"/>
+                <w:szCs w:val="20"/>
+                <w:highlight w:val="white"/>
+              </w:rPr>
+              <w:t>x</w:t>
+            </w:r>
+            <w:proofErr w:type="gramEnd"/>
+            <w:r>
+              <w:rPr>
+                <w:color w:val="4A4A4A"/>
+                <w:sz w:val="20"/>
+                <w:szCs w:val="20"/>
+                <w:highlight w:val="white"/>
+              </w:rPr>
+              <w:t>.properties</w:t>
+            </w:r>
+            <w:proofErr w:type="spellEnd"/>
+            <w:r>
+              <w:rPr>
+                <w:color w:val="4A4A4A"/>
+                <w:sz w:val="20"/>
+                <w:szCs w:val="20"/>
+                <w:highlight w:val="white"/>
+              </w:rPr>
+              <w:t>["eye"])) \</w:t>
+            </w:r>
+          </w:p>
+          <w:p>
+            <w:pPr>
+              <w:widowControl w:val="0"/>
+              <w:pBdr>
+                <w:top w:val="nil"/>
+                <w:left w:val="nil"/>
+                <w:bottom w:val="nil"/>
+                <w:right w:val="nil"/>
+                <w:between w:val="nil"/>
+              </w:pBdr>
+              <w:spacing w:after="20" w:line="240" w:lineRule="auto"/>
+              <w:rPr>
+                <w:color w:val="4A4A4A"/>
+                <w:sz w:val="20"/>
+                <w:szCs w:val="20"/>
+                <w:highlight w:val="white"/>
+              </w:rPr>
+            </w:pPr>
+            <w:r>
+              <w:rPr>
+                <w:color w:val="4A4A4A"/>
+                <w:sz w:val="20"/>
+                <w:szCs w:val="20"/>
+                <w:highlight w:val="white"/>
+              </w:rPr>
+              <w:t xml:space="preserve">    </w:t>
+            </w:r>
+            <w:proofErr w:type="gramStart"/>
+            <w:r>
+              <w:rPr>
+                <w:color w:val="4A4A4A"/>
+                <w:sz w:val="20"/>
+                <w:szCs w:val="20"/>
+                <w:highlight w:val="white"/>
+              </w:rPr>
+              <w:t>.</w:t>
+            </w:r>
+            <w:proofErr w:type="spellStart"/>
+            <w:r>
+              <w:rPr>
+                <w:color w:val="4A4A4A"/>
+                <w:sz w:val="20"/>
+                <w:szCs w:val="20"/>
+                <w:highlight w:val="white"/>
+              </w:rPr>
+              <w:t>toDF</w:t>
+            </w:r>
+            <w:proofErr w:type="spellEnd"/>
+            <w:proofErr w:type="gramEnd"/>
+            <w:r>
+              <w:rPr>
+                <w:color w:val="4A4A4A"/>
+                <w:sz w:val="20"/>
+                <w:szCs w:val="20"/>
+                <w:highlight w:val="white"/>
+              </w:rPr>
+              <w:t>(["</w:t>
+            </w:r>
+            <w:proofErr w:type="spellStart"/>
+            <w:r>
+              <w:rPr>
+                <w:color w:val="4A4A4A"/>
+                <w:sz w:val="20"/>
+                <w:szCs w:val="20"/>
+                <w:highlight w:val="white"/>
+              </w:rPr>
+              <w:t>name","hair","eye</w:t>
+            </w:r>
+            <w:proofErr w:type="spellEnd"/>
+            <w:r>
+              <w:rPr>
+                <w:color w:val="4A4A4A"/>
+                <w:sz w:val="20"/>
+                <w:szCs w:val="20"/>
+                <w:highlight w:val="white"/>
+              </w:rPr>
+              <w:t>"])</w:t>
             </w:r>
           </w:p>
           <w:p>
@@ -5966,6 +10076,8 @@
         </w:rPr>
         <w:t xml:space="preserve">Let’s use another way to get the value of a key from Map using </w:t>
       </w:r>
+      <w:proofErr w:type="spellStart"/>
+      <w:proofErr w:type="gramStart"/>
       <w:r>
         <w:rPr>
           <w:rFonts w:ascii="Courier New" w:eastAsia="Courier New" w:hAnsi="Courier New" w:cs="Courier New"/>
@@ -5974,7 +10086,29 @@
           <w:szCs w:val="20"/>
           <w:shd w:val="clear" w:color="auto" w:fill="E3E3E4"/>
         </w:rPr>
-        <w:t>getItem()</w:t>
+        <w:t>getItem</w:t>
+      </w:r>
+      <w:proofErr w:type="spellEnd"/>
+      <w:r>
+        <w:rPr>
+          <w:rFonts w:ascii="Courier New" w:eastAsia="Courier New" w:hAnsi="Courier New" w:cs="Courier New"/>
+          <w:color w:val="4A4A4A"/>
+          <w:sz w:val="20"/>
+          <w:szCs w:val="20"/>
+          <w:shd w:val="clear" w:color="auto" w:fill="E3E3E4"/>
+        </w:rPr>
+        <w:t>(</w:t>
+      </w:r>
+      <w:proofErr w:type="gramEnd"/>
+      <w:r>
+        <w:rPr>
+          <w:rFonts w:ascii="Courier New" w:eastAsia="Courier New" w:hAnsi="Courier New" w:cs="Courier New"/>
+          <w:color w:val="4A4A4A"/>
+          <w:sz w:val="20"/>
+          <w:szCs w:val="20"/>
+          <w:shd w:val="clear" w:color="auto" w:fill="E3E3E4"/>
+        </w:rPr>
+        <w:t>)</w:t>
       </w:r>
       <w:r>
         <w:rPr>
@@ -6094,229 +10228,579 @@
                 <w:highlight w:val="white"/>
               </w:rPr>
             </w:pPr>
-            <w:r>
-              <w:rPr>
-                <w:color w:val="4A4A4A"/>
-                <w:sz w:val="20"/>
-                <w:szCs w:val="20"/>
-                <w:highlight w:val="white"/>
-              </w:rPr>
-              <w:t>df.withColumn("hair",df.properties.getItem("hair")) \</w:t>
-            </w:r>
-          </w:p>
-          <w:p>
-            <w:pPr>
-              <w:widowControl w:val="0"/>
-              <w:pBdr>
-                <w:top w:val="nil"/>
-                <w:left w:val="nil"/>
-                <w:bottom w:val="nil"/>
-                <w:right w:val="nil"/>
-                <w:between w:val="nil"/>
-              </w:pBdr>
-              <w:spacing w:after="20" w:line="240" w:lineRule="auto"/>
-              <w:rPr>
-                <w:color w:val="4A4A4A"/>
-                <w:sz w:val="20"/>
-                <w:szCs w:val="20"/>
-                <w:highlight w:val="white"/>
-              </w:rPr>
-            </w:pPr>
-            <w:r>
-              <w:rPr>
-                <w:color w:val="4A4A4A"/>
-                <w:sz w:val="20"/>
-                <w:szCs w:val="20"/>
-                <w:highlight w:val="white"/>
-              </w:rPr>
-              <w:t xml:space="preserve">  .withColumn("eye",df.properties.getItem("eye")) \</w:t>
-            </w:r>
-          </w:p>
-          <w:p>
-            <w:pPr>
-              <w:widowControl w:val="0"/>
-              <w:pBdr>
-                <w:top w:val="nil"/>
-                <w:left w:val="nil"/>
-                <w:bottom w:val="nil"/>
-                <w:right w:val="nil"/>
-                <w:between w:val="nil"/>
-              </w:pBdr>
-              <w:spacing w:after="20" w:line="240" w:lineRule="auto"/>
-              <w:rPr>
-                <w:color w:val="4A4A4A"/>
-                <w:sz w:val="20"/>
-                <w:szCs w:val="20"/>
-                <w:highlight w:val="white"/>
-              </w:rPr>
-            </w:pPr>
-            <w:r>
-              <w:rPr>
-                <w:color w:val="4A4A4A"/>
-                <w:sz w:val="20"/>
-                <w:szCs w:val="20"/>
-                <w:highlight w:val="white"/>
-              </w:rPr>
-              <w:t xml:space="preserve">  .drop("properties") \</w:t>
-            </w:r>
-          </w:p>
-          <w:p>
-            <w:pPr>
-              <w:widowControl w:val="0"/>
-              <w:pBdr>
-                <w:top w:val="nil"/>
-                <w:left w:val="nil"/>
-                <w:bottom w:val="nil"/>
-                <w:right w:val="nil"/>
-                <w:between w:val="nil"/>
-              </w:pBdr>
-              <w:spacing w:after="20" w:line="240" w:lineRule="auto"/>
-              <w:rPr>
-                <w:color w:val="4A4A4A"/>
-                <w:sz w:val="20"/>
-                <w:szCs w:val="20"/>
-                <w:highlight w:val="white"/>
-              </w:rPr>
-            </w:pPr>
-            <w:r>
-              <w:rPr>
-                <w:color w:val="4A4A4A"/>
-                <w:sz w:val="20"/>
-                <w:szCs w:val="20"/>
-                <w:highlight w:val="white"/>
-              </w:rPr>
-              <w:t xml:space="preserve">  .show()</w:t>
-            </w:r>
-          </w:p>
-          <w:p>
-            <w:pPr>
-              <w:widowControl w:val="0"/>
-              <w:pBdr>
-                <w:top w:val="nil"/>
-                <w:left w:val="nil"/>
-                <w:bottom w:val="nil"/>
-                <w:right w:val="nil"/>
-                <w:between w:val="nil"/>
-              </w:pBdr>
-              <w:spacing w:after="20" w:line="240" w:lineRule="auto"/>
-              <w:rPr>
-                <w:color w:val="4A4A4A"/>
-                <w:sz w:val="20"/>
-                <w:szCs w:val="20"/>
-                <w:highlight w:val="white"/>
-              </w:rPr>
-            </w:pPr>
-          </w:p>
-          <w:p>
-            <w:pPr>
-              <w:widowControl w:val="0"/>
-              <w:pBdr>
-                <w:top w:val="nil"/>
-                <w:left w:val="nil"/>
-                <w:bottom w:val="nil"/>
-                <w:right w:val="nil"/>
-                <w:between w:val="nil"/>
-              </w:pBdr>
-              <w:spacing w:after="20" w:line="240" w:lineRule="auto"/>
-              <w:rPr>
-                <w:color w:val="4A4A4A"/>
-                <w:sz w:val="20"/>
-                <w:szCs w:val="20"/>
-                <w:highlight w:val="white"/>
-              </w:rPr>
-            </w:pPr>
-            <w:r>
-              <w:rPr>
-                <w:color w:val="4A4A4A"/>
-                <w:sz w:val="20"/>
-                <w:szCs w:val="20"/>
-                <w:highlight w:val="white"/>
-              </w:rPr>
-              <w:t>df.withColumn("hair",df.properties["hair"]) \</w:t>
-            </w:r>
-          </w:p>
-          <w:p>
-            <w:pPr>
-              <w:widowControl w:val="0"/>
-              <w:pBdr>
-                <w:top w:val="nil"/>
-                <w:left w:val="nil"/>
-                <w:bottom w:val="nil"/>
-                <w:right w:val="nil"/>
-                <w:between w:val="nil"/>
-              </w:pBdr>
-              <w:spacing w:after="20" w:line="240" w:lineRule="auto"/>
-              <w:rPr>
-                <w:color w:val="4A4A4A"/>
-                <w:sz w:val="20"/>
-                <w:szCs w:val="20"/>
-                <w:highlight w:val="white"/>
-              </w:rPr>
-            </w:pPr>
-            <w:r>
-              <w:rPr>
-                <w:color w:val="4A4A4A"/>
-                <w:sz w:val="20"/>
-                <w:szCs w:val="20"/>
-                <w:highlight w:val="white"/>
-              </w:rPr>
-              <w:t xml:space="preserve">  .withColumn("eye",df.properties["eye"]) \</w:t>
-            </w:r>
-          </w:p>
-          <w:p>
-            <w:pPr>
-              <w:widowControl w:val="0"/>
-              <w:pBdr>
-                <w:top w:val="nil"/>
-                <w:left w:val="nil"/>
-                <w:bottom w:val="nil"/>
-                <w:right w:val="nil"/>
-                <w:between w:val="nil"/>
-              </w:pBdr>
-              <w:spacing w:after="20" w:line="240" w:lineRule="auto"/>
-              <w:rPr>
-                <w:color w:val="4A4A4A"/>
-                <w:sz w:val="20"/>
-                <w:szCs w:val="20"/>
-                <w:highlight w:val="white"/>
-              </w:rPr>
-            </w:pPr>
-            <w:r>
-              <w:rPr>
-                <w:color w:val="4A4A4A"/>
-                <w:sz w:val="20"/>
-                <w:szCs w:val="20"/>
-                <w:highlight w:val="white"/>
-              </w:rPr>
-              <w:t xml:space="preserve">  .drop("properties") \</w:t>
-            </w:r>
-          </w:p>
-          <w:p>
-            <w:pPr>
-              <w:widowControl w:val="0"/>
-              <w:pBdr>
-                <w:top w:val="nil"/>
-                <w:left w:val="nil"/>
-                <w:bottom w:val="nil"/>
-                <w:right w:val="nil"/>
-                <w:between w:val="nil"/>
-              </w:pBdr>
-              <w:spacing w:after="20" w:line="240" w:lineRule="auto"/>
-              <w:rPr>
-                <w:color w:val="4A4A4A"/>
-                <w:sz w:val="20"/>
-                <w:szCs w:val="20"/>
-                <w:highlight w:val="white"/>
-              </w:rPr>
-            </w:pPr>
-            <w:r>
-              <w:rPr>
-                <w:color w:val="4A4A4A"/>
-                <w:sz w:val="20"/>
-                <w:szCs w:val="20"/>
-                <w:highlight w:val="white"/>
-              </w:rPr>
-              <w:t xml:space="preserve">  .show()</w:t>
+            <w:proofErr w:type="spellStart"/>
+            <w:proofErr w:type="gramStart"/>
+            <w:r>
+              <w:rPr>
+                <w:color w:val="4A4A4A"/>
+                <w:sz w:val="20"/>
+                <w:szCs w:val="20"/>
+                <w:highlight w:val="white"/>
+              </w:rPr>
+              <w:t>df.withColumn</w:t>
+            </w:r>
+            <w:proofErr w:type="spellEnd"/>
+            <w:proofErr w:type="gramEnd"/>
+            <w:r>
+              <w:rPr>
+                <w:color w:val="4A4A4A"/>
+                <w:sz w:val="20"/>
+                <w:szCs w:val="20"/>
+                <w:highlight w:val="white"/>
+              </w:rPr>
+              <w:t>("hair</w:t>
+            </w:r>
+            <w:proofErr w:type="gramStart"/>
+            <w:r>
+              <w:rPr>
+                <w:color w:val="4A4A4A"/>
+                <w:sz w:val="20"/>
+                <w:szCs w:val="20"/>
+                <w:highlight w:val="white"/>
+              </w:rPr>
+              <w:t>",</w:t>
+            </w:r>
+            <w:proofErr w:type="spellStart"/>
+            <w:r>
+              <w:rPr>
+                <w:color w:val="4A4A4A"/>
+                <w:sz w:val="20"/>
+                <w:szCs w:val="20"/>
+                <w:highlight w:val="white"/>
+              </w:rPr>
+              <w:t>df</w:t>
+            </w:r>
+            <w:proofErr w:type="gramEnd"/>
+            <w:r>
+              <w:rPr>
+                <w:color w:val="4A4A4A"/>
+                <w:sz w:val="20"/>
+                <w:szCs w:val="20"/>
+                <w:highlight w:val="white"/>
+              </w:rPr>
+              <w:t>.</w:t>
+            </w:r>
+            <w:proofErr w:type="gramStart"/>
+            <w:r>
+              <w:rPr>
+                <w:color w:val="4A4A4A"/>
+                <w:sz w:val="20"/>
+                <w:szCs w:val="20"/>
+                <w:highlight w:val="white"/>
+              </w:rPr>
+              <w:t>properties.getItem</w:t>
+            </w:r>
+            <w:proofErr w:type="spellEnd"/>
+            <w:proofErr w:type="gramEnd"/>
+            <w:r>
+              <w:rPr>
+                <w:color w:val="4A4A4A"/>
+                <w:sz w:val="20"/>
+                <w:szCs w:val="20"/>
+                <w:highlight w:val="white"/>
+              </w:rPr>
+              <w:t>("hair")) \</w:t>
+            </w:r>
+          </w:p>
+          <w:p>
+            <w:pPr>
+              <w:widowControl w:val="0"/>
+              <w:pBdr>
+                <w:top w:val="nil"/>
+                <w:left w:val="nil"/>
+                <w:bottom w:val="nil"/>
+                <w:right w:val="nil"/>
+                <w:between w:val="nil"/>
+              </w:pBdr>
+              <w:spacing w:after="20" w:line="240" w:lineRule="auto"/>
+              <w:rPr>
+                <w:color w:val="4A4A4A"/>
+                <w:sz w:val="20"/>
+                <w:szCs w:val="20"/>
+                <w:highlight w:val="white"/>
+              </w:rPr>
+            </w:pPr>
+            <w:r>
+              <w:rPr>
+                <w:color w:val="4A4A4A"/>
+                <w:sz w:val="20"/>
+                <w:szCs w:val="20"/>
+                <w:highlight w:val="white"/>
+              </w:rPr>
+              <w:t xml:space="preserve">  </w:t>
+            </w:r>
+            <w:proofErr w:type="gramStart"/>
+            <w:r>
+              <w:rPr>
+                <w:color w:val="4A4A4A"/>
+                <w:sz w:val="20"/>
+                <w:szCs w:val="20"/>
+                <w:highlight w:val="white"/>
+              </w:rPr>
+              <w:t>.</w:t>
+            </w:r>
+            <w:proofErr w:type="spellStart"/>
+            <w:r>
+              <w:rPr>
+                <w:color w:val="4A4A4A"/>
+                <w:sz w:val="20"/>
+                <w:szCs w:val="20"/>
+                <w:highlight w:val="white"/>
+              </w:rPr>
+              <w:t>withColumn</w:t>
+            </w:r>
+            <w:proofErr w:type="spellEnd"/>
+            <w:proofErr w:type="gramEnd"/>
+            <w:r>
+              <w:rPr>
+                <w:color w:val="4A4A4A"/>
+                <w:sz w:val="20"/>
+                <w:szCs w:val="20"/>
+                <w:highlight w:val="white"/>
+              </w:rPr>
+              <w:t>("eye</w:t>
+            </w:r>
+            <w:proofErr w:type="gramStart"/>
+            <w:r>
+              <w:rPr>
+                <w:color w:val="4A4A4A"/>
+                <w:sz w:val="20"/>
+                <w:szCs w:val="20"/>
+                <w:highlight w:val="white"/>
+              </w:rPr>
+              <w:t>",</w:t>
+            </w:r>
+            <w:proofErr w:type="spellStart"/>
+            <w:r>
+              <w:rPr>
+                <w:color w:val="4A4A4A"/>
+                <w:sz w:val="20"/>
+                <w:szCs w:val="20"/>
+                <w:highlight w:val="white"/>
+              </w:rPr>
+              <w:t>df</w:t>
+            </w:r>
+            <w:proofErr w:type="gramEnd"/>
+            <w:r>
+              <w:rPr>
+                <w:color w:val="4A4A4A"/>
+                <w:sz w:val="20"/>
+                <w:szCs w:val="20"/>
+                <w:highlight w:val="white"/>
+              </w:rPr>
+              <w:t>.</w:t>
+            </w:r>
+            <w:proofErr w:type="gramStart"/>
+            <w:r>
+              <w:rPr>
+                <w:color w:val="4A4A4A"/>
+                <w:sz w:val="20"/>
+                <w:szCs w:val="20"/>
+                <w:highlight w:val="white"/>
+              </w:rPr>
+              <w:t>properties.getItem</w:t>
+            </w:r>
+            <w:proofErr w:type="spellEnd"/>
+            <w:proofErr w:type="gramEnd"/>
+            <w:r>
+              <w:rPr>
+                <w:color w:val="4A4A4A"/>
+                <w:sz w:val="20"/>
+                <w:szCs w:val="20"/>
+                <w:highlight w:val="white"/>
+              </w:rPr>
+              <w:t>("eye")) \</w:t>
+            </w:r>
+          </w:p>
+          <w:p>
+            <w:pPr>
+              <w:widowControl w:val="0"/>
+              <w:pBdr>
+                <w:top w:val="nil"/>
+                <w:left w:val="nil"/>
+                <w:bottom w:val="nil"/>
+                <w:right w:val="nil"/>
+                <w:between w:val="nil"/>
+              </w:pBdr>
+              <w:spacing w:after="20" w:line="240" w:lineRule="auto"/>
+              <w:rPr>
+                <w:color w:val="4A4A4A"/>
+                <w:sz w:val="20"/>
+                <w:szCs w:val="20"/>
+                <w:highlight w:val="white"/>
+              </w:rPr>
+            </w:pPr>
+            <w:r>
+              <w:rPr>
+                <w:color w:val="4A4A4A"/>
+                <w:sz w:val="20"/>
+                <w:szCs w:val="20"/>
+                <w:highlight w:val="white"/>
+              </w:rPr>
+              <w:t xml:space="preserve">  </w:t>
+            </w:r>
+            <w:proofErr w:type="gramStart"/>
+            <w:r>
+              <w:rPr>
+                <w:color w:val="4A4A4A"/>
+                <w:sz w:val="20"/>
+                <w:szCs w:val="20"/>
+                <w:highlight w:val="white"/>
+              </w:rPr>
+              <w:t>.drop</w:t>
+            </w:r>
+            <w:proofErr w:type="gramEnd"/>
+            <w:r>
+              <w:rPr>
+                <w:color w:val="4A4A4A"/>
+                <w:sz w:val="20"/>
+                <w:szCs w:val="20"/>
+                <w:highlight w:val="white"/>
+              </w:rPr>
+              <w:t>("properties") \</w:t>
+            </w:r>
+          </w:p>
+          <w:p>
+            <w:pPr>
+              <w:widowControl w:val="0"/>
+              <w:pBdr>
+                <w:top w:val="nil"/>
+                <w:left w:val="nil"/>
+                <w:bottom w:val="nil"/>
+                <w:right w:val="nil"/>
+                <w:between w:val="nil"/>
+              </w:pBdr>
+              <w:spacing w:after="20" w:line="240" w:lineRule="auto"/>
+              <w:rPr>
+                <w:color w:val="4A4A4A"/>
+                <w:sz w:val="20"/>
+                <w:szCs w:val="20"/>
+                <w:highlight w:val="white"/>
+              </w:rPr>
+            </w:pPr>
+            <w:r>
+              <w:rPr>
+                <w:color w:val="4A4A4A"/>
+                <w:sz w:val="20"/>
+                <w:szCs w:val="20"/>
+                <w:highlight w:val="white"/>
+              </w:rPr>
+              <w:t xml:space="preserve">  </w:t>
+            </w:r>
+            <w:proofErr w:type="gramStart"/>
+            <w:r>
+              <w:rPr>
+                <w:color w:val="4A4A4A"/>
+                <w:sz w:val="20"/>
+                <w:szCs w:val="20"/>
+                <w:highlight w:val="white"/>
+              </w:rPr>
+              <w:t>.show</w:t>
+            </w:r>
+            <w:proofErr w:type="gramEnd"/>
+            <w:r>
+              <w:rPr>
+                <w:color w:val="4A4A4A"/>
+                <w:sz w:val="20"/>
+                <w:szCs w:val="20"/>
+                <w:highlight w:val="white"/>
+              </w:rPr>
+              <w:t>()</w:t>
+            </w:r>
+          </w:p>
+          <w:p>
+            <w:pPr>
+              <w:widowControl w:val="0"/>
+              <w:pBdr>
+                <w:top w:val="nil"/>
+                <w:left w:val="nil"/>
+                <w:bottom w:val="nil"/>
+                <w:right w:val="nil"/>
+                <w:between w:val="nil"/>
+              </w:pBdr>
+              <w:spacing w:after="20" w:line="240" w:lineRule="auto"/>
+              <w:rPr>
+                <w:color w:val="4A4A4A"/>
+                <w:sz w:val="20"/>
+                <w:szCs w:val="20"/>
+                <w:highlight w:val="white"/>
+              </w:rPr>
+            </w:pPr>
+          </w:p>
+          <w:p>
+            <w:pPr>
+              <w:widowControl w:val="0"/>
+              <w:pBdr>
+                <w:top w:val="nil"/>
+                <w:left w:val="nil"/>
+                <w:bottom w:val="nil"/>
+                <w:right w:val="nil"/>
+                <w:between w:val="nil"/>
+              </w:pBdr>
+              <w:spacing w:after="20" w:line="240" w:lineRule="auto"/>
+              <w:rPr>
+                <w:color w:val="4A4A4A"/>
+                <w:sz w:val="20"/>
+                <w:szCs w:val="20"/>
+                <w:highlight w:val="white"/>
+              </w:rPr>
+            </w:pPr>
+            <w:proofErr w:type="spellStart"/>
+            <w:proofErr w:type="gramStart"/>
+            <w:r>
+              <w:rPr>
+                <w:color w:val="4A4A4A"/>
+                <w:sz w:val="20"/>
+                <w:szCs w:val="20"/>
+                <w:highlight w:val="white"/>
+              </w:rPr>
+              <w:t>df.withColumn</w:t>
+            </w:r>
+            <w:proofErr w:type="spellEnd"/>
+            <w:proofErr w:type="gramEnd"/>
+            <w:r>
+              <w:rPr>
+                <w:color w:val="4A4A4A"/>
+                <w:sz w:val="20"/>
+                <w:szCs w:val="20"/>
+                <w:highlight w:val="white"/>
+              </w:rPr>
+              <w:t>("hair</w:t>
+            </w:r>
+            <w:proofErr w:type="gramStart"/>
+            <w:r>
+              <w:rPr>
+                <w:color w:val="4A4A4A"/>
+                <w:sz w:val="20"/>
+                <w:szCs w:val="20"/>
+                <w:highlight w:val="white"/>
+              </w:rPr>
+              <w:t>",</w:t>
+            </w:r>
+            <w:proofErr w:type="spellStart"/>
+            <w:r>
+              <w:rPr>
+                <w:color w:val="4A4A4A"/>
+                <w:sz w:val="20"/>
+                <w:szCs w:val="20"/>
+                <w:highlight w:val="white"/>
+              </w:rPr>
+              <w:t>df</w:t>
+            </w:r>
+            <w:proofErr w:type="gramEnd"/>
+            <w:r>
+              <w:rPr>
+                <w:color w:val="4A4A4A"/>
+                <w:sz w:val="20"/>
+                <w:szCs w:val="20"/>
+                <w:highlight w:val="white"/>
+              </w:rPr>
+              <w:t>.properties</w:t>
+            </w:r>
+            <w:proofErr w:type="spellEnd"/>
+            <w:r>
+              <w:rPr>
+                <w:color w:val="4A4A4A"/>
+                <w:sz w:val="20"/>
+                <w:szCs w:val="20"/>
+                <w:highlight w:val="white"/>
+              </w:rPr>
+              <w:t>["hair"]) \</w:t>
+            </w:r>
+          </w:p>
+          <w:p>
+            <w:pPr>
+              <w:widowControl w:val="0"/>
+              <w:pBdr>
+                <w:top w:val="nil"/>
+                <w:left w:val="nil"/>
+                <w:bottom w:val="nil"/>
+                <w:right w:val="nil"/>
+                <w:between w:val="nil"/>
+              </w:pBdr>
+              <w:spacing w:after="20" w:line="240" w:lineRule="auto"/>
+              <w:rPr>
+                <w:color w:val="4A4A4A"/>
+                <w:sz w:val="20"/>
+                <w:szCs w:val="20"/>
+                <w:highlight w:val="white"/>
+              </w:rPr>
+            </w:pPr>
+            <w:r>
+              <w:rPr>
+                <w:color w:val="4A4A4A"/>
+                <w:sz w:val="20"/>
+                <w:szCs w:val="20"/>
+                <w:highlight w:val="white"/>
+              </w:rPr>
+              <w:t xml:space="preserve">  </w:t>
+            </w:r>
+            <w:proofErr w:type="gramStart"/>
+            <w:r>
+              <w:rPr>
+                <w:color w:val="4A4A4A"/>
+                <w:sz w:val="20"/>
+                <w:szCs w:val="20"/>
+                <w:highlight w:val="white"/>
+              </w:rPr>
+              <w:t>.</w:t>
+            </w:r>
+            <w:proofErr w:type="spellStart"/>
+            <w:r>
+              <w:rPr>
+                <w:color w:val="4A4A4A"/>
+                <w:sz w:val="20"/>
+                <w:szCs w:val="20"/>
+                <w:highlight w:val="white"/>
+              </w:rPr>
+              <w:t>withColumn</w:t>
+            </w:r>
+            <w:proofErr w:type="spellEnd"/>
+            <w:proofErr w:type="gramEnd"/>
+            <w:r>
+              <w:rPr>
+                <w:color w:val="4A4A4A"/>
+                <w:sz w:val="20"/>
+                <w:szCs w:val="20"/>
+                <w:highlight w:val="white"/>
+              </w:rPr>
+              <w:t>("eye</w:t>
+            </w:r>
+            <w:proofErr w:type="gramStart"/>
+            <w:r>
+              <w:rPr>
+                <w:color w:val="4A4A4A"/>
+                <w:sz w:val="20"/>
+                <w:szCs w:val="20"/>
+                <w:highlight w:val="white"/>
+              </w:rPr>
+              <w:t>",</w:t>
+            </w:r>
+            <w:proofErr w:type="spellStart"/>
+            <w:r>
+              <w:rPr>
+                <w:color w:val="4A4A4A"/>
+                <w:sz w:val="20"/>
+                <w:szCs w:val="20"/>
+                <w:highlight w:val="white"/>
+              </w:rPr>
+              <w:t>df</w:t>
+            </w:r>
+            <w:proofErr w:type="gramEnd"/>
+            <w:r>
+              <w:rPr>
+                <w:color w:val="4A4A4A"/>
+                <w:sz w:val="20"/>
+                <w:szCs w:val="20"/>
+                <w:highlight w:val="white"/>
+              </w:rPr>
+              <w:t>.properties</w:t>
+            </w:r>
+            <w:proofErr w:type="spellEnd"/>
+            <w:r>
+              <w:rPr>
+                <w:color w:val="4A4A4A"/>
+                <w:sz w:val="20"/>
+                <w:szCs w:val="20"/>
+                <w:highlight w:val="white"/>
+              </w:rPr>
+              <w:t>["eye"]) \</w:t>
+            </w:r>
+          </w:p>
+          <w:p>
+            <w:pPr>
+              <w:widowControl w:val="0"/>
+              <w:pBdr>
+                <w:top w:val="nil"/>
+                <w:left w:val="nil"/>
+                <w:bottom w:val="nil"/>
+                <w:right w:val="nil"/>
+                <w:between w:val="nil"/>
+              </w:pBdr>
+              <w:spacing w:after="20" w:line="240" w:lineRule="auto"/>
+              <w:rPr>
+                <w:color w:val="4A4A4A"/>
+                <w:sz w:val="20"/>
+                <w:szCs w:val="20"/>
+                <w:highlight w:val="white"/>
+              </w:rPr>
+            </w:pPr>
+            <w:r>
+              <w:rPr>
+                <w:color w:val="4A4A4A"/>
+                <w:sz w:val="20"/>
+                <w:szCs w:val="20"/>
+                <w:highlight w:val="white"/>
+              </w:rPr>
+              <w:t xml:space="preserve">  </w:t>
+            </w:r>
+            <w:proofErr w:type="gramStart"/>
+            <w:r>
+              <w:rPr>
+                <w:color w:val="4A4A4A"/>
+                <w:sz w:val="20"/>
+                <w:szCs w:val="20"/>
+                <w:highlight w:val="white"/>
+              </w:rPr>
+              <w:t>.drop</w:t>
+            </w:r>
+            <w:proofErr w:type="gramEnd"/>
+            <w:r>
+              <w:rPr>
+                <w:color w:val="4A4A4A"/>
+                <w:sz w:val="20"/>
+                <w:szCs w:val="20"/>
+                <w:highlight w:val="white"/>
+              </w:rPr>
+              <w:t>("properties") \</w:t>
+            </w:r>
+          </w:p>
+          <w:p>
+            <w:pPr>
+              <w:widowControl w:val="0"/>
+              <w:pBdr>
+                <w:top w:val="nil"/>
+                <w:left w:val="nil"/>
+                <w:bottom w:val="nil"/>
+                <w:right w:val="nil"/>
+                <w:between w:val="nil"/>
+              </w:pBdr>
+              <w:spacing w:after="20" w:line="240" w:lineRule="auto"/>
+              <w:rPr>
+                <w:color w:val="4A4A4A"/>
+                <w:sz w:val="20"/>
+                <w:szCs w:val="20"/>
+                <w:highlight w:val="white"/>
+              </w:rPr>
+            </w:pPr>
+            <w:r>
+              <w:rPr>
+                <w:color w:val="4A4A4A"/>
+                <w:sz w:val="20"/>
+                <w:szCs w:val="20"/>
+                <w:highlight w:val="white"/>
+              </w:rPr>
+              <w:t xml:space="preserve">  </w:t>
+            </w:r>
+            <w:proofErr w:type="gramStart"/>
+            <w:r>
+              <w:rPr>
+                <w:color w:val="4A4A4A"/>
+                <w:sz w:val="20"/>
+                <w:szCs w:val="20"/>
+                <w:highlight w:val="white"/>
+              </w:rPr>
+              <w:t>.show</w:t>
+            </w:r>
+            <w:proofErr w:type="gramEnd"/>
+            <w:r>
+              <w:rPr>
+                <w:color w:val="4A4A4A"/>
+                <w:sz w:val="20"/>
+                <w:szCs w:val="20"/>
+                <w:highlight w:val="white"/>
+              </w:rPr>
+              <w:t>()</w:t>
             </w:r>
           </w:p>
           <w:p>
@@ -6497,35 +10981,134 @@
                 <w:szCs w:val="20"/>
                 <w:highlight w:val="white"/>
               </w:rPr>
-              <w:t>from pyspark.sql.functions import explode</w:t>
-            </w:r>
-          </w:p>
-          <w:p>
-            <w:pPr>
-              <w:widowControl w:val="0"/>
-              <w:pBdr>
-                <w:top w:val="nil"/>
-                <w:left w:val="nil"/>
-                <w:bottom w:val="nil"/>
-                <w:right w:val="nil"/>
-                <w:between w:val="nil"/>
-              </w:pBdr>
-              <w:spacing w:after="20" w:line="240" w:lineRule="auto"/>
-              <w:rPr>
-                <w:color w:val="4A4A4A"/>
-                <w:sz w:val="20"/>
-                <w:szCs w:val="20"/>
-                <w:highlight w:val="white"/>
-              </w:rPr>
-            </w:pPr>
-            <w:r>
-              <w:rPr>
-                <w:color w:val="4A4A4A"/>
-                <w:sz w:val="20"/>
-                <w:szCs w:val="20"/>
-                <w:highlight w:val="white"/>
-              </w:rPr>
-              <w:t>df.select(df.name,explode(df.properties)).show()</w:t>
+              <w:t xml:space="preserve">from </w:t>
+            </w:r>
+            <w:proofErr w:type="spellStart"/>
+            <w:proofErr w:type="gramStart"/>
+            <w:r>
+              <w:rPr>
+                <w:color w:val="4A4A4A"/>
+                <w:sz w:val="20"/>
+                <w:szCs w:val="20"/>
+                <w:highlight w:val="white"/>
+              </w:rPr>
+              <w:t>pyspark.sql.functions</w:t>
+            </w:r>
+            <w:proofErr w:type="spellEnd"/>
+            <w:proofErr w:type="gramEnd"/>
+            <w:r>
+              <w:rPr>
+                <w:color w:val="4A4A4A"/>
+                <w:sz w:val="20"/>
+                <w:szCs w:val="20"/>
+                <w:highlight w:val="white"/>
+              </w:rPr>
+              <w:t xml:space="preserve"> import explode</w:t>
+            </w:r>
+          </w:p>
+          <w:p>
+            <w:pPr>
+              <w:widowControl w:val="0"/>
+              <w:pBdr>
+                <w:top w:val="nil"/>
+                <w:left w:val="nil"/>
+                <w:bottom w:val="nil"/>
+                <w:right w:val="nil"/>
+                <w:between w:val="nil"/>
+              </w:pBdr>
+              <w:spacing w:after="20" w:line="240" w:lineRule="auto"/>
+              <w:rPr>
+                <w:color w:val="4A4A4A"/>
+                <w:sz w:val="20"/>
+                <w:szCs w:val="20"/>
+                <w:highlight w:val="white"/>
+              </w:rPr>
+            </w:pPr>
+            <w:proofErr w:type="spellStart"/>
+            <w:proofErr w:type="gramStart"/>
+            <w:r>
+              <w:rPr>
+                <w:color w:val="4A4A4A"/>
+                <w:sz w:val="20"/>
+                <w:szCs w:val="20"/>
+                <w:highlight w:val="white"/>
+              </w:rPr>
+              <w:t>df.select</w:t>
+            </w:r>
+            <w:proofErr w:type="spellEnd"/>
+            <w:proofErr w:type="gramEnd"/>
+            <w:r>
+              <w:rPr>
+                <w:color w:val="4A4A4A"/>
+                <w:sz w:val="20"/>
+                <w:szCs w:val="20"/>
+                <w:highlight w:val="white"/>
+              </w:rPr>
+              <w:t>(</w:t>
+            </w:r>
+            <w:proofErr w:type="spellStart"/>
+            <w:proofErr w:type="gramStart"/>
+            <w:r>
+              <w:rPr>
+                <w:color w:val="4A4A4A"/>
+                <w:sz w:val="20"/>
+                <w:szCs w:val="20"/>
+                <w:highlight w:val="white"/>
+              </w:rPr>
+              <w:t>df.name,explode</w:t>
+            </w:r>
+            <w:proofErr w:type="spellEnd"/>
+            <w:proofErr w:type="gramEnd"/>
+            <w:r>
+              <w:rPr>
+                <w:color w:val="4A4A4A"/>
+                <w:sz w:val="20"/>
+                <w:szCs w:val="20"/>
+                <w:highlight w:val="white"/>
+              </w:rPr>
+              <w:t>(</w:t>
+            </w:r>
+            <w:proofErr w:type="spellStart"/>
+            <w:proofErr w:type="gramStart"/>
+            <w:r>
+              <w:rPr>
+                <w:color w:val="4A4A4A"/>
+                <w:sz w:val="20"/>
+                <w:szCs w:val="20"/>
+                <w:highlight w:val="white"/>
+              </w:rPr>
+              <w:t>df.properties</w:t>
+            </w:r>
+            <w:proofErr w:type="spellEnd"/>
+            <w:proofErr w:type="gramEnd"/>
+            <w:r>
+              <w:rPr>
+                <w:color w:val="4A4A4A"/>
+                <w:sz w:val="20"/>
+                <w:szCs w:val="20"/>
+                <w:highlight w:val="white"/>
+              </w:rPr>
+              <w:t>)</w:t>
+            </w:r>
+            <w:proofErr w:type="gramStart"/>
+            <w:r>
+              <w:rPr>
+                <w:color w:val="4A4A4A"/>
+                <w:sz w:val="20"/>
+                <w:szCs w:val="20"/>
+                <w:highlight w:val="white"/>
+              </w:rPr>
+              <w:t>).show</w:t>
+            </w:r>
+            <w:proofErr w:type="gramEnd"/>
+            <w:r>
+              <w:rPr>
+                <w:color w:val="4A4A4A"/>
+                <w:sz w:val="20"/>
+                <w:szCs w:val="20"/>
+                <w:highlight w:val="white"/>
+              </w:rPr>
+              <w:t>()</w:t>
             </w:r>
           </w:p>
           <w:p>
@@ -6580,6 +11163,7 @@
       </w:pPr>
       <w:bookmarkStart w:id="16" w:name="_psrypf6hlizy" w:colFirst="0" w:colLast="0"/>
       <w:bookmarkEnd w:id="16"/>
+      <w:proofErr w:type="spellStart"/>
       <w:r>
         <w:rPr>
           <w:b/>
@@ -6588,7 +11172,40 @@
           <w:szCs w:val="20"/>
           <w:highlight w:val="white"/>
         </w:rPr>
-        <w:t>map_keys() – Get All Map Keys</w:t>
+        <w:t>map_</w:t>
+      </w:r>
+      <w:proofErr w:type="gramStart"/>
+      <w:r>
+        <w:rPr>
+          <w:b/>
+          <w:color w:val="333333"/>
+          <w:sz w:val="20"/>
+          <w:szCs w:val="20"/>
+          <w:highlight w:val="white"/>
+        </w:rPr>
+        <w:t>keys</w:t>
+      </w:r>
+      <w:proofErr w:type="spellEnd"/>
+      <w:r>
+        <w:rPr>
+          <w:b/>
+          <w:color w:val="333333"/>
+          <w:sz w:val="20"/>
+          <w:szCs w:val="20"/>
+          <w:highlight w:val="white"/>
+        </w:rPr>
+        <w:t>(</w:t>
+      </w:r>
+      <w:proofErr w:type="gramEnd"/>
+      <w:r>
+        <w:rPr>
+          <w:b/>
+          <w:color w:val="333333"/>
+          <w:sz w:val="20"/>
+          <w:szCs w:val="20"/>
+          <w:highlight w:val="white"/>
+        </w:rPr>
+        <w:t>) – Get All Map Keys</w:t>
       </w:r>
     </w:p>
     <w:p>
@@ -6675,35 +11292,154 @@
                 <w:szCs w:val="20"/>
                 <w:highlight w:val="white"/>
               </w:rPr>
-              <w:t>from pyspark.sql.functions import map_keys</w:t>
-            </w:r>
-          </w:p>
-          <w:p>
-            <w:pPr>
-              <w:widowControl w:val="0"/>
-              <w:pBdr>
-                <w:top w:val="nil"/>
-                <w:left w:val="nil"/>
-                <w:bottom w:val="nil"/>
-                <w:right w:val="nil"/>
-                <w:between w:val="nil"/>
-              </w:pBdr>
-              <w:spacing w:after="20" w:line="240" w:lineRule="auto"/>
-              <w:rPr>
-                <w:color w:val="4A4A4A"/>
-                <w:sz w:val="20"/>
-                <w:szCs w:val="20"/>
-                <w:highlight w:val="white"/>
-              </w:rPr>
-            </w:pPr>
-            <w:r>
-              <w:rPr>
-                <w:color w:val="4A4A4A"/>
-                <w:sz w:val="20"/>
-                <w:szCs w:val="20"/>
-                <w:highlight w:val="white"/>
-              </w:rPr>
-              <w:t>df.select(df.name,map_keys(df.properties)).show()</w:t>
+              <w:t xml:space="preserve">from </w:t>
+            </w:r>
+            <w:proofErr w:type="spellStart"/>
+            <w:proofErr w:type="gramStart"/>
+            <w:r>
+              <w:rPr>
+                <w:color w:val="4A4A4A"/>
+                <w:sz w:val="20"/>
+                <w:szCs w:val="20"/>
+                <w:highlight w:val="white"/>
+              </w:rPr>
+              <w:t>pyspark.sql.functions</w:t>
+            </w:r>
+            <w:proofErr w:type="spellEnd"/>
+            <w:proofErr w:type="gramEnd"/>
+            <w:r>
+              <w:rPr>
+                <w:color w:val="4A4A4A"/>
+                <w:sz w:val="20"/>
+                <w:szCs w:val="20"/>
+                <w:highlight w:val="white"/>
+              </w:rPr>
+              <w:t xml:space="preserve"> import </w:t>
+            </w:r>
+            <w:proofErr w:type="spellStart"/>
+            <w:r>
+              <w:rPr>
+                <w:color w:val="4A4A4A"/>
+                <w:sz w:val="20"/>
+                <w:szCs w:val="20"/>
+                <w:highlight w:val="white"/>
+              </w:rPr>
+              <w:t>map_keys</w:t>
+            </w:r>
+            <w:proofErr w:type="spellEnd"/>
+          </w:p>
+          <w:p>
+            <w:pPr>
+              <w:widowControl w:val="0"/>
+              <w:pBdr>
+                <w:top w:val="nil"/>
+                <w:left w:val="nil"/>
+                <w:bottom w:val="nil"/>
+                <w:right w:val="nil"/>
+                <w:between w:val="nil"/>
+              </w:pBdr>
+              <w:spacing w:after="20" w:line="240" w:lineRule="auto"/>
+              <w:rPr>
+                <w:color w:val="4A4A4A"/>
+                <w:sz w:val="20"/>
+                <w:szCs w:val="20"/>
+                <w:highlight w:val="white"/>
+              </w:rPr>
+            </w:pPr>
+            <w:proofErr w:type="spellStart"/>
+            <w:proofErr w:type="gramStart"/>
+            <w:r>
+              <w:rPr>
+                <w:color w:val="4A4A4A"/>
+                <w:sz w:val="20"/>
+                <w:szCs w:val="20"/>
+                <w:highlight w:val="white"/>
+              </w:rPr>
+              <w:t>df.select</w:t>
+            </w:r>
+            <w:proofErr w:type="spellEnd"/>
+            <w:proofErr w:type="gramEnd"/>
+            <w:r>
+              <w:rPr>
+                <w:color w:val="4A4A4A"/>
+                <w:sz w:val="20"/>
+                <w:szCs w:val="20"/>
+                <w:highlight w:val="white"/>
+              </w:rPr>
+              <w:t>(</w:t>
+            </w:r>
+            <w:proofErr w:type="spellStart"/>
+            <w:proofErr w:type="gramStart"/>
+            <w:r>
+              <w:rPr>
+                <w:color w:val="4A4A4A"/>
+                <w:sz w:val="20"/>
+                <w:szCs w:val="20"/>
+                <w:highlight w:val="white"/>
+              </w:rPr>
+              <w:t>df.name,map</w:t>
+            </w:r>
+            <w:proofErr w:type="gramEnd"/>
+            <w:r>
+              <w:rPr>
+                <w:color w:val="4A4A4A"/>
+                <w:sz w:val="20"/>
+                <w:szCs w:val="20"/>
+                <w:highlight w:val="white"/>
+              </w:rPr>
+              <w:t>_keys</w:t>
+            </w:r>
+            <w:proofErr w:type="spellEnd"/>
+            <w:r>
+              <w:rPr>
+                <w:color w:val="4A4A4A"/>
+                <w:sz w:val="20"/>
+                <w:szCs w:val="20"/>
+                <w:highlight w:val="white"/>
+              </w:rPr>
+              <w:t>(</w:t>
+            </w:r>
+            <w:proofErr w:type="spellStart"/>
+            <w:proofErr w:type="gramStart"/>
+            <w:r>
+              <w:rPr>
+                <w:color w:val="4A4A4A"/>
+                <w:sz w:val="20"/>
+                <w:szCs w:val="20"/>
+                <w:highlight w:val="white"/>
+              </w:rPr>
+              <w:t>df.properties</w:t>
+            </w:r>
+            <w:proofErr w:type="spellEnd"/>
+            <w:proofErr w:type="gramEnd"/>
+            <w:r>
+              <w:rPr>
+                <w:color w:val="4A4A4A"/>
+                <w:sz w:val="20"/>
+                <w:szCs w:val="20"/>
+                <w:highlight w:val="white"/>
+              </w:rPr>
+              <w:t>)</w:t>
+            </w:r>
+            <w:proofErr w:type="gramStart"/>
+            <w:r>
+              <w:rPr>
+                <w:color w:val="4A4A4A"/>
+                <w:sz w:val="20"/>
+                <w:szCs w:val="20"/>
+                <w:highlight w:val="white"/>
+              </w:rPr>
+              <w:t>).show</w:t>
+            </w:r>
+            <w:proofErr w:type="gramEnd"/>
+            <w:r>
+              <w:rPr>
+                <w:color w:val="4A4A4A"/>
+                <w:sz w:val="20"/>
+                <w:szCs w:val="20"/>
+                <w:highlight w:val="white"/>
+              </w:rPr>
+              <w:t>()</w:t>
             </w:r>
           </w:p>
           <w:p>
@@ -6857,119 +11593,351 @@
                 <w:szCs w:val="20"/>
                 <w:highlight w:val="white"/>
               </w:rPr>
-              <w:t>from pyspark.sql.functions import explode,map_keys</w:t>
-            </w:r>
-          </w:p>
-          <w:p>
-            <w:pPr>
-              <w:widowControl w:val="0"/>
-              <w:pBdr>
-                <w:top w:val="nil"/>
-                <w:left w:val="nil"/>
-                <w:bottom w:val="nil"/>
-                <w:right w:val="nil"/>
-                <w:between w:val="nil"/>
-              </w:pBdr>
-              <w:spacing w:after="20" w:line="240" w:lineRule="auto"/>
-              <w:rPr>
-                <w:color w:val="4A4A4A"/>
-                <w:sz w:val="20"/>
-                <w:szCs w:val="20"/>
-                <w:highlight w:val="white"/>
-              </w:rPr>
-            </w:pPr>
-            <w:r>
-              <w:rPr>
-                <w:color w:val="4A4A4A"/>
-                <w:sz w:val="20"/>
-                <w:szCs w:val="20"/>
-                <w:highlight w:val="white"/>
-              </w:rPr>
-              <w:t>keysDF = df.select(explode(map_keys(df.properties))).distinct()</w:t>
-            </w:r>
-          </w:p>
-          <w:p>
-            <w:pPr>
-              <w:widowControl w:val="0"/>
-              <w:pBdr>
-                <w:top w:val="nil"/>
-                <w:left w:val="nil"/>
-                <w:bottom w:val="nil"/>
-                <w:right w:val="nil"/>
-                <w:between w:val="nil"/>
-              </w:pBdr>
-              <w:spacing w:after="20" w:line="240" w:lineRule="auto"/>
-              <w:rPr>
-                <w:color w:val="4A4A4A"/>
-                <w:sz w:val="20"/>
-                <w:szCs w:val="20"/>
-                <w:highlight w:val="white"/>
-              </w:rPr>
-            </w:pPr>
-            <w:r>
-              <w:rPr>
-                <w:color w:val="4A4A4A"/>
-                <w:sz w:val="20"/>
-                <w:szCs w:val="20"/>
-                <w:highlight w:val="white"/>
-              </w:rPr>
-              <w:t>keysList = keysDF.rdd.map(lambda x:x[0]).collect()</w:t>
-            </w:r>
-          </w:p>
-          <w:p>
-            <w:pPr>
-              <w:widowControl w:val="0"/>
-              <w:pBdr>
-                <w:top w:val="nil"/>
-                <w:left w:val="nil"/>
-                <w:bottom w:val="nil"/>
-                <w:right w:val="nil"/>
-                <w:between w:val="nil"/>
-              </w:pBdr>
-              <w:spacing w:after="20" w:line="240" w:lineRule="auto"/>
-              <w:rPr>
-                <w:color w:val="4A4A4A"/>
-                <w:sz w:val="20"/>
-                <w:szCs w:val="20"/>
-                <w:highlight w:val="white"/>
-              </w:rPr>
-            </w:pPr>
-            <w:r>
-              <w:rPr>
-                <w:color w:val="4A4A4A"/>
-                <w:sz w:val="20"/>
-                <w:szCs w:val="20"/>
-                <w:highlight w:val="white"/>
-              </w:rPr>
-              <w:t>print(keysList)</w:t>
-            </w:r>
-          </w:p>
-          <w:p>
-            <w:pPr>
-              <w:widowControl w:val="0"/>
-              <w:pBdr>
-                <w:top w:val="nil"/>
-                <w:left w:val="nil"/>
-                <w:bottom w:val="nil"/>
-                <w:right w:val="nil"/>
-                <w:between w:val="nil"/>
-              </w:pBdr>
-              <w:spacing w:after="20" w:line="240" w:lineRule="auto"/>
-              <w:rPr>
-                <w:color w:val="4A4A4A"/>
-                <w:sz w:val="20"/>
-                <w:szCs w:val="20"/>
-                <w:highlight w:val="white"/>
-              </w:rPr>
-            </w:pPr>
-            <w:r>
-              <w:rPr>
-                <w:color w:val="4A4A4A"/>
-                <w:sz w:val="20"/>
-                <w:szCs w:val="20"/>
-                <w:highlight w:val="white"/>
-              </w:rPr>
-              <w:t>#['eye', 'hair']</w:t>
+              <w:t xml:space="preserve">from </w:t>
+            </w:r>
+            <w:proofErr w:type="spellStart"/>
+            <w:proofErr w:type="gramStart"/>
+            <w:r>
+              <w:rPr>
+                <w:color w:val="4A4A4A"/>
+                <w:sz w:val="20"/>
+                <w:szCs w:val="20"/>
+                <w:highlight w:val="white"/>
+              </w:rPr>
+              <w:t>pyspark.sql.functions</w:t>
+            </w:r>
+            <w:proofErr w:type="spellEnd"/>
+            <w:proofErr w:type="gramEnd"/>
+            <w:r>
+              <w:rPr>
+                <w:color w:val="4A4A4A"/>
+                <w:sz w:val="20"/>
+                <w:szCs w:val="20"/>
+                <w:highlight w:val="white"/>
+              </w:rPr>
+              <w:t xml:space="preserve"> import </w:t>
+            </w:r>
+            <w:proofErr w:type="spellStart"/>
+            <w:proofErr w:type="gramStart"/>
+            <w:r>
+              <w:rPr>
+                <w:color w:val="4A4A4A"/>
+                <w:sz w:val="20"/>
+                <w:szCs w:val="20"/>
+                <w:highlight w:val="white"/>
+              </w:rPr>
+              <w:t>explode,map</w:t>
+            </w:r>
+            <w:proofErr w:type="gramEnd"/>
+            <w:r>
+              <w:rPr>
+                <w:color w:val="4A4A4A"/>
+                <w:sz w:val="20"/>
+                <w:szCs w:val="20"/>
+                <w:highlight w:val="white"/>
+              </w:rPr>
+              <w:t>_keys</w:t>
+            </w:r>
+            <w:proofErr w:type="spellEnd"/>
+          </w:p>
+          <w:p>
+            <w:pPr>
+              <w:widowControl w:val="0"/>
+              <w:pBdr>
+                <w:top w:val="nil"/>
+                <w:left w:val="nil"/>
+                <w:bottom w:val="nil"/>
+                <w:right w:val="nil"/>
+                <w:between w:val="nil"/>
+              </w:pBdr>
+              <w:spacing w:after="20" w:line="240" w:lineRule="auto"/>
+              <w:rPr>
+                <w:color w:val="4A4A4A"/>
+                <w:sz w:val="20"/>
+                <w:szCs w:val="20"/>
+                <w:highlight w:val="white"/>
+              </w:rPr>
+            </w:pPr>
+            <w:proofErr w:type="spellStart"/>
+            <w:r>
+              <w:rPr>
+                <w:color w:val="4A4A4A"/>
+                <w:sz w:val="20"/>
+                <w:szCs w:val="20"/>
+                <w:highlight w:val="white"/>
+              </w:rPr>
+              <w:t>keysDF</w:t>
+            </w:r>
+            <w:proofErr w:type="spellEnd"/>
+            <w:r>
+              <w:rPr>
+                <w:color w:val="4A4A4A"/>
+                <w:sz w:val="20"/>
+                <w:szCs w:val="20"/>
+                <w:highlight w:val="white"/>
+              </w:rPr>
+              <w:t xml:space="preserve"> = </w:t>
+            </w:r>
+            <w:proofErr w:type="spellStart"/>
+            <w:proofErr w:type="gramStart"/>
+            <w:r>
+              <w:rPr>
+                <w:color w:val="4A4A4A"/>
+                <w:sz w:val="20"/>
+                <w:szCs w:val="20"/>
+                <w:highlight w:val="white"/>
+              </w:rPr>
+              <w:t>df.select</w:t>
+            </w:r>
+            <w:proofErr w:type="spellEnd"/>
+            <w:proofErr w:type="gramEnd"/>
+            <w:r>
+              <w:rPr>
+                <w:color w:val="4A4A4A"/>
+                <w:sz w:val="20"/>
+                <w:szCs w:val="20"/>
+                <w:highlight w:val="white"/>
+              </w:rPr>
+              <w:t>(explode(</w:t>
+            </w:r>
+            <w:proofErr w:type="spellStart"/>
+            <w:r>
+              <w:rPr>
+                <w:color w:val="4A4A4A"/>
+                <w:sz w:val="20"/>
+                <w:szCs w:val="20"/>
+                <w:highlight w:val="white"/>
+              </w:rPr>
+              <w:t>map_keys</w:t>
+            </w:r>
+            <w:proofErr w:type="spellEnd"/>
+            <w:r>
+              <w:rPr>
+                <w:color w:val="4A4A4A"/>
+                <w:sz w:val="20"/>
+                <w:szCs w:val="20"/>
+                <w:highlight w:val="white"/>
+              </w:rPr>
+              <w:t>(</w:t>
+            </w:r>
+            <w:proofErr w:type="spellStart"/>
+            <w:proofErr w:type="gramStart"/>
+            <w:r>
+              <w:rPr>
+                <w:color w:val="4A4A4A"/>
+                <w:sz w:val="20"/>
+                <w:szCs w:val="20"/>
+                <w:highlight w:val="white"/>
+              </w:rPr>
+              <w:t>df.properties</w:t>
+            </w:r>
+            <w:proofErr w:type="spellEnd"/>
+            <w:proofErr w:type="gramEnd"/>
+            <w:r>
+              <w:rPr>
+                <w:color w:val="4A4A4A"/>
+                <w:sz w:val="20"/>
+                <w:szCs w:val="20"/>
+                <w:highlight w:val="white"/>
+              </w:rPr>
+              <w:t>))</w:t>
+            </w:r>
+            <w:proofErr w:type="gramStart"/>
+            <w:r>
+              <w:rPr>
+                <w:color w:val="4A4A4A"/>
+                <w:sz w:val="20"/>
+                <w:szCs w:val="20"/>
+                <w:highlight w:val="white"/>
+              </w:rPr>
+              <w:t>).distinct</w:t>
+            </w:r>
+            <w:proofErr w:type="gramEnd"/>
+            <w:r>
+              <w:rPr>
+                <w:color w:val="4A4A4A"/>
+                <w:sz w:val="20"/>
+                <w:szCs w:val="20"/>
+                <w:highlight w:val="white"/>
+              </w:rPr>
+              <w:t>()</w:t>
+            </w:r>
+          </w:p>
+          <w:p>
+            <w:pPr>
+              <w:widowControl w:val="0"/>
+              <w:pBdr>
+                <w:top w:val="nil"/>
+                <w:left w:val="nil"/>
+                <w:bottom w:val="nil"/>
+                <w:right w:val="nil"/>
+                <w:between w:val="nil"/>
+              </w:pBdr>
+              <w:spacing w:after="20" w:line="240" w:lineRule="auto"/>
+              <w:rPr>
+                <w:color w:val="4A4A4A"/>
+                <w:sz w:val="20"/>
+                <w:szCs w:val="20"/>
+                <w:highlight w:val="white"/>
+              </w:rPr>
+            </w:pPr>
+            <w:proofErr w:type="spellStart"/>
+            <w:r>
+              <w:rPr>
+                <w:color w:val="4A4A4A"/>
+                <w:sz w:val="20"/>
+                <w:szCs w:val="20"/>
+                <w:highlight w:val="white"/>
+              </w:rPr>
+              <w:t>keysList</w:t>
+            </w:r>
+            <w:proofErr w:type="spellEnd"/>
+            <w:r>
+              <w:rPr>
+                <w:color w:val="4A4A4A"/>
+                <w:sz w:val="20"/>
+                <w:szCs w:val="20"/>
+                <w:highlight w:val="white"/>
+              </w:rPr>
+              <w:t xml:space="preserve"> = </w:t>
+            </w:r>
+            <w:proofErr w:type="spellStart"/>
+            <w:proofErr w:type="gramStart"/>
+            <w:r>
+              <w:rPr>
+                <w:color w:val="4A4A4A"/>
+                <w:sz w:val="20"/>
+                <w:szCs w:val="20"/>
+                <w:highlight w:val="white"/>
+              </w:rPr>
+              <w:t>keysDF.rdd.map</w:t>
+            </w:r>
+            <w:proofErr w:type="spellEnd"/>
+            <w:r>
+              <w:rPr>
+                <w:color w:val="4A4A4A"/>
+                <w:sz w:val="20"/>
+                <w:szCs w:val="20"/>
+                <w:highlight w:val="white"/>
+              </w:rPr>
+              <w:t>(</w:t>
+            </w:r>
+            <w:proofErr w:type="gramEnd"/>
+            <w:r>
+              <w:rPr>
+                <w:color w:val="4A4A4A"/>
+                <w:sz w:val="20"/>
+                <w:szCs w:val="20"/>
+                <w:highlight w:val="white"/>
+              </w:rPr>
+              <w:t>lambda x:x[0]</w:t>
+            </w:r>
+            <w:proofErr w:type="gramStart"/>
+            <w:r>
+              <w:rPr>
+                <w:color w:val="4A4A4A"/>
+                <w:sz w:val="20"/>
+                <w:szCs w:val="20"/>
+                <w:highlight w:val="white"/>
+              </w:rPr>
+              <w:t>).collect</w:t>
+            </w:r>
+            <w:proofErr w:type="gramEnd"/>
+            <w:r>
+              <w:rPr>
+                <w:color w:val="4A4A4A"/>
+                <w:sz w:val="20"/>
+                <w:szCs w:val="20"/>
+                <w:highlight w:val="white"/>
+              </w:rPr>
+              <w:t>()</w:t>
+            </w:r>
+          </w:p>
+          <w:p>
+            <w:pPr>
+              <w:widowControl w:val="0"/>
+              <w:pBdr>
+                <w:top w:val="nil"/>
+                <w:left w:val="nil"/>
+                <w:bottom w:val="nil"/>
+                <w:right w:val="nil"/>
+                <w:between w:val="nil"/>
+              </w:pBdr>
+              <w:spacing w:after="20" w:line="240" w:lineRule="auto"/>
+              <w:rPr>
+                <w:color w:val="4A4A4A"/>
+                <w:sz w:val="20"/>
+                <w:szCs w:val="20"/>
+                <w:highlight w:val="white"/>
+              </w:rPr>
+            </w:pPr>
+            <w:r>
+              <w:rPr>
+                <w:color w:val="4A4A4A"/>
+                <w:sz w:val="20"/>
+                <w:szCs w:val="20"/>
+                <w:highlight w:val="white"/>
+              </w:rPr>
+              <w:t>print(</w:t>
+            </w:r>
+            <w:proofErr w:type="spellStart"/>
+            <w:r>
+              <w:rPr>
+                <w:color w:val="4A4A4A"/>
+                <w:sz w:val="20"/>
+                <w:szCs w:val="20"/>
+                <w:highlight w:val="white"/>
+              </w:rPr>
+              <w:t>keysList</w:t>
+            </w:r>
+            <w:proofErr w:type="spellEnd"/>
+            <w:r>
+              <w:rPr>
+                <w:color w:val="4A4A4A"/>
+                <w:sz w:val="20"/>
+                <w:szCs w:val="20"/>
+                <w:highlight w:val="white"/>
+              </w:rPr>
+              <w:t>)</w:t>
+            </w:r>
+          </w:p>
+          <w:p>
+            <w:pPr>
+              <w:widowControl w:val="0"/>
+              <w:pBdr>
+                <w:top w:val="nil"/>
+                <w:left w:val="nil"/>
+                <w:bottom w:val="nil"/>
+                <w:right w:val="nil"/>
+                <w:between w:val="nil"/>
+              </w:pBdr>
+              <w:spacing w:after="20" w:line="240" w:lineRule="auto"/>
+              <w:rPr>
+                <w:color w:val="4A4A4A"/>
+                <w:sz w:val="20"/>
+                <w:szCs w:val="20"/>
+                <w:highlight w:val="white"/>
+              </w:rPr>
+            </w:pPr>
+            <w:proofErr w:type="gramStart"/>
+            <w:r>
+              <w:rPr>
+                <w:color w:val="4A4A4A"/>
+                <w:sz w:val="20"/>
+                <w:szCs w:val="20"/>
+                <w:highlight w:val="white"/>
+              </w:rPr>
+              <w:t>#[</w:t>
+            </w:r>
+            <w:proofErr w:type="gramEnd"/>
+            <w:r>
+              <w:rPr>
+                <w:color w:val="4A4A4A"/>
+                <w:sz w:val="20"/>
+                <w:szCs w:val="20"/>
+                <w:highlight w:val="white"/>
+              </w:rPr>
+              <w:t>'eye', 'hair']</w:t>
             </w:r>
           </w:p>
           <w:p>
@@ -7043,6 +12011,7 @@
       </w:pPr>
       <w:bookmarkStart w:id="17" w:name="_e5glrhqy08ro" w:colFirst="0" w:colLast="0"/>
       <w:bookmarkEnd w:id="17"/>
+      <w:proofErr w:type="spellStart"/>
       <w:r>
         <w:rPr>
           <w:b/>
@@ -7051,7 +12020,40 @@
           <w:szCs w:val="20"/>
           <w:highlight w:val="white"/>
         </w:rPr>
-        <w:t>map_values() – Get All map Values</w:t>
+        <w:t>map_</w:t>
+      </w:r>
+      <w:proofErr w:type="gramStart"/>
+      <w:r>
+        <w:rPr>
+          <w:b/>
+          <w:color w:val="333333"/>
+          <w:sz w:val="20"/>
+          <w:szCs w:val="20"/>
+          <w:highlight w:val="white"/>
+        </w:rPr>
+        <w:t>values</w:t>
+      </w:r>
+      <w:proofErr w:type="spellEnd"/>
+      <w:r>
+        <w:rPr>
+          <w:b/>
+          <w:color w:val="333333"/>
+          <w:sz w:val="20"/>
+          <w:szCs w:val="20"/>
+          <w:highlight w:val="white"/>
+        </w:rPr>
+        <w:t>(</w:t>
+      </w:r>
+      <w:proofErr w:type="gramEnd"/>
+      <w:r>
+        <w:rPr>
+          <w:b/>
+          <w:color w:val="333333"/>
+          <w:sz w:val="20"/>
+          <w:szCs w:val="20"/>
+          <w:highlight w:val="white"/>
+        </w:rPr>
+        <w:t>) – Get All map Values</w:t>
       </w:r>
     </w:p>
     <w:p>
@@ -7150,35 +12152,154 @@
                 <w:szCs w:val="20"/>
                 <w:highlight w:val="white"/>
               </w:rPr>
-              <w:t>from pyspark.sql.functions import map_values</w:t>
-            </w:r>
-          </w:p>
-          <w:p>
-            <w:pPr>
-              <w:widowControl w:val="0"/>
-              <w:pBdr>
-                <w:top w:val="nil"/>
-                <w:left w:val="nil"/>
-                <w:bottom w:val="nil"/>
-                <w:right w:val="nil"/>
-                <w:between w:val="nil"/>
-              </w:pBdr>
-              <w:spacing w:after="20" w:line="240" w:lineRule="auto"/>
-              <w:rPr>
-                <w:color w:val="4A4A4A"/>
-                <w:sz w:val="20"/>
-                <w:szCs w:val="20"/>
-                <w:highlight w:val="white"/>
-              </w:rPr>
-            </w:pPr>
-            <w:r>
-              <w:rPr>
-                <w:color w:val="4A4A4A"/>
-                <w:sz w:val="20"/>
-                <w:szCs w:val="20"/>
-                <w:highlight w:val="white"/>
-              </w:rPr>
-              <w:t>df.select(df.name,map_values(df.properties)).show()</w:t>
+              <w:t xml:space="preserve">from </w:t>
+            </w:r>
+            <w:proofErr w:type="spellStart"/>
+            <w:proofErr w:type="gramStart"/>
+            <w:r>
+              <w:rPr>
+                <w:color w:val="4A4A4A"/>
+                <w:sz w:val="20"/>
+                <w:szCs w:val="20"/>
+                <w:highlight w:val="white"/>
+              </w:rPr>
+              <w:t>pyspark.sql.functions</w:t>
+            </w:r>
+            <w:proofErr w:type="spellEnd"/>
+            <w:proofErr w:type="gramEnd"/>
+            <w:r>
+              <w:rPr>
+                <w:color w:val="4A4A4A"/>
+                <w:sz w:val="20"/>
+                <w:szCs w:val="20"/>
+                <w:highlight w:val="white"/>
+              </w:rPr>
+              <w:t xml:space="preserve"> import </w:t>
+            </w:r>
+            <w:proofErr w:type="spellStart"/>
+            <w:r>
+              <w:rPr>
+                <w:color w:val="4A4A4A"/>
+                <w:sz w:val="20"/>
+                <w:szCs w:val="20"/>
+                <w:highlight w:val="white"/>
+              </w:rPr>
+              <w:t>map_values</w:t>
+            </w:r>
+            <w:proofErr w:type="spellEnd"/>
+          </w:p>
+          <w:p>
+            <w:pPr>
+              <w:widowControl w:val="0"/>
+              <w:pBdr>
+                <w:top w:val="nil"/>
+                <w:left w:val="nil"/>
+                <w:bottom w:val="nil"/>
+                <w:right w:val="nil"/>
+                <w:between w:val="nil"/>
+              </w:pBdr>
+              <w:spacing w:after="20" w:line="240" w:lineRule="auto"/>
+              <w:rPr>
+                <w:color w:val="4A4A4A"/>
+                <w:sz w:val="20"/>
+                <w:szCs w:val="20"/>
+                <w:highlight w:val="white"/>
+              </w:rPr>
+            </w:pPr>
+            <w:proofErr w:type="spellStart"/>
+            <w:proofErr w:type="gramStart"/>
+            <w:r>
+              <w:rPr>
+                <w:color w:val="4A4A4A"/>
+                <w:sz w:val="20"/>
+                <w:szCs w:val="20"/>
+                <w:highlight w:val="white"/>
+              </w:rPr>
+              <w:t>df.select</w:t>
+            </w:r>
+            <w:proofErr w:type="spellEnd"/>
+            <w:proofErr w:type="gramEnd"/>
+            <w:r>
+              <w:rPr>
+                <w:color w:val="4A4A4A"/>
+                <w:sz w:val="20"/>
+                <w:szCs w:val="20"/>
+                <w:highlight w:val="white"/>
+              </w:rPr>
+              <w:t>(</w:t>
+            </w:r>
+            <w:proofErr w:type="spellStart"/>
+            <w:proofErr w:type="gramStart"/>
+            <w:r>
+              <w:rPr>
+                <w:color w:val="4A4A4A"/>
+                <w:sz w:val="20"/>
+                <w:szCs w:val="20"/>
+                <w:highlight w:val="white"/>
+              </w:rPr>
+              <w:t>df.name,map</w:t>
+            </w:r>
+            <w:proofErr w:type="gramEnd"/>
+            <w:r>
+              <w:rPr>
+                <w:color w:val="4A4A4A"/>
+                <w:sz w:val="20"/>
+                <w:szCs w:val="20"/>
+                <w:highlight w:val="white"/>
+              </w:rPr>
+              <w:t>_values</w:t>
+            </w:r>
+            <w:proofErr w:type="spellEnd"/>
+            <w:r>
+              <w:rPr>
+                <w:color w:val="4A4A4A"/>
+                <w:sz w:val="20"/>
+                <w:szCs w:val="20"/>
+                <w:highlight w:val="white"/>
+              </w:rPr>
+              <w:t>(</w:t>
+            </w:r>
+            <w:proofErr w:type="spellStart"/>
+            <w:proofErr w:type="gramStart"/>
+            <w:r>
+              <w:rPr>
+                <w:color w:val="4A4A4A"/>
+                <w:sz w:val="20"/>
+                <w:szCs w:val="20"/>
+                <w:highlight w:val="white"/>
+              </w:rPr>
+              <w:t>df.properties</w:t>
+            </w:r>
+            <w:proofErr w:type="spellEnd"/>
+            <w:proofErr w:type="gramEnd"/>
+            <w:r>
+              <w:rPr>
+                <w:color w:val="4A4A4A"/>
+                <w:sz w:val="20"/>
+                <w:szCs w:val="20"/>
+                <w:highlight w:val="white"/>
+              </w:rPr>
+              <w:t>)</w:t>
+            </w:r>
+            <w:proofErr w:type="gramStart"/>
+            <w:r>
+              <w:rPr>
+                <w:color w:val="4A4A4A"/>
+                <w:sz w:val="20"/>
+                <w:szCs w:val="20"/>
+                <w:highlight w:val="white"/>
+              </w:rPr>
+              <w:t>).show</w:t>
+            </w:r>
+            <w:proofErr w:type="gramEnd"/>
+            <w:r>
+              <w:rPr>
+                <w:color w:val="4A4A4A"/>
+                <w:sz w:val="20"/>
+                <w:szCs w:val="20"/>
+                <w:highlight w:val="white"/>
+              </w:rPr>
+              <w:t>()</w:t>
             </w:r>
           </w:p>
           <w:p>
@@ -7214,6 +12335,581 @@
           <w:highlight w:val="white"/>
         </w:rPr>
       </w:pPr>
+    </w:p>
+    <w:p>
+      <w:pPr>
+        <w:spacing w:after="20" w:line="240" w:lineRule="auto"/>
+        <w:jc w:val="both"/>
+        <w:rPr>
+          <w:color w:val="4A4A4A"/>
+          <w:sz w:val="20"/>
+          <w:szCs w:val="20"/>
+          <w:highlight w:val="white"/>
+        </w:rPr>
+      </w:pPr>
+    </w:p>
+    <w:p>
+      <w:pPr>
+        <w:spacing w:after="20" w:line="240" w:lineRule="auto"/>
+        <w:jc w:val="both"/>
+        <w:rPr>
+          <w:b/>
+          <w:bCs/>
+          <w:color w:val="4A4A4A"/>
+          <w:sz w:val="20"/>
+          <w:szCs w:val="20"/>
+          <w:highlight w:val="white"/>
+          <w:lang w:val="en-US"/>
+        </w:rPr>
+      </w:pPr>
+      <w:r>
+        <w:rPr>
+          <w:b/>
+          <w:bCs/>
+          <w:color w:val="4A4A4A"/>
+          <w:sz w:val="20"/>
+          <w:szCs w:val="20"/>
+          <w:highlight w:val="white"/>
+          <w:lang w:val="en-US"/>
+        </w:rPr>
+        <w:t>Conclusion</w:t>
+      </w:r>
+    </w:p>
+    <w:p>
+      <w:pPr>
+        <w:spacing w:after="20" w:line="240" w:lineRule="auto"/>
+        <w:jc w:val="both"/>
+        <w:rPr>
+          <w:b/>
+          <w:bCs/>
+          <w:color w:val="4A4A4A"/>
+          <w:sz w:val="20"/>
+          <w:szCs w:val="20"/>
+          <w:highlight w:val="white"/>
+          <w:lang w:val="en-US"/>
+        </w:rPr>
+      </w:pPr>
+    </w:p>
+    <w:p>
+      <w:pPr>
+        <w:spacing w:after="20" w:line="240" w:lineRule="auto"/>
+        <w:jc w:val="both"/>
+        <w:rPr>
+          <w:color w:val="4A4A4A"/>
+          <w:sz w:val="20"/>
+          <w:szCs w:val="20"/>
+          <w:highlight w:val="white"/>
+          <w:lang w:val="en-US"/>
+        </w:rPr>
+      </w:pPr>
+      <w:r>
+        <w:rPr>
+          <w:color w:val="4A4A4A"/>
+          <w:sz w:val="20"/>
+          <w:szCs w:val="20"/>
+          <w:highlight w:val="white"/>
+          <w:lang w:val="en-US"/>
+        </w:rPr>
+        <w:t xml:space="preserve">This documentation provides a practical understanding of important </w:t>
+      </w:r>
+      <w:proofErr w:type="spellStart"/>
+      <w:r>
+        <w:rPr>
+          <w:color w:val="4A4A4A"/>
+          <w:sz w:val="20"/>
+          <w:szCs w:val="20"/>
+          <w:highlight w:val="white"/>
+          <w:lang w:val="en-US"/>
+        </w:rPr>
+        <w:t>PySpark</w:t>
+      </w:r>
+      <w:proofErr w:type="spellEnd"/>
+      <w:r>
+        <w:rPr>
+          <w:color w:val="4A4A4A"/>
+          <w:sz w:val="20"/>
+          <w:szCs w:val="20"/>
+          <w:highlight w:val="white"/>
+          <w:lang w:val="en-US"/>
+        </w:rPr>
+        <w:t xml:space="preserve"> concepts used for processing and managing large datasets. It covers how </w:t>
+      </w:r>
+      <w:proofErr w:type="spellStart"/>
+      <w:r>
+        <w:rPr>
+          <w:color w:val="4A4A4A"/>
+          <w:sz w:val="20"/>
+          <w:szCs w:val="20"/>
+          <w:highlight w:val="white"/>
+          <w:lang w:val="en-US"/>
+        </w:rPr>
+        <w:t>PySpark</w:t>
+      </w:r>
+      <w:proofErr w:type="spellEnd"/>
+      <w:r>
+        <w:rPr>
+          <w:color w:val="4A4A4A"/>
+          <w:sz w:val="20"/>
+          <w:szCs w:val="20"/>
+          <w:highlight w:val="white"/>
+          <w:lang w:val="en-US"/>
+        </w:rPr>
+        <w:t xml:space="preserve"> partitions data in memory and on disk, along with the use of </w:t>
+      </w:r>
+      <w:proofErr w:type="gramStart"/>
+      <w:r>
+        <w:rPr>
+          <w:color w:val="4A4A4A"/>
+          <w:sz w:val="20"/>
+          <w:szCs w:val="20"/>
+          <w:highlight w:val="white"/>
+          <w:lang w:val="en-US"/>
+        </w:rPr>
+        <w:t>repartition(</w:t>
+      </w:r>
+      <w:proofErr w:type="gramEnd"/>
+      <w:r>
+        <w:rPr>
+          <w:color w:val="4A4A4A"/>
+          <w:sz w:val="20"/>
+          <w:szCs w:val="20"/>
+          <w:highlight w:val="white"/>
+          <w:lang w:val="en-US"/>
+        </w:rPr>
+        <w:t xml:space="preserve">), </w:t>
+      </w:r>
+      <w:proofErr w:type="gramStart"/>
+      <w:r>
+        <w:rPr>
+          <w:color w:val="4A4A4A"/>
+          <w:sz w:val="20"/>
+          <w:szCs w:val="20"/>
+          <w:highlight w:val="white"/>
+          <w:lang w:val="en-US"/>
+        </w:rPr>
+        <w:t>coalesce(</w:t>
+      </w:r>
+      <w:proofErr w:type="gramEnd"/>
+      <w:r>
+        <w:rPr>
+          <w:color w:val="4A4A4A"/>
+          <w:sz w:val="20"/>
+          <w:szCs w:val="20"/>
+          <w:highlight w:val="white"/>
+          <w:lang w:val="en-US"/>
+        </w:rPr>
+        <w:t xml:space="preserve">), and </w:t>
+      </w:r>
+      <w:proofErr w:type="spellStart"/>
+      <w:proofErr w:type="gramStart"/>
+      <w:r>
+        <w:rPr>
+          <w:color w:val="4A4A4A"/>
+          <w:sz w:val="20"/>
+          <w:szCs w:val="20"/>
+          <w:highlight w:val="white"/>
+          <w:lang w:val="en-US"/>
+        </w:rPr>
+        <w:t>partitionBy</w:t>
+      </w:r>
+      <w:proofErr w:type="spellEnd"/>
+      <w:r>
+        <w:rPr>
+          <w:color w:val="4A4A4A"/>
+          <w:sz w:val="20"/>
+          <w:szCs w:val="20"/>
+          <w:highlight w:val="white"/>
+          <w:lang w:val="en-US"/>
+        </w:rPr>
+        <w:t>(</w:t>
+      </w:r>
+      <w:proofErr w:type="gramEnd"/>
+      <w:r>
+        <w:rPr>
+          <w:color w:val="4A4A4A"/>
+          <w:sz w:val="20"/>
+          <w:szCs w:val="20"/>
+          <w:highlight w:val="white"/>
+          <w:lang w:val="en-US"/>
+        </w:rPr>
+        <w:t xml:space="preserve">) to organize data and improve processing efficiency. It also demonstrates how partitioned data can be written, controlled, and read efficiently using specific partition paths and </w:t>
+      </w:r>
+      <w:proofErr w:type="spellStart"/>
+      <w:r>
+        <w:rPr>
+          <w:color w:val="4A4A4A"/>
+          <w:sz w:val="20"/>
+          <w:szCs w:val="20"/>
+          <w:highlight w:val="white"/>
+          <w:lang w:val="en-US"/>
+        </w:rPr>
+        <w:t>PySpark</w:t>
+      </w:r>
+      <w:proofErr w:type="spellEnd"/>
+      <w:r>
+        <w:rPr>
+          <w:color w:val="4A4A4A"/>
+          <w:sz w:val="20"/>
+          <w:szCs w:val="20"/>
+          <w:highlight w:val="white"/>
+          <w:lang w:val="en-US"/>
+        </w:rPr>
+        <w:t xml:space="preserve"> SQL.</w:t>
+      </w:r>
+    </w:p>
+    <w:p>
+      <w:pPr>
+        <w:spacing w:after="20" w:line="240" w:lineRule="auto"/>
+        <w:jc w:val="both"/>
+        <w:rPr>
+          <w:color w:val="4A4A4A"/>
+          <w:sz w:val="20"/>
+          <w:szCs w:val="20"/>
+          <w:highlight w:val="white"/>
+          <w:lang w:val="en-US"/>
+        </w:rPr>
+      </w:pPr>
+      <w:r>
+        <w:rPr>
+          <w:color w:val="4A4A4A"/>
+          <w:sz w:val="20"/>
+          <w:szCs w:val="20"/>
+          <w:highlight w:val="white"/>
+          <w:lang w:val="en-US"/>
+        </w:rPr>
+        <w:t xml:space="preserve">In addition, the documentation introduces </w:t>
+      </w:r>
+      <w:proofErr w:type="spellStart"/>
+      <w:r>
+        <w:rPr>
+          <w:color w:val="4A4A4A"/>
+          <w:sz w:val="20"/>
+          <w:szCs w:val="20"/>
+          <w:highlight w:val="white"/>
+          <w:lang w:val="en-US"/>
+        </w:rPr>
+        <w:t>PySpark</w:t>
+      </w:r>
+      <w:proofErr w:type="spellEnd"/>
+      <w:r>
+        <w:rPr>
+          <w:color w:val="4A4A4A"/>
+          <w:sz w:val="20"/>
+          <w:szCs w:val="20"/>
+          <w:highlight w:val="white"/>
+          <w:lang w:val="en-US"/>
+        </w:rPr>
+        <w:t xml:space="preserve"> complex data types such as </w:t>
+      </w:r>
+      <w:proofErr w:type="spellStart"/>
+      <w:r>
+        <w:rPr>
+          <w:color w:val="4A4A4A"/>
+          <w:sz w:val="20"/>
+          <w:szCs w:val="20"/>
+          <w:highlight w:val="white"/>
+          <w:lang w:val="en-US"/>
+        </w:rPr>
+        <w:t>ArrayType</w:t>
+      </w:r>
+      <w:proofErr w:type="spellEnd"/>
+      <w:r>
+        <w:rPr>
+          <w:color w:val="4A4A4A"/>
+          <w:sz w:val="20"/>
+          <w:szCs w:val="20"/>
+          <w:highlight w:val="white"/>
+          <w:lang w:val="en-US"/>
+        </w:rPr>
+        <w:t xml:space="preserve"> and </w:t>
+      </w:r>
+      <w:proofErr w:type="spellStart"/>
+      <w:r>
+        <w:rPr>
+          <w:color w:val="4A4A4A"/>
+          <w:sz w:val="20"/>
+          <w:szCs w:val="20"/>
+          <w:highlight w:val="white"/>
+          <w:lang w:val="en-US"/>
+        </w:rPr>
+        <w:t>MapType</w:t>
+      </w:r>
+      <w:proofErr w:type="spellEnd"/>
+      <w:r>
+        <w:rPr>
+          <w:color w:val="4A4A4A"/>
+          <w:sz w:val="20"/>
+          <w:szCs w:val="20"/>
+          <w:highlight w:val="white"/>
+          <w:lang w:val="en-US"/>
+        </w:rPr>
+        <w:t xml:space="preserve">, along with useful functions including </w:t>
+      </w:r>
+      <w:proofErr w:type="gramStart"/>
+      <w:r>
+        <w:rPr>
+          <w:color w:val="4A4A4A"/>
+          <w:sz w:val="20"/>
+          <w:szCs w:val="20"/>
+          <w:highlight w:val="white"/>
+          <w:lang w:val="en-US"/>
+        </w:rPr>
+        <w:t>explode(</w:t>
+      </w:r>
+      <w:proofErr w:type="gramEnd"/>
+      <w:r>
+        <w:rPr>
+          <w:color w:val="4A4A4A"/>
+          <w:sz w:val="20"/>
+          <w:szCs w:val="20"/>
+          <w:highlight w:val="white"/>
+          <w:lang w:val="en-US"/>
+        </w:rPr>
+        <w:t xml:space="preserve">), </w:t>
+      </w:r>
+      <w:proofErr w:type="gramStart"/>
+      <w:r>
+        <w:rPr>
+          <w:color w:val="4A4A4A"/>
+          <w:sz w:val="20"/>
+          <w:szCs w:val="20"/>
+          <w:highlight w:val="white"/>
+          <w:lang w:val="en-US"/>
+        </w:rPr>
+        <w:t>split(</w:t>
+      </w:r>
+      <w:proofErr w:type="gramEnd"/>
+      <w:r>
+        <w:rPr>
+          <w:color w:val="4A4A4A"/>
+          <w:sz w:val="20"/>
+          <w:szCs w:val="20"/>
+          <w:highlight w:val="white"/>
+          <w:lang w:val="en-US"/>
+        </w:rPr>
+        <w:t xml:space="preserve">), </w:t>
+      </w:r>
+      <w:proofErr w:type="gramStart"/>
+      <w:r>
+        <w:rPr>
+          <w:color w:val="4A4A4A"/>
+          <w:sz w:val="20"/>
+          <w:szCs w:val="20"/>
+          <w:highlight w:val="white"/>
+          <w:lang w:val="en-US"/>
+        </w:rPr>
+        <w:t>array(</w:t>
+      </w:r>
+      <w:proofErr w:type="gramEnd"/>
+      <w:r>
+        <w:rPr>
+          <w:color w:val="4A4A4A"/>
+          <w:sz w:val="20"/>
+          <w:szCs w:val="20"/>
+          <w:highlight w:val="white"/>
+          <w:lang w:val="en-US"/>
+        </w:rPr>
+        <w:t xml:space="preserve">), </w:t>
+      </w:r>
+      <w:proofErr w:type="spellStart"/>
+      <w:r>
+        <w:rPr>
+          <w:color w:val="4A4A4A"/>
+          <w:sz w:val="20"/>
+          <w:szCs w:val="20"/>
+          <w:highlight w:val="white"/>
+          <w:lang w:val="en-US"/>
+        </w:rPr>
+        <w:t>array_</w:t>
+      </w:r>
+      <w:proofErr w:type="gramStart"/>
+      <w:r>
+        <w:rPr>
+          <w:color w:val="4A4A4A"/>
+          <w:sz w:val="20"/>
+          <w:szCs w:val="20"/>
+          <w:highlight w:val="white"/>
+          <w:lang w:val="en-US"/>
+        </w:rPr>
+        <w:t>contains</w:t>
+      </w:r>
+      <w:proofErr w:type="spellEnd"/>
+      <w:r>
+        <w:rPr>
+          <w:color w:val="4A4A4A"/>
+          <w:sz w:val="20"/>
+          <w:szCs w:val="20"/>
+          <w:highlight w:val="white"/>
+          <w:lang w:val="en-US"/>
+        </w:rPr>
+        <w:t>(</w:t>
+      </w:r>
+      <w:proofErr w:type="gramEnd"/>
+      <w:r>
+        <w:rPr>
+          <w:color w:val="4A4A4A"/>
+          <w:sz w:val="20"/>
+          <w:szCs w:val="20"/>
+          <w:highlight w:val="white"/>
+          <w:lang w:val="en-US"/>
+        </w:rPr>
+        <w:t xml:space="preserve">), </w:t>
+      </w:r>
+      <w:proofErr w:type="spellStart"/>
+      <w:r>
+        <w:rPr>
+          <w:color w:val="4A4A4A"/>
+          <w:sz w:val="20"/>
+          <w:szCs w:val="20"/>
+          <w:highlight w:val="white"/>
+          <w:lang w:val="en-US"/>
+        </w:rPr>
+        <w:t>map_</w:t>
+      </w:r>
+      <w:proofErr w:type="gramStart"/>
+      <w:r>
+        <w:rPr>
+          <w:color w:val="4A4A4A"/>
+          <w:sz w:val="20"/>
+          <w:szCs w:val="20"/>
+          <w:highlight w:val="white"/>
+          <w:lang w:val="en-US"/>
+        </w:rPr>
+        <w:t>keys</w:t>
+      </w:r>
+      <w:proofErr w:type="spellEnd"/>
+      <w:r>
+        <w:rPr>
+          <w:color w:val="4A4A4A"/>
+          <w:sz w:val="20"/>
+          <w:szCs w:val="20"/>
+          <w:highlight w:val="white"/>
+          <w:lang w:val="en-US"/>
+        </w:rPr>
+        <w:t>(</w:t>
+      </w:r>
+      <w:proofErr w:type="gramEnd"/>
+      <w:r>
+        <w:rPr>
+          <w:color w:val="4A4A4A"/>
+          <w:sz w:val="20"/>
+          <w:szCs w:val="20"/>
+          <w:highlight w:val="white"/>
+          <w:lang w:val="en-US"/>
+        </w:rPr>
+        <w:t xml:space="preserve">), and </w:t>
+      </w:r>
+      <w:proofErr w:type="spellStart"/>
+      <w:r>
+        <w:rPr>
+          <w:color w:val="4A4A4A"/>
+          <w:sz w:val="20"/>
+          <w:szCs w:val="20"/>
+          <w:highlight w:val="white"/>
+          <w:lang w:val="en-US"/>
+        </w:rPr>
+        <w:t>map_</w:t>
+      </w:r>
+      <w:proofErr w:type="gramStart"/>
+      <w:r>
+        <w:rPr>
+          <w:color w:val="4A4A4A"/>
+          <w:sz w:val="20"/>
+          <w:szCs w:val="20"/>
+          <w:highlight w:val="white"/>
+          <w:lang w:val="en-US"/>
+        </w:rPr>
+        <w:t>values</w:t>
+      </w:r>
+      <w:proofErr w:type="spellEnd"/>
+      <w:r>
+        <w:rPr>
+          <w:color w:val="4A4A4A"/>
+          <w:sz w:val="20"/>
+          <w:szCs w:val="20"/>
+          <w:highlight w:val="white"/>
+          <w:lang w:val="en-US"/>
+        </w:rPr>
+        <w:t>(</w:t>
+      </w:r>
+      <w:proofErr w:type="gramEnd"/>
+      <w:r>
+        <w:rPr>
+          <w:color w:val="4A4A4A"/>
+          <w:sz w:val="20"/>
+          <w:szCs w:val="20"/>
+          <w:highlight w:val="white"/>
+          <w:lang w:val="en-US"/>
+        </w:rPr>
+        <w:t>). These concepts help in working with structured and nested data in real-world data engineering scenarios.</w:t>
+      </w:r>
+    </w:p>
+    <w:p>
+      <w:pPr>
+        <w:spacing w:after="20" w:line="240" w:lineRule="auto"/>
+        <w:jc w:val="both"/>
+        <w:rPr>
+          <w:color w:val="4A4A4A"/>
+          <w:sz w:val="20"/>
+          <w:szCs w:val="20"/>
+          <w:highlight w:val="white"/>
+          <w:lang w:val="en-US"/>
+        </w:rPr>
+      </w:pPr>
+      <w:r>
+        <w:rPr>
+          <w:color w:val="4A4A4A"/>
+          <w:sz w:val="20"/>
+          <w:szCs w:val="20"/>
+          <w:highlight w:val="white"/>
+          <w:lang w:val="en-US"/>
+        </w:rPr>
+        <w:t xml:space="preserve">Overall, the topics covered provide a strong foundation for understanding how </w:t>
+      </w:r>
+      <w:proofErr w:type="spellStart"/>
+      <w:r>
+        <w:rPr>
+          <w:color w:val="4A4A4A"/>
+          <w:sz w:val="20"/>
+          <w:szCs w:val="20"/>
+          <w:highlight w:val="white"/>
+          <w:lang w:val="en-US"/>
+        </w:rPr>
+        <w:t>PySpark</w:t>
+      </w:r>
+      <w:proofErr w:type="spellEnd"/>
+      <w:r>
+        <w:rPr>
+          <w:color w:val="4A4A4A"/>
+          <w:sz w:val="20"/>
+          <w:szCs w:val="20"/>
+          <w:highlight w:val="white"/>
+          <w:lang w:val="en-US"/>
+        </w:rPr>
+        <w:t xml:space="preserve"> manages data partitions, improves data access and processing, and handles complex data structures. These concepts are essential for building scalable and efficient data processing applications with </w:t>
+      </w:r>
+      <w:proofErr w:type="spellStart"/>
+      <w:r>
+        <w:rPr>
+          <w:color w:val="4A4A4A"/>
+          <w:sz w:val="20"/>
+          <w:szCs w:val="20"/>
+          <w:highlight w:val="white"/>
+          <w:lang w:val="en-US"/>
+        </w:rPr>
+        <w:t>PySpark</w:t>
+      </w:r>
+      <w:proofErr w:type="spellEnd"/>
+      <w:r>
+        <w:rPr>
+          <w:color w:val="4A4A4A"/>
+          <w:sz w:val="20"/>
+          <w:szCs w:val="20"/>
+          <w:highlight w:val="white"/>
+          <w:lang w:val="en-US"/>
+        </w:rPr>
+        <w:t>.</w:t>
+      </w:r>
     </w:p>
     <w:p>
       <w:pPr>
@@ -8054,7 +13750,6 @@
   <w:style w:type="character" w:default="1" w:styleId="DefaultParagraphFont">
     <w:name w:val="Default Paragraph Font"/>
     <w:uiPriority w:val="1"/>
-    <w:semiHidden/>
     <w:unhideWhenUsed/>
   </w:style>
   <w:style w:type="table" w:default="1" w:styleId="TableNormal">
